--- a/oxenham/Ivonne_Lemus_Resume.docx
+++ b/oxenham/Ivonne_Lemus_Resume.docx
@@ -271,7 +271,17 @@
                                 <w:szCs w:val="24"/>
                                 <w:lang w:val="es-MX"/>
                               </w:rPr>
-                              <w:t>+14157127204</w:t>
+                              <w:t>+1</w:t>
+                            </w:r>
+                            <w:r>
+                              <w:rPr>
+                                <w:rFonts w:ascii="Arial" w:hAnsi="Arial" w:cs="Arial"/>
+                                <w:spacing w:val="-9"/>
+                                <w:sz w:val="24"/>
+                                <w:szCs w:val="24"/>
+                                <w:lang w:val="es-MX"/>
+                              </w:rPr>
+                              <w:t>4089903068</w:t>
                             </w:r>
                             <w:r>
                               <w:rPr>
@@ -692,7 +702,17 @@
                           <w:szCs w:val="24"/>
                           <w:lang w:val="es-MX"/>
                         </w:rPr>
-                        <w:t>+14157127204</w:t>
+                        <w:t>+1</w:t>
+                      </w:r>
+                      <w:r>
+                        <w:rPr>
+                          <w:rFonts w:ascii="Arial" w:hAnsi="Arial" w:cs="Arial"/>
+                          <w:spacing w:val="-9"/>
+                          <w:sz w:val="24"/>
+                          <w:szCs w:val="24"/>
+                          <w:lang w:val="es-MX"/>
+                        </w:rPr>
+                        <w:t>4089903068</w:t>
                       </w:r>
                       <w:r>
                         <w:rPr>
@@ -1255,6 +1275,232 @@
         <w:autoSpaceDN w:val="0"/>
         <w:spacing w:before="92" w:after="0" w:line="333" w:lineRule="exact"/>
         <w:ind w:left="-1134"/>
+        <w:jc w:val="both"/>
+        <w:outlineLvl w:val="0"/>
+        <w:rPr>
+          <w:rFonts w:ascii="Arial" w:eastAsia="Lucida Sans Unicode" w:hAnsi="Arial" w:cs="Arial"/>
+          <w:spacing w:val="-6"/>
+          <w:sz w:val="24"/>
+          <w:szCs w:val="24"/>
+          <w:lang w:eastAsia="en-US"/>
+        </w:rPr>
+      </w:pPr>
+      <w:r>
+        <w:rPr>
+          <w:rFonts w:ascii="Arial" w:eastAsia="Lucida Sans Unicode" w:hAnsi="Arial" w:cs="Arial"/>
+          <w:spacing w:val="-6"/>
+          <w:sz w:val="24"/>
+          <w:szCs w:val="24"/>
+          <w:lang w:eastAsia="en-US"/>
+        </w:rPr>
+        <w:t xml:space="preserve">Embedded Software Engineer with over 5 years of experience in designing, developing, and executing complex embedded software projects. Proficient in </w:t>
+      </w:r>
+      <w:r>
+        <w:rPr>
+          <w:rFonts w:ascii="Arial" w:eastAsia="Lucida Sans Unicode" w:hAnsi="Arial" w:cs="Arial"/>
+          <w:b/>
+          <w:bCs/>
+          <w:spacing w:val="-6"/>
+          <w:sz w:val="24"/>
+          <w:szCs w:val="24"/>
+          <w:lang w:eastAsia="en-US"/>
+        </w:rPr>
+        <w:t>C</w:t>
+      </w:r>
+      <w:r>
+        <w:rPr>
+          <w:rFonts w:ascii="Arial" w:eastAsia="Lucida Sans Unicode" w:hAnsi="Arial" w:cs="Arial"/>
+          <w:spacing w:val="-6"/>
+          <w:sz w:val="24"/>
+          <w:szCs w:val="24"/>
+          <w:lang w:eastAsia="en-US"/>
+        </w:rPr>
+        <w:t xml:space="preserve"> and </w:t>
+      </w:r>
+      <w:r>
+        <w:rPr>
+          <w:rFonts w:ascii="Arial" w:eastAsia="Lucida Sans Unicode" w:hAnsi="Arial" w:cs="Arial"/>
+          <w:b/>
+          <w:bCs/>
+          <w:spacing w:val="-6"/>
+          <w:sz w:val="24"/>
+          <w:szCs w:val="24"/>
+          <w:lang w:eastAsia="en-US"/>
+        </w:rPr>
+        <w:t>C++</w:t>
+      </w:r>
+      <w:r>
+        <w:rPr>
+          <w:rFonts w:ascii="Arial" w:eastAsia="Lucida Sans Unicode" w:hAnsi="Arial" w:cs="Arial"/>
+          <w:spacing w:val="-6"/>
+          <w:sz w:val="24"/>
+          <w:szCs w:val="24"/>
+          <w:lang w:eastAsia="en-US"/>
+        </w:rPr>
+        <w:t xml:space="preserve">, with proven expertise in applying </w:t>
+      </w:r>
+      <w:r>
+        <w:rPr>
+          <w:rFonts w:ascii="Arial" w:eastAsia="Lucida Sans Unicode" w:hAnsi="Arial" w:cs="Arial"/>
+          <w:b/>
+          <w:bCs/>
+          <w:spacing w:val="-6"/>
+          <w:sz w:val="24"/>
+          <w:szCs w:val="24"/>
+          <w:lang w:eastAsia="en-US"/>
+        </w:rPr>
+        <w:t>AUTOSAR</w:t>
+      </w:r>
+      <w:r>
+        <w:rPr>
+          <w:rFonts w:ascii="Arial" w:eastAsia="Lucida Sans Unicode" w:hAnsi="Arial" w:cs="Arial"/>
+          <w:spacing w:val="-6"/>
+          <w:sz w:val="24"/>
+          <w:szCs w:val="24"/>
+          <w:lang w:eastAsia="en-US"/>
+        </w:rPr>
+        <w:t xml:space="preserve"> architecture across the automotive software development lifecycle. Skilled in </w:t>
+      </w:r>
+      <w:r>
+        <w:rPr>
+          <w:rFonts w:ascii="Arial" w:eastAsia="Lucida Sans Unicode" w:hAnsi="Arial" w:cs="Arial"/>
+          <w:b/>
+          <w:bCs/>
+          <w:spacing w:val="-6"/>
+          <w:sz w:val="24"/>
+          <w:szCs w:val="24"/>
+          <w:lang w:eastAsia="en-US"/>
+        </w:rPr>
+        <w:t>debugging</w:t>
+      </w:r>
+      <w:r>
+        <w:rPr>
+          <w:rFonts w:ascii="Arial" w:eastAsia="Lucida Sans Unicode" w:hAnsi="Arial" w:cs="Arial"/>
+          <w:spacing w:val="-6"/>
+          <w:sz w:val="24"/>
+          <w:szCs w:val="24"/>
+          <w:lang w:eastAsia="en-US"/>
+        </w:rPr>
+        <w:t xml:space="preserve"> and testing embedded systems to identify and resolve issues efficiently. Experienced in real-time operating systems (</w:t>
+      </w:r>
+      <w:r>
+        <w:rPr>
+          <w:rFonts w:ascii="Arial" w:eastAsia="Lucida Sans Unicode" w:hAnsi="Arial" w:cs="Arial"/>
+          <w:b/>
+          <w:bCs/>
+          <w:spacing w:val="-6"/>
+          <w:sz w:val="24"/>
+          <w:szCs w:val="24"/>
+          <w:lang w:eastAsia="en-US"/>
+        </w:rPr>
+        <w:t>RTOS</w:t>
+      </w:r>
+      <w:r>
+        <w:rPr>
+          <w:rFonts w:ascii="Arial" w:eastAsia="Lucida Sans Unicode" w:hAnsi="Arial" w:cs="Arial"/>
+          <w:spacing w:val="-6"/>
+          <w:sz w:val="24"/>
+          <w:szCs w:val="24"/>
+          <w:lang w:eastAsia="en-US"/>
+        </w:rPr>
+        <w:t xml:space="preserve">) and low-level programming. Strong background in version control tools such as Git and Plastic, along with in-depth knowledge of communication protocols including </w:t>
+      </w:r>
+      <w:r>
+        <w:rPr>
+          <w:rFonts w:ascii="Arial" w:eastAsia="Lucida Sans Unicode" w:hAnsi="Arial" w:cs="Arial"/>
+          <w:b/>
+          <w:bCs/>
+          <w:spacing w:val="-6"/>
+          <w:sz w:val="24"/>
+          <w:szCs w:val="24"/>
+          <w:lang w:eastAsia="en-US"/>
+        </w:rPr>
+        <w:t>CAN</w:t>
+      </w:r>
+      <w:r>
+        <w:rPr>
+          <w:rFonts w:ascii="Arial" w:eastAsia="Lucida Sans Unicode" w:hAnsi="Arial" w:cs="Arial"/>
+          <w:spacing w:val="-6"/>
+          <w:sz w:val="24"/>
+          <w:szCs w:val="24"/>
+          <w:lang w:eastAsia="en-US"/>
+        </w:rPr>
+        <w:t xml:space="preserve">, </w:t>
+      </w:r>
+      <w:r>
+        <w:rPr>
+          <w:rFonts w:ascii="Arial" w:eastAsia="Lucida Sans Unicode" w:hAnsi="Arial" w:cs="Arial"/>
+          <w:b/>
+          <w:bCs/>
+          <w:spacing w:val="-6"/>
+          <w:sz w:val="24"/>
+          <w:szCs w:val="24"/>
+          <w:lang w:eastAsia="en-US"/>
+        </w:rPr>
+        <w:t>I²C</w:t>
+      </w:r>
+      <w:r>
+        <w:rPr>
+          <w:rFonts w:ascii="Arial" w:eastAsia="Lucida Sans Unicode" w:hAnsi="Arial" w:cs="Arial"/>
+          <w:spacing w:val="-6"/>
+          <w:sz w:val="24"/>
+          <w:szCs w:val="24"/>
+          <w:lang w:eastAsia="en-US"/>
+        </w:rPr>
+        <w:t xml:space="preserve">, </w:t>
+      </w:r>
+      <w:r>
+        <w:rPr>
+          <w:rFonts w:ascii="Arial" w:eastAsia="Lucida Sans Unicode" w:hAnsi="Arial" w:cs="Arial"/>
+          <w:b/>
+          <w:bCs/>
+          <w:spacing w:val="-6"/>
+          <w:sz w:val="24"/>
+          <w:szCs w:val="24"/>
+          <w:lang w:eastAsia="en-US"/>
+        </w:rPr>
+        <w:t>SPI</w:t>
+      </w:r>
+      <w:r>
+        <w:rPr>
+          <w:rFonts w:ascii="Arial" w:eastAsia="Lucida Sans Unicode" w:hAnsi="Arial" w:cs="Arial"/>
+          <w:spacing w:val="-6"/>
+          <w:sz w:val="24"/>
+          <w:szCs w:val="24"/>
+          <w:lang w:eastAsia="en-US"/>
+        </w:rPr>
+        <w:t xml:space="preserve">, and </w:t>
+      </w:r>
+      <w:r>
+        <w:rPr>
+          <w:rFonts w:ascii="Arial" w:eastAsia="Lucida Sans Unicode" w:hAnsi="Arial" w:cs="Arial"/>
+          <w:b/>
+          <w:bCs/>
+          <w:spacing w:val="-6"/>
+          <w:sz w:val="24"/>
+          <w:szCs w:val="24"/>
+          <w:lang w:eastAsia="en-US"/>
+        </w:rPr>
+        <w:t>UART</w:t>
+      </w:r>
+      <w:r>
+        <w:rPr>
+          <w:rFonts w:ascii="Arial" w:eastAsia="Lucida Sans Unicode" w:hAnsi="Arial" w:cs="Arial"/>
+          <w:spacing w:val="-6"/>
+          <w:sz w:val="24"/>
+          <w:szCs w:val="24"/>
+          <w:lang w:eastAsia="en-US"/>
+        </w:rPr>
+        <w:t>.</w:t>
+      </w:r>
+    </w:p>
+    <w:p>
+      <w:pPr>
+        <w:widowControl w:val="0"/>
+        <w:autoSpaceDE w:val="0"/>
+        <w:autoSpaceDN w:val="0"/>
+        <w:spacing w:before="92" w:after="0" w:line="333" w:lineRule="exact"/>
+        <w:ind w:left="-1134"/>
         <w:outlineLvl w:val="0"/>
         <w:rPr>
           <w:rFonts w:ascii="Arial" w:eastAsia="Arial Black" w:hAnsi="Arial" w:cs="Arial"/>
@@ -1380,95 +1626,2596 @@
           <w:szCs w:val="24"/>
           <w:lang w:eastAsia="en-US"/>
         </w:rPr>
+        <w:t xml:space="preserve">-Integrated </w:t>
+      </w:r>
+      <w:r>
+        <w:rPr>
+          <w:rFonts w:ascii="Arial" w:eastAsia="Lucida Sans Unicode" w:hAnsi="Arial" w:cs="Arial"/>
+          <w:b/>
+          <w:bCs/>
+          <w:spacing w:val="-6"/>
+          <w:sz w:val="24"/>
+          <w:szCs w:val="24"/>
+          <w:lang w:eastAsia="en-US"/>
+        </w:rPr>
+        <w:t>pull request</w:t>
+      </w:r>
+      <w:r>
+        <w:rPr>
+          <w:rFonts w:ascii="Arial" w:eastAsia="Lucida Sans Unicode" w:hAnsi="Arial" w:cs="Arial"/>
+          <w:spacing w:val="-6"/>
+          <w:sz w:val="24"/>
+          <w:szCs w:val="24"/>
+          <w:lang w:eastAsia="en-US"/>
+        </w:rPr>
+        <w:t xml:space="preserve"> code updates into the project's main branch using </w:t>
+      </w:r>
+      <w:r>
+        <w:rPr>
+          <w:rFonts w:ascii="Arial" w:eastAsia="Lucida Sans Unicode" w:hAnsi="Arial" w:cs="Arial"/>
+          <w:b/>
+          <w:bCs/>
+          <w:spacing w:val="-6"/>
+          <w:sz w:val="24"/>
+          <w:szCs w:val="24"/>
+          <w:lang w:eastAsia="en-US"/>
+        </w:rPr>
+        <w:t>version control tools</w:t>
+      </w:r>
+      <w:r>
+        <w:rPr>
+          <w:rFonts w:ascii="Arial" w:eastAsia="Lucida Sans Unicode" w:hAnsi="Arial" w:cs="Arial"/>
+          <w:spacing w:val="-6"/>
+          <w:sz w:val="24"/>
+          <w:szCs w:val="24"/>
+          <w:lang w:eastAsia="en-US"/>
+        </w:rPr>
+        <w:t xml:space="preserve"> such as </w:t>
+      </w:r>
+      <w:r>
+        <w:rPr>
+          <w:rFonts w:ascii="Arial" w:eastAsia="Lucida Sans Unicode" w:hAnsi="Arial" w:cs="Arial"/>
+          <w:b/>
+          <w:bCs/>
+          <w:spacing w:val="-6"/>
+          <w:sz w:val="24"/>
+          <w:szCs w:val="24"/>
+          <w:lang w:eastAsia="en-US"/>
+        </w:rPr>
+        <w:t>Bitbucket</w:t>
+      </w:r>
+      <w:r>
+        <w:rPr>
+          <w:rFonts w:ascii="Arial" w:eastAsia="Lucida Sans Unicode" w:hAnsi="Arial" w:cs="Arial"/>
+          <w:spacing w:val="-6"/>
+          <w:sz w:val="24"/>
+          <w:szCs w:val="24"/>
+          <w:lang w:eastAsia="en-US"/>
+        </w:rPr>
+        <w:t xml:space="preserve">, </w:t>
+      </w:r>
+      <w:r>
+        <w:rPr>
+          <w:rFonts w:ascii="Arial" w:eastAsia="Lucida Sans Unicode" w:hAnsi="Arial" w:cs="Arial"/>
+          <w:b/>
+          <w:bCs/>
+          <w:spacing w:val="-6"/>
+          <w:sz w:val="24"/>
+          <w:szCs w:val="24"/>
+          <w:lang w:eastAsia="en-US"/>
+        </w:rPr>
+        <w:t>Git</w:t>
+      </w:r>
+      <w:r>
+        <w:rPr>
+          <w:rFonts w:ascii="Arial" w:eastAsia="Lucida Sans Unicode" w:hAnsi="Arial" w:cs="Arial"/>
+          <w:spacing w:val="-6"/>
+          <w:sz w:val="24"/>
+          <w:szCs w:val="24"/>
+          <w:lang w:eastAsia="en-US"/>
+        </w:rPr>
+        <w:t xml:space="preserve">, </w:t>
+      </w:r>
+      <w:r>
+        <w:rPr>
+          <w:rFonts w:ascii="Arial" w:eastAsia="Lucida Sans Unicode" w:hAnsi="Arial" w:cs="Arial"/>
+          <w:b/>
+          <w:bCs/>
+          <w:spacing w:val="-6"/>
+          <w:sz w:val="24"/>
+          <w:szCs w:val="24"/>
+          <w:lang w:eastAsia="en-US"/>
+        </w:rPr>
+        <w:t>GitHub</w:t>
+      </w:r>
+      <w:r>
+        <w:rPr>
+          <w:rFonts w:ascii="Arial" w:eastAsia="Lucida Sans Unicode" w:hAnsi="Arial" w:cs="Arial"/>
+          <w:spacing w:val="-6"/>
+          <w:sz w:val="24"/>
+          <w:szCs w:val="24"/>
+          <w:lang w:eastAsia="en-US"/>
+        </w:rPr>
+        <w:t xml:space="preserve">, Plastic, and </w:t>
+      </w:r>
+      <w:proofErr w:type="spellStart"/>
+      <w:r>
+        <w:rPr>
+          <w:rFonts w:ascii="Arial" w:eastAsia="Lucida Sans Unicode" w:hAnsi="Arial" w:cs="Arial"/>
+          <w:spacing w:val="-6"/>
+          <w:sz w:val="24"/>
+          <w:szCs w:val="24"/>
+          <w:lang w:eastAsia="en-US"/>
+        </w:rPr>
+        <w:t>SmartGit</w:t>
+      </w:r>
+      <w:proofErr w:type="spellEnd"/>
+      <w:r>
+        <w:rPr>
+          <w:rFonts w:ascii="Arial" w:eastAsia="Lucida Sans Unicode" w:hAnsi="Arial" w:cs="Arial"/>
+          <w:spacing w:val="-6"/>
+          <w:sz w:val="24"/>
+          <w:szCs w:val="24"/>
+          <w:lang w:eastAsia="en-US"/>
+        </w:rPr>
+        <w:t>.</w:t>
+      </w:r>
+    </w:p>
+    <w:p>
+      <w:pPr>
+        <w:widowControl w:val="0"/>
+        <w:autoSpaceDE w:val="0"/>
+        <w:autoSpaceDN w:val="0"/>
+        <w:spacing w:after="0" w:line="342" w:lineRule="exact"/>
+        <w:ind w:left="-1134"/>
+        <w:jc w:val="both"/>
+        <w:rPr>
+          <w:rFonts w:ascii="Arial" w:eastAsia="Lucida Sans Unicode" w:hAnsi="Arial" w:cs="Arial"/>
+          <w:spacing w:val="-6"/>
+          <w:sz w:val="24"/>
+          <w:szCs w:val="24"/>
+          <w:lang w:eastAsia="en-US"/>
+        </w:rPr>
+      </w:pPr>
+      <w:r>
+        <w:rPr>
+          <w:rFonts w:ascii="Arial" w:eastAsia="Lucida Sans Unicode" w:hAnsi="Arial" w:cs="Arial"/>
+          <w:spacing w:val="-6"/>
+          <w:sz w:val="24"/>
+          <w:szCs w:val="24"/>
+          <w:lang w:eastAsia="en-US"/>
+        </w:rPr>
+        <w:t xml:space="preserve">-Ensured the proper startup of the </w:t>
+      </w:r>
+      <w:r>
+        <w:rPr>
+          <w:rFonts w:ascii="Arial" w:eastAsia="Lucida Sans Unicode" w:hAnsi="Arial" w:cs="Arial"/>
+          <w:b/>
+          <w:bCs/>
+          <w:spacing w:val="-6"/>
+          <w:sz w:val="24"/>
+          <w:szCs w:val="24"/>
+          <w:lang w:eastAsia="en-US"/>
+        </w:rPr>
+        <w:t xml:space="preserve">bootloader </w:t>
+      </w:r>
+      <w:r>
+        <w:rPr>
+          <w:rFonts w:ascii="Arial" w:eastAsia="Lucida Sans Unicode" w:hAnsi="Arial" w:cs="Arial"/>
+          <w:spacing w:val="-6"/>
+          <w:sz w:val="24"/>
+          <w:szCs w:val="24"/>
+          <w:lang w:eastAsia="en-US"/>
+        </w:rPr>
+        <w:t xml:space="preserve">and application by utilizing </w:t>
+      </w:r>
+      <w:proofErr w:type="spellStart"/>
+      <w:r>
+        <w:rPr>
+          <w:rFonts w:ascii="Arial" w:eastAsia="Lucida Sans Unicode" w:hAnsi="Arial" w:cs="Arial"/>
+          <w:b/>
+          <w:bCs/>
+          <w:spacing w:val="-6"/>
+          <w:sz w:val="24"/>
+          <w:szCs w:val="24"/>
+          <w:lang w:eastAsia="en-US"/>
+        </w:rPr>
+        <w:t>CANoe</w:t>
+      </w:r>
+      <w:proofErr w:type="spellEnd"/>
+      <w:r>
+        <w:rPr>
+          <w:rFonts w:ascii="Arial" w:eastAsia="Lucida Sans Unicode" w:hAnsi="Arial" w:cs="Arial"/>
+          <w:spacing w:val="-6"/>
+          <w:sz w:val="24"/>
+          <w:szCs w:val="24"/>
+          <w:lang w:eastAsia="en-US"/>
+        </w:rPr>
+        <w:t xml:space="preserve"> and </w:t>
+      </w:r>
+      <w:r>
+        <w:rPr>
+          <w:rFonts w:ascii="Arial" w:eastAsia="Lucida Sans Unicode" w:hAnsi="Arial" w:cs="Arial"/>
+          <w:b/>
+          <w:bCs/>
+          <w:spacing w:val="-6"/>
+          <w:sz w:val="24"/>
+          <w:szCs w:val="24"/>
+          <w:lang w:eastAsia="en-US"/>
+        </w:rPr>
+        <w:t>CANalyzer</w:t>
+      </w:r>
+      <w:r>
+        <w:rPr>
+          <w:rFonts w:ascii="Arial" w:eastAsia="Lucida Sans Unicode" w:hAnsi="Arial" w:cs="Arial"/>
+          <w:spacing w:val="-6"/>
+          <w:sz w:val="24"/>
+          <w:szCs w:val="24"/>
+          <w:lang w:eastAsia="en-US"/>
+        </w:rPr>
+        <w:t>, verifying part numbers to confirm correct software deployment.</w:t>
+      </w:r>
+    </w:p>
+    <w:p>
+      <w:pPr>
+        <w:widowControl w:val="0"/>
+        <w:autoSpaceDE w:val="0"/>
+        <w:autoSpaceDN w:val="0"/>
+        <w:spacing w:after="0" w:line="342" w:lineRule="exact"/>
+        <w:ind w:left="-1134"/>
+        <w:jc w:val="both"/>
+        <w:rPr>
+          <w:rFonts w:ascii="Arial" w:eastAsia="Lucida Sans Unicode" w:hAnsi="Arial" w:cs="Arial"/>
+          <w:spacing w:val="-6"/>
+          <w:sz w:val="24"/>
+          <w:szCs w:val="24"/>
+          <w:lang w:eastAsia="en-US"/>
+        </w:rPr>
+      </w:pPr>
+      <w:r>
+        <w:rPr>
+          <w:rFonts w:ascii="Arial" w:eastAsia="Lucida Sans Unicode" w:hAnsi="Arial" w:cs="Arial"/>
+          <w:spacing w:val="-6"/>
+          <w:sz w:val="24"/>
+          <w:szCs w:val="24"/>
+          <w:lang w:eastAsia="en-US"/>
+        </w:rPr>
+        <w:t xml:space="preserve">-Collaborated with a </w:t>
+      </w:r>
+      <w:r>
+        <w:rPr>
+          <w:rFonts w:ascii="Arial" w:eastAsia="Lucida Sans Unicode" w:hAnsi="Arial" w:cs="Arial"/>
+          <w:b/>
+          <w:bCs/>
+          <w:spacing w:val="-6"/>
+          <w:sz w:val="24"/>
+          <w:szCs w:val="24"/>
+          <w:lang w:eastAsia="en-US"/>
+        </w:rPr>
+        <w:t>global cross-functional team</w:t>
+      </w:r>
+      <w:r>
+        <w:rPr>
+          <w:rFonts w:ascii="Arial" w:eastAsia="Lucida Sans Unicode" w:hAnsi="Arial" w:cs="Arial"/>
+          <w:spacing w:val="-6"/>
+          <w:sz w:val="24"/>
+          <w:szCs w:val="24"/>
+          <w:lang w:eastAsia="en-US"/>
+        </w:rPr>
+        <w:t xml:space="preserve"> to develop customized solutions that resolved customer needs.</w:t>
+      </w:r>
+    </w:p>
+    <w:p>
+      <w:pPr>
+        <w:widowControl w:val="0"/>
+        <w:autoSpaceDE w:val="0"/>
+        <w:autoSpaceDN w:val="0"/>
+        <w:spacing w:after="0" w:line="342" w:lineRule="exact"/>
+        <w:ind w:left="-1134"/>
+        <w:jc w:val="both"/>
+        <w:rPr>
+          <w:rFonts w:ascii="Arial" w:eastAsia="Lucida Sans Unicode" w:hAnsi="Arial" w:cs="Arial"/>
+          <w:b/>
+          <w:bCs/>
+          <w:spacing w:val="-6"/>
+          <w:sz w:val="24"/>
+          <w:szCs w:val="24"/>
+          <w:u w:val="single"/>
+          <w:lang w:eastAsia="en-US"/>
+        </w:rPr>
+      </w:pPr>
+      <w:r>
+        <w:rPr>
+          <w:rFonts w:ascii="Arial" w:eastAsia="Lucida Sans Unicode" w:hAnsi="Arial" w:cs="Arial"/>
+          <w:b/>
+          <w:bCs/>
+          <w:spacing w:val="-6"/>
+          <w:sz w:val="24"/>
+          <w:szCs w:val="24"/>
+          <w:u w:val="single"/>
+          <w:lang w:eastAsia="en-US"/>
+        </w:rPr>
+        <w:t xml:space="preserve">Embedded Software Engineer - CIDEC. 16 </w:t>
+      </w:r>
+      <w:r>
+        <w:rPr>
+          <w:rFonts w:ascii="Arial" w:eastAsia="Lucida Sans Unicode" w:hAnsi="Arial" w:cs="Arial"/>
+          <w:b/>
+          <w:bCs/>
+          <w:spacing w:val="-6"/>
+          <w:sz w:val="24"/>
+          <w:szCs w:val="24"/>
+          <w:u w:val="single"/>
+          <w:lang w:eastAsia="en-US"/>
+        </w:rPr>
+        <w:t xml:space="preserve">- 06 2021 </w:t>
+      </w:r>
+      <w:r>
+        <w:rPr>
+          <w:rFonts w:ascii="Arial" w:eastAsia="Lucida Sans Unicode" w:hAnsi="Arial" w:cs="Arial"/>
+          <w:b/>
+          <w:bCs/>
+          <w:spacing w:val="-6"/>
+          <w:sz w:val="24"/>
+          <w:szCs w:val="24"/>
+          <w:u w:val="single"/>
+          <w:lang w:eastAsia="en-US"/>
+        </w:rPr>
         <w:t>-</w:t>
       </w:r>
       <w:r>
         <w:rPr>
           <w:rFonts w:ascii="Arial" w:eastAsia="Lucida Sans Unicode" w:hAnsi="Arial" w:cs="Arial"/>
-          <w:spacing w:val="-6"/>
-          <w:sz w:val="24"/>
-          <w:szCs w:val="24"/>
-          <w:lang w:eastAsia="en-US"/>
-        </w:rPr>
-        <w:t xml:space="preserve">Integrated </w:t>
-      </w:r>
-      <w:r>
-        <w:rPr>
-          <w:rFonts w:ascii="Arial" w:eastAsia="Lucida Sans Unicode" w:hAnsi="Arial" w:cs="Arial"/>
-          <w:b/>
-          <w:bCs/>
-          <w:spacing w:val="-6"/>
-          <w:sz w:val="24"/>
-          <w:szCs w:val="24"/>
-          <w:lang w:eastAsia="en-US"/>
-        </w:rPr>
-        <w:t>pull request</w:t>
-      </w:r>
-      <w:r>
-        <w:rPr>
-          <w:rFonts w:ascii="Arial" w:eastAsia="Lucida Sans Unicode" w:hAnsi="Arial" w:cs="Arial"/>
-          <w:spacing w:val="-6"/>
-          <w:sz w:val="24"/>
-          <w:szCs w:val="24"/>
-          <w:lang w:eastAsia="en-US"/>
-        </w:rPr>
-        <w:t xml:space="preserve"> code updates into the project's main branch using </w:t>
-      </w:r>
-      <w:r>
-        <w:rPr>
-          <w:rFonts w:ascii="Arial" w:eastAsia="Lucida Sans Unicode" w:hAnsi="Arial" w:cs="Arial"/>
-          <w:b/>
-          <w:bCs/>
-          <w:spacing w:val="-6"/>
-          <w:sz w:val="24"/>
-          <w:szCs w:val="24"/>
-          <w:lang w:eastAsia="en-US"/>
-        </w:rPr>
-        <w:t>version control tools</w:t>
-      </w:r>
-      <w:r>
-        <w:rPr>
-          <w:rFonts w:ascii="Arial" w:eastAsia="Lucida Sans Unicode" w:hAnsi="Arial" w:cs="Arial"/>
-          <w:spacing w:val="-6"/>
-          <w:sz w:val="24"/>
-          <w:szCs w:val="24"/>
-          <w:lang w:eastAsia="en-US"/>
-        </w:rPr>
-        <w:t xml:space="preserve"> such as </w:t>
-      </w:r>
-      <w:r>
-        <w:rPr>
-          <w:rFonts w:ascii="Arial" w:eastAsia="Lucida Sans Unicode" w:hAnsi="Arial" w:cs="Arial"/>
-          <w:b/>
-          <w:bCs/>
-          <w:spacing w:val="-6"/>
-          <w:sz w:val="24"/>
-          <w:szCs w:val="24"/>
-          <w:lang w:eastAsia="en-US"/>
-        </w:rPr>
-        <w:t>Bitbucket</w:t>
-      </w:r>
-      <w:r>
-        <w:rPr>
-          <w:rFonts w:ascii="Arial" w:eastAsia="Lucida Sans Unicode" w:hAnsi="Arial" w:cs="Arial"/>
-          <w:spacing w:val="-6"/>
-          <w:sz w:val="24"/>
-          <w:szCs w:val="24"/>
-          <w:lang w:eastAsia="en-US"/>
+          <w:b/>
+          <w:bCs/>
+          <w:spacing w:val="-6"/>
+          <w:sz w:val="24"/>
+          <w:szCs w:val="24"/>
+          <w:u w:val="single"/>
+          <w:lang w:eastAsia="en-US"/>
+        </w:rPr>
+        <w:t xml:space="preserve"> 04</w:t>
+      </w:r>
+      <w:r>
+        <w:rPr>
+          <w:rFonts w:ascii="Arial" w:eastAsia="Lucida Sans Unicode" w:hAnsi="Arial" w:cs="Arial"/>
+          <w:b/>
+          <w:bCs/>
+          <w:spacing w:val="-6"/>
+          <w:sz w:val="24"/>
+          <w:szCs w:val="24"/>
+          <w:u w:val="single"/>
+          <w:lang w:eastAsia="en-US"/>
+        </w:rPr>
+        <w:t>-1</w:t>
+      </w:r>
+      <w:r>
+        <w:rPr>
+          <w:rFonts w:ascii="Arial" w:eastAsia="Lucida Sans Unicode" w:hAnsi="Arial" w:cs="Arial"/>
+          <w:b/>
+          <w:bCs/>
+          <w:spacing w:val="-6"/>
+          <w:sz w:val="24"/>
+          <w:szCs w:val="24"/>
+          <w:u w:val="single"/>
+          <w:lang w:eastAsia="en-US"/>
+        </w:rPr>
+        <w:t>2- 2023</w:t>
+      </w:r>
+    </w:p>
+    <w:p>
+      <w:pPr>
+        <w:widowControl w:val="0"/>
+        <w:autoSpaceDE w:val="0"/>
+        <w:autoSpaceDN w:val="0"/>
+        <w:spacing w:after="0" w:line="342" w:lineRule="exact"/>
+        <w:ind w:left="-1134"/>
+        <w:jc w:val="both"/>
+        <w:rPr>
+          <w:rFonts w:ascii="Arial" w:eastAsia="Lucida Sans Unicode" w:hAnsi="Arial" w:cs="Arial"/>
+          <w:spacing w:val="-6"/>
+          <w:sz w:val="24"/>
+          <w:szCs w:val="24"/>
+          <w:lang w:eastAsia="en-US"/>
+        </w:rPr>
+      </w:pPr>
+      <w:r>
+        <w:rPr>
+          <w:rFonts w:ascii="Arial" w:eastAsia="Lucida Sans Unicode" w:hAnsi="Arial" w:cs="Arial"/>
+          <w:spacing w:val="-6"/>
+          <w:sz w:val="24"/>
+          <w:szCs w:val="24"/>
+          <w:lang w:eastAsia="en-US"/>
+        </w:rPr>
+        <w:t>-Designed and implemented a C-based software component within the AUTOSAR architecture to monitor the ECU circuit board temperature.</w:t>
+      </w:r>
+    </w:p>
+    <w:p>
+      <w:pPr>
+        <w:widowControl w:val="0"/>
+        <w:autoSpaceDE w:val="0"/>
+        <w:autoSpaceDN w:val="0"/>
+        <w:spacing w:after="0" w:line="342" w:lineRule="exact"/>
+        <w:ind w:left="-1134"/>
+        <w:jc w:val="both"/>
+        <w:rPr>
+          <w:rFonts w:ascii="Arial" w:eastAsia="Lucida Sans Unicode" w:hAnsi="Arial" w:cs="Arial"/>
+          <w:spacing w:val="-6"/>
+          <w:sz w:val="24"/>
+          <w:szCs w:val="24"/>
+          <w:lang w:eastAsia="en-US"/>
+        </w:rPr>
+      </w:pPr>
+      <w:r>
+        <w:rPr>
+          <w:rFonts w:ascii="Arial" w:eastAsia="Lucida Sans Unicode" w:hAnsi="Arial" w:cs="Arial"/>
+          <w:spacing w:val="-6"/>
+          <w:sz w:val="24"/>
+          <w:szCs w:val="24"/>
+          <w:lang w:eastAsia="en-US"/>
+        </w:rPr>
+        <w:t xml:space="preserve">-Improved </w:t>
+      </w:r>
+      <w:r>
+        <w:rPr>
+          <w:rFonts w:ascii="Arial" w:eastAsia="Lucida Sans Unicode" w:hAnsi="Arial" w:cs="Arial"/>
+          <w:b/>
+          <w:bCs/>
+          <w:spacing w:val="-6"/>
+          <w:sz w:val="24"/>
+          <w:szCs w:val="24"/>
+          <w:lang w:eastAsia="en-US"/>
+        </w:rPr>
+        <w:t>ECU</w:t>
+      </w:r>
+      <w:r>
+        <w:rPr>
+          <w:rFonts w:ascii="Arial" w:eastAsia="Lucida Sans Unicode" w:hAnsi="Arial" w:cs="Arial"/>
+          <w:spacing w:val="-6"/>
+          <w:sz w:val="24"/>
+          <w:szCs w:val="24"/>
+          <w:lang w:eastAsia="en-US"/>
+        </w:rPr>
+        <w:t xml:space="preserve"> reliability by resolving over 10 code </w:t>
+      </w:r>
+      <w:r>
+        <w:rPr>
+          <w:rFonts w:ascii="Arial" w:eastAsia="Lucida Sans Unicode" w:hAnsi="Arial" w:cs="Arial"/>
+          <w:b/>
+          <w:bCs/>
+          <w:spacing w:val="-6"/>
+          <w:sz w:val="24"/>
+          <w:szCs w:val="24"/>
+          <w:lang w:eastAsia="en-US"/>
+        </w:rPr>
+        <w:t xml:space="preserve">issues </w:t>
+      </w:r>
+      <w:r>
+        <w:rPr>
+          <w:rFonts w:ascii="Arial" w:eastAsia="Lucida Sans Unicode" w:hAnsi="Arial" w:cs="Arial"/>
+          <w:spacing w:val="-6"/>
+          <w:sz w:val="24"/>
+          <w:szCs w:val="24"/>
+          <w:lang w:eastAsia="en-US"/>
+        </w:rPr>
+        <w:t xml:space="preserve">using analysis and </w:t>
+      </w:r>
+      <w:r>
+        <w:rPr>
+          <w:rFonts w:ascii="Arial" w:eastAsia="Lucida Sans Unicode" w:hAnsi="Arial" w:cs="Arial"/>
+          <w:b/>
+          <w:bCs/>
+          <w:spacing w:val="-6"/>
+          <w:sz w:val="24"/>
+          <w:szCs w:val="24"/>
+          <w:lang w:eastAsia="en-US"/>
+        </w:rPr>
+        <w:t>debugging</w:t>
+      </w:r>
+      <w:r>
+        <w:rPr>
+          <w:rFonts w:ascii="Arial" w:eastAsia="Lucida Sans Unicode" w:hAnsi="Arial" w:cs="Arial"/>
+          <w:spacing w:val="-6"/>
+          <w:sz w:val="24"/>
+          <w:szCs w:val="24"/>
+          <w:lang w:eastAsia="en-US"/>
+        </w:rPr>
+        <w:t xml:space="preserve"> tools such as </w:t>
+      </w:r>
+      <w:r>
+        <w:rPr>
+          <w:rFonts w:ascii="Arial" w:eastAsia="Lucida Sans Unicode" w:hAnsi="Arial" w:cs="Arial"/>
+          <w:b/>
+          <w:bCs/>
+          <w:spacing w:val="-6"/>
+          <w:sz w:val="24"/>
+          <w:szCs w:val="24"/>
+          <w:lang w:eastAsia="en-US"/>
+        </w:rPr>
+        <w:t>Ozone</w:t>
+      </w:r>
+      <w:r>
+        <w:rPr>
+          <w:rFonts w:ascii="Arial" w:eastAsia="Lucida Sans Unicode" w:hAnsi="Arial" w:cs="Arial"/>
+          <w:spacing w:val="-6"/>
+          <w:sz w:val="24"/>
+          <w:szCs w:val="24"/>
+          <w:lang w:eastAsia="en-US"/>
+        </w:rPr>
+        <w:t xml:space="preserve"> and the </w:t>
+      </w:r>
+      <w:r>
+        <w:rPr>
+          <w:rFonts w:ascii="Arial" w:eastAsia="Lucida Sans Unicode" w:hAnsi="Arial" w:cs="Arial"/>
+          <w:b/>
+          <w:bCs/>
+          <w:spacing w:val="-6"/>
+          <w:sz w:val="24"/>
+          <w:szCs w:val="24"/>
+          <w:lang w:eastAsia="en-US"/>
+        </w:rPr>
+        <w:t>JTAG</w:t>
+      </w:r>
+      <w:r>
+        <w:rPr>
+          <w:rFonts w:ascii="Arial" w:eastAsia="Lucida Sans Unicode" w:hAnsi="Arial" w:cs="Arial"/>
+          <w:spacing w:val="-6"/>
+          <w:sz w:val="24"/>
+          <w:szCs w:val="24"/>
+          <w:lang w:eastAsia="en-US"/>
+        </w:rPr>
+        <w:t xml:space="preserve"> interface to identify root causes.</w:t>
+      </w:r>
+    </w:p>
+    <w:p>
+      <w:pPr>
+        <w:widowControl w:val="0"/>
+        <w:autoSpaceDE w:val="0"/>
+        <w:autoSpaceDN w:val="0"/>
+        <w:spacing w:after="0" w:line="342" w:lineRule="exact"/>
+        <w:ind w:left="-1134"/>
+        <w:jc w:val="both"/>
+        <w:rPr>
+          <w:rFonts w:ascii="Arial" w:eastAsia="Lucida Sans Unicode" w:hAnsi="Arial" w:cs="Arial"/>
+          <w:spacing w:val="-6"/>
+          <w:sz w:val="24"/>
+          <w:szCs w:val="24"/>
+          <w:lang w:eastAsia="en-US"/>
+        </w:rPr>
+      </w:pPr>
+      <w:r>
+        <w:rPr>
+          <w:rFonts w:ascii="Arial" w:eastAsia="Lucida Sans Unicode" w:hAnsi="Arial" w:cs="Arial"/>
+          <w:spacing w:val="-6"/>
+          <w:sz w:val="24"/>
+          <w:szCs w:val="24"/>
+          <w:lang w:eastAsia="en-US"/>
+        </w:rPr>
+        <w:t>-Optimized software development</w:t>
+      </w:r>
+      <w:r>
+        <w:rPr>
+          <w:rFonts w:ascii="Arial" w:eastAsia="Lucida Sans Unicode" w:hAnsi="Arial" w:cs="Arial"/>
+          <w:spacing w:val="-6"/>
+          <w:sz w:val="24"/>
+          <w:szCs w:val="24"/>
+          <w:lang w:eastAsia="en-US"/>
+        </w:rPr>
+        <w:t xml:space="preserve"> by 80% through the precise specification of software requirements, in accordance with specified guidelines and following the sprint dynamics of the </w:t>
+      </w:r>
+      <w:r>
+        <w:rPr>
+          <w:rFonts w:ascii="Arial" w:eastAsia="Lucida Sans Unicode" w:hAnsi="Arial" w:cs="Arial"/>
+          <w:b/>
+          <w:bCs/>
+          <w:spacing w:val="-6"/>
+          <w:sz w:val="24"/>
+          <w:szCs w:val="24"/>
+          <w:lang w:eastAsia="en-US"/>
+        </w:rPr>
+        <w:t>Agile methodology</w:t>
+      </w:r>
+      <w:r>
+        <w:rPr>
+          <w:rFonts w:ascii="Arial" w:eastAsia="Lucida Sans Unicode" w:hAnsi="Arial" w:cs="Arial"/>
+          <w:spacing w:val="-6"/>
+          <w:sz w:val="24"/>
+          <w:szCs w:val="24"/>
+          <w:lang w:eastAsia="en-US"/>
+        </w:rPr>
+        <w:t>.</w:t>
+      </w:r>
+    </w:p>
+    <w:p>
+      <w:pPr>
+        <w:widowControl w:val="0"/>
+        <w:autoSpaceDE w:val="0"/>
+        <w:autoSpaceDN w:val="0"/>
+        <w:spacing w:after="0" w:line="342" w:lineRule="exact"/>
+        <w:ind w:left="-1134"/>
+        <w:jc w:val="both"/>
+        <w:rPr>
+          <w:rFonts w:ascii="Arial" w:eastAsia="Lucida Sans Unicode" w:hAnsi="Arial" w:cs="Arial"/>
+          <w:spacing w:val="-6"/>
+          <w:sz w:val="24"/>
+          <w:szCs w:val="24"/>
+          <w:lang w:eastAsia="en-US"/>
+        </w:rPr>
+      </w:pPr>
+      <w:r>
+        <w:rPr>
+          <w:rFonts w:ascii="Arial" w:eastAsia="Lucida Sans Unicode" w:hAnsi="Arial" w:cs="Arial"/>
+          <w:spacing w:val="-6"/>
+          <w:sz w:val="24"/>
+          <w:szCs w:val="24"/>
+          <w:lang w:eastAsia="en-US"/>
+        </w:rPr>
+        <w:t xml:space="preserve">-Completed tasks on schedule, including software design testing, software requirements analysis, and </w:t>
+      </w:r>
+      <w:r>
+        <w:rPr>
+          <w:rFonts w:ascii="Arial" w:eastAsia="Lucida Sans Unicode" w:hAnsi="Arial" w:cs="Arial"/>
+          <w:b/>
+          <w:bCs/>
+          <w:spacing w:val="-6"/>
+          <w:sz w:val="24"/>
+          <w:szCs w:val="24"/>
+          <w:lang w:eastAsia="en-US"/>
+        </w:rPr>
+        <w:t>peer code reviews</w:t>
+      </w:r>
+      <w:r>
+        <w:rPr>
+          <w:rFonts w:ascii="Arial" w:eastAsia="Lucida Sans Unicode" w:hAnsi="Arial" w:cs="Arial"/>
+          <w:spacing w:val="-6"/>
+          <w:sz w:val="24"/>
+          <w:szCs w:val="24"/>
+          <w:lang w:eastAsia="en-US"/>
+        </w:rPr>
+        <w:t xml:space="preserve">, using </w:t>
+      </w:r>
+      <w:r>
+        <w:rPr>
+          <w:rFonts w:ascii="Arial" w:eastAsia="Lucida Sans Unicode" w:hAnsi="Arial" w:cs="Arial"/>
+          <w:b/>
+          <w:bCs/>
+          <w:spacing w:val="-6"/>
+          <w:sz w:val="24"/>
+          <w:szCs w:val="24"/>
+          <w:lang w:eastAsia="en-US"/>
+        </w:rPr>
+        <w:t>Jira</w:t>
+      </w:r>
+      <w:r>
+        <w:rPr>
+          <w:rFonts w:ascii="Arial" w:eastAsia="Lucida Sans Unicode" w:hAnsi="Arial" w:cs="Arial"/>
+          <w:spacing w:val="-6"/>
+          <w:sz w:val="24"/>
+          <w:szCs w:val="24"/>
+          <w:lang w:eastAsia="en-US"/>
+        </w:rPr>
+        <w:t xml:space="preserve"> and </w:t>
+      </w:r>
+      <w:proofErr w:type="spellStart"/>
+      <w:r>
+        <w:rPr>
+          <w:rFonts w:ascii="Arial" w:eastAsia="Lucida Sans Unicode" w:hAnsi="Arial" w:cs="Arial"/>
+          <w:b/>
+          <w:bCs/>
+          <w:spacing w:val="-6"/>
+          <w:sz w:val="24"/>
+          <w:szCs w:val="24"/>
+          <w:lang w:eastAsia="en-US"/>
+        </w:rPr>
+        <w:t>Polarion</w:t>
+      </w:r>
+      <w:proofErr w:type="spellEnd"/>
+      <w:r>
+        <w:rPr>
+          <w:rFonts w:ascii="Arial" w:eastAsia="Lucida Sans Unicode" w:hAnsi="Arial" w:cs="Arial"/>
+          <w:spacing w:val="-6"/>
+          <w:sz w:val="24"/>
+          <w:szCs w:val="24"/>
+          <w:lang w:eastAsia="en-US"/>
+        </w:rPr>
+        <w:t xml:space="preserve"> management tools.</w:t>
+      </w:r>
+    </w:p>
+    <w:p>
+      <w:pPr>
+        <w:widowControl w:val="0"/>
+        <w:autoSpaceDE w:val="0"/>
+        <w:autoSpaceDN w:val="0"/>
+        <w:spacing w:after="0" w:line="342" w:lineRule="exact"/>
+        <w:ind w:left="-1134"/>
+        <w:jc w:val="both"/>
+        <w:rPr>
+          <w:rFonts w:ascii="Arial" w:eastAsia="Lucida Sans Unicode" w:hAnsi="Arial" w:cs="Arial"/>
+          <w:spacing w:val="-6"/>
+          <w:sz w:val="24"/>
+          <w:szCs w:val="24"/>
+          <w:lang w:eastAsia="en-US"/>
+        </w:rPr>
+      </w:pPr>
+      <w:r>
+        <w:rPr>
+          <w:rFonts w:ascii="Arial" w:eastAsia="Lucida Sans Unicode" w:hAnsi="Arial" w:cs="Arial"/>
+          <w:spacing w:val="-6"/>
+          <w:sz w:val="24"/>
+          <w:szCs w:val="24"/>
+          <w:lang w:eastAsia="en-US"/>
+        </w:rPr>
+        <w:t xml:space="preserve">-Conducted </w:t>
+      </w:r>
+      <w:r>
+        <w:rPr>
+          <w:rFonts w:ascii="Arial" w:eastAsia="Lucida Sans Unicode" w:hAnsi="Arial" w:cs="Arial"/>
+          <w:b/>
+          <w:bCs/>
+          <w:spacing w:val="-6"/>
+          <w:sz w:val="24"/>
+          <w:szCs w:val="24"/>
+          <w:lang w:eastAsia="en-US"/>
+        </w:rPr>
+        <w:t xml:space="preserve">cybersecurity </w:t>
+      </w:r>
+      <w:r>
+        <w:rPr>
+          <w:rFonts w:ascii="Arial" w:eastAsia="Lucida Sans Unicode" w:hAnsi="Arial" w:cs="Arial"/>
+          <w:spacing w:val="-6"/>
+          <w:sz w:val="24"/>
+          <w:szCs w:val="24"/>
+          <w:lang w:eastAsia="en-US"/>
+        </w:rPr>
+        <w:t xml:space="preserve">testing to ensure the correct generation and secure storage of </w:t>
+      </w:r>
+      <w:r>
+        <w:rPr>
+          <w:rFonts w:ascii="Arial" w:eastAsia="Lucida Sans Unicode" w:hAnsi="Arial" w:cs="Arial"/>
+          <w:b/>
+          <w:bCs/>
+          <w:spacing w:val="-6"/>
+          <w:sz w:val="24"/>
+          <w:szCs w:val="24"/>
+          <w:lang w:eastAsia="en-US"/>
+        </w:rPr>
+        <w:t>cryptographic</w:t>
+      </w:r>
+      <w:r>
+        <w:rPr>
+          <w:rFonts w:ascii="Arial" w:eastAsia="Lucida Sans Unicode" w:hAnsi="Arial" w:cs="Arial"/>
+          <w:spacing w:val="-6"/>
+          <w:sz w:val="24"/>
+          <w:szCs w:val="24"/>
+          <w:lang w:eastAsia="en-US"/>
+        </w:rPr>
+        <w:t xml:space="preserve"> keys within the Hardware Security Module (</w:t>
+      </w:r>
+      <w:r>
+        <w:rPr>
+          <w:rFonts w:ascii="Arial" w:eastAsia="Lucida Sans Unicode" w:hAnsi="Arial" w:cs="Arial"/>
+          <w:b/>
+          <w:bCs/>
+          <w:spacing w:val="-6"/>
+          <w:sz w:val="24"/>
+          <w:szCs w:val="24"/>
+          <w:lang w:eastAsia="en-US"/>
+        </w:rPr>
+        <w:t>HSM</w:t>
+      </w:r>
+      <w:r>
+        <w:rPr>
+          <w:rFonts w:ascii="Arial" w:eastAsia="Lucida Sans Unicode" w:hAnsi="Arial" w:cs="Arial"/>
+          <w:spacing w:val="-6"/>
+          <w:sz w:val="24"/>
+          <w:szCs w:val="24"/>
+          <w:lang w:eastAsia="en-US"/>
+        </w:rPr>
+        <w:t>) of the main Electronic Control Unit (</w:t>
+      </w:r>
+      <w:r>
+        <w:rPr>
+          <w:rFonts w:ascii="Arial" w:eastAsia="Lucida Sans Unicode" w:hAnsi="Arial" w:cs="Arial"/>
+          <w:b/>
+          <w:bCs/>
+          <w:spacing w:val="-6"/>
+          <w:sz w:val="24"/>
+          <w:szCs w:val="24"/>
+          <w:lang w:eastAsia="en-US"/>
+        </w:rPr>
+        <w:t>ECU</w:t>
+      </w:r>
+      <w:r>
+        <w:rPr>
+          <w:rFonts w:ascii="Arial" w:eastAsia="Lucida Sans Unicode" w:hAnsi="Arial" w:cs="Arial"/>
+          <w:spacing w:val="-6"/>
+          <w:sz w:val="24"/>
+          <w:szCs w:val="24"/>
+          <w:lang w:eastAsia="en-US"/>
+        </w:rPr>
+        <w:t>).</w:t>
+      </w:r>
+    </w:p>
+    <w:p>
+      <w:pPr>
+        <w:widowControl w:val="0"/>
+        <w:autoSpaceDE w:val="0"/>
+        <w:autoSpaceDN w:val="0"/>
+        <w:spacing w:after="0" w:line="342" w:lineRule="exact"/>
+        <w:ind w:left="-1134"/>
+        <w:jc w:val="both"/>
+        <w:rPr>
+          <w:rFonts w:ascii="Arial" w:eastAsia="Lucida Sans Unicode" w:hAnsi="Arial" w:cs="Arial"/>
+          <w:spacing w:val="-6"/>
+          <w:sz w:val="24"/>
+          <w:szCs w:val="24"/>
+          <w:lang w:eastAsia="en-US"/>
+        </w:rPr>
+      </w:pPr>
+      <w:r>
+        <w:rPr>
+          <w:rFonts w:ascii="Arial" w:eastAsia="Lucida Sans Unicode" w:hAnsi="Arial" w:cs="Arial"/>
+          <w:spacing w:val="-6"/>
+          <w:sz w:val="24"/>
+          <w:szCs w:val="24"/>
+          <w:lang w:val="en-CA" w:eastAsia="en-US"/>
+        </w:rPr>
+        <w:t>-</w:t>
+      </w:r>
+      <w:r>
+        <w:rPr>
+          <w:rFonts w:ascii="Arial" w:eastAsia="Lucida Sans Unicode" w:hAnsi="Arial" w:cs="Arial"/>
+          <w:spacing w:val="-6"/>
+          <w:sz w:val="24"/>
+          <w:szCs w:val="24"/>
+          <w:lang w:val="en-CA" w:eastAsia="en-US"/>
+        </w:rPr>
+        <w:t xml:space="preserve">Designed software </w:t>
+      </w:r>
+      <w:r>
+        <w:rPr>
+          <w:rFonts w:ascii="Arial" w:eastAsia="Lucida Sans Unicode" w:hAnsi="Arial" w:cs="Arial"/>
+          <w:b/>
+          <w:bCs/>
+          <w:spacing w:val="-6"/>
+          <w:sz w:val="24"/>
+          <w:szCs w:val="24"/>
+          <w:lang w:val="en-CA" w:eastAsia="en-US"/>
+        </w:rPr>
+        <w:t>architecture</w:t>
+      </w:r>
+      <w:r>
+        <w:rPr>
+          <w:rFonts w:ascii="Arial" w:eastAsia="Lucida Sans Unicode" w:hAnsi="Arial" w:cs="Arial"/>
+          <w:spacing w:val="-6"/>
+          <w:sz w:val="24"/>
+          <w:szCs w:val="24"/>
+          <w:lang w:val="en-CA" w:eastAsia="en-US"/>
+        </w:rPr>
+        <w:t xml:space="preserve"> using dynamic and activity </w:t>
+      </w:r>
+      <w:r>
+        <w:rPr>
+          <w:rFonts w:ascii="Arial" w:eastAsia="Lucida Sans Unicode" w:hAnsi="Arial" w:cs="Arial"/>
+          <w:b/>
+          <w:bCs/>
+          <w:spacing w:val="-6"/>
+          <w:sz w:val="24"/>
+          <w:szCs w:val="24"/>
+          <w:lang w:val="en-CA" w:eastAsia="en-US"/>
+        </w:rPr>
+        <w:t>UML</w:t>
+      </w:r>
+      <w:r>
+        <w:rPr>
+          <w:rFonts w:ascii="Arial" w:eastAsia="Lucida Sans Unicode" w:hAnsi="Arial" w:cs="Arial"/>
+          <w:spacing w:val="-6"/>
+          <w:sz w:val="24"/>
+          <w:szCs w:val="24"/>
+          <w:lang w:val="en-CA" w:eastAsia="en-US"/>
+        </w:rPr>
+        <w:t xml:space="preserve"> diagrams in </w:t>
+      </w:r>
+      <w:r>
+        <w:rPr>
+          <w:rFonts w:ascii="Arial" w:eastAsia="Lucida Sans Unicode" w:hAnsi="Arial" w:cs="Arial"/>
+          <w:b/>
+          <w:bCs/>
+          <w:spacing w:val="-6"/>
+          <w:sz w:val="24"/>
+          <w:szCs w:val="24"/>
+          <w:lang w:val="en-CA" w:eastAsia="en-US"/>
+        </w:rPr>
+        <w:t>Enterprise Architect</w:t>
+      </w:r>
+      <w:r>
+        <w:rPr>
+          <w:rFonts w:ascii="Arial" w:eastAsia="Lucida Sans Unicode" w:hAnsi="Arial" w:cs="Arial"/>
+          <w:spacing w:val="-6"/>
+          <w:sz w:val="24"/>
+          <w:szCs w:val="24"/>
+          <w:lang w:val="en-CA" w:eastAsia="en-US"/>
         </w:rPr>
         <w:t xml:space="preserve">, </w:t>
       </w:r>
       <w:r>
         <w:rPr>
           <w:rFonts w:ascii="Arial" w:eastAsia="Lucida Sans Unicode" w:hAnsi="Arial" w:cs="Arial"/>
-          <w:b/>
-          <w:bCs/>
-          <w:spacing w:val="-6"/>
-          <w:sz w:val="24"/>
-          <w:szCs w:val="24"/>
-          <w:lang w:eastAsia="en-US"/>
-        </w:rPr>
-        <w:t>Git</w:t>
+          <w:spacing w:val="-6"/>
+          <w:sz w:val="24"/>
+          <w:szCs w:val="24"/>
+          <w:lang w:eastAsia="en-US"/>
+        </w:rPr>
+        <w:t>increasing coding efficiency by 80%.</w:t>
+      </w:r>
+    </w:p>
+    <w:p>
+      <w:pPr>
+        <w:widowControl w:val="0"/>
+        <w:autoSpaceDE w:val="0"/>
+        <w:autoSpaceDN w:val="0"/>
+        <w:spacing w:after="0" w:line="342" w:lineRule="exact"/>
+        <w:ind w:left="-1134"/>
+        <w:jc w:val="both"/>
+        <w:rPr>
+          <w:rFonts w:ascii="Arial" w:eastAsia="Lucida Sans Unicode" w:hAnsi="Arial" w:cs="Arial"/>
+          <w:spacing w:val="-6"/>
+          <w:sz w:val="24"/>
+          <w:szCs w:val="24"/>
+          <w:lang w:eastAsia="en-US"/>
+        </w:rPr>
+      </w:pPr>
+      <w:r>
+        <w:rPr>
+          <w:rFonts w:ascii="Arial" w:eastAsia="Lucida Sans Unicode" w:hAnsi="Arial" w:cs="Arial"/>
+          <w:spacing w:val="-6"/>
+          <w:sz w:val="24"/>
+          <w:szCs w:val="24"/>
+          <w:lang w:eastAsia="en-US"/>
+        </w:rPr>
+        <w:t>-</w:t>
+      </w:r>
+      <w:r>
+        <w:rPr>
+          <w:rFonts w:ascii="Arial" w:eastAsia="Lucida Sans Unicode" w:hAnsi="Arial" w:cs="Arial"/>
+          <w:spacing w:val="-6"/>
+          <w:sz w:val="24"/>
+          <w:szCs w:val="24"/>
+          <w:lang w:eastAsia="en-US"/>
+        </w:rPr>
+        <w:t xml:space="preserve">Implemented </w:t>
+      </w:r>
+      <w:r>
+        <w:rPr>
+          <w:rFonts w:ascii="Arial" w:eastAsia="Lucida Sans Unicode" w:hAnsi="Arial" w:cs="Arial"/>
+          <w:b/>
+          <w:bCs/>
+          <w:spacing w:val="-6"/>
+          <w:sz w:val="24"/>
+          <w:szCs w:val="24"/>
+          <w:lang w:eastAsia="en-US"/>
+        </w:rPr>
+        <w:t>software development</w:t>
+      </w:r>
+      <w:r>
+        <w:rPr>
+          <w:rFonts w:ascii="Arial" w:eastAsia="Lucida Sans Unicode" w:hAnsi="Arial" w:cs="Arial"/>
+          <w:spacing w:val="-6"/>
+          <w:sz w:val="24"/>
+          <w:szCs w:val="24"/>
+          <w:lang w:eastAsia="en-US"/>
+        </w:rPr>
+        <w:t xml:space="preserve"> in accordance with the V-Model of the </w:t>
+      </w:r>
+      <w:r>
+        <w:rPr>
+          <w:rFonts w:ascii="Arial" w:eastAsia="Lucida Sans Unicode" w:hAnsi="Arial" w:cs="Arial"/>
+          <w:b/>
+          <w:bCs/>
+          <w:spacing w:val="-6"/>
+          <w:sz w:val="24"/>
+          <w:szCs w:val="24"/>
+          <w:lang w:eastAsia="en-US"/>
+        </w:rPr>
+        <w:t xml:space="preserve">ASPICE </w:t>
+      </w:r>
+      <w:r>
+        <w:rPr>
+          <w:rFonts w:ascii="Arial" w:eastAsia="Lucida Sans Unicode" w:hAnsi="Arial" w:cs="Arial"/>
+          <w:spacing w:val="-6"/>
+          <w:sz w:val="24"/>
+          <w:szCs w:val="24"/>
+          <w:lang w:eastAsia="en-US"/>
+        </w:rPr>
+        <w:t>(</w:t>
+      </w:r>
+      <w:r>
+        <w:rPr>
+          <w:rFonts w:ascii="Arial" w:eastAsia="Lucida Sans Unicode" w:hAnsi="Arial" w:cs="Arial"/>
+          <w:b/>
+          <w:bCs/>
+          <w:spacing w:val="-6"/>
+          <w:sz w:val="24"/>
+          <w:szCs w:val="24"/>
+          <w:lang w:eastAsia="en-US"/>
+        </w:rPr>
+        <w:t>Automotive</w:t>
+      </w:r>
+      <w:r>
+        <w:rPr>
+          <w:rFonts w:ascii="Arial" w:eastAsia="Lucida Sans Unicode" w:hAnsi="Arial" w:cs="Arial"/>
+          <w:spacing w:val="-6"/>
+          <w:sz w:val="24"/>
+          <w:szCs w:val="24"/>
+          <w:lang w:eastAsia="en-US"/>
+        </w:rPr>
+        <w:t xml:space="preserve"> SPICE) process to fulfill the Software Development Life Cycle.</w:t>
+      </w:r>
+    </w:p>
+    <w:p>
+      <w:pPr>
+        <w:widowControl w:val="0"/>
+        <w:autoSpaceDE w:val="0"/>
+        <w:autoSpaceDN w:val="0"/>
+        <w:spacing w:after="0" w:line="342" w:lineRule="exact"/>
+        <w:ind w:left="-1134"/>
+        <w:jc w:val="both"/>
+        <w:rPr>
+          <w:rFonts w:ascii="Arial" w:eastAsia="Lucida Sans Unicode" w:hAnsi="Arial" w:cs="Arial"/>
+          <w:spacing w:val="-6"/>
+          <w:sz w:val="24"/>
+          <w:szCs w:val="24"/>
+          <w:lang w:eastAsia="en-US"/>
+        </w:rPr>
+      </w:pPr>
+      <w:r>
+        <w:rPr>
+          <w:rFonts w:ascii="Arial" w:eastAsia="Lucida Sans Unicode" w:hAnsi="Arial" w:cs="Arial"/>
+          <w:spacing w:val="-6"/>
+          <w:sz w:val="24"/>
+          <w:szCs w:val="24"/>
+          <w:lang w:eastAsia="en-US"/>
+        </w:rPr>
+        <w:t>-</w:t>
+      </w:r>
+      <w:r>
+        <w:rPr>
+          <w:rFonts w:ascii="Arial" w:eastAsia="Lucida Sans Unicode" w:hAnsi="Arial" w:cs="Arial"/>
+          <w:spacing w:val="-6"/>
+          <w:sz w:val="24"/>
+          <w:szCs w:val="24"/>
+          <w:lang w:eastAsia="en-US"/>
+        </w:rPr>
+        <w:t xml:space="preserve">Identified 10+ code vulnerabilities through static analysis using LDRA and TRICORE tools in Eclipse, reporting MISRA violations, </w:t>
+      </w:r>
+      <w:r>
+        <w:rPr>
+          <w:rFonts w:ascii="Arial" w:eastAsia="Lucida Sans Unicode" w:hAnsi="Arial" w:cs="Arial"/>
+          <w:b/>
+          <w:bCs/>
+          <w:spacing w:val="-6"/>
+          <w:sz w:val="24"/>
+          <w:szCs w:val="24"/>
+          <w:lang w:eastAsia="en-US"/>
+        </w:rPr>
+        <w:t>Secure C</w:t>
+      </w:r>
+      <w:r>
+        <w:rPr>
+          <w:rFonts w:ascii="Arial" w:eastAsia="Lucida Sans Unicode" w:hAnsi="Arial" w:cs="Arial"/>
+          <w:spacing w:val="-6"/>
+          <w:sz w:val="24"/>
+          <w:szCs w:val="24"/>
+          <w:lang w:eastAsia="en-US"/>
+        </w:rPr>
+        <w:t xml:space="preserve"> issues, and quality warnings.</w:t>
+      </w:r>
+    </w:p>
+    <w:p>
+      <w:pPr>
+        <w:widowControl w:val="0"/>
+        <w:autoSpaceDE w:val="0"/>
+        <w:autoSpaceDN w:val="0"/>
+        <w:spacing w:after="0" w:line="342" w:lineRule="exact"/>
+        <w:ind w:left="-1134"/>
+        <w:jc w:val="both"/>
+        <w:rPr>
+          <w:rFonts w:ascii="Arial" w:eastAsia="Lucida Sans Unicode" w:hAnsi="Arial" w:cs="Arial"/>
+          <w:spacing w:val="-6"/>
+          <w:sz w:val="24"/>
+          <w:szCs w:val="24"/>
+          <w:lang w:eastAsia="en-US"/>
+        </w:rPr>
+      </w:pPr>
+      <w:r>
+        <w:rPr>
+          <w:rFonts w:ascii="Arial" w:eastAsia="Lucida Sans Unicode" w:hAnsi="Arial" w:cs="Arial"/>
+          <w:spacing w:val="-6"/>
+          <w:sz w:val="24"/>
+          <w:szCs w:val="24"/>
+          <w:lang w:eastAsia="en-US"/>
+        </w:rPr>
+        <w:t>-</w:t>
+      </w:r>
+      <w:r>
+        <w:rPr>
+          <w:rFonts w:ascii="Arial" w:eastAsia="Lucida Sans Unicode" w:hAnsi="Arial" w:cs="Arial"/>
+          <w:spacing w:val="-6"/>
+          <w:sz w:val="24"/>
+          <w:szCs w:val="24"/>
+          <w:lang w:eastAsia="en-US"/>
+        </w:rPr>
+        <w:t xml:space="preserve">Performed </w:t>
+      </w:r>
+      <w:r>
+        <w:rPr>
+          <w:rFonts w:ascii="Arial" w:eastAsia="Lucida Sans Unicode" w:hAnsi="Arial" w:cs="Arial"/>
+          <w:spacing w:val="-6"/>
+          <w:sz w:val="24"/>
+          <w:szCs w:val="24"/>
+          <w:lang w:eastAsia="en-US"/>
+        </w:rPr>
+        <w:t xml:space="preserve">software </w:t>
+      </w:r>
+      <w:r>
+        <w:rPr>
+          <w:rFonts w:ascii="Arial" w:eastAsia="Lucida Sans Unicode" w:hAnsi="Arial" w:cs="Arial"/>
+          <w:b/>
+          <w:bCs/>
+          <w:spacing w:val="-6"/>
+          <w:sz w:val="24"/>
+          <w:szCs w:val="24"/>
+          <w:lang w:eastAsia="en-US"/>
+        </w:rPr>
+        <w:t>unit tests</w:t>
+      </w:r>
+      <w:r>
+        <w:rPr>
+          <w:rFonts w:ascii="Arial" w:eastAsia="Lucida Sans Unicode" w:hAnsi="Arial" w:cs="Arial"/>
+          <w:spacing w:val="-6"/>
+          <w:sz w:val="24"/>
+          <w:szCs w:val="24"/>
+          <w:lang w:eastAsia="en-US"/>
+        </w:rPr>
+        <w:t xml:space="preserve"> </w:t>
+      </w:r>
+      <w:r>
+        <w:rPr>
+          <w:rFonts w:ascii="Arial" w:eastAsia="Lucida Sans Unicode" w:hAnsi="Arial" w:cs="Arial"/>
+          <w:spacing w:val="-6"/>
+          <w:sz w:val="24"/>
+          <w:szCs w:val="24"/>
+          <w:lang w:eastAsia="en-US"/>
+        </w:rPr>
+        <w:t>with</w:t>
+      </w:r>
+      <w:r>
+        <w:rPr>
+          <w:rFonts w:ascii="Arial" w:eastAsia="Lucida Sans Unicode" w:hAnsi="Arial" w:cs="Arial"/>
+          <w:spacing w:val="-6"/>
+          <w:sz w:val="24"/>
+          <w:szCs w:val="24"/>
+          <w:lang w:eastAsia="en-US"/>
+        </w:rPr>
+        <w:t xml:space="preserve"> </w:t>
+      </w:r>
+      <w:proofErr w:type="spellStart"/>
+      <w:r>
+        <w:rPr>
+          <w:rFonts w:ascii="Arial" w:eastAsia="Lucida Sans Unicode" w:hAnsi="Arial" w:cs="Arial"/>
+          <w:spacing w:val="-6"/>
+          <w:sz w:val="24"/>
+          <w:szCs w:val="24"/>
+          <w:lang w:eastAsia="en-US"/>
+        </w:rPr>
+        <w:t>VectorCAST</w:t>
+      </w:r>
+      <w:proofErr w:type="spellEnd"/>
+      <w:r>
+        <w:rPr>
+          <w:rFonts w:ascii="Arial" w:eastAsia="Lucida Sans Unicode" w:hAnsi="Arial" w:cs="Arial"/>
+          <w:spacing w:val="-6"/>
+          <w:sz w:val="24"/>
+          <w:szCs w:val="24"/>
+          <w:lang w:eastAsia="en-US"/>
+        </w:rPr>
+        <w:t xml:space="preserve"> to verify the detailed software design, ensuring high-quality software delivery and full condition coverage of functions.</w:t>
+      </w:r>
+    </w:p>
+    <w:p>
+      <w:pPr>
+        <w:widowControl w:val="0"/>
+        <w:autoSpaceDE w:val="0"/>
+        <w:autoSpaceDN w:val="0"/>
+        <w:spacing w:after="0" w:line="342" w:lineRule="exact"/>
+        <w:ind w:left="-1134"/>
+        <w:jc w:val="both"/>
+        <w:rPr>
+          <w:rFonts w:ascii="Arial" w:eastAsia="Lucida Sans Unicode" w:hAnsi="Arial" w:cs="Arial"/>
+          <w:spacing w:val="-6"/>
+          <w:sz w:val="24"/>
+          <w:szCs w:val="24"/>
+          <w:lang w:eastAsia="en-US"/>
+        </w:rPr>
+      </w:pPr>
+      <w:r>
+        <w:rPr>
+          <w:rFonts w:ascii="Arial" w:eastAsia="Lucida Sans Unicode" w:hAnsi="Arial" w:cs="Arial"/>
+          <w:spacing w:val="-6"/>
+          <w:sz w:val="24"/>
+          <w:szCs w:val="24"/>
+          <w:lang w:eastAsia="en-US"/>
+        </w:rPr>
+        <w:t>-</w:t>
+      </w:r>
+      <w:r>
+        <w:rPr>
+          <w:rFonts w:ascii="Arial" w:eastAsia="Lucida Sans Unicode" w:hAnsi="Arial" w:cs="Arial"/>
+          <w:spacing w:val="-6"/>
+          <w:sz w:val="24"/>
+          <w:szCs w:val="24"/>
+          <w:lang w:eastAsia="en-US"/>
+        </w:rPr>
+        <w:t xml:space="preserve">Configured the </w:t>
+      </w:r>
+      <w:proofErr w:type="spellStart"/>
+      <w:r>
+        <w:rPr>
+          <w:rFonts w:ascii="Arial" w:eastAsia="Lucida Sans Unicode" w:hAnsi="Arial" w:cs="Arial"/>
+          <w:b/>
+          <w:bCs/>
+          <w:spacing w:val="-6"/>
+          <w:sz w:val="24"/>
+          <w:szCs w:val="24"/>
+          <w:lang w:eastAsia="en-US"/>
+        </w:rPr>
+        <w:t>ComStack</w:t>
+      </w:r>
+      <w:proofErr w:type="spellEnd"/>
+      <w:r>
+        <w:rPr>
+          <w:rFonts w:ascii="Arial" w:eastAsia="Lucida Sans Unicode" w:hAnsi="Arial" w:cs="Arial"/>
+          <w:spacing w:val="-6"/>
+          <w:sz w:val="24"/>
+          <w:szCs w:val="24"/>
+          <w:lang w:eastAsia="en-US"/>
+        </w:rPr>
+        <w:t xml:space="preserve"> module using the </w:t>
+      </w:r>
+      <w:r>
+        <w:rPr>
+          <w:rFonts w:ascii="Arial" w:eastAsia="Lucida Sans Unicode" w:hAnsi="Arial" w:cs="Arial"/>
+          <w:b/>
+          <w:bCs/>
+          <w:spacing w:val="-6"/>
+          <w:sz w:val="24"/>
+          <w:szCs w:val="24"/>
+          <w:lang w:eastAsia="en-US"/>
+        </w:rPr>
+        <w:t>DaVinci Configurator</w:t>
+      </w:r>
+      <w:r>
+        <w:rPr>
+          <w:rFonts w:ascii="Arial" w:eastAsia="Lucida Sans Unicode" w:hAnsi="Arial" w:cs="Arial"/>
+          <w:spacing w:val="-6"/>
+          <w:sz w:val="24"/>
+          <w:szCs w:val="24"/>
+          <w:lang w:eastAsia="en-US"/>
+        </w:rPr>
+        <w:t xml:space="preserve"> to enable communication via the </w:t>
+      </w:r>
+      <w:r>
+        <w:rPr>
+          <w:rFonts w:ascii="Arial" w:eastAsia="Lucida Sans Unicode" w:hAnsi="Arial" w:cs="Arial"/>
+          <w:b/>
+          <w:bCs/>
+          <w:spacing w:val="-6"/>
+          <w:sz w:val="24"/>
+          <w:szCs w:val="24"/>
+          <w:lang w:eastAsia="en-US"/>
+        </w:rPr>
+        <w:t xml:space="preserve">CAN </w:t>
+      </w:r>
+      <w:r>
+        <w:rPr>
+          <w:rFonts w:ascii="Arial" w:eastAsia="Lucida Sans Unicode" w:hAnsi="Arial" w:cs="Arial"/>
+          <w:spacing w:val="-6"/>
+          <w:sz w:val="24"/>
+          <w:szCs w:val="24"/>
+          <w:lang w:eastAsia="en-US"/>
+        </w:rPr>
+        <w:lastRenderedPageBreak/>
+        <w:t xml:space="preserve">protocol and support diagnostic message transmission over the </w:t>
+      </w:r>
+      <w:r>
+        <w:rPr>
+          <w:rFonts w:ascii="Arial" w:eastAsia="Lucida Sans Unicode" w:hAnsi="Arial" w:cs="Arial"/>
+          <w:b/>
+          <w:bCs/>
+          <w:spacing w:val="-6"/>
+          <w:sz w:val="24"/>
+          <w:szCs w:val="24"/>
+          <w:lang w:eastAsia="en-US"/>
+        </w:rPr>
+        <w:t>UDS</w:t>
+      </w:r>
+      <w:r>
+        <w:rPr>
+          <w:rFonts w:ascii="Arial" w:eastAsia="Lucida Sans Unicode" w:hAnsi="Arial" w:cs="Arial"/>
+          <w:spacing w:val="-6"/>
+          <w:sz w:val="24"/>
+          <w:szCs w:val="24"/>
+          <w:lang w:eastAsia="en-US"/>
+        </w:rPr>
+        <w:t xml:space="preserve"> protocol.</w:t>
+      </w:r>
+    </w:p>
+    <w:p>
+      <w:pPr>
+        <w:widowControl w:val="0"/>
+        <w:autoSpaceDE w:val="0"/>
+        <w:autoSpaceDN w:val="0"/>
+        <w:spacing w:after="0" w:line="342" w:lineRule="exact"/>
+        <w:ind w:left="-1134"/>
+        <w:jc w:val="both"/>
+        <w:rPr>
+          <w:rFonts w:ascii="Arial" w:eastAsia="Lucida Sans Unicode" w:hAnsi="Arial" w:cs="Arial"/>
+          <w:spacing w:val="-6"/>
+          <w:sz w:val="24"/>
+          <w:szCs w:val="24"/>
+          <w:lang w:eastAsia="en-US"/>
+        </w:rPr>
+      </w:pPr>
+    </w:p>
+    <w:p>
+      <w:pPr>
+        <w:widowControl w:val="0"/>
+        <w:autoSpaceDE w:val="0"/>
+        <w:autoSpaceDN w:val="0"/>
+        <w:spacing w:after="0" w:line="342" w:lineRule="exact"/>
+        <w:ind w:left="-1134"/>
+        <w:jc w:val="both"/>
+        <w:rPr>
+          <w:rFonts w:ascii="Arial" w:eastAsia="Lucida Sans Unicode" w:hAnsi="Arial" w:cs="Arial"/>
+          <w:spacing w:val="-6"/>
+          <w:sz w:val="24"/>
+          <w:szCs w:val="24"/>
+          <w:lang w:eastAsia="en-US"/>
+        </w:rPr>
+      </w:pPr>
+    </w:p>
+    <w:p>
+      <w:pPr>
+        <w:widowControl w:val="0"/>
+        <w:autoSpaceDE w:val="0"/>
+        <w:autoSpaceDN w:val="0"/>
+        <w:spacing w:after="0" w:line="342" w:lineRule="exact"/>
+        <w:ind w:left="-1134"/>
+        <w:jc w:val="both"/>
+        <w:rPr>
+          <w:rFonts w:ascii="Arial" w:eastAsia="Lucida Sans Unicode" w:hAnsi="Arial" w:cs="Arial"/>
+          <w:spacing w:val="-6"/>
+          <w:sz w:val="24"/>
+          <w:szCs w:val="24"/>
+          <w:lang w:eastAsia="en-US"/>
+        </w:rPr>
+      </w:pPr>
+      <w:r>
+        <w:rPr>
+          <w:rFonts w:ascii="Arial" w:eastAsia="Lucida Sans Unicode" w:hAnsi="Arial" w:cs="Arial"/>
+          <w:spacing w:val="-6"/>
+          <w:sz w:val="24"/>
+          <w:szCs w:val="24"/>
+          <w:lang w:eastAsia="en-US"/>
+        </w:rPr>
+        <w:t>-Achieved an 80% improvement in C-language software development efficiency by accurately defining software requirements in compliance with specified standards.</w:t>
+      </w:r>
+    </w:p>
+    <w:p>
+      <w:pPr>
+        <w:widowControl w:val="0"/>
+        <w:autoSpaceDE w:val="0"/>
+        <w:autoSpaceDN w:val="0"/>
+        <w:spacing w:after="0" w:line="342" w:lineRule="exact"/>
+        <w:ind w:left="-1134"/>
+        <w:jc w:val="both"/>
+        <w:rPr>
+          <w:rFonts w:ascii="Arial" w:eastAsia="Lucida Sans Unicode" w:hAnsi="Arial" w:cs="Arial"/>
+          <w:spacing w:val="-6"/>
+          <w:sz w:val="24"/>
+          <w:szCs w:val="24"/>
+          <w:lang w:eastAsia="en-US"/>
+        </w:rPr>
+      </w:pPr>
+      <w:r>
+        <w:rPr>
+          <w:rFonts w:ascii="Arial" w:eastAsia="Lucida Sans Unicode" w:hAnsi="Arial" w:cs="Arial"/>
+          <w:spacing w:val="-6"/>
+          <w:sz w:val="24"/>
+          <w:szCs w:val="24"/>
+          <w:lang w:eastAsia="en-US"/>
+        </w:rPr>
+        <w:t xml:space="preserve"> -Improved Engine Control Unit reliability by resolving over 10 code software issues using analysis and debugging tools such as Ozone and the JTAG interface to identify root causes.</w:t>
+      </w:r>
+    </w:p>
+    <w:p>
+      <w:pPr>
+        <w:widowControl w:val="0"/>
+        <w:autoSpaceDE w:val="0"/>
+        <w:autoSpaceDN w:val="0"/>
+        <w:spacing w:after="0" w:line="342" w:lineRule="exact"/>
+        <w:ind w:left="-1134"/>
+        <w:jc w:val="both"/>
+        <w:rPr>
+          <w:rFonts w:ascii="Arial" w:eastAsia="Lucida Sans Unicode" w:hAnsi="Arial" w:cs="Arial"/>
+          <w:spacing w:val="-6"/>
+          <w:sz w:val="24"/>
+          <w:szCs w:val="24"/>
+          <w:lang w:eastAsia="en-US"/>
+        </w:rPr>
+      </w:pPr>
+      <w:r>
+        <w:rPr>
+          <w:rFonts w:ascii="Arial" w:eastAsia="Lucida Sans Unicode" w:hAnsi="Arial" w:cs="Arial"/>
+          <w:spacing w:val="-6"/>
+          <w:sz w:val="24"/>
+          <w:szCs w:val="24"/>
+          <w:lang w:eastAsia="en-US"/>
+        </w:rPr>
+        <w:t xml:space="preserve"> -Designed and implemented a C-based software component within the AUTOSAR architecture to monitor the ECU circuit board temperature.</w:t>
+      </w:r>
+    </w:p>
+    <w:p>
+      <w:pPr>
+        <w:widowControl w:val="0"/>
+        <w:autoSpaceDE w:val="0"/>
+        <w:autoSpaceDN w:val="0"/>
+        <w:spacing w:after="0" w:line="342" w:lineRule="exact"/>
+        <w:ind w:left="-1134"/>
+        <w:jc w:val="both"/>
+        <w:rPr>
+          <w:rFonts w:ascii="Arial" w:eastAsia="Lucida Sans Unicode" w:hAnsi="Arial" w:cs="Arial"/>
+          <w:spacing w:val="-6"/>
+          <w:sz w:val="24"/>
+          <w:szCs w:val="24"/>
+          <w:lang w:eastAsia="en-US"/>
+        </w:rPr>
+      </w:pPr>
+      <w:r>
+        <w:rPr>
+          <w:rFonts w:ascii="Arial" w:eastAsia="Lucida Sans Unicode" w:hAnsi="Arial" w:cs="Arial"/>
+          <w:spacing w:val="-6"/>
+          <w:sz w:val="24"/>
+          <w:szCs w:val="24"/>
+          <w:lang w:eastAsia="en-US"/>
+        </w:rPr>
+        <w:t xml:space="preserve"> -Performed software unit tests with </w:t>
+      </w:r>
+      <w:proofErr w:type="spellStart"/>
+      <w:r>
+        <w:rPr>
+          <w:rFonts w:ascii="Arial" w:eastAsia="Lucida Sans Unicode" w:hAnsi="Arial" w:cs="Arial"/>
+          <w:spacing w:val="-6"/>
+          <w:sz w:val="24"/>
+          <w:szCs w:val="24"/>
+          <w:lang w:eastAsia="en-US"/>
+        </w:rPr>
+        <w:t>VectorCAST</w:t>
+      </w:r>
+      <w:proofErr w:type="spellEnd"/>
+      <w:r>
+        <w:rPr>
+          <w:rFonts w:ascii="Arial" w:eastAsia="Lucida Sans Unicode" w:hAnsi="Arial" w:cs="Arial"/>
+          <w:spacing w:val="-6"/>
+          <w:sz w:val="24"/>
+          <w:szCs w:val="24"/>
+          <w:lang w:eastAsia="en-US"/>
+        </w:rPr>
+        <w:t xml:space="preserve"> to verify the detailed software design, ensuring high-quality software delivery and full condition coverage of functions.</w:t>
+      </w:r>
+    </w:p>
+    <w:p>
+      <w:pPr>
+        <w:widowControl w:val="0"/>
+        <w:autoSpaceDE w:val="0"/>
+        <w:autoSpaceDN w:val="0"/>
+        <w:spacing w:after="0" w:line="342" w:lineRule="exact"/>
+        <w:ind w:left="-1134"/>
+        <w:jc w:val="both"/>
+        <w:rPr>
+          <w:rFonts w:ascii="Arial" w:eastAsia="Lucida Sans Unicode" w:hAnsi="Arial" w:cs="Arial"/>
+          <w:spacing w:val="-6"/>
+          <w:sz w:val="24"/>
+          <w:szCs w:val="24"/>
+          <w:lang w:eastAsia="en-US"/>
+        </w:rPr>
+      </w:pPr>
+      <w:r>
+        <w:rPr>
+          <w:rFonts w:ascii="Arial" w:eastAsia="Lucida Sans Unicode" w:hAnsi="Arial" w:cs="Arial"/>
+          <w:spacing w:val="-6"/>
+          <w:sz w:val="24"/>
+          <w:szCs w:val="24"/>
+          <w:lang w:eastAsia="en-US"/>
+        </w:rPr>
+        <w:t xml:space="preserve"> -Implemented software development following the V-Model in compliance with ASPICE standards, adhering to the regulated automotive industry requirements and ensuring full coverage of the Software Development lifecycle. </w:t>
+      </w:r>
+    </w:p>
+    <w:p>
+      <w:pPr>
+        <w:widowControl w:val="0"/>
+        <w:autoSpaceDE w:val="0"/>
+        <w:autoSpaceDN w:val="0"/>
+        <w:spacing w:after="0" w:line="342" w:lineRule="exact"/>
+        <w:ind w:left="-1134"/>
+        <w:jc w:val="both"/>
+        <w:rPr>
+          <w:rFonts w:ascii="Arial" w:eastAsia="Lucida Sans Unicode" w:hAnsi="Arial" w:cs="Arial"/>
+          <w:spacing w:val="-6"/>
+          <w:sz w:val="24"/>
+          <w:szCs w:val="24"/>
+          <w:lang w:eastAsia="en-US"/>
+        </w:rPr>
+      </w:pPr>
+      <w:r>
+        <w:rPr>
+          <w:rFonts w:ascii="Arial" w:eastAsia="Lucida Sans Unicode" w:hAnsi="Arial" w:cs="Arial"/>
+          <w:spacing w:val="-6"/>
+          <w:sz w:val="24"/>
+          <w:szCs w:val="24"/>
+          <w:lang w:eastAsia="en-US"/>
+        </w:rPr>
+        <w:t xml:space="preserve">-Identified 10+ code vulnerabilities through static analysis using LDRA and TRICORE tools in Eclipse, reporting MISRA violations, Secure C issues, and quality warnings. </w:t>
+      </w:r>
+    </w:p>
+    <w:p>
+      <w:pPr>
+        <w:widowControl w:val="0"/>
+        <w:autoSpaceDE w:val="0"/>
+        <w:autoSpaceDN w:val="0"/>
+        <w:spacing w:after="0" w:line="342" w:lineRule="exact"/>
+        <w:ind w:left="-1134"/>
+        <w:jc w:val="both"/>
+        <w:rPr>
+          <w:rFonts w:ascii="Arial" w:eastAsia="Lucida Sans Unicode" w:hAnsi="Arial" w:cs="Arial"/>
+          <w:spacing w:val="-6"/>
+          <w:sz w:val="24"/>
+          <w:szCs w:val="24"/>
+          <w:lang w:eastAsia="en-US"/>
+        </w:rPr>
+      </w:pPr>
+      <w:r>
+        <w:rPr>
+          <w:rFonts w:ascii="Arial" w:eastAsia="Lucida Sans Unicode" w:hAnsi="Arial" w:cs="Arial"/>
+          <w:spacing w:val="-6"/>
+          <w:sz w:val="24"/>
+          <w:szCs w:val="24"/>
+          <w:lang w:eastAsia="en-US"/>
+        </w:rPr>
+        <w:t xml:space="preserve">-Performed software unit tests with </w:t>
+      </w:r>
+      <w:proofErr w:type="spellStart"/>
+      <w:r>
+        <w:rPr>
+          <w:rFonts w:ascii="Arial" w:eastAsia="Lucida Sans Unicode" w:hAnsi="Arial" w:cs="Arial"/>
+          <w:spacing w:val="-6"/>
+          <w:sz w:val="24"/>
+          <w:szCs w:val="24"/>
+          <w:lang w:eastAsia="en-US"/>
+        </w:rPr>
+        <w:t>VectorCAST</w:t>
+      </w:r>
+      <w:proofErr w:type="spellEnd"/>
+      <w:r>
+        <w:rPr>
+          <w:rFonts w:ascii="Arial" w:eastAsia="Lucida Sans Unicode" w:hAnsi="Arial" w:cs="Arial"/>
+          <w:spacing w:val="-6"/>
+          <w:sz w:val="24"/>
+          <w:szCs w:val="24"/>
+          <w:lang w:eastAsia="en-US"/>
+        </w:rPr>
+        <w:t xml:space="preserve"> to verify the detailed software design, ensuring high-quality software delivery and full condition coverage of functions.</w:t>
+      </w:r>
+    </w:p>
+    <w:p>
+      <w:pPr>
+        <w:widowControl w:val="0"/>
+        <w:autoSpaceDE w:val="0"/>
+        <w:autoSpaceDN w:val="0"/>
+        <w:spacing w:after="0" w:line="342" w:lineRule="exact"/>
+        <w:ind w:left="-1134"/>
+        <w:jc w:val="both"/>
+        <w:rPr>
+          <w:rFonts w:ascii="Arial" w:eastAsia="Lucida Sans Unicode" w:hAnsi="Arial" w:cs="Arial"/>
+          <w:spacing w:val="-6"/>
+          <w:sz w:val="24"/>
+          <w:szCs w:val="24"/>
+          <w:lang w:val="en-CA" w:eastAsia="en-US"/>
+        </w:rPr>
+      </w:pPr>
+      <w:r>
+        <w:rPr>
+          <w:rFonts w:ascii="Arial" w:eastAsia="Lucida Sans Unicode" w:hAnsi="Arial" w:cs="Arial"/>
+          <w:spacing w:val="-6"/>
+          <w:sz w:val="24"/>
+          <w:szCs w:val="24"/>
+          <w:lang w:val="en-CA" w:eastAsia="en-US"/>
+        </w:rPr>
+        <w:t>-Designed software architecture using dynamic and activity UML diagrams in Enterprise Architect, increasing coding efficiency by 70%.</w:t>
+      </w:r>
+    </w:p>
+    <w:p>
+      <w:pPr>
+        <w:widowControl w:val="0"/>
+        <w:autoSpaceDE w:val="0"/>
+        <w:autoSpaceDN w:val="0"/>
+        <w:spacing w:after="0" w:line="342" w:lineRule="exact"/>
+        <w:ind w:left="-1134"/>
+        <w:jc w:val="both"/>
+        <w:rPr>
+          <w:rFonts w:ascii="Arial" w:eastAsia="Lucida Sans Unicode" w:hAnsi="Arial" w:cs="Arial"/>
+          <w:spacing w:val="-6"/>
+          <w:sz w:val="24"/>
+          <w:szCs w:val="24"/>
+          <w:lang w:val="en-CA" w:eastAsia="en-US"/>
+        </w:rPr>
+      </w:pPr>
+      <w:r>
+        <w:rPr>
+          <w:rFonts w:ascii="Arial" w:eastAsia="Lucida Sans Unicode" w:hAnsi="Arial" w:cs="Arial"/>
+          <w:spacing w:val="-6"/>
+          <w:sz w:val="24"/>
+          <w:szCs w:val="24"/>
+          <w:lang w:val="en-CA" w:eastAsia="en-US"/>
+        </w:rPr>
+        <w:t>-Designed and implemented a C-based software component within the AUTOSAR architecture to monitor the ECU circuit board temperature.</w:t>
+      </w:r>
+    </w:p>
+    <w:p>
+      <w:pPr>
+        <w:widowControl w:val="0"/>
+        <w:autoSpaceDE w:val="0"/>
+        <w:autoSpaceDN w:val="0"/>
+        <w:spacing w:after="0" w:line="342" w:lineRule="exact"/>
+        <w:ind w:left="-1134"/>
+        <w:jc w:val="both"/>
+        <w:rPr>
+          <w:rFonts w:ascii="Arial" w:eastAsia="Lucida Sans Unicode" w:hAnsi="Arial" w:cs="Arial"/>
+          <w:spacing w:val="-6"/>
+          <w:sz w:val="24"/>
+          <w:szCs w:val="24"/>
+          <w:lang w:val="en-CA" w:eastAsia="en-US"/>
+        </w:rPr>
+      </w:pPr>
+      <w:r>
+        <w:rPr>
+          <w:rFonts w:ascii="Arial" w:eastAsia="Lucida Sans Unicode" w:hAnsi="Arial" w:cs="Arial"/>
+          <w:spacing w:val="-6"/>
+          <w:sz w:val="24"/>
+          <w:szCs w:val="24"/>
+          <w:lang w:val="en-CA" w:eastAsia="en-US"/>
+        </w:rPr>
+        <w:t>–Implemented software development processes using Jenkins within CI/CD platforms, aligned with the ASPICE V-Model to support the Software Development Life Cycle.</w:t>
+      </w:r>
+    </w:p>
+    <w:p>
+      <w:pPr>
+        <w:widowControl w:val="0"/>
+        <w:autoSpaceDE w:val="0"/>
+        <w:autoSpaceDN w:val="0"/>
+        <w:spacing w:after="0" w:line="342" w:lineRule="exact"/>
+        <w:ind w:left="-1134"/>
+        <w:jc w:val="both"/>
+        <w:rPr>
+          <w:rFonts w:ascii="Arial" w:eastAsia="Lucida Sans Unicode" w:hAnsi="Arial" w:cs="Arial"/>
+          <w:spacing w:val="-6"/>
+          <w:sz w:val="24"/>
+          <w:szCs w:val="24"/>
+          <w:lang w:val="en-CA" w:eastAsia="en-US"/>
+        </w:rPr>
+      </w:pPr>
+      <w:r>
+        <w:rPr>
+          <w:rFonts w:ascii="Arial" w:eastAsia="Lucida Sans Unicode" w:hAnsi="Arial" w:cs="Arial"/>
+          <w:spacing w:val="-6"/>
+          <w:sz w:val="24"/>
+          <w:szCs w:val="24"/>
+          <w:lang w:val="en-CA" w:eastAsia="en-US"/>
+        </w:rPr>
+        <w:t xml:space="preserve">-Performed software unit tests with </w:t>
+      </w:r>
+      <w:proofErr w:type="spellStart"/>
+      <w:r>
+        <w:rPr>
+          <w:rFonts w:ascii="Arial" w:eastAsia="Lucida Sans Unicode" w:hAnsi="Arial" w:cs="Arial"/>
+          <w:spacing w:val="-6"/>
+          <w:sz w:val="24"/>
+          <w:szCs w:val="24"/>
+          <w:lang w:val="en-CA" w:eastAsia="en-US"/>
+        </w:rPr>
+        <w:t>VectorCAST</w:t>
+      </w:r>
+      <w:proofErr w:type="spellEnd"/>
+      <w:r>
+        <w:rPr>
+          <w:rFonts w:ascii="Arial" w:eastAsia="Lucida Sans Unicode" w:hAnsi="Arial" w:cs="Arial"/>
+          <w:spacing w:val="-6"/>
+          <w:sz w:val="24"/>
+          <w:szCs w:val="24"/>
+          <w:lang w:val="en-CA" w:eastAsia="en-US"/>
+        </w:rPr>
+        <w:t xml:space="preserve"> to verify the detailed software design, ensuring high-quality software delivery and full condition coverage of functions.</w:t>
+      </w:r>
+    </w:p>
+    <w:p>
+      <w:pPr>
+        <w:widowControl w:val="0"/>
+        <w:autoSpaceDE w:val="0"/>
+        <w:autoSpaceDN w:val="0"/>
+        <w:spacing w:after="0" w:line="342" w:lineRule="exact"/>
+        <w:ind w:left="-1134"/>
+        <w:jc w:val="both"/>
+        <w:rPr>
+          <w:rFonts w:ascii="Arial" w:eastAsia="Lucida Sans Unicode" w:hAnsi="Arial" w:cs="Arial"/>
+          <w:spacing w:val="-6"/>
+          <w:sz w:val="24"/>
+          <w:szCs w:val="24"/>
+          <w:lang w:val="en-CA" w:eastAsia="en-US"/>
+        </w:rPr>
+      </w:pPr>
+      <w:r>
+        <w:rPr>
+          <w:rFonts w:ascii="Arial" w:eastAsia="Lucida Sans Unicode" w:hAnsi="Arial" w:cs="Arial"/>
+          <w:spacing w:val="-6"/>
+          <w:sz w:val="24"/>
+          <w:szCs w:val="24"/>
+          <w:lang w:val="en-CA" w:eastAsia="en-US"/>
+        </w:rPr>
+        <w:t>–Provided mentorship to engineers in performing low-level testing, unit testing, and static analysis for safety-critical systems.</w:t>
+      </w:r>
+    </w:p>
+    <w:p>
+      <w:pPr>
+        <w:widowControl w:val="0"/>
+        <w:autoSpaceDE w:val="0"/>
+        <w:autoSpaceDN w:val="0"/>
+        <w:spacing w:after="0" w:line="342" w:lineRule="exact"/>
+        <w:ind w:left="-1134"/>
+        <w:jc w:val="both"/>
+        <w:rPr>
+          <w:rFonts w:ascii="Arial" w:eastAsia="Lucida Sans Unicode" w:hAnsi="Arial" w:cs="Arial"/>
+          <w:spacing w:val="-6"/>
+          <w:sz w:val="24"/>
+          <w:szCs w:val="24"/>
+          <w:lang w:val="en-CA" w:eastAsia="en-US"/>
+        </w:rPr>
+      </w:pPr>
+      <w:r>
+        <w:rPr>
+          <w:rFonts w:ascii="Arial" w:eastAsia="Lucida Sans Unicode" w:hAnsi="Arial" w:cs="Arial"/>
+          <w:spacing w:val="-6"/>
+          <w:sz w:val="24"/>
+          <w:szCs w:val="24"/>
+          <w:lang w:val="en-CA" w:eastAsia="en-US"/>
+        </w:rPr>
+        <w:t xml:space="preserve">-Implemented software development following the V-Model in compliance with ASPICE standards, adhering to the regulated automotive industry requirements and ensuring full coverage of the Software Development lifecycle. </w:t>
+      </w:r>
+    </w:p>
+    <w:p>
+      <w:pPr>
+        <w:widowControl w:val="0"/>
+        <w:autoSpaceDE w:val="0"/>
+        <w:autoSpaceDN w:val="0"/>
+        <w:spacing w:after="0" w:line="342" w:lineRule="exact"/>
+        <w:ind w:left="-1134"/>
+        <w:jc w:val="both"/>
+        <w:rPr>
+          <w:rFonts w:ascii="Arial" w:eastAsia="Lucida Sans Unicode" w:hAnsi="Arial" w:cs="Arial"/>
+          <w:spacing w:val="-6"/>
+          <w:sz w:val="24"/>
+          <w:szCs w:val="24"/>
+          <w:lang w:val="en-CA" w:eastAsia="en-US"/>
+        </w:rPr>
+      </w:pPr>
+      <w:r>
+        <w:rPr>
+          <w:rFonts w:ascii="Arial" w:eastAsia="Lucida Sans Unicode" w:hAnsi="Arial" w:cs="Arial"/>
+          <w:spacing w:val="-6"/>
+          <w:sz w:val="24"/>
+          <w:szCs w:val="24"/>
+          <w:lang w:val="en-CA" w:eastAsia="en-US"/>
+        </w:rPr>
+        <w:t>-Identified 10+ code vulnerabilities through static analysis using LDRA in Eclipse, reporting MISRA violations, Secure C issues, and quality warnings.</w:t>
+      </w:r>
+    </w:p>
+    <w:p>
+      <w:pPr>
+        <w:widowControl w:val="0"/>
+        <w:autoSpaceDE w:val="0"/>
+        <w:autoSpaceDN w:val="0"/>
+        <w:spacing w:after="0" w:line="342" w:lineRule="exact"/>
+        <w:ind w:left="-1134"/>
+        <w:jc w:val="both"/>
+        <w:rPr>
+          <w:rFonts w:ascii="Arial" w:eastAsia="Lucida Sans Unicode" w:hAnsi="Arial" w:cs="Arial"/>
+          <w:spacing w:val="-6"/>
+          <w:sz w:val="24"/>
+          <w:szCs w:val="24"/>
+          <w:lang w:val="en-CA" w:eastAsia="en-US"/>
+        </w:rPr>
+      </w:pPr>
+      <w:r>
+        <w:rPr>
+          <w:rFonts w:ascii="Arial" w:eastAsia="Lucida Sans Unicode" w:hAnsi="Arial" w:cs="Arial"/>
+          <w:spacing w:val="-6"/>
+          <w:sz w:val="24"/>
+          <w:szCs w:val="24"/>
+          <w:lang w:val="en-CA" w:eastAsia="en-US"/>
+        </w:rPr>
+        <w:t xml:space="preserve">-Identified 10+ code vulnerabilities through static analysis using LDRA and TRICORE tools in Eclipse, reporting MISRA violations, Secure C issues, and quality warnings. </w:t>
+      </w:r>
+    </w:p>
+    <w:p>
+      <w:pPr>
+        <w:widowControl w:val="0"/>
+        <w:autoSpaceDE w:val="0"/>
+        <w:autoSpaceDN w:val="0"/>
+        <w:spacing w:after="0" w:line="342" w:lineRule="exact"/>
+        <w:ind w:left="-1134"/>
+        <w:jc w:val="both"/>
+        <w:rPr>
+          <w:rFonts w:ascii="Arial" w:eastAsia="Lucida Sans Unicode" w:hAnsi="Arial" w:cs="Arial"/>
+          <w:spacing w:val="-6"/>
+          <w:sz w:val="24"/>
+          <w:szCs w:val="24"/>
+          <w:lang w:val="en-CA" w:eastAsia="en-US"/>
+        </w:rPr>
+      </w:pPr>
+      <w:r>
+        <w:rPr>
+          <w:rFonts w:ascii="Arial" w:eastAsia="Lucida Sans Unicode" w:hAnsi="Arial" w:cs="Arial"/>
+          <w:spacing w:val="-6"/>
+          <w:sz w:val="24"/>
+          <w:szCs w:val="24"/>
+          <w:lang w:val="en-CA" w:eastAsia="en-US"/>
+        </w:rPr>
+        <w:t>–Improved Engine Control Unit (ECU) reliability by resolving software issues through root cause analysis and debugging using tools such as Ozone and the JTAG interface.</w:t>
+      </w:r>
+    </w:p>
+    <w:p>
+      <w:pPr>
+        <w:widowControl w:val="0"/>
+        <w:autoSpaceDE w:val="0"/>
+        <w:autoSpaceDN w:val="0"/>
+        <w:spacing w:after="0" w:line="342" w:lineRule="exact"/>
+        <w:ind w:left="-1134"/>
+        <w:jc w:val="both"/>
+        <w:rPr>
+          <w:rFonts w:ascii="Arial" w:eastAsia="Lucida Sans Unicode" w:hAnsi="Arial" w:cs="Arial"/>
+          <w:spacing w:val="-6"/>
+          <w:sz w:val="24"/>
+          <w:szCs w:val="24"/>
+          <w:lang w:val="en-CA" w:eastAsia="en-US"/>
+        </w:rPr>
+      </w:pPr>
+      <w:r>
+        <w:rPr>
+          <w:rFonts w:ascii="Arial" w:eastAsia="Lucida Sans Unicode" w:hAnsi="Arial" w:cs="Arial"/>
+          <w:spacing w:val="-6"/>
+          <w:sz w:val="24"/>
+          <w:szCs w:val="24"/>
+          <w:lang w:eastAsia="en-US"/>
+        </w:rPr>
+        <w:t>-Conducted cybersecurity testing to ensure the correct generation and secure storage of cryptographic keys within the Hardware Security Module (HSM) of the main Electronic Control Unit (ECU).</w:t>
+      </w:r>
+    </w:p>
+    <w:p>
+      <w:pPr>
+        <w:widowControl w:val="0"/>
+        <w:autoSpaceDE w:val="0"/>
+        <w:autoSpaceDN w:val="0"/>
+        <w:spacing w:after="0" w:line="342" w:lineRule="exact"/>
+        <w:ind w:left="-1134"/>
+        <w:jc w:val="both"/>
+        <w:rPr>
+          <w:rFonts w:ascii="Arial" w:eastAsia="Lucida Sans Unicode" w:hAnsi="Arial" w:cs="Arial"/>
+          <w:b/>
+          <w:bCs/>
+          <w:spacing w:val="-6"/>
+          <w:sz w:val="24"/>
+          <w:szCs w:val="24"/>
+          <w:u w:val="single"/>
+          <w:lang w:eastAsia="en-US"/>
+        </w:rPr>
+      </w:pPr>
+      <w:r>
+        <w:rPr>
+          <w:rFonts w:ascii="Arial" w:eastAsia="Lucida Sans Unicode" w:hAnsi="Arial" w:cs="Arial"/>
+          <w:b/>
+          <w:bCs/>
+          <w:spacing w:val="-6"/>
+          <w:sz w:val="24"/>
+          <w:szCs w:val="24"/>
+          <w:u w:val="single"/>
+          <w:lang w:eastAsia="en-US"/>
+        </w:rPr>
+        <w:t>Project Engineer - CIDESI. 12</w:t>
+      </w:r>
+      <w:r>
+        <w:rPr>
+          <w:rFonts w:ascii="Arial" w:eastAsia="Lucida Sans Unicode" w:hAnsi="Arial" w:cs="Arial"/>
+          <w:b/>
+          <w:bCs/>
+          <w:spacing w:val="-6"/>
+          <w:sz w:val="24"/>
+          <w:szCs w:val="24"/>
+          <w:u w:val="single"/>
+          <w:lang w:eastAsia="en-US"/>
+        </w:rPr>
+        <w:t>-04-2019 -14</w:t>
+      </w:r>
+      <w:r>
+        <w:rPr>
+          <w:rFonts w:ascii="Arial" w:eastAsia="Lucida Sans Unicode" w:hAnsi="Arial" w:cs="Arial"/>
+          <w:b/>
+          <w:bCs/>
+          <w:spacing w:val="-6"/>
+          <w:sz w:val="24"/>
+          <w:szCs w:val="24"/>
+          <w:u w:val="single"/>
+          <w:lang w:eastAsia="en-US"/>
+        </w:rPr>
+        <w:t>-</w:t>
+      </w:r>
+      <w:r>
+        <w:rPr>
+          <w:rFonts w:ascii="Arial" w:eastAsia="Lucida Sans Unicode" w:hAnsi="Arial" w:cs="Arial"/>
+          <w:b/>
+          <w:bCs/>
+          <w:spacing w:val="-6"/>
+          <w:sz w:val="24"/>
+          <w:szCs w:val="24"/>
+          <w:u w:val="single"/>
+          <w:lang w:eastAsia="en-US"/>
+        </w:rPr>
+        <w:t>06-2021</w:t>
+      </w:r>
+    </w:p>
+    <w:p>
+      <w:pPr>
+        <w:widowControl w:val="0"/>
+        <w:autoSpaceDE w:val="0"/>
+        <w:autoSpaceDN w:val="0"/>
+        <w:spacing w:after="0" w:line="342" w:lineRule="exact"/>
+        <w:ind w:left="-1134"/>
+        <w:jc w:val="both"/>
+        <w:rPr>
+          <w:rFonts w:ascii="Arial" w:eastAsia="Lucida Sans Unicode" w:hAnsi="Arial" w:cs="Arial"/>
+          <w:spacing w:val="-6"/>
+          <w:sz w:val="24"/>
+          <w:szCs w:val="24"/>
+          <w:lang w:eastAsia="en-US"/>
+        </w:rPr>
+      </w:pPr>
+      <w:r>
+        <w:rPr>
+          <w:rFonts w:ascii="Arial" w:eastAsia="Lucida Sans Unicode" w:hAnsi="Arial" w:cs="Arial"/>
+          <w:spacing w:val="-6"/>
+          <w:sz w:val="24"/>
+          <w:szCs w:val="24"/>
+          <w:lang w:eastAsia="en-US"/>
+        </w:rPr>
+        <w:t xml:space="preserve">-Developed software in </w:t>
+      </w:r>
+      <w:r>
+        <w:rPr>
+          <w:rFonts w:ascii="Arial" w:eastAsia="Lucida Sans Unicode" w:hAnsi="Arial" w:cs="Arial"/>
+          <w:b/>
+          <w:bCs/>
+          <w:spacing w:val="-6"/>
+          <w:sz w:val="24"/>
+          <w:szCs w:val="24"/>
+          <w:lang w:eastAsia="en-US"/>
+        </w:rPr>
+        <w:t>Embedded C</w:t>
+      </w:r>
+      <w:r>
+        <w:rPr>
+          <w:rFonts w:ascii="Arial" w:eastAsia="Lucida Sans Unicode" w:hAnsi="Arial" w:cs="Arial"/>
+          <w:spacing w:val="-6"/>
+          <w:sz w:val="24"/>
+          <w:szCs w:val="24"/>
+          <w:lang w:eastAsia="en-US"/>
+        </w:rPr>
+        <w:t xml:space="preserve"> language for </w:t>
+      </w:r>
+      <w:r>
+        <w:rPr>
+          <w:rFonts w:ascii="Arial" w:eastAsia="Lucida Sans Unicode" w:hAnsi="Arial" w:cs="Arial"/>
+          <w:b/>
+          <w:bCs/>
+          <w:spacing w:val="-6"/>
+          <w:sz w:val="24"/>
+          <w:szCs w:val="24"/>
+          <w:lang w:eastAsia="en-US"/>
+        </w:rPr>
+        <w:t>ARM microcontrollers</w:t>
+      </w:r>
+      <w:r>
+        <w:rPr>
+          <w:rFonts w:ascii="Arial" w:eastAsia="Lucida Sans Unicode" w:hAnsi="Arial" w:cs="Arial"/>
+          <w:spacing w:val="-6"/>
+          <w:sz w:val="24"/>
+          <w:szCs w:val="24"/>
+          <w:lang w:eastAsia="en-US"/>
+        </w:rPr>
+        <w:t xml:space="preserve"> to store data in external NAND flash memory, improving storage speed by 80% in a glider datalogger system.</w:t>
+      </w:r>
+    </w:p>
+    <w:p>
+      <w:pPr>
+        <w:widowControl w:val="0"/>
+        <w:autoSpaceDE w:val="0"/>
+        <w:autoSpaceDN w:val="0"/>
+        <w:spacing w:after="0" w:line="342" w:lineRule="exact"/>
+        <w:ind w:left="-1134"/>
+        <w:jc w:val="both"/>
+        <w:rPr>
+          <w:rFonts w:ascii="Arial" w:eastAsia="Lucida Sans Unicode" w:hAnsi="Arial" w:cs="Arial"/>
+          <w:spacing w:val="-6"/>
+          <w:sz w:val="24"/>
+          <w:szCs w:val="24"/>
+          <w:lang w:eastAsia="en-US"/>
+        </w:rPr>
+      </w:pPr>
+      <w:r>
+        <w:rPr>
+          <w:rFonts w:ascii="Arial" w:eastAsia="Lucida Sans Unicode" w:hAnsi="Arial" w:cs="Arial"/>
+          <w:spacing w:val="-6"/>
+          <w:sz w:val="24"/>
+          <w:szCs w:val="24"/>
+          <w:lang w:eastAsia="en-US"/>
+        </w:rPr>
+        <w:t xml:space="preserve">-Developed embedded software in </w:t>
+      </w:r>
+      <w:r>
+        <w:rPr>
+          <w:rFonts w:ascii="Arial" w:eastAsia="Lucida Sans Unicode" w:hAnsi="Arial" w:cs="Arial"/>
+          <w:b/>
+          <w:bCs/>
+          <w:spacing w:val="-6"/>
+          <w:sz w:val="24"/>
+          <w:szCs w:val="24"/>
+          <w:lang w:eastAsia="en-US"/>
+        </w:rPr>
+        <w:t>C++</w:t>
+      </w:r>
+      <w:r>
+        <w:rPr>
+          <w:rFonts w:ascii="Arial" w:eastAsia="Lucida Sans Unicode" w:hAnsi="Arial" w:cs="Arial"/>
+          <w:spacing w:val="-6"/>
+          <w:sz w:val="24"/>
+          <w:szCs w:val="24"/>
+          <w:lang w:eastAsia="en-US"/>
+        </w:rPr>
+        <w:t xml:space="preserve"> to create an interface for robot control, enabling abstraction and </w:t>
+      </w:r>
+      <w:r>
+        <w:rPr>
+          <w:rFonts w:ascii="Arial" w:eastAsia="Lucida Sans Unicode" w:hAnsi="Arial" w:cs="Arial"/>
+          <w:spacing w:val="-6"/>
+          <w:sz w:val="24"/>
+          <w:szCs w:val="24"/>
+          <w:lang w:eastAsia="en-US"/>
+        </w:rPr>
+        <w:lastRenderedPageBreak/>
+        <w:t>modularity through organized access to microcontroller peripherals.</w:t>
+      </w:r>
+    </w:p>
+    <w:p>
+      <w:pPr>
+        <w:widowControl w:val="0"/>
+        <w:autoSpaceDE w:val="0"/>
+        <w:autoSpaceDN w:val="0"/>
+        <w:spacing w:after="0" w:line="342" w:lineRule="exact"/>
+        <w:ind w:left="-1134"/>
+        <w:jc w:val="both"/>
+        <w:rPr>
+          <w:rFonts w:ascii="Arial" w:eastAsia="Lucida Sans Unicode" w:hAnsi="Arial" w:cs="Arial"/>
+          <w:spacing w:val="-6"/>
+          <w:sz w:val="24"/>
+          <w:szCs w:val="24"/>
+          <w:lang w:eastAsia="en-US"/>
+        </w:rPr>
+      </w:pPr>
+      <w:r>
+        <w:rPr>
+          <w:rFonts w:ascii="Arial" w:eastAsia="Lucida Sans Unicode" w:hAnsi="Arial" w:cs="Arial"/>
+          <w:spacing w:val="-6"/>
+          <w:sz w:val="24"/>
+          <w:szCs w:val="24"/>
+          <w:lang w:eastAsia="en-US"/>
+        </w:rPr>
+        <w:t xml:space="preserve">-Maximized the efficiency of TMS570LS3137 </w:t>
+      </w:r>
+      <w:r>
+        <w:rPr>
+          <w:rFonts w:ascii="Arial" w:eastAsia="Lucida Sans Unicode" w:hAnsi="Arial" w:cs="Arial"/>
+          <w:b/>
+          <w:bCs/>
+          <w:spacing w:val="-6"/>
+          <w:sz w:val="24"/>
+          <w:szCs w:val="24"/>
+          <w:lang w:eastAsia="en-US"/>
+        </w:rPr>
+        <w:t>microcontroller</w:t>
+      </w:r>
+      <w:r>
+        <w:rPr>
+          <w:rFonts w:ascii="Arial" w:eastAsia="Lucida Sans Unicode" w:hAnsi="Arial" w:cs="Arial"/>
+          <w:spacing w:val="-6"/>
+          <w:sz w:val="24"/>
+          <w:szCs w:val="24"/>
+          <w:lang w:eastAsia="en-US"/>
+        </w:rPr>
+        <w:t xml:space="preserve"> system up to 30%, by developing </w:t>
+      </w:r>
+      <w:r>
+        <w:rPr>
+          <w:rFonts w:ascii="Arial" w:eastAsia="Lucida Sans Unicode" w:hAnsi="Arial" w:cs="Arial"/>
+          <w:b/>
+          <w:bCs/>
+          <w:spacing w:val="-6"/>
+          <w:sz w:val="24"/>
+          <w:szCs w:val="24"/>
+          <w:lang w:eastAsia="en-US"/>
+        </w:rPr>
+        <w:t>embedded software i</w:t>
+      </w:r>
+      <w:r>
+        <w:rPr>
+          <w:rFonts w:ascii="Arial" w:eastAsia="Lucida Sans Unicode" w:hAnsi="Arial" w:cs="Arial"/>
+          <w:spacing w:val="-6"/>
+          <w:sz w:val="24"/>
+          <w:szCs w:val="24"/>
+          <w:lang w:eastAsia="en-US"/>
+        </w:rPr>
+        <w:t xml:space="preserve">mplementing </w:t>
+      </w:r>
+      <w:r>
+        <w:rPr>
+          <w:rFonts w:ascii="Arial" w:eastAsia="Lucida Sans Unicode" w:hAnsi="Arial" w:cs="Arial"/>
+          <w:b/>
+          <w:bCs/>
+          <w:spacing w:val="-6"/>
+          <w:sz w:val="24"/>
+          <w:szCs w:val="24"/>
+          <w:lang w:eastAsia="en-US"/>
+        </w:rPr>
+        <w:t>RTOS</w:t>
+      </w:r>
+      <w:r>
+        <w:rPr>
+          <w:rFonts w:ascii="Arial" w:eastAsia="Lucida Sans Unicode" w:hAnsi="Arial" w:cs="Arial"/>
+          <w:b/>
+          <w:bCs/>
+          <w:spacing w:val="-6"/>
+          <w:sz w:val="24"/>
+          <w:szCs w:val="24"/>
+          <w:lang w:eastAsia="en-US"/>
+        </w:rPr>
+        <w:t xml:space="preserve"> (Real Time Operating System)</w:t>
+      </w:r>
+      <w:r>
+        <w:rPr>
+          <w:rFonts w:ascii="Arial" w:eastAsia="Lucida Sans Unicode" w:hAnsi="Arial" w:cs="Arial"/>
+          <w:spacing w:val="-6"/>
+          <w:sz w:val="24"/>
+          <w:szCs w:val="24"/>
+          <w:lang w:eastAsia="en-US"/>
+        </w:rPr>
+        <w:t xml:space="preserve">, using </w:t>
+      </w:r>
+      <w:r>
+        <w:rPr>
+          <w:rFonts w:ascii="Arial" w:eastAsia="Lucida Sans Unicode" w:hAnsi="Arial" w:cs="Arial"/>
+          <w:b/>
+          <w:bCs/>
+          <w:spacing w:val="-6"/>
+          <w:sz w:val="24"/>
+          <w:szCs w:val="24"/>
+          <w:lang w:eastAsia="en-US"/>
+        </w:rPr>
+        <w:t>GIT</w:t>
+      </w:r>
+      <w:r>
+        <w:rPr>
+          <w:rFonts w:ascii="Arial" w:eastAsia="Lucida Sans Unicode" w:hAnsi="Arial" w:cs="Arial"/>
+          <w:spacing w:val="-6"/>
+          <w:sz w:val="24"/>
+          <w:szCs w:val="24"/>
+          <w:lang w:eastAsia="en-US"/>
+        </w:rPr>
+        <w:t xml:space="preserve"> for program version control.</w:t>
+      </w:r>
+    </w:p>
+    <w:p>
+      <w:pPr>
+        <w:widowControl w:val="0"/>
+        <w:autoSpaceDE w:val="0"/>
+        <w:autoSpaceDN w:val="0"/>
+        <w:spacing w:after="0" w:line="342" w:lineRule="exact"/>
+        <w:ind w:left="-1134"/>
+        <w:jc w:val="both"/>
+        <w:rPr>
+          <w:rFonts w:ascii="Arial" w:eastAsia="Lucida Sans Unicode" w:hAnsi="Arial" w:cs="Arial"/>
+          <w:spacing w:val="-6"/>
+          <w:sz w:val="24"/>
+          <w:szCs w:val="24"/>
+          <w:lang w:eastAsia="en-US"/>
+        </w:rPr>
+      </w:pPr>
+      <w:r>
+        <w:rPr>
+          <w:rFonts w:ascii="Arial" w:eastAsia="Lucida Sans Unicode" w:hAnsi="Arial" w:cs="Arial"/>
+          <w:spacing w:val="-6"/>
+          <w:sz w:val="24"/>
+          <w:szCs w:val="24"/>
+          <w:lang w:eastAsia="en-US"/>
+        </w:rPr>
+        <w:t xml:space="preserve">-Visited customer and internal locations to provide hands-on support to </w:t>
+      </w:r>
+      <w:r>
+        <w:rPr>
+          <w:rFonts w:ascii="Arial" w:eastAsia="Lucida Sans Unicode" w:hAnsi="Arial" w:cs="Arial"/>
+          <w:b/>
+          <w:bCs/>
+          <w:spacing w:val="-6"/>
+          <w:sz w:val="24"/>
+          <w:szCs w:val="24"/>
+          <w:lang w:eastAsia="en-US"/>
+        </w:rPr>
+        <w:t>systems engineers</w:t>
+      </w:r>
+      <w:r>
+        <w:rPr>
+          <w:rFonts w:ascii="Arial" w:eastAsia="Lucida Sans Unicode" w:hAnsi="Arial" w:cs="Arial"/>
+          <w:spacing w:val="-6"/>
+          <w:sz w:val="24"/>
+          <w:szCs w:val="24"/>
+          <w:lang w:eastAsia="en-US"/>
+        </w:rPr>
+        <w:t xml:space="preserve">, identify </w:t>
+      </w:r>
+      <w:r>
+        <w:rPr>
+          <w:rFonts w:ascii="Arial" w:eastAsia="Lucida Sans Unicode" w:hAnsi="Arial" w:cs="Arial"/>
+          <w:b/>
+          <w:bCs/>
+          <w:spacing w:val="-6"/>
+          <w:sz w:val="24"/>
+          <w:szCs w:val="24"/>
+          <w:lang w:eastAsia="en-US"/>
+        </w:rPr>
+        <w:t>hardware</w:t>
+      </w:r>
+      <w:r>
+        <w:rPr>
+          <w:rFonts w:ascii="Arial" w:eastAsia="Lucida Sans Unicode" w:hAnsi="Arial" w:cs="Arial"/>
+          <w:spacing w:val="-6"/>
+          <w:sz w:val="24"/>
+          <w:szCs w:val="24"/>
+          <w:lang w:eastAsia="en-US"/>
+        </w:rPr>
+        <w:t xml:space="preserve"> requirements, and contribute to the digitalization of the existing </w:t>
+      </w:r>
+      <w:bookmarkStart w:id="0" w:name="_Hlk200016674"/>
+      <w:r>
+        <w:rPr>
+          <w:rFonts w:ascii="Arial" w:eastAsia="Lucida Sans Unicode" w:hAnsi="Arial" w:cs="Arial"/>
+          <w:spacing w:val="-6"/>
+          <w:sz w:val="24"/>
+          <w:szCs w:val="24"/>
+          <w:lang w:eastAsia="en-US"/>
+        </w:rPr>
+        <w:t>railway driving system in Mexico City.</w:t>
+      </w:r>
+    </w:p>
+    <w:p>
+      <w:pPr>
+        <w:widowControl w:val="0"/>
+        <w:autoSpaceDE w:val="0"/>
+        <w:autoSpaceDN w:val="0"/>
+        <w:spacing w:after="0" w:line="342" w:lineRule="exact"/>
+        <w:ind w:left="-1134"/>
+        <w:jc w:val="both"/>
+        <w:rPr>
+          <w:rFonts w:ascii="Arial" w:eastAsia="Lucida Sans Unicode" w:hAnsi="Arial" w:cs="Arial"/>
+          <w:spacing w:val="-6"/>
+          <w:sz w:val="24"/>
+          <w:szCs w:val="24"/>
+          <w:lang w:eastAsia="en-US"/>
+        </w:rPr>
+      </w:pPr>
+      <w:r>
+        <w:rPr>
+          <w:rFonts w:ascii="Arial" w:eastAsia="Lucida Sans Unicode" w:hAnsi="Arial" w:cs="Arial"/>
+          <w:spacing w:val="-6"/>
+          <w:sz w:val="24"/>
+          <w:szCs w:val="24"/>
+          <w:lang w:eastAsia="en-US"/>
+        </w:rPr>
+        <w:t xml:space="preserve">-Implemented </w:t>
+      </w:r>
+      <w:r>
+        <w:rPr>
+          <w:rFonts w:ascii="Arial" w:eastAsia="Lucida Sans Unicode" w:hAnsi="Arial" w:cs="Arial"/>
+          <w:b/>
+          <w:bCs/>
+          <w:spacing w:val="-6"/>
+          <w:sz w:val="24"/>
+          <w:szCs w:val="24"/>
+          <w:lang w:eastAsia="en-US"/>
+        </w:rPr>
+        <w:t>C++ software</w:t>
+      </w:r>
+      <w:r>
+        <w:rPr>
+          <w:rFonts w:ascii="Arial" w:eastAsia="Lucida Sans Unicode" w:hAnsi="Arial" w:cs="Arial"/>
+          <w:spacing w:val="-6"/>
+          <w:sz w:val="24"/>
+          <w:szCs w:val="24"/>
+          <w:lang w:eastAsia="en-US"/>
+        </w:rPr>
+        <w:t xml:space="preserve"> using Object-Oriented Programming (</w:t>
+      </w:r>
+      <w:r>
+        <w:rPr>
+          <w:rFonts w:ascii="Arial" w:eastAsia="Lucida Sans Unicode" w:hAnsi="Arial" w:cs="Arial"/>
+          <w:b/>
+          <w:bCs/>
+          <w:spacing w:val="-6"/>
+          <w:sz w:val="24"/>
+          <w:szCs w:val="24"/>
+          <w:lang w:eastAsia="en-US"/>
+        </w:rPr>
+        <w:t>OOP</w:t>
+      </w:r>
+      <w:r>
+        <w:rPr>
+          <w:rFonts w:ascii="Arial" w:eastAsia="Lucida Sans Unicode" w:hAnsi="Arial" w:cs="Arial"/>
+          <w:spacing w:val="-6"/>
+          <w:sz w:val="24"/>
+          <w:szCs w:val="24"/>
+          <w:lang w:eastAsia="en-US"/>
+        </w:rPr>
+        <w:t>) to control the speed and acceleration of Mexico City's railway driving system, enabling project flexibility and scalability.</w:t>
+      </w:r>
+    </w:p>
+    <w:p>
+      <w:pPr>
+        <w:widowControl w:val="0"/>
+        <w:autoSpaceDE w:val="0"/>
+        <w:autoSpaceDN w:val="0"/>
+        <w:spacing w:after="0" w:line="342" w:lineRule="exact"/>
+        <w:ind w:left="-1134"/>
+        <w:jc w:val="both"/>
+        <w:rPr>
+          <w:rFonts w:ascii="Arial" w:eastAsia="Lucida Sans Unicode" w:hAnsi="Arial" w:cs="Arial"/>
+          <w:spacing w:val="-6"/>
+          <w:sz w:val="24"/>
+          <w:szCs w:val="24"/>
+          <w:lang w:eastAsia="en-US"/>
+        </w:rPr>
+      </w:pPr>
+      <w:r>
+        <w:rPr>
+          <w:rFonts w:ascii="Arial" w:eastAsia="Lucida Sans Unicode" w:hAnsi="Arial" w:cs="Arial"/>
+          <w:spacing w:val="-6"/>
+          <w:sz w:val="24"/>
+          <w:szCs w:val="24"/>
+          <w:lang w:eastAsia="en-US"/>
+        </w:rPr>
+        <w:t xml:space="preserve">-Implemented code to read data from digital sensors using </w:t>
+      </w:r>
+      <w:r>
+        <w:rPr>
+          <w:rFonts w:ascii="Arial" w:eastAsia="Lucida Sans Unicode" w:hAnsi="Arial" w:cs="Arial"/>
+          <w:b/>
+          <w:bCs/>
+          <w:spacing w:val="-6"/>
+          <w:sz w:val="24"/>
+          <w:szCs w:val="24"/>
+          <w:lang w:eastAsia="en-US"/>
+        </w:rPr>
+        <w:t>Python</w:t>
+      </w:r>
+      <w:r>
+        <w:rPr>
+          <w:rFonts w:ascii="Arial" w:eastAsia="Lucida Sans Unicode" w:hAnsi="Arial" w:cs="Arial"/>
+          <w:spacing w:val="-6"/>
+          <w:sz w:val="24"/>
+          <w:szCs w:val="24"/>
+          <w:lang w:eastAsia="en-US"/>
+        </w:rPr>
+        <w:t xml:space="preserve"> and </w:t>
+      </w:r>
+      <w:r>
+        <w:rPr>
+          <w:rFonts w:ascii="Arial" w:eastAsia="Lucida Sans Unicode" w:hAnsi="Arial" w:cs="Arial"/>
+          <w:b/>
+          <w:bCs/>
+          <w:spacing w:val="-6"/>
+          <w:sz w:val="24"/>
+          <w:szCs w:val="24"/>
+          <w:lang w:eastAsia="en-US"/>
+        </w:rPr>
+        <w:t>embedded Linux</w:t>
+      </w:r>
+      <w:r>
+        <w:rPr>
+          <w:rFonts w:ascii="Arial" w:eastAsia="Lucida Sans Unicode" w:hAnsi="Arial" w:cs="Arial"/>
+          <w:spacing w:val="-6"/>
+          <w:sz w:val="24"/>
+          <w:szCs w:val="24"/>
+          <w:lang w:eastAsia="en-US"/>
+        </w:rPr>
+        <w:t>, optimizing GPIO (General Purpose Input/Output) usage by 50%.</w:t>
+      </w:r>
+    </w:p>
+    <w:bookmarkEnd w:id="0"/>
+    <w:p>
+      <w:pPr>
+        <w:widowControl w:val="0"/>
+        <w:autoSpaceDE w:val="0"/>
+        <w:autoSpaceDN w:val="0"/>
+        <w:spacing w:after="0" w:line="342" w:lineRule="exact"/>
+        <w:ind w:left="-1134"/>
+        <w:jc w:val="both"/>
+        <w:rPr>
+          <w:rFonts w:ascii="Arial" w:eastAsia="Lucida Sans Unicode" w:hAnsi="Arial" w:cs="Arial"/>
+          <w:spacing w:val="-6"/>
+          <w:sz w:val="24"/>
+          <w:szCs w:val="24"/>
+          <w:lang w:eastAsia="en-US"/>
+        </w:rPr>
+      </w:pPr>
+      <w:r>
+        <w:rPr>
+          <w:rFonts w:ascii="Arial" w:eastAsia="Lucida Sans Unicode" w:hAnsi="Arial" w:cs="Arial"/>
+          <w:spacing w:val="-6"/>
+          <w:sz w:val="24"/>
+          <w:szCs w:val="24"/>
+          <w:lang w:eastAsia="en-US"/>
+        </w:rPr>
+        <w:t xml:space="preserve">-Enhanced the Mexico City railway software system by applying </w:t>
+      </w:r>
+      <w:r>
+        <w:rPr>
+          <w:rFonts w:ascii="Arial" w:eastAsia="Lucida Sans Unicode" w:hAnsi="Arial" w:cs="Arial"/>
+          <w:b/>
+          <w:bCs/>
+          <w:spacing w:val="-6"/>
+          <w:sz w:val="24"/>
+          <w:szCs w:val="24"/>
+          <w:lang w:eastAsia="en-US"/>
+        </w:rPr>
+        <w:t>MISRA-C</w:t>
+      </w:r>
+      <w:r>
+        <w:rPr>
+          <w:rFonts w:ascii="Arial" w:eastAsia="Lucida Sans Unicode" w:hAnsi="Arial" w:cs="Arial"/>
+          <w:spacing w:val="-6"/>
+          <w:sz w:val="24"/>
+          <w:szCs w:val="24"/>
+          <w:lang w:eastAsia="en-US"/>
+        </w:rPr>
+        <w:t xml:space="preserve"> and </w:t>
+      </w:r>
+      <w:r>
+        <w:rPr>
+          <w:rFonts w:ascii="Arial" w:eastAsia="Lucida Sans Unicode" w:hAnsi="Arial" w:cs="Arial"/>
+          <w:b/>
+          <w:bCs/>
+          <w:spacing w:val="-6"/>
+          <w:sz w:val="24"/>
+          <w:szCs w:val="24"/>
+          <w:lang w:eastAsia="en-US"/>
+        </w:rPr>
+        <w:t>Secure-C</w:t>
+      </w:r>
+      <w:r>
+        <w:rPr>
+          <w:rFonts w:ascii="Arial" w:eastAsia="Lucida Sans Unicode" w:hAnsi="Arial" w:cs="Arial"/>
+          <w:spacing w:val="-6"/>
+          <w:sz w:val="24"/>
+          <w:szCs w:val="24"/>
+          <w:lang w:eastAsia="en-US"/>
+        </w:rPr>
+        <w:t xml:space="preserve"> coding standards, resulting in up to a 90% increase in peripheral </w:t>
+      </w:r>
+      <w:r>
+        <w:rPr>
+          <w:rFonts w:ascii="Arial" w:eastAsia="Lucida Sans Unicode" w:hAnsi="Arial" w:cs="Arial"/>
+          <w:b/>
+          <w:bCs/>
+          <w:spacing w:val="-6"/>
+          <w:sz w:val="24"/>
+          <w:szCs w:val="24"/>
+          <w:lang w:eastAsia="en-US"/>
+        </w:rPr>
+        <w:t>communication security</w:t>
+      </w:r>
+      <w:r>
+        <w:rPr>
+          <w:rFonts w:ascii="Arial" w:eastAsia="Lucida Sans Unicode" w:hAnsi="Arial" w:cs="Arial"/>
+          <w:spacing w:val="-6"/>
+          <w:sz w:val="24"/>
+          <w:szCs w:val="24"/>
+          <w:lang w:eastAsia="en-US"/>
+        </w:rPr>
+        <w:t xml:space="preserve"> and reliability.</w:t>
+      </w:r>
+    </w:p>
+    <w:p>
+      <w:pPr>
+        <w:widowControl w:val="0"/>
+        <w:autoSpaceDE w:val="0"/>
+        <w:autoSpaceDN w:val="0"/>
+        <w:spacing w:after="0" w:line="342" w:lineRule="exact"/>
+        <w:ind w:left="-1134"/>
+        <w:jc w:val="both"/>
+        <w:rPr>
+          <w:rFonts w:ascii="Arial" w:eastAsia="Lucida Sans Unicode" w:hAnsi="Arial" w:cs="Arial"/>
+          <w:spacing w:val="-6"/>
+          <w:sz w:val="24"/>
+          <w:szCs w:val="24"/>
+          <w:lang w:eastAsia="en-US"/>
+        </w:rPr>
+      </w:pPr>
+      <w:r>
+        <w:rPr>
+          <w:rFonts w:ascii="Arial" w:eastAsia="Lucida Sans Unicode" w:hAnsi="Arial" w:cs="Arial"/>
+          <w:spacing w:val="-6"/>
+          <w:sz w:val="24"/>
+          <w:szCs w:val="24"/>
+          <w:lang w:eastAsia="en-US"/>
+        </w:rPr>
+        <w:t xml:space="preserve">-Developed </w:t>
+      </w:r>
+      <w:r>
+        <w:rPr>
+          <w:rFonts w:ascii="Arial" w:eastAsia="Lucida Sans Unicode" w:hAnsi="Arial" w:cs="Arial"/>
+          <w:b/>
+          <w:bCs/>
+          <w:spacing w:val="-6"/>
+          <w:sz w:val="24"/>
+          <w:szCs w:val="24"/>
+          <w:lang w:eastAsia="en-US"/>
+        </w:rPr>
+        <w:t>low-level drivers</w:t>
+      </w:r>
+      <w:r>
+        <w:rPr>
+          <w:rFonts w:ascii="Arial" w:eastAsia="Lucida Sans Unicode" w:hAnsi="Arial" w:cs="Arial"/>
+          <w:spacing w:val="-6"/>
+          <w:sz w:val="24"/>
+          <w:szCs w:val="24"/>
+          <w:lang w:eastAsia="en-US"/>
+        </w:rPr>
+        <w:t xml:space="preserve"> for </w:t>
+      </w:r>
+      <w:r>
+        <w:rPr>
+          <w:rFonts w:ascii="Arial" w:eastAsia="Lucida Sans Unicode" w:hAnsi="Arial" w:cs="Arial"/>
+          <w:b/>
+          <w:bCs/>
+          <w:spacing w:val="-6"/>
+          <w:sz w:val="24"/>
+          <w:szCs w:val="24"/>
+          <w:lang w:eastAsia="en-US"/>
+        </w:rPr>
+        <w:t>I²C</w:t>
       </w:r>
       <w:r>
         <w:rPr>
@@ -1490,30 +4237,978 @@
           <w:szCs w:val="24"/>
           <w:lang w:eastAsia="en-US"/>
         </w:rPr>
-        <w:t>GitHub</w:t>
-      </w:r>
-      <w:r>
-        <w:rPr>
-          <w:rFonts w:ascii="Arial" w:eastAsia="Lucida Sans Unicode" w:hAnsi="Arial" w:cs="Arial"/>
-          <w:spacing w:val="-6"/>
-          <w:sz w:val="24"/>
-          <w:szCs w:val="24"/>
-          <w:lang w:eastAsia="en-US"/>
-        </w:rPr>
-        <w:t xml:space="preserve">, Plastic, and </w:t>
-      </w:r>
-      <w:proofErr w:type="spellStart"/>
-      <w:r>
-        <w:rPr>
-          <w:rFonts w:ascii="Arial" w:eastAsia="Lucida Sans Unicode" w:hAnsi="Arial" w:cs="Arial"/>
-          <w:spacing w:val="-6"/>
-          <w:sz w:val="24"/>
-          <w:szCs w:val="24"/>
-          <w:lang w:eastAsia="en-US"/>
-        </w:rPr>
-        <w:t>SmartGit</w:t>
-      </w:r>
-      <w:proofErr w:type="spellEnd"/>
+        <w:t>CAN</w:t>
+      </w:r>
+      <w:r>
+        <w:rPr>
+          <w:rFonts w:ascii="Arial" w:eastAsia="Lucida Sans Unicode" w:hAnsi="Arial" w:cs="Arial"/>
+          <w:spacing w:val="-6"/>
+          <w:sz w:val="24"/>
+          <w:szCs w:val="24"/>
+          <w:lang w:eastAsia="en-US"/>
+        </w:rPr>
+        <w:t xml:space="preserve">, </w:t>
+      </w:r>
+      <w:r>
+        <w:rPr>
+          <w:rFonts w:ascii="Arial" w:eastAsia="Lucida Sans Unicode" w:hAnsi="Arial" w:cs="Arial"/>
+          <w:b/>
+          <w:bCs/>
+          <w:spacing w:val="-6"/>
+          <w:sz w:val="24"/>
+          <w:szCs w:val="24"/>
+          <w:lang w:eastAsia="en-US"/>
+        </w:rPr>
+        <w:t>SPI</w:t>
+      </w:r>
+      <w:r>
+        <w:rPr>
+          <w:rFonts w:ascii="Arial" w:eastAsia="Lucida Sans Unicode" w:hAnsi="Arial" w:cs="Arial"/>
+          <w:spacing w:val="-6"/>
+          <w:sz w:val="24"/>
+          <w:szCs w:val="24"/>
+          <w:lang w:eastAsia="en-US"/>
+        </w:rPr>
+        <w:t xml:space="preserve">, &amp; </w:t>
+      </w:r>
+      <w:r>
+        <w:rPr>
+          <w:rFonts w:ascii="Arial" w:eastAsia="Lucida Sans Unicode" w:hAnsi="Arial" w:cs="Arial"/>
+          <w:b/>
+          <w:bCs/>
+          <w:spacing w:val="-6"/>
+          <w:sz w:val="24"/>
+          <w:szCs w:val="24"/>
+          <w:lang w:eastAsia="en-US"/>
+        </w:rPr>
+        <w:t>UART</w:t>
+      </w:r>
+      <w:r>
+        <w:rPr>
+          <w:rFonts w:ascii="Arial" w:eastAsia="Lucida Sans Unicode" w:hAnsi="Arial" w:cs="Arial"/>
+          <w:spacing w:val="-6"/>
+          <w:sz w:val="24"/>
+          <w:szCs w:val="24"/>
+          <w:lang w:eastAsia="en-US"/>
+        </w:rPr>
+        <w:t xml:space="preserve"> communication protocols, supporting </w:t>
+      </w:r>
+      <w:r>
+        <w:rPr>
+          <w:rFonts w:ascii="Arial" w:eastAsia="Lucida Sans Unicode" w:hAnsi="Arial" w:cs="Arial"/>
+          <w:b/>
+          <w:bCs/>
+          <w:spacing w:val="-6"/>
+          <w:sz w:val="24"/>
+          <w:szCs w:val="24"/>
+          <w:lang w:eastAsia="en-US"/>
+        </w:rPr>
+        <w:t xml:space="preserve">debugging </w:t>
+      </w:r>
+      <w:r>
+        <w:rPr>
+          <w:rFonts w:ascii="Arial" w:eastAsia="Lucida Sans Unicode" w:hAnsi="Arial" w:cs="Arial"/>
+          <w:spacing w:val="-6"/>
+          <w:sz w:val="24"/>
+          <w:szCs w:val="24"/>
+          <w:lang w:eastAsia="en-US"/>
+        </w:rPr>
+        <w:t xml:space="preserve">and validation activities, including </w:t>
+      </w:r>
+      <w:r>
+        <w:rPr>
+          <w:rFonts w:ascii="Arial" w:eastAsia="Lucida Sans Unicode" w:hAnsi="Arial" w:cs="Arial"/>
+          <w:b/>
+          <w:bCs/>
+          <w:spacing w:val="-6"/>
+          <w:sz w:val="24"/>
+          <w:szCs w:val="24"/>
+          <w:lang w:eastAsia="en-US"/>
+        </w:rPr>
+        <w:t xml:space="preserve">troubleshooting </w:t>
+      </w:r>
+      <w:r>
+        <w:rPr>
+          <w:rFonts w:ascii="Arial" w:eastAsia="Lucida Sans Unicode" w:hAnsi="Arial" w:cs="Arial"/>
+          <w:spacing w:val="-6"/>
+          <w:sz w:val="24"/>
+          <w:szCs w:val="24"/>
+          <w:lang w:eastAsia="en-US"/>
+        </w:rPr>
+        <w:t>issues.</w:t>
+      </w:r>
+    </w:p>
+    <w:p>
+      <w:pPr>
+        <w:widowControl w:val="0"/>
+        <w:autoSpaceDE w:val="0"/>
+        <w:autoSpaceDN w:val="0"/>
+        <w:spacing w:after="0" w:line="342" w:lineRule="exact"/>
+        <w:ind w:left="-1134"/>
+        <w:jc w:val="both"/>
+        <w:rPr>
+          <w:rFonts w:ascii="Arial" w:eastAsia="Lucida Sans Unicode" w:hAnsi="Arial" w:cs="Arial"/>
+          <w:spacing w:val="-6"/>
+          <w:sz w:val="24"/>
+          <w:szCs w:val="24"/>
+          <w:lang w:eastAsia="en-US"/>
+        </w:rPr>
+      </w:pPr>
+      <w:r>
+        <w:rPr>
+          <w:rFonts w:ascii="Arial" w:eastAsia="Lucida Sans Unicode" w:hAnsi="Arial" w:cs="Arial"/>
+          <w:spacing w:val="-6"/>
+          <w:sz w:val="24"/>
+          <w:szCs w:val="24"/>
+          <w:lang w:eastAsia="en-US"/>
+        </w:rPr>
+        <w:t xml:space="preserve">-Implemented the </w:t>
+      </w:r>
+      <w:r>
+        <w:rPr>
+          <w:rFonts w:ascii="Arial" w:eastAsia="Lucida Sans Unicode" w:hAnsi="Arial" w:cs="Arial"/>
+          <w:b/>
+          <w:bCs/>
+          <w:spacing w:val="-6"/>
+          <w:sz w:val="24"/>
+          <w:szCs w:val="24"/>
+          <w:lang w:eastAsia="en-US"/>
+        </w:rPr>
+        <w:t>RSA</w:t>
+      </w:r>
+      <w:r>
+        <w:rPr>
+          <w:rFonts w:ascii="Arial" w:eastAsia="Lucida Sans Unicode" w:hAnsi="Arial" w:cs="Arial"/>
+          <w:spacing w:val="-6"/>
+          <w:sz w:val="24"/>
+          <w:szCs w:val="24"/>
+          <w:lang w:eastAsia="en-US"/>
+        </w:rPr>
+        <w:t xml:space="preserve"> </w:t>
+      </w:r>
+      <w:r>
+        <w:rPr>
+          <w:rFonts w:ascii="Arial" w:eastAsia="Lucida Sans Unicode" w:hAnsi="Arial" w:cs="Arial"/>
+          <w:b/>
+          <w:bCs/>
+          <w:spacing w:val="-6"/>
+          <w:sz w:val="24"/>
+          <w:szCs w:val="24"/>
+          <w:lang w:eastAsia="en-US"/>
+        </w:rPr>
+        <w:t>cryptographic algorithm</w:t>
+      </w:r>
+      <w:r>
+        <w:rPr>
+          <w:rFonts w:ascii="Arial" w:eastAsia="Lucida Sans Unicode" w:hAnsi="Arial" w:cs="Arial"/>
+          <w:spacing w:val="-6"/>
+          <w:sz w:val="24"/>
+          <w:szCs w:val="24"/>
+          <w:lang w:eastAsia="en-US"/>
+        </w:rPr>
+        <w:t xml:space="preserve"> to encrypt critical data transmitted via the </w:t>
+      </w:r>
+      <w:r>
+        <w:rPr>
+          <w:rFonts w:ascii="Arial" w:eastAsia="Lucida Sans Unicode" w:hAnsi="Arial" w:cs="Arial"/>
+          <w:b/>
+          <w:bCs/>
+          <w:spacing w:val="-6"/>
+          <w:sz w:val="24"/>
+          <w:szCs w:val="24"/>
+          <w:lang w:eastAsia="en-US"/>
+        </w:rPr>
+        <w:t>CAN</w:t>
+      </w:r>
+      <w:r>
+        <w:rPr>
+          <w:rFonts w:ascii="Arial" w:eastAsia="Lucida Sans Unicode" w:hAnsi="Arial" w:cs="Arial"/>
+          <w:spacing w:val="-6"/>
+          <w:sz w:val="24"/>
+          <w:szCs w:val="24"/>
+          <w:lang w:eastAsia="en-US"/>
+        </w:rPr>
+        <w:t xml:space="preserve"> protocol, ensuring software protection for the Mexico City railway driving system project.</w:t>
+      </w:r>
+    </w:p>
+    <w:p>
+      <w:pPr>
+        <w:widowControl w:val="0"/>
+        <w:autoSpaceDE w:val="0"/>
+        <w:autoSpaceDN w:val="0"/>
+        <w:spacing w:after="0" w:line="342" w:lineRule="exact"/>
+        <w:ind w:left="-1134"/>
+        <w:jc w:val="both"/>
+        <w:rPr>
+          <w:rFonts w:ascii="Arial" w:eastAsia="Lucida Sans Unicode" w:hAnsi="Arial" w:cs="Arial"/>
+          <w:spacing w:val="-6"/>
+          <w:sz w:val="24"/>
+          <w:szCs w:val="24"/>
+          <w:lang w:eastAsia="en-US"/>
+        </w:rPr>
+      </w:pPr>
+      <w:r>
+        <w:rPr>
+          <w:rFonts w:ascii="Arial" w:eastAsia="Lucida Sans Unicode" w:hAnsi="Arial" w:cs="Arial"/>
+          <w:spacing w:val="-6"/>
+          <w:sz w:val="24"/>
+          <w:szCs w:val="24"/>
+          <w:lang w:eastAsia="en-US"/>
+        </w:rPr>
+        <w:t>-</w:t>
+      </w:r>
+      <w:r>
+        <w:rPr>
+          <w:rFonts w:ascii="Arial" w:eastAsia="Lucida Sans Unicode" w:hAnsi="Arial" w:cs="Arial"/>
+          <w:spacing w:val="-6"/>
+          <w:sz w:val="24"/>
+          <w:szCs w:val="24"/>
+          <w:lang w:eastAsia="en-US"/>
+        </w:rPr>
+        <w:t xml:space="preserve">Performing </w:t>
+      </w:r>
+      <w:r>
+        <w:rPr>
+          <w:rFonts w:ascii="Arial" w:eastAsia="Lucida Sans Unicode" w:hAnsi="Arial" w:cs="Arial"/>
+          <w:b/>
+          <w:bCs/>
+          <w:spacing w:val="-6"/>
+          <w:sz w:val="24"/>
+          <w:szCs w:val="24"/>
+          <w:lang w:eastAsia="en-US"/>
+        </w:rPr>
+        <w:t>software testing</w:t>
+      </w:r>
+      <w:r>
+        <w:rPr>
+          <w:rFonts w:ascii="Arial" w:eastAsia="Lucida Sans Unicode" w:hAnsi="Arial" w:cs="Arial"/>
+          <w:spacing w:val="-6"/>
+          <w:sz w:val="24"/>
+          <w:szCs w:val="24"/>
+          <w:lang w:eastAsia="en-US"/>
+        </w:rPr>
+        <w:t xml:space="preserve"> on train tracks and troubleshooting during system start-up to verify correct implementation of the system update.</w:t>
+      </w:r>
+    </w:p>
+    <w:p>
+      <w:pPr>
+        <w:widowControl w:val="0"/>
+        <w:autoSpaceDE w:val="0"/>
+        <w:autoSpaceDN w:val="0"/>
+        <w:spacing w:after="0" w:line="342" w:lineRule="exact"/>
+        <w:ind w:left="-1134"/>
+        <w:jc w:val="both"/>
+        <w:rPr>
+          <w:rFonts w:ascii="Arial" w:eastAsia="Lucida Sans Unicode" w:hAnsi="Arial" w:cs="Arial"/>
+          <w:spacing w:val="-6"/>
+          <w:sz w:val="24"/>
+          <w:szCs w:val="24"/>
+          <w:lang w:val="en-CA" w:eastAsia="en-US"/>
+        </w:rPr>
+      </w:pPr>
+      <w:r>
+        <w:rPr>
+          <w:rFonts w:ascii="Arial" w:eastAsia="Lucida Sans Unicode" w:hAnsi="Arial" w:cs="Arial"/>
+          <w:spacing w:val="-6"/>
+          <w:sz w:val="24"/>
+          <w:szCs w:val="24"/>
+          <w:lang w:val="en-CA" w:eastAsia="en-US"/>
+        </w:rPr>
+        <w:br/>
+        <w:t>–Developed and optimized sensor data acquisition code using Python and Embedded Linux within a Unix environment, reducing GPIO (General Purpose Input/Output) usage by 50%.</w:t>
+      </w:r>
+    </w:p>
+    <w:p>
+      <w:pPr>
+        <w:widowControl w:val="0"/>
+        <w:autoSpaceDE w:val="0"/>
+        <w:autoSpaceDN w:val="0"/>
+        <w:spacing w:after="0" w:line="342" w:lineRule="exact"/>
+        <w:ind w:left="-1134"/>
+        <w:jc w:val="both"/>
+        <w:rPr>
+          <w:rFonts w:ascii="Arial" w:eastAsia="Lucida Sans Unicode" w:hAnsi="Arial" w:cs="Arial"/>
+          <w:spacing w:val="-6"/>
+          <w:sz w:val="24"/>
+          <w:szCs w:val="24"/>
+          <w:lang w:val="en-CA" w:eastAsia="en-US"/>
+        </w:rPr>
+      </w:pPr>
+      <w:r>
+        <w:rPr>
+          <w:rFonts w:ascii="Arial" w:eastAsia="Lucida Sans Unicode" w:hAnsi="Arial" w:cs="Arial"/>
+          <w:spacing w:val="-6"/>
+          <w:sz w:val="24"/>
+          <w:szCs w:val="24"/>
+          <w:lang w:val="en-CA" w:eastAsia="en-US"/>
+        </w:rPr>
+        <w:t>-Enhanced the Mexico City railway software system by applying MISRA-C and Secure-C coding standards, resulting in up to a 90% increase in peripheral communication security and reliability.</w:t>
+      </w:r>
+    </w:p>
+    <w:p>
+      <w:pPr>
+        <w:widowControl w:val="0"/>
+        <w:autoSpaceDE w:val="0"/>
+        <w:autoSpaceDN w:val="0"/>
+        <w:spacing w:after="0" w:line="342" w:lineRule="exact"/>
+        <w:ind w:left="-1134"/>
+        <w:jc w:val="both"/>
+        <w:rPr>
+          <w:rFonts w:ascii="Arial" w:eastAsia="Lucida Sans Unicode" w:hAnsi="Arial" w:cs="Arial"/>
+          <w:spacing w:val="-6"/>
+          <w:sz w:val="24"/>
+          <w:szCs w:val="24"/>
+          <w:lang w:val="en-CA" w:eastAsia="en-US"/>
+        </w:rPr>
+      </w:pPr>
+      <w:r>
+        <w:rPr>
+          <w:rFonts w:ascii="Arial" w:eastAsia="Lucida Sans Unicode" w:hAnsi="Arial" w:cs="Arial"/>
+          <w:spacing w:val="-6"/>
+          <w:sz w:val="24"/>
+          <w:szCs w:val="24"/>
+          <w:lang w:val="en-CA" w:eastAsia="en-US"/>
+        </w:rPr>
+        <w:t>-Achieved the adaptation of 25 Hall sensor signals to 8bits resolution by Digital Signal Processing (DSP) using TI microcontroller.</w:t>
+      </w:r>
+    </w:p>
+    <w:p>
+      <w:pPr>
+        <w:widowControl w:val="0"/>
+        <w:autoSpaceDE w:val="0"/>
+        <w:autoSpaceDN w:val="0"/>
+        <w:spacing w:after="0" w:line="342" w:lineRule="exact"/>
+        <w:ind w:left="-1134"/>
+        <w:jc w:val="both"/>
+        <w:rPr>
+          <w:rFonts w:ascii="Arial" w:eastAsia="Lucida Sans Unicode" w:hAnsi="Arial" w:cs="Arial"/>
+          <w:spacing w:val="-6"/>
+          <w:sz w:val="24"/>
+          <w:szCs w:val="24"/>
+          <w:lang w:val="en-CA" w:eastAsia="en-US"/>
+        </w:rPr>
+      </w:pPr>
+    </w:p>
+    <w:p>
+      <w:pPr>
+        <w:widowControl w:val="0"/>
+        <w:autoSpaceDE w:val="0"/>
+        <w:autoSpaceDN w:val="0"/>
+        <w:spacing w:after="0" w:line="342" w:lineRule="exact"/>
+        <w:ind w:left="-1134"/>
+        <w:jc w:val="both"/>
+        <w:rPr>
+          <w:rFonts w:ascii="Arial" w:eastAsia="Lucida Sans Unicode" w:hAnsi="Arial" w:cs="Arial"/>
+          <w:b/>
+          <w:bCs/>
+          <w:spacing w:val="-6"/>
+          <w:sz w:val="24"/>
+          <w:szCs w:val="24"/>
+          <w:u w:val="single"/>
+          <w:lang w:eastAsia="en-US"/>
+        </w:rPr>
+      </w:pPr>
+      <w:r>
+        <w:rPr>
+          <w:rFonts w:ascii="Arial" w:eastAsia="Lucida Sans Unicode" w:hAnsi="Arial" w:cs="Arial"/>
+          <w:b/>
+          <w:bCs/>
+          <w:spacing w:val="-6"/>
+          <w:sz w:val="24"/>
+          <w:szCs w:val="24"/>
+          <w:u w:val="single"/>
+          <w:lang w:eastAsia="en-US"/>
+        </w:rPr>
+        <w:t xml:space="preserve">Graduate Studies- Instrumented equipment Department - CIDESI. </w:t>
+      </w:r>
+      <w:r>
+        <w:rPr>
+          <w:rFonts w:ascii="Arial" w:eastAsia="Lucida Sans Unicode" w:hAnsi="Arial" w:cs="Arial"/>
+          <w:b/>
+          <w:bCs/>
+          <w:spacing w:val="-6"/>
+          <w:sz w:val="24"/>
+          <w:szCs w:val="24"/>
+          <w:u w:val="single"/>
+          <w:lang w:eastAsia="en-US"/>
+        </w:rPr>
+        <w:t>27</w:t>
+      </w:r>
+      <w:r>
+        <w:rPr>
+          <w:rFonts w:ascii="Arial" w:eastAsia="Lucida Sans Unicode" w:hAnsi="Arial" w:cs="Arial"/>
+          <w:b/>
+          <w:bCs/>
+          <w:spacing w:val="-6"/>
+          <w:sz w:val="24"/>
+          <w:szCs w:val="24"/>
+          <w:u w:val="single"/>
+          <w:lang w:eastAsia="en-US"/>
+        </w:rPr>
+        <w:t>-09-2</w:t>
+      </w:r>
+      <w:r>
+        <w:rPr>
+          <w:rFonts w:ascii="Arial" w:eastAsia="Lucida Sans Unicode" w:hAnsi="Arial" w:cs="Arial"/>
+          <w:b/>
+          <w:bCs/>
+          <w:spacing w:val="-6"/>
+          <w:sz w:val="24"/>
+          <w:szCs w:val="24"/>
+          <w:u w:val="single"/>
+          <w:lang w:eastAsia="en-US"/>
+        </w:rPr>
+        <w:t>017</w:t>
+      </w:r>
+      <w:r>
+        <w:rPr>
+          <w:rFonts w:ascii="Arial" w:eastAsia="Lucida Sans Unicode" w:hAnsi="Arial" w:cs="Arial"/>
+          <w:b/>
+          <w:bCs/>
+          <w:spacing w:val="-6"/>
+          <w:sz w:val="24"/>
+          <w:szCs w:val="24"/>
+          <w:u w:val="single"/>
+          <w:lang w:eastAsia="en-US"/>
+        </w:rPr>
+        <w:t xml:space="preserve"> </w:t>
+      </w:r>
+      <w:r>
+        <w:rPr>
+          <w:rFonts w:ascii="Arial" w:eastAsia="Lucida Sans Unicode" w:hAnsi="Arial" w:cs="Arial"/>
+          <w:b/>
+          <w:bCs/>
+          <w:spacing w:val="-6"/>
+          <w:sz w:val="24"/>
+          <w:szCs w:val="24"/>
+          <w:u w:val="single"/>
+          <w:lang w:eastAsia="en-US"/>
+        </w:rPr>
+        <w:t>–</w:t>
+      </w:r>
+      <w:r>
+        <w:rPr>
+          <w:rFonts w:ascii="Arial" w:eastAsia="Lucida Sans Unicode" w:hAnsi="Arial" w:cs="Arial"/>
+          <w:b/>
+          <w:bCs/>
+          <w:spacing w:val="-6"/>
+          <w:sz w:val="24"/>
+          <w:szCs w:val="24"/>
+          <w:u w:val="single"/>
+          <w:lang w:eastAsia="en-US"/>
+        </w:rPr>
+        <w:t xml:space="preserve"> </w:t>
+      </w:r>
+      <w:r>
+        <w:rPr>
+          <w:rFonts w:ascii="Arial" w:eastAsia="Lucida Sans Unicode" w:hAnsi="Arial" w:cs="Arial"/>
+          <w:b/>
+          <w:bCs/>
+          <w:spacing w:val="-6"/>
+          <w:sz w:val="24"/>
+          <w:szCs w:val="24"/>
+          <w:u w:val="single"/>
+          <w:lang w:eastAsia="en-US"/>
+        </w:rPr>
+        <w:t>15-12-</w:t>
+      </w:r>
+      <w:r>
+        <w:rPr>
+          <w:rFonts w:ascii="Arial" w:eastAsia="Lucida Sans Unicode" w:hAnsi="Arial" w:cs="Arial"/>
+          <w:b/>
+          <w:bCs/>
+          <w:spacing w:val="-6"/>
+          <w:sz w:val="24"/>
+          <w:szCs w:val="24"/>
+          <w:u w:val="single"/>
+          <w:lang w:eastAsia="en-US"/>
+        </w:rPr>
+        <w:t>2020</w:t>
+      </w:r>
+    </w:p>
+    <w:p>
+      <w:pPr>
+        <w:widowControl w:val="0"/>
+        <w:autoSpaceDE w:val="0"/>
+        <w:autoSpaceDN w:val="0"/>
+        <w:spacing w:after="0" w:line="342" w:lineRule="exact"/>
+        <w:ind w:left="-1134"/>
+        <w:jc w:val="both"/>
+        <w:rPr>
+          <w:rFonts w:ascii="Arial" w:eastAsia="Lucida Sans Unicode" w:hAnsi="Arial" w:cs="Arial"/>
+          <w:spacing w:val="-6"/>
+          <w:sz w:val="24"/>
+          <w:szCs w:val="24"/>
+          <w:lang w:eastAsia="en-US"/>
+        </w:rPr>
+      </w:pPr>
+      <w:r>
+        <w:rPr>
+          <w:rFonts w:ascii="Arial" w:eastAsia="Lucida Sans Unicode" w:hAnsi="Arial" w:cs="Arial"/>
+          <w:spacing w:val="-6"/>
+          <w:sz w:val="24"/>
+          <w:szCs w:val="24"/>
+          <w:lang w:eastAsia="en-US"/>
+        </w:rPr>
+        <w:t xml:space="preserve">-Implemented </w:t>
+      </w:r>
+      <w:r>
+        <w:rPr>
+          <w:rFonts w:ascii="Arial" w:eastAsia="Lucida Sans Unicode" w:hAnsi="Arial" w:cs="Arial"/>
+          <w:b/>
+          <w:bCs/>
+          <w:spacing w:val="-6"/>
+          <w:sz w:val="24"/>
+          <w:szCs w:val="24"/>
+          <w:lang w:eastAsia="en-US"/>
+        </w:rPr>
+        <w:t>I²C</w:t>
+      </w:r>
+      <w:r>
+        <w:rPr>
+          <w:rFonts w:ascii="Arial" w:eastAsia="Lucida Sans Unicode" w:hAnsi="Arial" w:cs="Arial"/>
+          <w:spacing w:val="-6"/>
+          <w:sz w:val="24"/>
+          <w:szCs w:val="24"/>
+          <w:lang w:eastAsia="en-US"/>
+        </w:rPr>
+        <w:t xml:space="preserve"> </w:t>
+      </w:r>
+      <w:r>
+        <w:rPr>
+          <w:rFonts w:ascii="Arial" w:eastAsia="Lucida Sans Unicode" w:hAnsi="Arial" w:cs="Arial"/>
+          <w:spacing w:val="-6"/>
+          <w:sz w:val="24"/>
+          <w:szCs w:val="24"/>
+          <w:lang w:eastAsia="en-US"/>
+        </w:rPr>
+        <w:t xml:space="preserve">and </w:t>
+      </w:r>
+      <w:r>
+        <w:rPr>
+          <w:rFonts w:ascii="Arial" w:eastAsia="Lucida Sans Unicode" w:hAnsi="Arial" w:cs="Arial"/>
+          <w:b/>
+          <w:bCs/>
+          <w:spacing w:val="-6"/>
+          <w:sz w:val="24"/>
+          <w:szCs w:val="24"/>
+          <w:lang w:eastAsia="en-US"/>
+        </w:rPr>
+        <w:t xml:space="preserve">SPI </w:t>
+      </w:r>
+      <w:r>
+        <w:rPr>
+          <w:rFonts w:ascii="Arial" w:eastAsia="Lucida Sans Unicode" w:hAnsi="Arial" w:cs="Arial"/>
+          <w:spacing w:val="-6"/>
+          <w:sz w:val="24"/>
+          <w:szCs w:val="24"/>
+          <w:lang w:eastAsia="en-US"/>
+        </w:rPr>
+        <w:t xml:space="preserve">communication protocols on an embedded system using </w:t>
+      </w:r>
+      <w:r>
+        <w:rPr>
+          <w:rFonts w:ascii="Arial" w:eastAsia="Lucida Sans Unicode" w:hAnsi="Arial" w:cs="Arial"/>
+          <w:b/>
+          <w:bCs/>
+          <w:spacing w:val="-6"/>
+          <w:sz w:val="24"/>
+          <w:szCs w:val="24"/>
+          <w:lang w:eastAsia="en-US"/>
+        </w:rPr>
+        <w:t>C</w:t>
+      </w:r>
+      <w:r>
+        <w:rPr>
+          <w:rFonts w:ascii="Arial" w:eastAsia="Lucida Sans Unicode" w:hAnsi="Arial" w:cs="Arial"/>
+          <w:spacing w:val="-6"/>
+          <w:sz w:val="24"/>
+          <w:szCs w:val="24"/>
+          <w:lang w:eastAsia="en-US"/>
+        </w:rPr>
+        <w:t xml:space="preserve"> </w:t>
+      </w:r>
+      <w:r>
+        <w:rPr>
+          <w:rFonts w:ascii="Arial" w:eastAsia="Lucida Sans Unicode" w:hAnsi="Arial" w:cs="Arial"/>
+          <w:b/>
+          <w:bCs/>
+          <w:spacing w:val="-6"/>
+          <w:sz w:val="24"/>
+          <w:szCs w:val="24"/>
+          <w:lang w:eastAsia="en-US"/>
+        </w:rPr>
+        <w:t>language</w:t>
+      </w:r>
+      <w:r>
+        <w:rPr>
+          <w:rFonts w:ascii="Arial" w:eastAsia="Lucida Sans Unicode" w:hAnsi="Arial" w:cs="Arial"/>
+          <w:spacing w:val="-6"/>
+          <w:sz w:val="24"/>
+          <w:szCs w:val="24"/>
+          <w:lang w:eastAsia="en-US"/>
+        </w:rPr>
+        <w:t xml:space="preserve"> to transmit and store acquisition data from Hall sensors.</w:t>
+      </w:r>
+    </w:p>
+    <w:p>
+      <w:pPr>
+        <w:widowControl w:val="0"/>
+        <w:autoSpaceDE w:val="0"/>
+        <w:autoSpaceDN w:val="0"/>
+        <w:spacing w:after="0" w:line="342" w:lineRule="exact"/>
+        <w:ind w:left="-1134"/>
+        <w:jc w:val="both"/>
+        <w:rPr>
+          <w:rFonts w:ascii="Arial" w:eastAsia="Lucida Sans Unicode" w:hAnsi="Arial" w:cs="Arial"/>
+          <w:spacing w:val="-6"/>
+          <w:sz w:val="24"/>
+          <w:szCs w:val="24"/>
+          <w:lang w:eastAsia="en-US"/>
+        </w:rPr>
+      </w:pPr>
+      <w:r>
+        <w:rPr>
+          <w:rFonts w:ascii="Arial" w:eastAsia="Lucida Sans Unicode" w:hAnsi="Arial" w:cs="Arial"/>
+          <w:spacing w:val="-6"/>
+          <w:sz w:val="24"/>
+          <w:szCs w:val="24"/>
+          <w:lang w:eastAsia="en-US"/>
+        </w:rPr>
+        <w:t>-Created an electronic</w:t>
+      </w:r>
+      <w:r>
+        <w:rPr>
+          <w:rFonts w:ascii="Arial" w:eastAsia="Lucida Sans Unicode" w:hAnsi="Arial" w:cs="Arial"/>
+          <w:b/>
+          <w:bCs/>
+          <w:spacing w:val="-6"/>
+          <w:sz w:val="24"/>
+          <w:szCs w:val="24"/>
+          <w:lang w:eastAsia="en-US"/>
+        </w:rPr>
+        <w:t xml:space="preserve"> architecture</w:t>
+      </w:r>
+      <w:r>
+        <w:rPr>
+          <w:rFonts w:ascii="Arial" w:eastAsia="Lucida Sans Unicode" w:hAnsi="Arial" w:cs="Arial"/>
+          <w:spacing w:val="-6"/>
+          <w:sz w:val="24"/>
+          <w:szCs w:val="24"/>
+          <w:lang w:eastAsia="en-US"/>
+        </w:rPr>
+        <w:t xml:space="preserve"> for signal acquisition of 80 Hall sensors implemented in </w:t>
+      </w:r>
+      <w:r>
+        <w:rPr>
+          <w:rFonts w:ascii="Arial" w:eastAsia="Lucida Sans Unicode" w:hAnsi="Arial" w:cs="Arial"/>
+          <w:b/>
+          <w:bCs/>
+          <w:spacing w:val="-6"/>
+          <w:sz w:val="24"/>
+          <w:szCs w:val="24"/>
+          <w:lang w:eastAsia="en-US"/>
+        </w:rPr>
+        <w:t>FPGA</w:t>
+      </w:r>
+      <w:r>
+        <w:rPr>
+          <w:rFonts w:ascii="Arial" w:eastAsia="Lucida Sans Unicode" w:hAnsi="Arial" w:cs="Arial"/>
+          <w:spacing w:val="-6"/>
+          <w:sz w:val="24"/>
+          <w:szCs w:val="24"/>
+          <w:lang w:eastAsia="en-US"/>
+        </w:rPr>
+        <w:t xml:space="preserve">, which allowed to get 400 µs in acquisition time and reduce by 70% the implementation costs. </w:t>
+      </w:r>
+    </w:p>
+    <w:p>
+      <w:pPr>
+        <w:widowControl w:val="0"/>
+        <w:autoSpaceDE w:val="0"/>
+        <w:autoSpaceDN w:val="0"/>
+        <w:spacing w:after="0" w:line="342" w:lineRule="exact"/>
+        <w:ind w:left="-1134"/>
+        <w:jc w:val="both"/>
+        <w:rPr>
+          <w:rFonts w:ascii="Arial" w:eastAsia="Lucida Sans Unicode" w:hAnsi="Arial" w:cs="Arial"/>
+          <w:spacing w:val="-6"/>
+          <w:sz w:val="24"/>
+          <w:szCs w:val="24"/>
+          <w:lang w:eastAsia="en-US"/>
+        </w:rPr>
+      </w:pPr>
+      <w:r>
+        <w:rPr>
+          <w:rFonts w:ascii="Arial" w:eastAsia="Lucida Sans Unicode" w:hAnsi="Arial" w:cs="Arial"/>
+          <w:spacing w:val="-6"/>
+          <w:sz w:val="24"/>
+          <w:szCs w:val="24"/>
+          <w:lang w:eastAsia="en-US"/>
+        </w:rPr>
+        <w:t>-Assisted in prototyping a mechatronic device for gas pipeline inspection validating the Magnetic Flux Leakage (MFL) technique.</w:t>
+      </w:r>
+    </w:p>
+    <w:p>
+      <w:pPr>
+        <w:widowControl w:val="0"/>
+        <w:autoSpaceDE w:val="0"/>
+        <w:autoSpaceDN w:val="0"/>
+        <w:spacing w:after="0" w:line="342" w:lineRule="exact"/>
+        <w:ind w:left="-1134"/>
+        <w:jc w:val="both"/>
+        <w:rPr>
+          <w:rFonts w:ascii="Arial" w:eastAsia="Lucida Sans Unicode" w:hAnsi="Arial" w:cs="Arial"/>
+          <w:b/>
+          <w:bCs/>
+          <w:spacing w:val="-6"/>
+          <w:sz w:val="24"/>
+          <w:szCs w:val="24"/>
+          <w:u w:val="single"/>
+          <w:lang w:eastAsia="en-US"/>
+        </w:rPr>
+      </w:pPr>
+      <w:r>
+        <w:rPr>
+          <w:rFonts w:ascii="Arial" w:eastAsia="Lucida Sans Unicode" w:hAnsi="Arial" w:cs="Arial"/>
+          <w:b/>
+          <w:bCs/>
+          <w:spacing w:val="-6"/>
+          <w:sz w:val="24"/>
+          <w:szCs w:val="24"/>
+          <w:u w:val="single"/>
+          <w:lang w:eastAsia="en-US"/>
+        </w:rPr>
+        <w:t>Internship - Instrumentation Equipment Department - CIDESI. 27</w:t>
+      </w:r>
+      <w:r>
+        <w:rPr>
+          <w:rFonts w:ascii="Arial" w:eastAsia="Lucida Sans Unicode" w:hAnsi="Arial" w:cs="Arial"/>
+          <w:b/>
+          <w:bCs/>
+          <w:spacing w:val="-6"/>
+          <w:sz w:val="24"/>
+          <w:szCs w:val="24"/>
+          <w:u w:val="single"/>
+          <w:lang w:eastAsia="en-US"/>
+        </w:rPr>
+        <w:t>- 04-2017 -</w:t>
+      </w:r>
+      <w:r>
+        <w:rPr>
+          <w:rFonts w:ascii="Arial" w:eastAsia="Lucida Sans Unicode" w:hAnsi="Arial" w:cs="Arial"/>
+          <w:b/>
+          <w:bCs/>
+          <w:spacing w:val="-6"/>
+          <w:sz w:val="24"/>
+          <w:szCs w:val="24"/>
+          <w:u w:val="single"/>
+          <w:lang w:eastAsia="en-US"/>
+        </w:rPr>
+        <w:t xml:space="preserve"> </w:t>
+      </w:r>
+      <w:r>
+        <w:rPr>
+          <w:rFonts w:ascii="Arial" w:eastAsia="Lucida Sans Unicode" w:hAnsi="Arial" w:cs="Arial"/>
+          <w:b/>
+          <w:bCs/>
+          <w:spacing w:val="-6"/>
+          <w:sz w:val="24"/>
+          <w:szCs w:val="24"/>
+          <w:u w:val="single"/>
+          <w:lang w:eastAsia="en-US"/>
+        </w:rPr>
+        <w:t>15-09-2017</w:t>
+      </w:r>
+    </w:p>
+    <w:p>
+      <w:pPr>
+        <w:widowControl w:val="0"/>
+        <w:autoSpaceDE w:val="0"/>
+        <w:autoSpaceDN w:val="0"/>
+        <w:spacing w:after="0" w:line="342" w:lineRule="exact"/>
+        <w:ind w:left="-1134"/>
+        <w:jc w:val="both"/>
+        <w:rPr>
+          <w:rFonts w:ascii="Arial" w:eastAsia="Lucida Sans Unicode" w:hAnsi="Arial" w:cs="Arial"/>
+          <w:b/>
+          <w:bCs/>
+          <w:spacing w:val="-6"/>
+          <w:sz w:val="24"/>
+          <w:szCs w:val="24"/>
+          <w:lang w:eastAsia="en-US"/>
+        </w:rPr>
+      </w:pPr>
+      <w:r>
+        <w:rPr>
+          <w:rFonts w:ascii="Arial" w:eastAsia="Lucida Sans Unicode" w:hAnsi="Arial" w:cs="Arial"/>
+          <w:b/>
+          <w:bCs/>
+          <w:spacing w:val="-6"/>
+          <w:sz w:val="24"/>
+          <w:szCs w:val="24"/>
+          <w:lang w:eastAsia="en-US"/>
+        </w:rPr>
+        <w:t xml:space="preserve">B.S. in Mechatronics Engineering | 09 -02-2012 - 10-02-2017 </w:t>
+      </w:r>
+    </w:p>
+    <w:p>
+      <w:pPr>
+        <w:widowControl w:val="0"/>
+        <w:autoSpaceDE w:val="0"/>
+        <w:autoSpaceDN w:val="0"/>
+        <w:spacing w:after="0" w:line="342" w:lineRule="exact"/>
+        <w:ind w:left="-1134"/>
+        <w:jc w:val="both"/>
+        <w:rPr>
+          <w:rFonts w:ascii="Arial" w:eastAsia="Lucida Sans Unicode" w:hAnsi="Arial" w:cs="Arial"/>
+          <w:b/>
+          <w:bCs/>
+          <w:spacing w:val="-6"/>
+          <w:sz w:val="24"/>
+          <w:szCs w:val="24"/>
+          <w:lang w:eastAsia="en-US"/>
+        </w:rPr>
+      </w:pPr>
+      <w:r>
+        <w:rPr>
+          <w:rFonts w:ascii="Arial" w:eastAsia="Lucida Sans Unicode" w:hAnsi="Arial" w:cs="Arial"/>
+          <w:b/>
+          <w:bCs/>
+          <w:spacing w:val="-6"/>
+          <w:sz w:val="24"/>
+          <w:szCs w:val="24"/>
+          <w:lang w:eastAsia="en-US"/>
+        </w:rPr>
+        <w:t>National Technological Institute of Mexico | San Luis Potosí</w:t>
+      </w:r>
+    </w:p>
+    <w:p>
+      <w:pPr>
+        <w:widowControl w:val="0"/>
+        <w:autoSpaceDE w:val="0"/>
+        <w:autoSpaceDN w:val="0"/>
+        <w:spacing w:after="0" w:line="342" w:lineRule="exact"/>
+        <w:ind w:left="-1134"/>
+        <w:jc w:val="both"/>
+        <w:rPr>
+          <w:rFonts w:ascii="Arial" w:eastAsia="Lucida Sans Unicode" w:hAnsi="Arial" w:cs="Arial"/>
+          <w:spacing w:val="-6"/>
+          <w:sz w:val="24"/>
+          <w:szCs w:val="24"/>
+          <w:lang w:eastAsia="en-US"/>
+        </w:rPr>
+      </w:pPr>
+      <w:r>
+        <w:rPr>
+          <w:rFonts w:ascii="Arial" w:eastAsia="Lucida Sans Unicode" w:hAnsi="Arial" w:cs="Arial"/>
+          <w:spacing w:val="-6"/>
+          <w:sz w:val="24"/>
+          <w:szCs w:val="24"/>
+          <w:lang w:eastAsia="en-US"/>
+        </w:rPr>
+        <w:t xml:space="preserve">-Developed a virtual instrumentation applying least squares </w:t>
+      </w:r>
+      <w:r>
+        <w:rPr>
+          <w:rFonts w:ascii="Arial" w:eastAsia="Lucida Sans Unicode" w:hAnsi="Arial" w:cs="Arial"/>
+          <w:b/>
+          <w:bCs/>
+          <w:spacing w:val="-6"/>
+          <w:sz w:val="24"/>
+          <w:szCs w:val="24"/>
+          <w:lang w:eastAsia="en-US"/>
+        </w:rPr>
+        <w:t>algorithms</w:t>
+      </w:r>
+      <w:r>
+        <w:rPr>
+          <w:rFonts w:ascii="Arial" w:eastAsia="Lucida Sans Unicode" w:hAnsi="Arial" w:cs="Arial"/>
+          <w:spacing w:val="-6"/>
+          <w:sz w:val="24"/>
+          <w:szCs w:val="24"/>
+          <w:lang w:eastAsia="en-US"/>
+        </w:rPr>
+        <w:t xml:space="preserve"> to model the dynamic control of a DC motor using </w:t>
+      </w:r>
+      <w:r>
+        <w:rPr>
+          <w:rFonts w:ascii="Arial" w:eastAsia="Lucida Sans Unicode" w:hAnsi="Arial" w:cs="Arial"/>
+          <w:b/>
+          <w:bCs/>
+          <w:spacing w:val="-6"/>
+          <w:sz w:val="24"/>
+          <w:szCs w:val="24"/>
+          <w:lang w:eastAsia="en-US"/>
+        </w:rPr>
+        <w:t>Embedded</w:t>
+      </w:r>
+      <w:r>
+        <w:rPr>
+          <w:rFonts w:ascii="Arial" w:eastAsia="Lucida Sans Unicode" w:hAnsi="Arial" w:cs="Arial"/>
+          <w:spacing w:val="-6"/>
+          <w:sz w:val="24"/>
+          <w:szCs w:val="24"/>
+          <w:lang w:eastAsia="en-US"/>
+        </w:rPr>
+        <w:t xml:space="preserve"> </w:t>
+      </w:r>
+      <w:r>
+        <w:rPr>
+          <w:rFonts w:ascii="Arial" w:eastAsia="Lucida Sans Unicode" w:hAnsi="Arial" w:cs="Arial"/>
+          <w:b/>
+          <w:bCs/>
+          <w:spacing w:val="-6"/>
+          <w:sz w:val="24"/>
+          <w:szCs w:val="24"/>
+          <w:lang w:eastAsia="en-US"/>
+        </w:rPr>
+        <w:t xml:space="preserve">C </w:t>
+      </w:r>
+      <w:r>
+        <w:rPr>
+          <w:rFonts w:ascii="Arial" w:eastAsia="Lucida Sans Unicode" w:hAnsi="Arial" w:cs="Arial"/>
+          <w:spacing w:val="-6"/>
+          <w:sz w:val="24"/>
+          <w:szCs w:val="24"/>
+          <w:lang w:eastAsia="en-US"/>
+        </w:rPr>
+        <w:t xml:space="preserve">language on a </w:t>
+      </w:r>
+      <w:r>
+        <w:rPr>
+          <w:rFonts w:ascii="Arial" w:eastAsia="Lucida Sans Unicode" w:hAnsi="Arial" w:cs="Arial"/>
+          <w:b/>
+          <w:bCs/>
+          <w:spacing w:val="-6"/>
+          <w:sz w:val="24"/>
+          <w:szCs w:val="24"/>
+          <w:lang w:eastAsia="en-US"/>
+        </w:rPr>
+        <w:t>TI</w:t>
+      </w:r>
+      <w:r>
+        <w:rPr>
+          <w:rFonts w:ascii="Arial" w:eastAsia="Lucida Sans Unicode" w:hAnsi="Arial" w:cs="Arial"/>
+          <w:spacing w:val="-6"/>
+          <w:sz w:val="24"/>
+          <w:szCs w:val="24"/>
+          <w:lang w:eastAsia="en-US"/>
+        </w:rPr>
+        <w:t xml:space="preserve"> </w:t>
+      </w:r>
+      <w:r>
+        <w:rPr>
+          <w:rFonts w:ascii="Arial" w:eastAsia="Lucida Sans Unicode" w:hAnsi="Arial" w:cs="Arial"/>
+          <w:b/>
+          <w:bCs/>
+          <w:spacing w:val="-6"/>
+          <w:sz w:val="24"/>
+          <w:szCs w:val="24"/>
+          <w:lang w:eastAsia="en-US"/>
+        </w:rPr>
+        <w:t>microcontroller</w:t>
+      </w:r>
       <w:r>
         <w:rPr>
           <w:rFonts w:ascii="Arial" w:eastAsia="Lucida Sans Unicode" w:hAnsi="Arial" w:cs="Arial"/>
@@ -1549,44 +5244,42 @@
           <w:szCs w:val="24"/>
           <w:lang w:eastAsia="en-US"/>
         </w:rPr>
-        <w:t xml:space="preserve">-Ensured the proper startup of the </w:t>
-      </w:r>
-      <w:r>
-        <w:rPr>
-          <w:rFonts w:ascii="Arial" w:eastAsia="Lucida Sans Unicode" w:hAnsi="Arial" w:cs="Arial"/>
-          <w:b/>
-          <w:bCs/>
-          <w:spacing w:val="-6"/>
-          <w:sz w:val="24"/>
-          <w:szCs w:val="24"/>
-          <w:lang w:eastAsia="en-US"/>
-        </w:rPr>
-        <w:t xml:space="preserve">bootloader </w:t>
-      </w:r>
-      <w:r>
-        <w:rPr>
-          <w:rFonts w:ascii="Arial" w:eastAsia="Lucida Sans Unicode" w:hAnsi="Arial" w:cs="Arial"/>
-          <w:spacing w:val="-6"/>
-          <w:sz w:val="24"/>
-          <w:szCs w:val="24"/>
-          <w:lang w:eastAsia="en-US"/>
-        </w:rPr>
-        <w:t xml:space="preserve">and application by utilizing </w:t>
-      </w:r>
-      <w:proofErr w:type="spellStart"/>
-      <w:r>
-        <w:rPr>
-          <w:rFonts w:ascii="Arial" w:eastAsia="Lucida Sans Unicode" w:hAnsi="Arial" w:cs="Arial"/>
-          <w:b/>
-          <w:bCs/>
-          <w:spacing w:val="-6"/>
-          <w:sz w:val="24"/>
-          <w:szCs w:val="24"/>
-          <w:lang w:eastAsia="en-US"/>
-        </w:rPr>
-        <w:t>CANoe</w:t>
-      </w:r>
-      <w:proofErr w:type="spellEnd"/>
+        <w:t xml:space="preserve">-Developed </w:t>
+      </w:r>
+      <w:r>
+        <w:rPr>
+          <w:rFonts w:ascii="Arial" w:eastAsia="Lucida Sans Unicode" w:hAnsi="Arial" w:cs="Arial"/>
+          <w:b/>
+          <w:bCs/>
+          <w:spacing w:val="-6"/>
+          <w:sz w:val="24"/>
+          <w:szCs w:val="24"/>
+          <w:lang w:eastAsia="en-US"/>
+        </w:rPr>
+        <w:t xml:space="preserve">firmware </w:t>
+      </w:r>
+      <w:r>
+        <w:rPr>
+          <w:rFonts w:ascii="Arial" w:eastAsia="Lucida Sans Unicode" w:hAnsi="Arial" w:cs="Arial"/>
+          <w:spacing w:val="-6"/>
+          <w:sz w:val="24"/>
+          <w:szCs w:val="24"/>
+          <w:lang w:eastAsia="en-US"/>
+        </w:rPr>
+        <w:t xml:space="preserve">for Texas Instruments, Microchip, and ST microcontrollers with </w:t>
+      </w:r>
+      <w:r>
+        <w:rPr>
+          <w:rFonts w:ascii="Arial" w:eastAsia="Lucida Sans Unicode" w:hAnsi="Arial" w:cs="Arial"/>
+          <w:b/>
+          <w:bCs/>
+          <w:spacing w:val="-6"/>
+          <w:sz w:val="24"/>
+          <w:szCs w:val="24"/>
+          <w:lang w:eastAsia="en-US"/>
+        </w:rPr>
+        <w:t>Assembly</w:t>
+      </w:r>
       <w:r>
         <w:rPr>
           <w:rFonts w:ascii="Arial" w:eastAsia="Lucida Sans Unicode" w:hAnsi="Arial" w:cs="Arial"/>
@@ -1607,2579 +5300,6 @@
           <w:szCs w:val="24"/>
           <w:lang w:eastAsia="en-US"/>
         </w:rPr>
-        <w:t>CANalyzer</w:t>
-      </w:r>
-      <w:r>
-        <w:rPr>
-          <w:rFonts w:ascii="Arial" w:eastAsia="Lucida Sans Unicode" w:hAnsi="Arial" w:cs="Arial"/>
-          <w:spacing w:val="-6"/>
-          <w:sz w:val="24"/>
-          <w:szCs w:val="24"/>
-          <w:lang w:eastAsia="en-US"/>
-        </w:rPr>
-        <w:t>, verifying part numbers to confirm correct software deployment.</w:t>
-      </w:r>
-    </w:p>
-    <w:p>
-      <w:pPr>
-        <w:widowControl w:val="0"/>
-        <w:autoSpaceDE w:val="0"/>
-        <w:autoSpaceDN w:val="0"/>
-        <w:spacing w:after="0" w:line="342" w:lineRule="exact"/>
-        <w:ind w:left="-1134"/>
-        <w:jc w:val="both"/>
-        <w:rPr>
-          <w:rFonts w:ascii="Arial" w:eastAsia="Lucida Sans Unicode" w:hAnsi="Arial" w:cs="Arial"/>
-          <w:spacing w:val="-6"/>
-          <w:sz w:val="24"/>
-          <w:szCs w:val="24"/>
-          <w:lang w:eastAsia="en-US"/>
-        </w:rPr>
-      </w:pPr>
-      <w:r>
-        <w:rPr>
-          <w:rFonts w:ascii="Arial" w:eastAsia="Lucida Sans Unicode" w:hAnsi="Arial" w:cs="Arial"/>
-          <w:spacing w:val="-6"/>
-          <w:sz w:val="24"/>
-          <w:szCs w:val="24"/>
-          <w:lang w:eastAsia="en-US"/>
-        </w:rPr>
-        <w:t xml:space="preserve">-Collaborated with a </w:t>
-      </w:r>
-      <w:r>
-        <w:rPr>
-          <w:rFonts w:ascii="Arial" w:eastAsia="Lucida Sans Unicode" w:hAnsi="Arial" w:cs="Arial"/>
-          <w:b/>
-          <w:bCs/>
-          <w:spacing w:val="-6"/>
-          <w:sz w:val="24"/>
-          <w:szCs w:val="24"/>
-          <w:lang w:eastAsia="en-US"/>
-        </w:rPr>
-        <w:t>global cross-functional team</w:t>
-      </w:r>
-      <w:r>
-        <w:rPr>
-          <w:rFonts w:ascii="Arial" w:eastAsia="Lucida Sans Unicode" w:hAnsi="Arial" w:cs="Arial"/>
-          <w:spacing w:val="-6"/>
-          <w:sz w:val="24"/>
-          <w:szCs w:val="24"/>
-          <w:lang w:eastAsia="en-US"/>
-        </w:rPr>
-        <w:t xml:space="preserve"> to develop customized solutions that resolved customer needs.</w:t>
-      </w:r>
-    </w:p>
-    <w:p>
-      <w:pPr>
-        <w:widowControl w:val="0"/>
-        <w:autoSpaceDE w:val="0"/>
-        <w:autoSpaceDN w:val="0"/>
-        <w:spacing w:after="0" w:line="342" w:lineRule="exact"/>
-        <w:ind w:left="-1134"/>
-        <w:jc w:val="both"/>
-        <w:rPr>
-          <w:rFonts w:ascii="Arial" w:eastAsia="Lucida Sans Unicode" w:hAnsi="Arial" w:cs="Arial"/>
-          <w:b/>
-          <w:bCs/>
-          <w:spacing w:val="-6"/>
-          <w:sz w:val="24"/>
-          <w:szCs w:val="24"/>
-          <w:u w:val="single"/>
-          <w:lang w:eastAsia="en-US"/>
-        </w:rPr>
-      </w:pPr>
-      <w:r>
-        <w:rPr>
-          <w:rFonts w:ascii="Arial" w:eastAsia="Lucida Sans Unicode" w:hAnsi="Arial" w:cs="Arial"/>
-          <w:b/>
-          <w:bCs/>
-          <w:spacing w:val="-6"/>
-          <w:sz w:val="24"/>
-          <w:szCs w:val="24"/>
-          <w:u w:val="single"/>
-          <w:lang w:eastAsia="en-US"/>
-        </w:rPr>
-        <w:t xml:space="preserve">Embedded Software Engineer - CIDEC. 16 </w:t>
-      </w:r>
-      <w:r>
-        <w:rPr>
-          <w:rFonts w:ascii="Arial" w:eastAsia="Lucida Sans Unicode" w:hAnsi="Arial" w:cs="Arial"/>
-          <w:b/>
-          <w:bCs/>
-          <w:spacing w:val="-6"/>
-          <w:sz w:val="24"/>
-          <w:szCs w:val="24"/>
-          <w:u w:val="single"/>
-          <w:lang w:eastAsia="en-US"/>
-        </w:rPr>
-        <w:t xml:space="preserve">- 06 2021 </w:t>
-      </w:r>
-      <w:r>
-        <w:rPr>
-          <w:rFonts w:ascii="Arial" w:eastAsia="Lucida Sans Unicode" w:hAnsi="Arial" w:cs="Arial"/>
-          <w:b/>
-          <w:bCs/>
-          <w:spacing w:val="-6"/>
-          <w:sz w:val="24"/>
-          <w:szCs w:val="24"/>
-          <w:u w:val="single"/>
-          <w:lang w:eastAsia="en-US"/>
-        </w:rPr>
-        <w:t>-</w:t>
-      </w:r>
-      <w:r>
-        <w:rPr>
-          <w:rFonts w:ascii="Arial" w:eastAsia="Lucida Sans Unicode" w:hAnsi="Arial" w:cs="Arial"/>
-          <w:b/>
-          <w:bCs/>
-          <w:spacing w:val="-6"/>
-          <w:sz w:val="24"/>
-          <w:szCs w:val="24"/>
-          <w:u w:val="single"/>
-          <w:lang w:eastAsia="en-US"/>
-        </w:rPr>
-        <w:t xml:space="preserve"> 04</w:t>
-      </w:r>
-      <w:r>
-        <w:rPr>
-          <w:rFonts w:ascii="Arial" w:eastAsia="Lucida Sans Unicode" w:hAnsi="Arial" w:cs="Arial"/>
-          <w:b/>
-          <w:bCs/>
-          <w:spacing w:val="-6"/>
-          <w:sz w:val="24"/>
-          <w:szCs w:val="24"/>
-          <w:u w:val="single"/>
-          <w:lang w:eastAsia="en-US"/>
-        </w:rPr>
-        <w:t>-1</w:t>
-      </w:r>
-      <w:r>
-        <w:rPr>
-          <w:rFonts w:ascii="Arial" w:eastAsia="Lucida Sans Unicode" w:hAnsi="Arial" w:cs="Arial"/>
-          <w:b/>
-          <w:bCs/>
-          <w:spacing w:val="-6"/>
-          <w:sz w:val="24"/>
-          <w:szCs w:val="24"/>
-          <w:u w:val="single"/>
-          <w:lang w:eastAsia="en-US"/>
-        </w:rPr>
-        <w:t>2- 2023</w:t>
-      </w:r>
-    </w:p>
-    <w:p>
-      <w:pPr>
-        <w:widowControl w:val="0"/>
-        <w:autoSpaceDE w:val="0"/>
-        <w:autoSpaceDN w:val="0"/>
-        <w:spacing w:after="0" w:line="342" w:lineRule="exact"/>
-        <w:ind w:left="-1134"/>
-        <w:jc w:val="both"/>
-        <w:rPr>
-          <w:rFonts w:ascii="Arial" w:eastAsia="Lucida Sans Unicode" w:hAnsi="Arial" w:cs="Arial"/>
-          <w:spacing w:val="-6"/>
-          <w:sz w:val="24"/>
-          <w:szCs w:val="24"/>
-          <w:lang w:eastAsia="en-US"/>
-        </w:rPr>
-      </w:pPr>
-      <w:r>
-        <w:rPr>
-          <w:rFonts w:ascii="Arial" w:eastAsia="Lucida Sans Unicode" w:hAnsi="Arial" w:cs="Arial"/>
-          <w:spacing w:val="-6"/>
-          <w:sz w:val="24"/>
-          <w:szCs w:val="24"/>
-          <w:lang w:eastAsia="en-US"/>
-        </w:rPr>
-        <w:t xml:space="preserve">-Improved </w:t>
-      </w:r>
-      <w:r>
-        <w:rPr>
-          <w:rFonts w:ascii="Arial" w:eastAsia="Lucida Sans Unicode" w:hAnsi="Arial" w:cs="Arial"/>
-          <w:b/>
-          <w:bCs/>
-          <w:spacing w:val="-6"/>
-          <w:sz w:val="24"/>
-          <w:szCs w:val="24"/>
-          <w:lang w:eastAsia="en-US"/>
-        </w:rPr>
-        <w:t>ECU</w:t>
-      </w:r>
-      <w:r>
-        <w:rPr>
-          <w:rFonts w:ascii="Arial" w:eastAsia="Lucida Sans Unicode" w:hAnsi="Arial" w:cs="Arial"/>
-          <w:spacing w:val="-6"/>
-          <w:sz w:val="24"/>
-          <w:szCs w:val="24"/>
-          <w:lang w:eastAsia="en-US"/>
-        </w:rPr>
-        <w:t xml:space="preserve"> reliability by resolving over 10 code </w:t>
-      </w:r>
-      <w:r>
-        <w:rPr>
-          <w:rFonts w:ascii="Arial" w:eastAsia="Lucida Sans Unicode" w:hAnsi="Arial" w:cs="Arial"/>
-          <w:b/>
-          <w:bCs/>
-          <w:spacing w:val="-6"/>
-          <w:sz w:val="24"/>
-          <w:szCs w:val="24"/>
-          <w:lang w:eastAsia="en-US"/>
-        </w:rPr>
-        <w:t xml:space="preserve">issues </w:t>
-      </w:r>
-      <w:r>
-        <w:rPr>
-          <w:rFonts w:ascii="Arial" w:eastAsia="Lucida Sans Unicode" w:hAnsi="Arial" w:cs="Arial"/>
-          <w:spacing w:val="-6"/>
-          <w:sz w:val="24"/>
-          <w:szCs w:val="24"/>
-          <w:lang w:eastAsia="en-US"/>
-        </w:rPr>
-        <w:t xml:space="preserve">using analysis and </w:t>
-      </w:r>
-      <w:r>
-        <w:rPr>
-          <w:rFonts w:ascii="Arial" w:eastAsia="Lucida Sans Unicode" w:hAnsi="Arial" w:cs="Arial"/>
-          <w:b/>
-          <w:bCs/>
-          <w:spacing w:val="-6"/>
-          <w:sz w:val="24"/>
-          <w:szCs w:val="24"/>
-          <w:lang w:eastAsia="en-US"/>
-        </w:rPr>
-        <w:t>debugging</w:t>
-      </w:r>
-      <w:r>
-        <w:rPr>
-          <w:rFonts w:ascii="Arial" w:eastAsia="Lucida Sans Unicode" w:hAnsi="Arial" w:cs="Arial"/>
-          <w:spacing w:val="-6"/>
-          <w:sz w:val="24"/>
-          <w:szCs w:val="24"/>
-          <w:lang w:eastAsia="en-US"/>
-        </w:rPr>
-        <w:t xml:space="preserve"> tools such as </w:t>
-      </w:r>
-      <w:r>
-        <w:rPr>
-          <w:rFonts w:ascii="Arial" w:eastAsia="Lucida Sans Unicode" w:hAnsi="Arial" w:cs="Arial"/>
-          <w:b/>
-          <w:bCs/>
-          <w:spacing w:val="-6"/>
-          <w:sz w:val="24"/>
-          <w:szCs w:val="24"/>
-          <w:lang w:eastAsia="en-US"/>
-        </w:rPr>
-        <w:t>Ozone</w:t>
-      </w:r>
-      <w:r>
-        <w:rPr>
-          <w:rFonts w:ascii="Arial" w:eastAsia="Lucida Sans Unicode" w:hAnsi="Arial" w:cs="Arial"/>
-          <w:spacing w:val="-6"/>
-          <w:sz w:val="24"/>
-          <w:szCs w:val="24"/>
-          <w:lang w:eastAsia="en-US"/>
-        </w:rPr>
-        <w:t xml:space="preserve"> and the </w:t>
-      </w:r>
-      <w:r>
-        <w:rPr>
-          <w:rFonts w:ascii="Arial" w:eastAsia="Lucida Sans Unicode" w:hAnsi="Arial" w:cs="Arial"/>
-          <w:b/>
-          <w:bCs/>
-          <w:spacing w:val="-6"/>
-          <w:sz w:val="24"/>
-          <w:szCs w:val="24"/>
-          <w:lang w:eastAsia="en-US"/>
-        </w:rPr>
-        <w:t>JTAG</w:t>
-      </w:r>
-      <w:r>
-        <w:rPr>
-          <w:rFonts w:ascii="Arial" w:eastAsia="Lucida Sans Unicode" w:hAnsi="Arial" w:cs="Arial"/>
-          <w:spacing w:val="-6"/>
-          <w:sz w:val="24"/>
-          <w:szCs w:val="24"/>
-          <w:lang w:eastAsia="en-US"/>
-        </w:rPr>
-        <w:t xml:space="preserve"> interface to identify root causes</w:t>
-      </w:r>
-      <w:r>
-        <w:rPr>
-          <w:rFonts w:ascii="Arial" w:eastAsia="Lucida Sans Unicode" w:hAnsi="Arial" w:cs="Arial"/>
-          <w:spacing w:val="-6"/>
-          <w:sz w:val="24"/>
-          <w:szCs w:val="24"/>
-          <w:lang w:eastAsia="en-US"/>
-        </w:rPr>
-        <w:t>.</w:t>
-      </w:r>
-    </w:p>
-    <w:p>
-      <w:pPr>
-        <w:widowControl w:val="0"/>
-        <w:autoSpaceDE w:val="0"/>
-        <w:autoSpaceDN w:val="0"/>
-        <w:spacing w:after="0" w:line="342" w:lineRule="exact"/>
-        <w:ind w:left="-1134"/>
-        <w:jc w:val="both"/>
-        <w:rPr>
-          <w:rFonts w:ascii="Arial" w:eastAsia="Lucida Sans Unicode" w:hAnsi="Arial" w:cs="Arial"/>
-          <w:spacing w:val="-6"/>
-          <w:sz w:val="24"/>
-          <w:szCs w:val="24"/>
-          <w:lang w:eastAsia="en-US"/>
-        </w:rPr>
-      </w:pPr>
-      <w:r>
-        <w:rPr>
-          <w:rFonts w:ascii="Arial" w:eastAsia="Lucida Sans Unicode" w:hAnsi="Arial" w:cs="Arial"/>
-          <w:spacing w:val="-6"/>
-          <w:sz w:val="24"/>
-          <w:szCs w:val="24"/>
-          <w:lang w:eastAsia="en-US"/>
-        </w:rPr>
-        <w:t>-Optimized software development</w:t>
-      </w:r>
-      <w:r>
-        <w:rPr>
-          <w:rFonts w:ascii="Arial" w:eastAsia="Lucida Sans Unicode" w:hAnsi="Arial" w:cs="Arial"/>
-          <w:spacing w:val="-6"/>
-          <w:sz w:val="24"/>
-          <w:szCs w:val="24"/>
-          <w:lang w:eastAsia="en-US"/>
-        </w:rPr>
-        <w:t xml:space="preserve"> by 80% through the precise specification of software requirements, in accordance with specified guidelines and following the sprint dynamics of the </w:t>
-      </w:r>
-      <w:r>
-        <w:rPr>
-          <w:rFonts w:ascii="Arial" w:eastAsia="Lucida Sans Unicode" w:hAnsi="Arial" w:cs="Arial"/>
-          <w:b/>
-          <w:bCs/>
-          <w:spacing w:val="-6"/>
-          <w:sz w:val="24"/>
-          <w:szCs w:val="24"/>
-          <w:lang w:eastAsia="en-US"/>
-        </w:rPr>
-        <w:t>Agile methodology</w:t>
-      </w:r>
-      <w:r>
-        <w:rPr>
-          <w:rFonts w:ascii="Arial" w:eastAsia="Lucida Sans Unicode" w:hAnsi="Arial" w:cs="Arial"/>
-          <w:spacing w:val="-6"/>
-          <w:sz w:val="24"/>
-          <w:szCs w:val="24"/>
-          <w:lang w:eastAsia="en-US"/>
-        </w:rPr>
-        <w:t>.</w:t>
-      </w:r>
-    </w:p>
-    <w:p>
-      <w:pPr>
-        <w:widowControl w:val="0"/>
-        <w:autoSpaceDE w:val="0"/>
-        <w:autoSpaceDN w:val="0"/>
-        <w:spacing w:after="0" w:line="342" w:lineRule="exact"/>
-        <w:ind w:left="-1134"/>
-        <w:jc w:val="both"/>
-        <w:rPr>
-          <w:rFonts w:ascii="Arial" w:eastAsia="Lucida Sans Unicode" w:hAnsi="Arial" w:cs="Arial"/>
-          <w:spacing w:val="-6"/>
-          <w:sz w:val="24"/>
-          <w:szCs w:val="24"/>
-          <w:lang w:eastAsia="en-US"/>
-        </w:rPr>
-      </w:pPr>
-      <w:r>
-        <w:rPr>
-          <w:rFonts w:ascii="Arial" w:eastAsia="Lucida Sans Unicode" w:hAnsi="Arial" w:cs="Arial"/>
-          <w:spacing w:val="-6"/>
-          <w:sz w:val="24"/>
-          <w:szCs w:val="24"/>
-          <w:lang w:eastAsia="en-US"/>
-        </w:rPr>
-        <w:t>-</w:t>
-      </w:r>
-      <w:r>
-        <w:rPr>
-          <w:rFonts w:ascii="Arial" w:eastAsia="Lucida Sans Unicode" w:hAnsi="Arial" w:cs="Arial"/>
-          <w:spacing w:val="-6"/>
-          <w:sz w:val="24"/>
-          <w:szCs w:val="24"/>
-          <w:lang w:eastAsia="en-US"/>
-        </w:rPr>
-        <w:t xml:space="preserve">Completed tasks on schedule, including software design testing, software requirements analysis, and </w:t>
-      </w:r>
-      <w:r>
-        <w:rPr>
-          <w:rFonts w:ascii="Arial" w:eastAsia="Lucida Sans Unicode" w:hAnsi="Arial" w:cs="Arial"/>
-          <w:b/>
-          <w:bCs/>
-          <w:spacing w:val="-6"/>
-          <w:sz w:val="24"/>
-          <w:szCs w:val="24"/>
-          <w:lang w:eastAsia="en-US"/>
-        </w:rPr>
-        <w:t>peer code reviews</w:t>
-      </w:r>
-      <w:r>
-        <w:rPr>
-          <w:rFonts w:ascii="Arial" w:eastAsia="Lucida Sans Unicode" w:hAnsi="Arial" w:cs="Arial"/>
-          <w:spacing w:val="-6"/>
-          <w:sz w:val="24"/>
-          <w:szCs w:val="24"/>
-          <w:lang w:eastAsia="en-US"/>
-        </w:rPr>
-        <w:t xml:space="preserve">, using </w:t>
-      </w:r>
-      <w:r>
-        <w:rPr>
-          <w:rFonts w:ascii="Arial" w:eastAsia="Lucida Sans Unicode" w:hAnsi="Arial" w:cs="Arial"/>
-          <w:b/>
-          <w:bCs/>
-          <w:spacing w:val="-6"/>
-          <w:sz w:val="24"/>
-          <w:szCs w:val="24"/>
-          <w:lang w:eastAsia="en-US"/>
-        </w:rPr>
-        <w:t>Jira</w:t>
-      </w:r>
-      <w:r>
-        <w:rPr>
-          <w:rFonts w:ascii="Arial" w:eastAsia="Lucida Sans Unicode" w:hAnsi="Arial" w:cs="Arial"/>
-          <w:spacing w:val="-6"/>
-          <w:sz w:val="24"/>
-          <w:szCs w:val="24"/>
-          <w:lang w:eastAsia="en-US"/>
-        </w:rPr>
-        <w:t xml:space="preserve"> and </w:t>
-      </w:r>
-      <w:proofErr w:type="spellStart"/>
-      <w:r>
-        <w:rPr>
-          <w:rFonts w:ascii="Arial" w:eastAsia="Lucida Sans Unicode" w:hAnsi="Arial" w:cs="Arial"/>
-          <w:b/>
-          <w:bCs/>
-          <w:spacing w:val="-6"/>
-          <w:sz w:val="24"/>
-          <w:szCs w:val="24"/>
-          <w:lang w:eastAsia="en-US"/>
-        </w:rPr>
-        <w:t>Polarion</w:t>
-      </w:r>
-      <w:proofErr w:type="spellEnd"/>
-      <w:r>
-        <w:rPr>
-          <w:rFonts w:ascii="Arial" w:eastAsia="Lucida Sans Unicode" w:hAnsi="Arial" w:cs="Arial"/>
-          <w:spacing w:val="-6"/>
-          <w:sz w:val="24"/>
-          <w:szCs w:val="24"/>
-          <w:lang w:eastAsia="en-US"/>
-        </w:rPr>
-        <w:t xml:space="preserve"> management tools</w:t>
-      </w:r>
-      <w:r>
-        <w:rPr>
-          <w:rFonts w:ascii="Arial" w:eastAsia="Lucida Sans Unicode" w:hAnsi="Arial" w:cs="Arial"/>
-          <w:spacing w:val="-6"/>
-          <w:sz w:val="24"/>
-          <w:szCs w:val="24"/>
-          <w:lang w:eastAsia="en-US"/>
-        </w:rPr>
-        <w:t>.</w:t>
-      </w:r>
-    </w:p>
-    <w:p>
-      <w:pPr>
-        <w:widowControl w:val="0"/>
-        <w:autoSpaceDE w:val="0"/>
-        <w:autoSpaceDN w:val="0"/>
-        <w:spacing w:after="0" w:line="342" w:lineRule="exact"/>
-        <w:ind w:left="-1134"/>
-        <w:jc w:val="both"/>
-        <w:rPr>
-          <w:rFonts w:ascii="Arial" w:eastAsia="Lucida Sans Unicode" w:hAnsi="Arial" w:cs="Arial"/>
-          <w:spacing w:val="-6"/>
-          <w:sz w:val="24"/>
-          <w:szCs w:val="24"/>
-          <w:lang w:eastAsia="en-US"/>
-        </w:rPr>
-      </w:pPr>
-      <w:r>
-        <w:rPr>
-          <w:rFonts w:ascii="Arial" w:eastAsia="Lucida Sans Unicode" w:hAnsi="Arial" w:cs="Arial"/>
-          <w:spacing w:val="-6"/>
-          <w:sz w:val="24"/>
-          <w:szCs w:val="24"/>
-          <w:lang w:eastAsia="en-US"/>
-        </w:rPr>
-        <w:t>-</w:t>
-      </w:r>
-      <w:r>
-        <w:rPr>
-          <w:rFonts w:ascii="Arial" w:eastAsia="Lucida Sans Unicode" w:hAnsi="Arial" w:cs="Arial"/>
-          <w:spacing w:val="-6"/>
-          <w:sz w:val="24"/>
-          <w:szCs w:val="24"/>
-          <w:lang w:eastAsia="en-US"/>
-        </w:rPr>
-        <w:t xml:space="preserve">Conducted </w:t>
-      </w:r>
-      <w:r>
-        <w:rPr>
-          <w:rFonts w:ascii="Arial" w:eastAsia="Lucida Sans Unicode" w:hAnsi="Arial" w:cs="Arial"/>
-          <w:b/>
-          <w:bCs/>
-          <w:spacing w:val="-6"/>
-          <w:sz w:val="24"/>
-          <w:szCs w:val="24"/>
-          <w:lang w:eastAsia="en-US"/>
-        </w:rPr>
-        <w:t xml:space="preserve">cybersecurity </w:t>
-      </w:r>
-      <w:r>
-        <w:rPr>
-          <w:rFonts w:ascii="Arial" w:eastAsia="Lucida Sans Unicode" w:hAnsi="Arial" w:cs="Arial"/>
-          <w:spacing w:val="-6"/>
-          <w:sz w:val="24"/>
-          <w:szCs w:val="24"/>
-          <w:lang w:eastAsia="en-US"/>
-        </w:rPr>
-        <w:t xml:space="preserve">testing to ensure the correct generation and secure storage of </w:t>
-      </w:r>
-      <w:r>
-        <w:rPr>
-          <w:rFonts w:ascii="Arial" w:eastAsia="Lucida Sans Unicode" w:hAnsi="Arial" w:cs="Arial"/>
-          <w:b/>
-          <w:bCs/>
-          <w:spacing w:val="-6"/>
-          <w:sz w:val="24"/>
-          <w:szCs w:val="24"/>
-          <w:lang w:eastAsia="en-US"/>
-        </w:rPr>
-        <w:t>cryptographic</w:t>
-      </w:r>
-      <w:r>
-        <w:rPr>
-          <w:rFonts w:ascii="Arial" w:eastAsia="Lucida Sans Unicode" w:hAnsi="Arial" w:cs="Arial"/>
-          <w:spacing w:val="-6"/>
-          <w:sz w:val="24"/>
-          <w:szCs w:val="24"/>
-          <w:lang w:eastAsia="en-US"/>
-        </w:rPr>
-        <w:t xml:space="preserve"> keys within the Hardware Security Module (</w:t>
-      </w:r>
-      <w:r>
-        <w:rPr>
-          <w:rFonts w:ascii="Arial" w:eastAsia="Lucida Sans Unicode" w:hAnsi="Arial" w:cs="Arial"/>
-          <w:b/>
-          <w:bCs/>
-          <w:spacing w:val="-6"/>
-          <w:sz w:val="24"/>
-          <w:szCs w:val="24"/>
-          <w:lang w:eastAsia="en-US"/>
-        </w:rPr>
-        <w:t>HSM</w:t>
-      </w:r>
-      <w:r>
-        <w:rPr>
-          <w:rFonts w:ascii="Arial" w:eastAsia="Lucida Sans Unicode" w:hAnsi="Arial" w:cs="Arial"/>
-          <w:spacing w:val="-6"/>
-          <w:sz w:val="24"/>
-          <w:szCs w:val="24"/>
-          <w:lang w:eastAsia="en-US"/>
-        </w:rPr>
-        <w:t>) of the main Electronic Control Unit (</w:t>
-      </w:r>
-      <w:r>
-        <w:rPr>
-          <w:rFonts w:ascii="Arial" w:eastAsia="Lucida Sans Unicode" w:hAnsi="Arial" w:cs="Arial"/>
-          <w:b/>
-          <w:bCs/>
-          <w:spacing w:val="-6"/>
-          <w:sz w:val="24"/>
-          <w:szCs w:val="24"/>
-          <w:lang w:eastAsia="en-US"/>
-        </w:rPr>
-        <w:t>ECU</w:t>
-      </w:r>
-      <w:r>
-        <w:rPr>
-          <w:rFonts w:ascii="Arial" w:eastAsia="Lucida Sans Unicode" w:hAnsi="Arial" w:cs="Arial"/>
-          <w:spacing w:val="-6"/>
-          <w:sz w:val="24"/>
-          <w:szCs w:val="24"/>
-          <w:lang w:eastAsia="en-US"/>
-        </w:rPr>
-        <w:t>).</w:t>
-      </w:r>
-    </w:p>
-    <w:p>
-      <w:pPr>
-        <w:widowControl w:val="0"/>
-        <w:autoSpaceDE w:val="0"/>
-        <w:autoSpaceDN w:val="0"/>
-        <w:spacing w:after="0" w:line="342" w:lineRule="exact"/>
-        <w:ind w:left="-1134"/>
-        <w:jc w:val="both"/>
-        <w:rPr>
-          <w:rFonts w:ascii="Arial" w:eastAsia="Lucida Sans Unicode" w:hAnsi="Arial" w:cs="Arial"/>
-          <w:spacing w:val="-6"/>
-          <w:sz w:val="24"/>
-          <w:szCs w:val="24"/>
-          <w:lang w:eastAsia="en-US"/>
-        </w:rPr>
-      </w:pPr>
-      <w:r>
-        <w:rPr>
-          <w:rFonts w:ascii="Arial" w:eastAsia="Lucida Sans Unicode" w:hAnsi="Arial" w:cs="Arial"/>
-          <w:spacing w:val="-6"/>
-          <w:sz w:val="24"/>
-          <w:szCs w:val="24"/>
-          <w:lang w:val="en-CA" w:eastAsia="en-US"/>
-        </w:rPr>
-        <w:t>-</w:t>
-      </w:r>
-      <w:r>
-        <w:rPr>
-          <w:rFonts w:ascii="Arial" w:eastAsia="Lucida Sans Unicode" w:hAnsi="Arial" w:cs="Arial"/>
-          <w:spacing w:val="-6"/>
-          <w:sz w:val="24"/>
-          <w:szCs w:val="24"/>
-          <w:lang w:val="en-CA" w:eastAsia="en-US"/>
-        </w:rPr>
-        <w:t xml:space="preserve">Designed software </w:t>
-      </w:r>
-      <w:r>
-        <w:rPr>
-          <w:rFonts w:ascii="Arial" w:eastAsia="Lucida Sans Unicode" w:hAnsi="Arial" w:cs="Arial"/>
-          <w:b/>
-          <w:bCs/>
-          <w:spacing w:val="-6"/>
-          <w:sz w:val="24"/>
-          <w:szCs w:val="24"/>
-          <w:lang w:val="en-CA" w:eastAsia="en-US"/>
-        </w:rPr>
-        <w:t>architecture</w:t>
-      </w:r>
-      <w:r>
-        <w:rPr>
-          <w:rFonts w:ascii="Arial" w:eastAsia="Lucida Sans Unicode" w:hAnsi="Arial" w:cs="Arial"/>
-          <w:spacing w:val="-6"/>
-          <w:sz w:val="24"/>
-          <w:szCs w:val="24"/>
-          <w:lang w:val="en-CA" w:eastAsia="en-US"/>
-        </w:rPr>
-        <w:t xml:space="preserve"> using dynamic and activity </w:t>
-      </w:r>
-      <w:r>
-        <w:rPr>
-          <w:rFonts w:ascii="Arial" w:eastAsia="Lucida Sans Unicode" w:hAnsi="Arial" w:cs="Arial"/>
-          <w:b/>
-          <w:bCs/>
-          <w:spacing w:val="-6"/>
-          <w:sz w:val="24"/>
-          <w:szCs w:val="24"/>
-          <w:lang w:val="en-CA" w:eastAsia="en-US"/>
-        </w:rPr>
-        <w:t>UML</w:t>
-      </w:r>
-      <w:r>
-        <w:rPr>
-          <w:rFonts w:ascii="Arial" w:eastAsia="Lucida Sans Unicode" w:hAnsi="Arial" w:cs="Arial"/>
-          <w:spacing w:val="-6"/>
-          <w:sz w:val="24"/>
-          <w:szCs w:val="24"/>
-          <w:lang w:val="en-CA" w:eastAsia="en-US"/>
-        </w:rPr>
-        <w:t xml:space="preserve"> diagrams in </w:t>
-      </w:r>
-      <w:r>
-        <w:rPr>
-          <w:rFonts w:ascii="Arial" w:eastAsia="Lucida Sans Unicode" w:hAnsi="Arial" w:cs="Arial"/>
-          <w:b/>
-          <w:bCs/>
-          <w:spacing w:val="-6"/>
-          <w:sz w:val="24"/>
-          <w:szCs w:val="24"/>
-          <w:lang w:val="en-CA" w:eastAsia="en-US"/>
-        </w:rPr>
-        <w:t>Enterprise Architect</w:t>
-      </w:r>
-      <w:r>
-        <w:rPr>
-          <w:rFonts w:ascii="Arial" w:eastAsia="Lucida Sans Unicode" w:hAnsi="Arial" w:cs="Arial"/>
-          <w:spacing w:val="-6"/>
-          <w:sz w:val="24"/>
-          <w:szCs w:val="24"/>
-          <w:lang w:val="en-CA" w:eastAsia="en-US"/>
-        </w:rPr>
-        <w:t xml:space="preserve">, </w:t>
-      </w:r>
-      <w:r>
-        <w:rPr>
-          <w:rFonts w:ascii="Arial" w:eastAsia="Lucida Sans Unicode" w:hAnsi="Arial" w:cs="Arial"/>
-          <w:spacing w:val="-6"/>
-          <w:sz w:val="24"/>
-          <w:szCs w:val="24"/>
-          <w:lang w:eastAsia="en-US"/>
-        </w:rPr>
-        <w:t>increasing coding efficiency by 80%.</w:t>
-      </w:r>
-    </w:p>
-    <w:p>
-      <w:pPr>
-        <w:widowControl w:val="0"/>
-        <w:autoSpaceDE w:val="0"/>
-        <w:autoSpaceDN w:val="0"/>
-        <w:spacing w:after="0" w:line="342" w:lineRule="exact"/>
-        <w:ind w:left="-1134"/>
-        <w:jc w:val="both"/>
-        <w:rPr>
-          <w:rFonts w:ascii="Arial" w:eastAsia="Lucida Sans Unicode" w:hAnsi="Arial" w:cs="Arial"/>
-          <w:spacing w:val="-6"/>
-          <w:sz w:val="24"/>
-          <w:szCs w:val="24"/>
-          <w:lang w:eastAsia="en-US"/>
-        </w:rPr>
-      </w:pPr>
-      <w:r>
-        <w:rPr>
-          <w:rFonts w:ascii="Arial" w:eastAsia="Lucida Sans Unicode" w:hAnsi="Arial" w:cs="Arial"/>
-          <w:spacing w:val="-6"/>
-          <w:sz w:val="24"/>
-          <w:szCs w:val="24"/>
-          <w:lang w:eastAsia="en-US"/>
-        </w:rPr>
-        <w:t>-</w:t>
-      </w:r>
-      <w:r>
-        <w:rPr>
-          <w:rFonts w:ascii="Arial" w:eastAsia="Lucida Sans Unicode" w:hAnsi="Arial" w:cs="Arial"/>
-          <w:spacing w:val="-6"/>
-          <w:sz w:val="24"/>
-          <w:szCs w:val="24"/>
-          <w:lang w:eastAsia="en-US"/>
-        </w:rPr>
-        <w:t xml:space="preserve">Implemented </w:t>
-      </w:r>
-      <w:r>
-        <w:rPr>
-          <w:rFonts w:ascii="Arial" w:eastAsia="Lucida Sans Unicode" w:hAnsi="Arial" w:cs="Arial"/>
-          <w:b/>
-          <w:bCs/>
-          <w:spacing w:val="-6"/>
-          <w:sz w:val="24"/>
-          <w:szCs w:val="24"/>
-          <w:lang w:eastAsia="en-US"/>
-        </w:rPr>
-        <w:t>software development</w:t>
-      </w:r>
-      <w:r>
-        <w:rPr>
-          <w:rFonts w:ascii="Arial" w:eastAsia="Lucida Sans Unicode" w:hAnsi="Arial" w:cs="Arial"/>
-          <w:spacing w:val="-6"/>
-          <w:sz w:val="24"/>
-          <w:szCs w:val="24"/>
-          <w:lang w:eastAsia="en-US"/>
-        </w:rPr>
-        <w:t xml:space="preserve"> in accordance with the V-Model of the </w:t>
-      </w:r>
-      <w:r>
-        <w:rPr>
-          <w:rFonts w:ascii="Arial" w:eastAsia="Lucida Sans Unicode" w:hAnsi="Arial" w:cs="Arial"/>
-          <w:b/>
-          <w:bCs/>
-          <w:spacing w:val="-6"/>
-          <w:sz w:val="24"/>
-          <w:szCs w:val="24"/>
-          <w:lang w:eastAsia="en-US"/>
-        </w:rPr>
-        <w:t xml:space="preserve">ASPICE </w:t>
-      </w:r>
-      <w:r>
-        <w:rPr>
-          <w:rFonts w:ascii="Arial" w:eastAsia="Lucida Sans Unicode" w:hAnsi="Arial" w:cs="Arial"/>
-          <w:spacing w:val="-6"/>
-          <w:sz w:val="24"/>
-          <w:szCs w:val="24"/>
-          <w:lang w:eastAsia="en-US"/>
-        </w:rPr>
-        <w:t>(</w:t>
-      </w:r>
-      <w:r>
-        <w:rPr>
-          <w:rFonts w:ascii="Arial" w:eastAsia="Lucida Sans Unicode" w:hAnsi="Arial" w:cs="Arial"/>
-          <w:b/>
-          <w:bCs/>
-          <w:spacing w:val="-6"/>
-          <w:sz w:val="24"/>
-          <w:szCs w:val="24"/>
-          <w:lang w:eastAsia="en-US"/>
-        </w:rPr>
-        <w:t>Automotive</w:t>
-      </w:r>
-      <w:r>
-        <w:rPr>
-          <w:rFonts w:ascii="Arial" w:eastAsia="Lucida Sans Unicode" w:hAnsi="Arial" w:cs="Arial"/>
-          <w:spacing w:val="-6"/>
-          <w:sz w:val="24"/>
-          <w:szCs w:val="24"/>
-          <w:lang w:eastAsia="en-US"/>
-        </w:rPr>
-        <w:t xml:space="preserve"> SPICE) process to fulfill the Software Development Life Cycle.</w:t>
-      </w:r>
-    </w:p>
-    <w:p>
-      <w:pPr>
-        <w:widowControl w:val="0"/>
-        <w:autoSpaceDE w:val="0"/>
-        <w:autoSpaceDN w:val="0"/>
-        <w:spacing w:after="0" w:line="342" w:lineRule="exact"/>
-        <w:ind w:left="-1134"/>
-        <w:jc w:val="both"/>
-        <w:rPr>
-          <w:rFonts w:ascii="Arial" w:eastAsia="Lucida Sans Unicode" w:hAnsi="Arial" w:cs="Arial"/>
-          <w:spacing w:val="-6"/>
-          <w:sz w:val="24"/>
-          <w:szCs w:val="24"/>
-          <w:lang w:eastAsia="en-US"/>
-        </w:rPr>
-      </w:pPr>
-      <w:r>
-        <w:rPr>
-          <w:rFonts w:ascii="Arial" w:eastAsia="Lucida Sans Unicode" w:hAnsi="Arial" w:cs="Arial"/>
-          <w:spacing w:val="-6"/>
-          <w:sz w:val="24"/>
-          <w:szCs w:val="24"/>
-          <w:lang w:eastAsia="en-US"/>
-        </w:rPr>
-        <w:t>-</w:t>
-      </w:r>
-      <w:r>
-        <w:rPr>
-          <w:rFonts w:ascii="Arial" w:eastAsia="Lucida Sans Unicode" w:hAnsi="Arial" w:cs="Arial"/>
-          <w:spacing w:val="-6"/>
-          <w:sz w:val="24"/>
-          <w:szCs w:val="24"/>
-          <w:lang w:eastAsia="en-US"/>
-        </w:rPr>
-        <w:t xml:space="preserve">Identified 10+ code vulnerabilities through static analysis using LDRA and TRICORE tools in Eclipse, reporting MISRA violations, </w:t>
-      </w:r>
-      <w:r>
-        <w:rPr>
-          <w:rFonts w:ascii="Arial" w:eastAsia="Lucida Sans Unicode" w:hAnsi="Arial" w:cs="Arial"/>
-          <w:b/>
-          <w:bCs/>
-          <w:spacing w:val="-6"/>
-          <w:sz w:val="24"/>
-          <w:szCs w:val="24"/>
-          <w:lang w:eastAsia="en-US"/>
-        </w:rPr>
-        <w:t>Secure C</w:t>
-      </w:r>
-      <w:r>
-        <w:rPr>
-          <w:rFonts w:ascii="Arial" w:eastAsia="Lucida Sans Unicode" w:hAnsi="Arial" w:cs="Arial"/>
-          <w:spacing w:val="-6"/>
-          <w:sz w:val="24"/>
-          <w:szCs w:val="24"/>
-          <w:lang w:eastAsia="en-US"/>
-        </w:rPr>
-        <w:t xml:space="preserve"> issues, and quality warnings.</w:t>
-      </w:r>
-    </w:p>
-    <w:p>
-      <w:pPr>
-        <w:widowControl w:val="0"/>
-        <w:autoSpaceDE w:val="0"/>
-        <w:autoSpaceDN w:val="0"/>
-        <w:spacing w:after="0" w:line="342" w:lineRule="exact"/>
-        <w:ind w:left="-1134"/>
-        <w:jc w:val="both"/>
-        <w:rPr>
-          <w:rFonts w:ascii="Arial" w:eastAsia="Lucida Sans Unicode" w:hAnsi="Arial" w:cs="Arial"/>
-          <w:spacing w:val="-6"/>
-          <w:sz w:val="24"/>
-          <w:szCs w:val="24"/>
-          <w:lang w:eastAsia="en-US"/>
-        </w:rPr>
-      </w:pPr>
-      <w:r>
-        <w:rPr>
-          <w:rFonts w:ascii="Arial" w:eastAsia="Lucida Sans Unicode" w:hAnsi="Arial" w:cs="Arial"/>
-          <w:spacing w:val="-6"/>
-          <w:sz w:val="24"/>
-          <w:szCs w:val="24"/>
-          <w:lang w:eastAsia="en-US"/>
-        </w:rPr>
-        <w:t>-</w:t>
-      </w:r>
-      <w:r>
-        <w:rPr>
-          <w:rFonts w:ascii="Arial" w:eastAsia="Lucida Sans Unicode" w:hAnsi="Arial" w:cs="Arial"/>
-          <w:spacing w:val="-6"/>
-          <w:sz w:val="24"/>
-          <w:szCs w:val="24"/>
-          <w:lang w:eastAsia="en-US"/>
-        </w:rPr>
-        <w:t xml:space="preserve">Performed </w:t>
-      </w:r>
-      <w:r>
-        <w:rPr>
-          <w:rFonts w:ascii="Arial" w:eastAsia="Lucida Sans Unicode" w:hAnsi="Arial" w:cs="Arial"/>
-          <w:spacing w:val="-6"/>
-          <w:sz w:val="24"/>
-          <w:szCs w:val="24"/>
-          <w:lang w:eastAsia="en-US"/>
-        </w:rPr>
-        <w:t xml:space="preserve">software </w:t>
-      </w:r>
-      <w:r>
-        <w:rPr>
-          <w:rFonts w:ascii="Arial" w:eastAsia="Lucida Sans Unicode" w:hAnsi="Arial" w:cs="Arial"/>
-          <w:b/>
-          <w:bCs/>
-          <w:spacing w:val="-6"/>
-          <w:sz w:val="24"/>
-          <w:szCs w:val="24"/>
-          <w:lang w:eastAsia="en-US"/>
-        </w:rPr>
-        <w:t>unit tests</w:t>
-      </w:r>
-      <w:r>
-        <w:rPr>
-          <w:rFonts w:ascii="Arial" w:eastAsia="Lucida Sans Unicode" w:hAnsi="Arial" w:cs="Arial"/>
-          <w:spacing w:val="-6"/>
-          <w:sz w:val="24"/>
-          <w:szCs w:val="24"/>
-          <w:lang w:eastAsia="en-US"/>
-        </w:rPr>
-        <w:t xml:space="preserve"> </w:t>
-      </w:r>
-      <w:r>
-        <w:rPr>
-          <w:rFonts w:ascii="Arial" w:eastAsia="Lucida Sans Unicode" w:hAnsi="Arial" w:cs="Arial"/>
-          <w:spacing w:val="-6"/>
-          <w:sz w:val="24"/>
-          <w:szCs w:val="24"/>
-          <w:lang w:eastAsia="en-US"/>
-        </w:rPr>
-        <w:t>with</w:t>
-      </w:r>
-      <w:r>
-        <w:rPr>
-          <w:rFonts w:ascii="Arial" w:eastAsia="Lucida Sans Unicode" w:hAnsi="Arial" w:cs="Arial"/>
-          <w:spacing w:val="-6"/>
-          <w:sz w:val="24"/>
-          <w:szCs w:val="24"/>
-          <w:lang w:eastAsia="en-US"/>
-        </w:rPr>
-        <w:t xml:space="preserve"> </w:t>
-      </w:r>
-      <w:proofErr w:type="spellStart"/>
-      <w:r>
-        <w:rPr>
-          <w:rFonts w:ascii="Arial" w:eastAsia="Lucida Sans Unicode" w:hAnsi="Arial" w:cs="Arial"/>
-          <w:spacing w:val="-6"/>
-          <w:sz w:val="24"/>
-          <w:szCs w:val="24"/>
-          <w:lang w:eastAsia="en-US"/>
-        </w:rPr>
-        <w:t>VectorCAST</w:t>
-      </w:r>
-      <w:proofErr w:type="spellEnd"/>
-      <w:r>
-        <w:rPr>
-          <w:rFonts w:ascii="Arial" w:eastAsia="Lucida Sans Unicode" w:hAnsi="Arial" w:cs="Arial"/>
-          <w:spacing w:val="-6"/>
-          <w:sz w:val="24"/>
-          <w:szCs w:val="24"/>
-          <w:lang w:eastAsia="en-US"/>
-        </w:rPr>
-        <w:t xml:space="preserve"> to verify the detailed software design, ensuring high-quality software delivery and full condition coverage of functions.</w:t>
-      </w:r>
-    </w:p>
-    <w:p>
-      <w:pPr>
-        <w:widowControl w:val="0"/>
-        <w:autoSpaceDE w:val="0"/>
-        <w:autoSpaceDN w:val="0"/>
-        <w:spacing w:after="0" w:line="342" w:lineRule="exact"/>
-        <w:ind w:left="-1134"/>
-        <w:jc w:val="both"/>
-        <w:rPr>
-          <w:rFonts w:ascii="Arial" w:eastAsia="Lucida Sans Unicode" w:hAnsi="Arial" w:cs="Arial"/>
-          <w:spacing w:val="-6"/>
-          <w:sz w:val="24"/>
-          <w:szCs w:val="24"/>
-          <w:lang w:eastAsia="en-US"/>
-        </w:rPr>
-      </w:pPr>
-      <w:r>
-        <w:rPr>
-          <w:rFonts w:ascii="Arial" w:eastAsia="Lucida Sans Unicode" w:hAnsi="Arial" w:cs="Arial"/>
-          <w:spacing w:val="-6"/>
-          <w:sz w:val="24"/>
-          <w:szCs w:val="24"/>
-          <w:lang w:eastAsia="en-US"/>
-        </w:rPr>
-        <w:t>-</w:t>
-      </w:r>
-      <w:r>
-        <w:rPr>
-          <w:rFonts w:ascii="Arial" w:eastAsia="Lucida Sans Unicode" w:hAnsi="Arial" w:cs="Arial"/>
-          <w:spacing w:val="-6"/>
-          <w:sz w:val="24"/>
-          <w:szCs w:val="24"/>
-          <w:lang w:eastAsia="en-US"/>
-        </w:rPr>
-        <w:t xml:space="preserve">Configured the </w:t>
-      </w:r>
-      <w:proofErr w:type="spellStart"/>
-      <w:r>
-        <w:rPr>
-          <w:rFonts w:ascii="Arial" w:eastAsia="Lucida Sans Unicode" w:hAnsi="Arial" w:cs="Arial"/>
-          <w:b/>
-          <w:bCs/>
-          <w:spacing w:val="-6"/>
-          <w:sz w:val="24"/>
-          <w:szCs w:val="24"/>
-          <w:lang w:eastAsia="en-US"/>
-        </w:rPr>
-        <w:t>ComStack</w:t>
-      </w:r>
-      <w:proofErr w:type="spellEnd"/>
-      <w:r>
-        <w:rPr>
-          <w:rFonts w:ascii="Arial" w:eastAsia="Lucida Sans Unicode" w:hAnsi="Arial" w:cs="Arial"/>
-          <w:spacing w:val="-6"/>
-          <w:sz w:val="24"/>
-          <w:szCs w:val="24"/>
-          <w:lang w:eastAsia="en-US"/>
-        </w:rPr>
-        <w:t xml:space="preserve"> module using the </w:t>
-      </w:r>
-      <w:r>
-        <w:rPr>
-          <w:rFonts w:ascii="Arial" w:eastAsia="Lucida Sans Unicode" w:hAnsi="Arial" w:cs="Arial"/>
-          <w:b/>
-          <w:bCs/>
-          <w:spacing w:val="-6"/>
-          <w:sz w:val="24"/>
-          <w:szCs w:val="24"/>
-          <w:lang w:eastAsia="en-US"/>
-        </w:rPr>
-        <w:t>DaVinci Configurator</w:t>
-      </w:r>
-      <w:r>
-        <w:rPr>
-          <w:rFonts w:ascii="Arial" w:eastAsia="Lucida Sans Unicode" w:hAnsi="Arial" w:cs="Arial"/>
-          <w:spacing w:val="-6"/>
-          <w:sz w:val="24"/>
-          <w:szCs w:val="24"/>
-          <w:lang w:eastAsia="en-US"/>
-        </w:rPr>
-        <w:t xml:space="preserve"> to enable communication via the </w:t>
-      </w:r>
-      <w:r>
-        <w:rPr>
-          <w:rFonts w:ascii="Arial" w:eastAsia="Lucida Sans Unicode" w:hAnsi="Arial" w:cs="Arial"/>
-          <w:b/>
-          <w:bCs/>
-          <w:spacing w:val="-6"/>
-          <w:sz w:val="24"/>
-          <w:szCs w:val="24"/>
-          <w:lang w:eastAsia="en-US"/>
-        </w:rPr>
-        <w:t xml:space="preserve">CAN </w:t>
-      </w:r>
-      <w:r>
-        <w:rPr>
-          <w:rFonts w:ascii="Arial" w:eastAsia="Lucida Sans Unicode" w:hAnsi="Arial" w:cs="Arial"/>
-          <w:spacing w:val="-6"/>
-          <w:sz w:val="24"/>
-          <w:szCs w:val="24"/>
-          <w:lang w:eastAsia="en-US"/>
-        </w:rPr>
-        <w:t xml:space="preserve">protocol and support diagnostic message transmission over the </w:t>
-      </w:r>
-      <w:r>
-        <w:rPr>
-          <w:rFonts w:ascii="Arial" w:eastAsia="Lucida Sans Unicode" w:hAnsi="Arial" w:cs="Arial"/>
-          <w:b/>
-          <w:bCs/>
-          <w:spacing w:val="-6"/>
-          <w:sz w:val="24"/>
-          <w:szCs w:val="24"/>
-          <w:lang w:eastAsia="en-US"/>
-        </w:rPr>
-        <w:t>UDS</w:t>
-      </w:r>
-      <w:r>
-        <w:rPr>
-          <w:rFonts w:ascii="Arial" w:eastAsia="Lucida Sans Unicode" w:hAnsi="Arial" w:cs="Arial"/>
-          <w:spacing w:val="-6"/>
-          <w:sz w:val="24"/>
-          <w:szCs w:val="24"/>
-          <w:lang w:eastAsia="en-US"/>
-        </w:rPr>
-        <w:t xml:space="preserve"> protocol.</w:t>
-      </w:r>
-    </w:p>
-    <w:p>
-      <w:pPr>
-        <w:widowControl w:val="0"/>
-        <w:autoSpaceDE w:val="0"/>
-        <w:autoSpaceDN w:val="0"/>
-        <w:spacing w:after="0" w:line="342" w:lineRule="exact"/>
-        <w:ind w:left="-1134"/>
-        <w:jc w:val="both"/>
-        <w:rPr>
-          <w:rFonts w:ascii="Arial" w:eastAsia="Lucida Sans Unicode" w:hAnsi="Arial" w:cs="Arial"/>
-          <w:b/>
-          <w:bCs/>
-          <w:spacing w:val="-6"/>
-          <w:sz w:val="24"/>
-          <w:szCs w:val="24"/>
-          <w:u w:val="single"/>
-          <w:lang w:eastAsia="en-US"/>
-        </w:rPr>
-      </w:pPr>
-      <w:r>
-        <w:rPr>
-          <w:rFonts w:ascii="Arial" w:eastAsia="Lucida Sans Unicode" w:hAnsi="Arial" w:cs="Arial"/>
-          <w:b/>
-          <w:bCs/>
-          <w:spacing w:val="-6"/>
-          <w:sz w:val="24"/>
-          <w:szCs w:val="24"/>
-          <w:u w:val="single"/>
-          <w:lang w:eastAsia="en-US"/>
-        </w:rPr>
-        <w:t>Project Engineer - CIDESI. 12</w:t>
-      </w:r>
-      <w:r>
-        <w:rPr>
-          <w:rFonts w:ascii="Arial" w:eastAsia="Lucida Sans Unicode" w:hAnsi="Arial" w:cs="Arial"/>
-          <w:b/>
-          <w:bCs/>
-          <w:spacing w:val="-6"/>
-          <w:sz w:val="24"/>
-          <w:szCs w:val="24"/>
-          <w:u w:val="single"/>
-          <w:lang w:eastAsia="en-US"/>
-        </w:rPr>
-        <w:t>-04-2019 -14</w:t>
-      </w:r>
-      <w:r>
-        <w:rPr>
-          <w:rFonts w:ascii="Arial" w:eastAsia="Lucida Sans Unicode" w:hAnsi="Arial" w:cs="Arial"/>
-          <w:b/>
-          <w:bCs/>
-          <w:spacing w:val="-6"/>
-          <w:sz w:val="24"/>
-          <w:szCs w:val="24"/>
-          <w:u w:val="single"/>
-          <w:lang w:eastAsia="en-US"/>
-        </w:rPr>
-        <w:t>-</w:t>
-      </w:r>
-      <w:r>
-        <w:rPr>
-          <w:rFonts w:ascii="Arial" w:eastAsia="Lucida Sans Unicode" w:hAnsi="Arial" w:cs="Arial"/>
-          <w:b/>
-          <w:bCs/>
-          <w:spacing w:val="-6"/>
-          <w:sz w:val="24"/>
-          <w:szCs w:val="24"/>
-          <w:u w:val="single"/>
-          <w:lang w:eastAsia="en-US"/>
-        </w:rPr>
-        <w:t>06-2021</w:t>
-      </w:r>
-    </w:p>
-    <w:p>
-      <w:pPr>
-        <w:widowControl w:val="0"/>
-        <w:autoSpaceDE w:val="0"/>
-        <w:autoSpaceDN w:val="0"/>
-        <w:spacing w:after="0" w:line="342" w:lineRule="exact"/>
-        <w:ind w:left="-1134"/>
-        <w:jc w:val="both"/>
-        <w:rPr>
-          <w:rFonts w:ascii="Arial" w:eastAsia="Lucida Sans Unicode" w:hAnsi="Arial" w:cs="Arial"/>
-          <w:spacing w:val="-6"/>
-          <w:sz w:val="24"/>
-          <w:szCs w:val="24"/>
-          <w:lang w:eastAsia="en-US"/>
-        </w:rPr>
-      </w:pPr>
-      <w:r>
-        <w:rPr>
-          <w:rFonts w:ascii="Arial" w:eastAsia="Lucida Sans Unicode" w:hAnsi="Arial" w:cs="Arial"/>
-          <w:spacing w:val="-6"/>
-          <w:sz w:val="24"/>
-          <w:szCs w:val="24"/>
-          <w:lang w:eastAsia="en-US"/>
-        </w:rPr>
-        <w:t>-</w:t>
-      </w:r>
-      <w:r>
-        <w:rPr>
-          <w:rFonts w:ascii="Arial" w:eastAsia="Lucida Sans Unicode" w:hAnsi="Arial" w:cs="Arial"/>
-          <w:spacing w:val="-6"/>
-          <w:sz w:val="24"/>
-          <w:szCs w:val="24"/>
-          <w:lang w:eastAsia="en-US"/>
-        </w:rPr>
-        <w:t xml:space="preserve">Developed software in </w:t>
-      </w:r>
-      <w:r>
-        <w:rPr>
-          <w:rFonts w:ascii="Arial" w:eastAsia="Lucida Sans Unicode" w:hAnsi="Arial" w:cs="Arial"/>
-          <w:b/>
-          <w:bCs/>
-          <w:spacing w:val="-6"/>
-          <w:sz w:val="24"/>
-          <w:szCs w:val="24"/>
-          <w:lang w:eastAsia="en-US"/>
-        </w:rPr>
-        <w:t xml:space="preserve">Embedded </w:t>
-      </w:r>
-      <w:r>
-        <w:rPr>
-          <w:rFonts w:ascii="Arial" w:eastAsia="Lucida Sans Unicode" w:hAnsi="Arial" w:cs="Arial"/>
-          <w:b/>
-          <w:bCs/>
-          <w:spacing w:val="-6"/>
-          <w:sz w:val="24"/>
-          <w:szCs w:val="24"/>
-          <w:lang w:eastAsia="en-US"/>
-        </w:rPr>
-        <w:t>C</w:t>
-      </w:r>
-      <w:r>
-        <w:rPr>
-          <w:rFonts w:ascii="Arial" w:eastAsia="Lucida Sans Unicode" w:hAnsi="Arial" w:cs="Arial"/>
-          <w:spacing w:val="-6"/>
-          <w:sz w:val="24"/>
-          <w:szCs w:val="24"/>
-          <w:lang w:eastAsia="en-US"/>
-        </w:rPr>
-        <w:t xml:space="preserve"> language </w:t>
-      </w:r>
-      <w:r>
-        <w:rPr>
-          <w:rFonts w:ascii="Arial" w:eastAsia="Lucida Sans Unicode" w:hAnsi="Arial" w:cs="Arial"/>
-          <w:spacing w:val="-6"/>
-          <w:sz w:val="24"/>
-          <w:szCs w:val="24"/>
-          <w:lang w:eastAsia="en-US"/>
-        </w:rPr>
-        <w:t xml:space="preserve">for </w:t>
-      </w:r>
-      <w:r>
-        <w:rPr>
-          <w:rFonts w:ascii="Arial" w:eastAsia="Lucida Sans Unicode" w:hAnsi="Arial" w:cs="Arial"/>
-          <w:b/>
-          <w:bCs/>
-          <w:spacing w:val="-6"/>
-          <w:sz w:val="24"/>
-          <w:szCs w:val="24"/>
-          <w:lang w:eastAsia="en-US"/>
-        </w:rPr>
-        <w:t>ARM microcontrollers</w:t>
-      </w:r>
-      <w:r>
-        <w:rPr>
-          <w:rFonts w:ascii="Arial" w:eastAsia="Lucida Sans Unicode" w:hAnsi="Arial" w:cs="Arial"/>
-          <w:spacing w:val="-6"/>
-          <w:sz w:val="24"/>
-          <w:szCs w:val="24"/>
-          <w:lang w:eastAsia="en-US"/>
-        </w:rPr>
-        <w:t xml:space="preserve"> to store data in external NAND flash memory, improving storage speed by 80% in a glider datalogger system.</w:t>
-      </w:r>
-    </w:p>
-    <w:p>
-      <w:pPr>
-        <w:widowControl w:val="0"/>
-        <w:autoSpaceDE w:val="0"/>
-        <w:autoSpaceDN w:val="0"/>
-        <w:spacing w:after="0" w:line="342" w:lineRule="exact"/>
-        <w:ind w:left="-1134"/>
-        <w:jc w:val="both"/>
-        <w:rPr>
-          <w:rFonts w:ascii="Arial" w:eastAsia="Lucida Sans Unicode" w:hAnsi="Arial" w:cs="Arial"/>
-          <w:spacing w:val="-6"/>
-          <w:sz w:val="24"/>
-          <w:szCs w:val="24"/>
-          <w:lang w:eastAsia="en-US"/>
-        </w:rPr>
-      </w:pPr>
-      <w:r>
-        <w:rPr>
-          <w:rFonts w:ascii="Arial" w:eastAsia="Lucida Sans Unicode" w:hAnsi="Arial" w:cs="Arial"/>
-          <w:spacing w:val="-6"/>
-          <w:sz w:val="24"/>
-          <w:szCs w:val="24"/>
-          <w:lang w:eastAsia="en-US"/>
-        </w:rPr>
-        <w:t xml:space="preserve">-Maximized the efficiency of TMS570LS3137 </w:t>
-      </w:r>
-      <w:r>
-        <w:rPr>
-          <w:rFonts w:ascii="Arial" w:eastAsia="Lucida Sans Unicode" w:hAnsi="Arial" w:cs="Arial"/>
-          <w:b/>
-          <w:bCs/>
-          <w:spacing w:val="-6"/>
-          <w:sz w:val="24"/>
-          <w:szCs w:val="24"/>
-          <w:lang w:eastAsia="en-US"/>
-        </w:rPr>
-        <w:t>microcontroller</w:t>
-      </w:r>
-      <w:r>
-        <w:rPr>
-          <w:rFonts w:ascii="Arial" w:eastAsia="Lucida Sans Unicode" w:hAnsi="Arial" w:cs="Arial"/>
-          <w:spacing w:val="-6"/>
-          <w:sz w:val="24"/>
-          <w:szCs w:val="24"/>
-          <w:lang w:eastAsia="en-US"/>
-        </w:rPr>
-        <w:t xml:space="preserve"> system up to 30%, by developing </w:t>
-      </w:r>
-      <w:r>
-        <w:rPr>
-          <w:rFonts w:ascii="Arial" w:eastAsia="Lucida Sans Unicode" w:hAnsi="Arial" w:cs="Arial"/>
-          <w:b/>
-          <w:bCs/>
-          <w:spacing w:val="-6"/>
-          <w:sz w:val="24"/>
-          <w:szCs w:val="24"/>
-          <w:lang w:eastAsia="en-US"/>
-        </w:rPr>
-        <w:t>embedded software i</w:t>
-      </w:r>
-      <w:r>
-        <w:rPr>
-          <w:rFonts w:ascii="Arial" w:eastAsia="Lucida Sans Unicode" w:hAnsi="Arial" w:cs="Arial"/>
-          <w:spacing w:val="-6"/>
-          <w:sz w:val="24"/>
-          <w:szCs w:val="24"/>
-          <w:lang w:eastAsia="en-US"/>
-        </w:rPr>
-        <w:t xml:space="preserve">mplementing </w:t>
-      </w:r>
-      <w:r>
-        <w:rPr>
-          <w:rFonts w:ascii="Arial" w:eastAsia="Lucida Sans Unicode" w:hAnsi="Arial" w:cs="Arial"/>
-          <w:b/>
-          <w:bCs/>
-          <w:spacing w:val="-6"/>
-          <w:sz w:val="24"/>
-          <w:szCs w:val="24"/>
-          <w:lang w:eastAsia="en-US"/>
-        </w:rPr>
-        <w:t>RTOS</w:t>
-      </w:r>
-      <w:r>
-        <w:rPr>
-          <w:rFonts w:ascii="Arial" w:eastAsia="Lucida Sans Unicode" w:hAnsi="Arial" w:cs="Arial"/>
-          <w:b/>
-          <w:bCs/>
-          <w:spacing w:val="-6"/>
-          <w:sz w:val="24"/>
-          <w:szCs w:val="24"/>
-          <w:lang w:eastAsia="en-US"/>
-        </w:rPr>
-        <w:t xml:space="preserve"> (</w:t>
-      </w:r>
-      <w:r>
-        <w:rPr>
-          <w:rFonts w:ascii="Arial" w:eastAsia="Lucida Sans Unicode" w:hAnsi="Arial" w:cs="Arial"/>
-          <w:b/>
-          <w:bCs/>
-          <w:spacing w:val="-6"/>
-          <w:sz w:val="24"/>
-          <w:szCs w:val="24"/>
-          <w:lang w:eastAsia="en-US"/>
-        </w:rPr>
-        <w:t>Real Time Operating System</w:t>
-      </w:r>
-      <w:r>
-        <w:rPr>
-          <w:rFonts w:ascii="Arial" w:eastAsia="Lucida Sans Unicode" w:hAnsi="Arial" w:cs="Arial"/>
-          <w:b/>
-          <w:bCs/>
-          <w:spacing w:val="-6"/>
-          <w:sz w:val="24"/>
-          <w:szCs w:val="24"/>
-          <w:lang w:eastAsia="en-US"/>
-        </w:rPr>
-        <w:t>)</w:t>
-      </w:r>
-      <w:r>
-        <w:rPr>
-          <w:rFonts w:ascii="Arial" w:eastAsia="Lucida Sans Unicode" w:hAnsi="Arial" w:cs="Arial"/>
-          <w:spacing w:val="-6"/>
-          <w:sz w:val="24"/>
-          <w:szCs w:val="24"/>
-          <w:lang w:eastAsia="en-US"/>
-        </w:rPr>
-        <w:t xml:space="preserve">, using </w:t>
-      </w:r>
-      <w:r>
-        <w:rPr>
-          <w:rFonts w:ascii="Arial" w:eastAsia="Lucida Sans Unicode" w:hAnsi="Arial" w:cs="Arial"/>
-          <w:b/>
-          <w:bCs/>
-          <w:spacing w:val="-6"/>
-          <w:sz w:val="24"/>
-          <w:szCs w:val="24"/>
-          <w:lang w:eastAsia="en-US"/>
-        </w:rPr>
-        <w:t>GIT</w:t>
-      </w:r>
-      <w:r>
-        <w:rPr>
-          <w:rFonts w:ascii="Arial" w:eastAsia="Lucida Sans Unicode" w:hAnsi="Arial" w:cs="Arial"/>
-          <w:spacing w:val="-6"/>
-          <w:sz w:val="24"/>
-          <w:szCs w:val="24"/>
-          <w:lang w:eastAsia="en-US"/>
-        </w:rPr>
-        <w:t xml:space="preserve"> for program version control.</w:t>
-      </w:r>
-    </w:p>
-    <w:p>
-      <w:pPr>
-        <w:widowControl w:val="0"/>
-        <w:autoSpaceDE w:val="0"/>
-        <w:autoSpaceDN w:val="0"/>
-        <w:spacing w:after="0" w:line="342" w:lineRule="exact"/>
-        <w:ind w:left="-1134"/>
-        <w:jc w:val="both"/>
-        <w:rPr>
-          <w:rFonts w:ascii="Arial" w:eastAsia="Lucida Sans Unicode" w:hAnsi="Arial" w:cs="Arial"/>
-          <w:spacing w:val="-6"/>
-          <w:sz w:val="24"/>
-          <w:szCs w:val="24"/>
-          <w:highlight w:val="yellow"/>
-          <w:lang w:eastAsia="en-US"/>
-        </w:rPr>
-      </w:pPr>
-    </w:p>
-    <w:p>
-      <w:pPr>
-        <w:widowControl w:val="0"/>
-        <w:autoSpaceDE w:val="0"/>
-        <w:autoSpaceDN w:val="0"/>
-        <w:spacing w:after="0" w:line="342" w:lineRule="exact"/>
-        <w:ind w:left="-1134"/>
-        <w:jc w:val="both"/>
-        <w:rPr>
-          <w:rFonts w:ascii="Arial" w:eastAsia="Lucida Sans Unicode" w:hAnsi="Arial" w:cs="Arial"/>
-          <w:spacing w:val="-6"/>
-          <w:sz w:val="24"/>
-          <w:szCs w:val="24"/>
-          <w:highlight w:val="yellow"/>
-          <w:lang w:eastAsia="en-US"/>
-        </w:rPr>
-      </w:pPr>
-    </w:p>
-    <w:p>
-      <w:pPr>
-        <w:widowControl w:val="0"/>
-        <w:autoSpaceDE w:val="0"/>
-        <w:autoSpaceDN w:val="0"/>
-        <w:spacing w:after="0" w:line="342" w:lineRule="exact"/>
-        <w:ind w:left="-1134"/>
-        <w:jc w:val="both"/>
-        <w:rPr>
-          <w:rFonts w:ascii="Arial" w:eastAsia="Lucida Sans Unicode" w:hAnsi="Arial" w:cs="Arial"/>
-          <w:spacing w:val="-6"/>
-          <w:sz w:val="24"/>
-          <w:szCs w:val="24"/>
-          <w:lang w:eastAsia="en-US"/>
-        </w:rPr>
-      </w:pPr>
-      <w:r>
-        <w:rPr>
-          <w:rFonts w:ascii="Arial" w:eastAsia="Lucida Sans Unicode" w:hAnsi="Arial" w:cs="Arial"/>
-          <w:spacing w:val="-6"/>
-          <w:sz w:val="24"/>
-          <w:szCs w:val="24"/>
-          <w:lang w:eastAsia="en-US"/>
-        </w:rPr>
-        <w:lastRenderedPageBreak/>
-        <w:t>-</w:t>
-      </w:r>
-      <w:r>
-        <w:rPr>
-          <w:rFonts w:ascii="Arial" w:eastAsia="Lucida Sans Unicode" w:hAnsi="Arial" w:cs="Arial"/>
-          <w:spacing w:val="-6"/>
-          <w:sz w:val="24"/>
-          <w:szCs w:val="24"/>
-          <w:lang w:eastAsia="en-US"/>
-        </w:rPr>
-        <w:t xml:space="preserve">Visited customer and internal locations to provide hands-on support to </w:t>
-      </w:r>
-      <w:r>
-        <w:rPr>
-          <w:rFonts w:ascii="Arial" w:eastAsia="Lucida Sans Unicode" w:hAnsi="Arial" w:cs="Arial"/>
-          <w:b/>
-          <w:bCs/>
-          <w:spacing w:val="-6"/>
-          <w:sz w:val="24"/>
-          <w:szCs w:val="24"/>
-          <w:lang w:eastAsia="en-US"/>
-        </w:rPr>
-        <w:t>systems engineers</w:t>
-      </w:r>
-      <w:r>
-        <w:rPr>
-          <w:rFonts w:ascii="Arial" w:eastAsia="Lucida Sans Unicode" w:hAnsi="Arial" w:cs="Arial"/>
-          <w:spacing w:val="-6"/>
-          <w:sz w:val="24"/>
-          <w:szCs w:val="24"/>
-          <w:lang w:eastAsia="en-US"/>
-        </w:rPr>
-        <w:t xml:space="preserve">, identify </w:t>
-      </w:r>
-      <w:r>
-        <w:rPr>
-          <w:rFonts w:ascii="Arial" w:eastAsia="Lucida Sans Unicode" w:hAnsi="Arial" w:cs="Arial"/>
-          <w:b/>
-          <w:bCs/>
-          <w:spacing w:val="-6"/>
-          <w:sz w:val="24"/>
-          <w:szCs w:val="24"/>
-          <w:lang w:eastAsia="en-US"/>
-        </w:rPr>
-        <w:t>hardware</w:t>
-      </w:r>
-      <w:r>
-        <w:rPr>
-          <w:rFonts w:ascii="Arial" w:eastAsia="Lucida Sans Unicode" w:hAnsi="Arial" w:cs="Arial"/>
-          <w:spacing w:val="-6"/>
-          <w:sz w:val="24"/>
-          <w:szCs w:val="24"/>
-          <w:lang w:eastAsia="en-US"/>
-        </w:rPr>
-        <w:t xml:space="preserve"> </w:t>
-      </w:r>
-      <w:r>
-        <w:rPr>
-          <w:rFonts w:ascii="Arial" w:eastAsia="Lucida Sans Unicode" w:hAnsi="Arial" w:cs="Arial"/>
-          <w:spacing w:val="-6"/>
-          <w:sz w:val="24"/>
-          <w:szCs w:val="24"/>
-          <w:lang w:eastAsia="en-US"/>
-        </w:rPr>
-        <w:t xml:space="preserve">requirements, and contribute to the digitalization of the existing </w:t>
-      </w:r>
-      <w:bookmarkStart w:id="0" w:name="_Hlk200016674"/>
-      <w:r>
-        <w:rPr>
-          <w:rFonts w:ascii="Arial" w:eastAsia="Lucida Sans Unicode" w:hAnsi="Arial" w:cs="Arial"/>
-          <w:spacing w:val="-6"/>
-          <w:sz w:val="24"/>
-          <w:szCs w:val="24"/>
-          <w:lang w:eastAsia="en-US"/>
-        </w:rPr>
-        <w:t>railway driving system in Mexico City.</w:t>
-      </w:r>
-    </w:p>
-    <w:bookmarkEnd w:id="0"/>
-    <w:p>
-      <w:pPr>
-        <w:widowControl w:val="0"/>
-        <w:autoSpaceDE w:val="0"/>
-        <w:autoSpaceDN w:val="0"/>
-        <w:spacing w:after="0" w:line="342" w:lineRule="exact"/>
-        <w:ind w:left="-1134"/>
-        <w:jc w:val="both"/>
-        <w:rPr>
-          <w:rFonts w:ascii="Arial" w:eastAsia="Lucida Sans Unicode" w:hAnsi="Arial" w:cs="Arial"/>
-          <w:spacing w:val="-6"/>
-          <w:sz w:val="24"/>
-          <w:szCs w:val="24"/>
-          <w:lang w:eastAsia="en-US"/>
-        </w:rPr>
-      </w:pPr>
-      <w:r>
-        <w:rPr>
-          <w:rFonts w:ascii="Arial" w:eastAsia="Lucida Sans Unicode" w:hAnsi="Arial" w:cs="Arial"/>
-          <w:spacing w:val="-6"/>
-          <w:sz w:val="24"/>
-          <w:szCs w:val="24"/>
-          <w:lang w:eastAsia="en-US"/>
-        </w:rPr>
-        <w:t xml:space="preserve">-Enhanced the Mexico City railway software system by applying </w:t>
-      </w:r>
-      <w:r>
-        <w:rPr>
-          <w:rFonts w:ascii="Arial" w:eastAsia="Lucida Sans Unicode" w:hAnsi="Arial" w:cs="Arial"/>
-          <w:b/>
-          <w:bCs/>
-          <w:spacing w:val="-6"/>
-          <w:sz w:val="24"/>
-          <w:szCs w:val="24"/>
-          <w:lang w:eastAsia="en-US"/>
-        </w:rPr>
-        <w:t>MISRA-C</w:t>
-      </w:r>
-      <w:r>
-        <w:rPr>
-          <w:rFonts w:ascii="Arial" w:eastAsia="Lucida Sans Unicode" w:hAnsi="Arial" w:cs="Arial"/>
-          <w:spacing w:val="-6"/>
-          <w:sz w:val="24"/>
-          <w:szCs w:val="24"/>
-          <w:lang w:eastAsia="en-US"/>
-        </w:rPr>
-        <w:t xml:space="preserve"> and </w:t>
-      </w:r>
-      <w:r>
-        <w:rPr>
-          <w:rFonts w:ascii="Arial" w:eastAsia="Lucida Sans Unicode" w:hAnsi="Arial" w:cs="Arial"/>
-          <w:b/>
-          <w:bCs/>
-          <w:spacing w:val="-6"/>
-          <w:sz w:val="24"/>
-          <w:szCs w:val="24"/>
-          <w:lang w:eastAsia="en-US"/>
-        </w:rPr>
-        <w:t>Secure-C</w:t>
-      </w:r>
-      <w:r>
-        <w:rPr>
-          <w:rFonts w:ascii="Arial" w:eastAsia="Lucida Sans Unicode" w:hAnsi="Arial" w:cs="Arial"/>
-          <w:spacing w:val="-6"/>
-          <w:sz w:val="24"/>
-          <w:szCs w:val="24"/>
-          <w:lang w:eastAsia="en-US"/>
-        </w:rPr>
-        <w:t xml:space="preserve"> coding standards, resulting in up to a 90% increase in peripheral </w:t>
-      </w:r>
-      <w:r>
-        <w:rPr>
-          <w:rFonts w:ascii="Arial" w:eastAsia="Lucida Sans Unicode" w:hAnsi="Arial" w:cs="Arial"/>
-          <w:b/>
-          <w:bCs/>
-          <w:spacing w:val="-6"/>
-          <w:sz w:val="24"/>
-          <w:szCs w:val="24"/>
-          <w:lang w:eastAsia="en-US"/>
-        </w:rPr>
-        <w:t>communication security</w:t>
-      </w:r>
-      <w:r>
-        <w:rPr>
-          <w:rFonts w:ascii="Arial" w:eastAsia="Lucida Sans Unicode" w:hAnsi="Arial" w:cs="Arial"/>
-          <w:spacing w:val="-6"/>
-          <w:sz w:val="24"/>
-          <w:szCs w:val="24"/>
-          <w:lang w:eastAsia="en-US"/>
-        </w:rPr>
-        <w:t xml:space="preserve"> and reliability.</w:t>
-      </w:r>
-    </w:p>
-    <w:p>
-      <w:pPr>
-        <w:widowControl w:val="0"/>
-        <w:autoSpaceDE w:val="0"/>
-        <w:autoSpaceDN w:val="0"/>
-        <w:spacing w:after="0" w:line="342" w:lineRule="exact"/>
-        <w:ind w:left="-1134"/>
-        <w:jc w:val="both"/>
-        <w:rPr>
-          <w:rFonts w:ascii="Arial" w:eastAsia="Lucida Sans Unicode" w:hAnsi="Arial" w:cs="Arial"/>
-          <w:spacing w:val="-6"/>
-          <w:sz w:val="24"/>
-          <w:szCs w:val="24"/>
-          <w:lang w:eastAsia="en-US"/>
-        </w:rPr>
-      </w:pPr>
-      <w:r>
-        <w:rPr>
-          <w:rFonts w:ascii="Arial" w:eastAsia="Lucida Sans Unicode" w:hAnsi="Arial" w:cs="Arial"/>
-          <w:spacing w:val="-6"/>
-          <w:sz w:val="24"/>
-          <w:szCs w:val="24"/>
-          <w:lang w:eastAsia="en-US"/>
-        </w:rPr>
-        <w:t>-</w:t>
-      </w:r>
-      <w:r>
-        <w:rPr>
-          <w:rFonts w:ascii="Arial" w:eastAsia="Lucida Sans Unicode" w:hAnsi="Arial" w:cs="Arial"/>
-          <w:spacing w:val="-6"/>
-          <w:sz w:val="24"/>
-          <w:szCs w:val="24"/>
-          <w:lang w:eastAsia="en-US"/>
-        </w:rPr>
-        <w:t xml:space="preserve">Developed </w:t>
-      </w:r>
-      <w:r>
-        <w:rPr>
-          <w:rFonts w:ascii="Arial" w:eastAsia="Lucida Sans Unicode" w:hAnsi="Arial" w:cs="Arial"/>
-          <w:b/>
-          <w:bCs/>
-          <w:spacing w:val="-6"/>
-          <w:sz w:val="24"/>
-          <w:szCs w:val="24"/>
-          <w:lang w:eastAsia="en-US"/>
-        </w:rPr>
-        <w:t>low-level drivers</w:t>
-      </w:r>
-      <w:r>
-        <w:rPr>
-          <w:rFonts w:ascii="Arial" w:eastAsia="Lucida Sans Unicode" w:hAnsi="Arial" w:cs="Arial"/>
-          <w:spacing w:val="-6"/>
-          <w:sz w:val="24"/>
-          <w:szCs w:val="24"/>
-          <w:lang w:eastAsia="en-US"/>
-        </w:rPr>
-        <w:t xml:space="preserve"> for </w:t>
-      </w:r>
-      <w:r>
-        <w:rPr>
-          <w:rFonts w:ascii="Arial" w:eastAsia="Lucida Sans Unicode" w:hAnsi="Arial" w:cs="Arial"/>
-          <w:b/>
-          <w:bCs/>
-          <w:spacing w:val="-6"/>
-          <w:sz w:val="24"/>
-          <w:szCs w:val="24"/>
-          <w:lang w:eastAsia="en-US"/>
-        </w:rPr>
-        <w:t>I²C</w:t>
-      </w:r>
-      <w:r>
-        <w:rPr>
-          <w:rFonts w:ascii="Arial" w:eastAsia="Lucida Sans Unicode" w:hAnsi="Arial" w:cs="Arial"/>
-          <w:spacing w:val="-6"/>
-          <w:sz w:val="24"/>
-          <w:szCs w:val="24"/>
-          <w:lang w:eastAsia="en-US"/>
-        </w:rPr>
-        <w:t xml:space="preserve">, </w:t>
-      </w:r>
-      <w:r>
-        <w:rPr>
-          <w:rFonts w:ascii="Arial" w:eastAsia="Lucida Sans Unicode" w:hAnsi="Arial" w:cs="Arial"/>
-          <w:b/>
-          <w:bCs/>
-          <w:spacing w:val="-6"/>
-          <w:sz w:val="24"/>
-          <w:szCs w:val="24"/>
-          <w:lang w:eastAsia="en-US"/>
-        </w:rPr>
-        <w:t>CAN</w:t>
-      </w:r>
-      <w:r>
-        <w:rPr>
-          <w:rFonts w:ascii="Arial" w:eastAsia="Lucida Sans Unicode" w:hAnsi="Arial" w:cs="Arial"/>
-          <w:spacing w:val="-6"/>
-          <w:sz w:val="24"/>
-          <w:szCs w:val="24"/>
-          <w:lang w:eastAsia="en-US"/>
-        </w:rPr>
-        <w:t xml:space="preserve">, </w:t>
-      </w:r>
-      <w:r>
-        <w:rPr>
-          <w:rFonts w:ascii="Arial" w:eastAsia="Lucida Sans Unicode" w:hAnsi="Arial" w:cs="Arial"/>
-          <w:b/>
-          <w:bCs/>
-          <w:spacing w:val="-6"/>
-          <w:sz w:val="24"/>
-          <w:szCs w:val="24"/>
-          <w:lang w:eastAsia="en-US"/>
-        </w:rPr>
-        <w:t>SPI</w:t>
-      </w:r>
-      <w:r>
-        <w:rPr>
-          <w:rFonts w:ascii="Arial" w:eastAsia="Lucida Sans Unicode" w:hAnsi="Arial" w:cs="Arial"/>
-          <w:spacing w:val="-6"/>
-          <w:sz w:val="24"/>
-          <w:szCs w:val="24"/>
-          <w:lang w:eastAsia="en-US"/>
-        </w:rPr>
-        <w:t xml:space="preserve">, </w:t>
-      </w:r>
-      <w:r>
-        <w:rPr>
-          <w:rFonts w:ascii="Arial" w:eastAsia="Lucida Sans Unicode" w:hAnsi="Arial" w:cs="Arial"/>
-          <w:spacing w:val="-6"/>
-          <w:sz w:val="24"/>
-          <w:szCs w:val="24"/>
-          <w:lang w:eastAsia="en-US"/>
-        </w:rPr>
-        <w:t xml:space="preserve">&amp; </w:t>
-      </w:r>
-      <w:r>
-        <w:rPr>
-          <w:rFonts w:ascii="Arial" w:eastAsia="Lucida Sans Unicode" w:hAnsi="Arial" w:cs="Arial"/>
-          <w:b/>
-          <w:bCs/>
-          <w:spacing w:val="-6"/>
-          <w:sz w:val="24"/>
-          <w:szCs w:val="24"/>
-          <w:lang w:eastAsia="en-US"/>
-        </w:rPr>
-        <w:t>UART</w:t>
-      </w:r>
-      <w:r>
-        <w:rPr>
-          <w:rFonts w:ascii="Arial" w:eastAsia="Lucida Sans Unicode" w:hAnsi="Arial" w:cs="Arial"/>
-          <w:spacing w:val="-6"/>
-          <w:sz w:val="24"/>
-          <w:szCs w:val="24"/>
-          <w:lang w:eastAsia="en-US"/>
-        </w:rPr>
-        <w:t xml:space="preserve"> communication protocols, supporting </w:t>
-      </w:r>
-      <w:r>
-        <w:rPr>
-          <w:rFonts w:ascii="Arial" w:eastAsia="Lucida Sans Unicode" w:hAnsi="Arial" w:cs="Arial"/>
-          <w:b/>
-          <w:bCs/>
-          <w:spacing w:val="-6"/>
-          <w:sz w:val="24"/>
-          <w:szCs w:val="24"/>
-          <w:lang w:eastAsia="en-US"/>
-        </w:rPr>
-        <w:t xml:space="preserve">debugging </w:t>
-      </w:r>
-      <w:r>
-        <w:rPr>
-          <w:rFonts w:ascii="Arial" w:eastAsia="Lucida Sans Unicode" w:hAnsi="Arial" w:cs="Arial"/>
-          <w:spacing w:val="-6"/>
-          <w:sz w:val="24"/>
-          <w:szCs w:val="24"/>
-          <w:lang w:eastAsia="en-US"/>
-        </w:rPr>
-        <w:t xml:space="preserve">and validation activities, including </w:t>
-      </w:r>
-      <w:r>
-        <w:rPr>
-          <w:rFonts w:ascii="Arial" w:eastAsia="Lucida Sans Unicode" w:hAnsi="Arial" w:cs="Arial"/>
-          <w:b/>
-          <w:bCs/>
-          <w:spacing w:val="-6"/>
-          <w:sz w:val="24"/>
-          <w:szCs w:val="24"/>
-          <w:lang w:eastAsia="en-US"/>
-        </w:rPr>
-        <w:t xml:space="preserve">troubleshooting </w:t>
-      </w:r>
-      <w:r>
-        <w:rPr>
-          <w:rFonts w:ascii="Arial" w:eastAsia="Lucida Sans Unicode" w:hAnsi="Arial" w:cs="Arial"/>
-          <w:spacing w:val="-6"/>
-          <w:sz w:val="24"/>
-          <w:szCs w:val="24"/>
-          <w:lang w:eastAsia="en-US"/>
-        </w:rPr>
-        <w:t>issues</w:t>
-      </w:r>
-      <w:r>
-        <w:rPr>
-          <w:rFonts w:ascii="Arial" w:eastAsia="Lucida Sans Unicode" w:hAnsi="Arial" w:cs="Arial"/>
-          <w:spacing w:val="-6"/>
-          <w:sz w:val="24"/>
-          <w:szCs w:val="24"/>
-          <w:lang w:eastAsia="en-US"/>
-        </w:rPr>
-        <w:t>.</w:t>
-      </w:r>
-    </w:p>
-    <w:p>
-      <w:pPr>
-        <w:widowControl w:val="0"/>
-        <w:autoSpaceDE w:val="0"/>
-        <w:autoSpaceDN w:val="0"/>
-        <w:spacing w:after="0" w:line="342" w:lineRule="exact"/>
-        <w:ind w:left="-1134"/>
-        <w:jc w:val="both"/>
-        <w:rPr>
-          <w:rFonts w:ascii="Arial" w:eastAsia="Lucida Sans Unicode" w:hAnsi="Arial" w:cs="Arial"/>
-          <w:spacing w:val="-6"/>
-          <w:sz w:val="24"/>
-          <w:szCs w:val="24"/>
-          <w:lang w:eastAsia="en-US"/>
-        </w:rPr>
-      </w:pPr>
-      <w:r>
-        <w:rPr>
-          <w:rFonts w:ascii="Arial" w:eastAsia="Lucida Sans Unicode" w:hAnsi="Arial" w:cs="Arial"/>
-          <w:spacing w:val="-6"/>
-          <w:sz w:val="24"/>
-          <w:szCs w:val="24"/>
-          <w:lang w:eastAsia="en-US"/>
-        </w:rPr>
-        <w:t>-</w:t>
-      </w:r>
-      <w:r>
-        <w:rPr>
-          <w:rFonts w:ascii="Arial" w:eastAsia="Lucida Sans Unicode" w:hAnsi="Arial" w:cs="Arial"/>
-          <w:spacing w:val="-6"/>
-          <w:sz w:val="24"/>
-          <w:szCs w:val="24"/>
-          <w:lang w:eastAsia="en-US"/>
-        </w:rPr>
-        <w:t xml:space="preserve">Implemented the </w:t>
-      </w:r>
-      <w:r>
-        <w:rPr>
-          <w:rFonts w:ascii="Arial" w:eastAsia="Lucida Sans Unicode" w:hAnsi="Arial" w:cs="Arial"/>
-          <w:b/>
-          <w:bCs/>
-          <w:spacing w:val="-6"/>
-          <w:sz w:val="24"/>
-          <w:szCs w:val="24"/>
-          <w:lang w:eastAsia="en-US"/>
-        </w:rPr>
-        <w:t>RSA</w:t>
-      </w:r>
-      <w:r>
-        <w:rPr>
-          <w:rFonts w:ascii="Arial" w:eastAsia="Lucida Sans Unicode" w:hAnsi="Arial" w:cs="Arial"/>
-          <w:spacing w:val="-6"/>
-          <w:sz w:val="24"/>
-          <w:szCs w:val="24"/>
-          <w:lang w:eastAsia="en-US"/>
-        </w:rPr>
-        <w:t xml:space="preserve"> </w:t>
-      </w:r>
-      <w:r>
-        <w:rPr>
-          <w:rFonts w:ascii="Arial" w:eastAsia="Lucida Sans Unicode" w:hAnsi="Arial" w:cs="Arial"/>
-          <w:b/>
-          <w:bCs/>
-          <w:spacing w:val="-6"/>
-          <w:sz w:val="24"/>
-          <w:szCs w:val="24"/>
-          <w:lang w:eastAsia="en-US"/>
-        </w:rPr>
-        <w:t>cryptographic algorithm</w:t>
-      </w:r>
-      <w:r>
-        <w:rPr>
-          <w:rFonts w:ascii="Arial" w:eastAsia="Lucida Sans Unicode" w:hAnsi="Arial" w:cs="Arial"/>
-          <w:spacing w:val="-6"/>
-          <w:sz w:val="24"/>
-          <w:szCs w:val="24"/>
-          <w:lang w:eastAsia="en-US"/>
-        </w:rPr>
-        <w:t xml:space="preserve"> to encrypt critical data transmitted via the </w:t>
-      </w:r>
-      <w:r>
-        <w:rPr>
-          <w:rFonts w:ascii="Arial" w:eastAsia="Lucida Sans Unicode" w:hAnsi="Arial" w:cs="Arial"/>
-          <w:b/>
-          <w:bCs/>
-          <w:spacing w:val="-6"/>
-          <w:sz w:val="24"/>
-          <w:szCs w:val="24"/>
-          <w:lang w:eastAsia="en-US"/>
-        </w:rPr>
-        <w:t>CAN</w:t>
-      </w:r>
-      <w:r>
-        <w:rPr>
-          <w:rFonts w:ascii="Arial" w:eastAsia="Lucida Sans Unicode" w:hAnsi="Arial" w:cs="Arial"/>
-          <w:spacing w:val="-6"/>
-          <w:sz w:val="24"/>
-          <w:szCs w:val="24"/>
-          <w:lang w:eastAsia="en-US"/>
-        </w:rPr>
-        <w:t xml:space="preserve"> protocol, ensuring software protection for the Mexico City railway driving system project.</w:t>
-      </w:r>
-    </w:p>
-    <w:p>
-      <w:pPr>
-        <w:widowControl w:val="0"/>
-        <w:autoSpaceDE w:val="0"/>
-        <w:autoSpaceDN w:val="0"/>
-        <w:spacing w:after="0" w:line="342" w:lineRule="exact"/>
-        <w:ind w:left="-1134"/>
-        <w:jc w:val="both"/>
-        <w:rPr>
-          <w:rFonts w:ascii="Arial" w:eastAsia="Lucida Sans Unicode" w:hAnsi="Arial" w:cs="Arial"/>
-          <w:spacing w:val="-6"/>
-          <w:sz w:val="24"/>
-          <w:szCs w:val="24"/>
-          <w:lang w:eastAsia="en-US"/>
-        </w:rPr>
-      </w:pPr>
-      <w:r>
-        <w:rPr>
-          <w:rFonts w:ascii="Arial" w:eastAsia="Lucida Sans Unicode" w:hAnsi="Arial" w:cs="Arial"/>
-          <w:spacing w:val="-6"/>
-          <w:sz w:val="24"/>
-          <w:szCs w:val="24"/>
-          <w:lang w:eastAsia="en-US"/>
-        </w:rPr>
-        <w:t>-</w:t>
-      </w:r>
-      <w:r>
-        <w:rPr>
-          <w:rFonts w:ascii="Arial" w:eastAsia="Lucida Sans Unicode" w:hAnsi="Arial" w:cs="Arial"/>
-          <w:spacing w:val="-6"/>
-          <w:sz w:val="24"/>
-          <w:szCs w:val="24"/>
-          <w:lang w:eastAsia="en-US"/>
-        </w:rPr>
-        <w:t xml:space="preserve">Performing </w:t>
-      </w:r>
-      <w:r>
-        <w:rPr>
-          <w:rFonts w:ascii="Arial" w:eastAsia="Lucida Sans Unicode" w:hAnsi="Arial" w:cs="Arial"/>
-          <w:b/>
-          <w:bCs/>
-          <w:spacing w:val="-6"/>
-          <w:sz w:val="24"/>
-          <w:szCs w:val="24"/>
-          <w:lang w:eastAsia="en-US"/>
-        </w:rPr>
-        <w:t>software testing</w:t>
-      </w:r>
-      <w:r>
-        <w:rPr>
-          <w:rFonts w:ascii="Arial" w:eastAsia="Lucida Sans Unicode" w:hAnsi="Arial" w:cs="Arial"/>
-          <w:spacing w:val="-6"/>
-          <w:sz w:val="24"/>
-          <w:szCs w:val="24"/>
-          <w:lang w:eastAsia="en-US"/>
-        </w:rPr>
-        <w:t xml:space="preserve"> on train tracks and troubleshooting during system start-up to verify correct implementation of the system update.</w:t>
-      </w:r>
-    </w:p>
-    <w:p>
-      <w:pPr>
-        <w:widowControl w:val="0"/>
-        <w:autoSpaceDE w:val="0"/>
-        <w:autoSpaceDN w:val="0"/>
-        <w:spacing w:after="0" w:line="342" w:lineRule="exact"/>
-        <w:ind w:left="-1134"/>
-        <w:jc w:val="both"/>
-        <w:rPr>
-          <w:rFonts w:ascii="Arial" w:eastAsia="Lucida Sans Unicode" w:hAnsi="Arial" w:cs="Arial"/>
-          <w:b/>
-          <w:bCs/>
-          <w:spacing w:val="-6"/>
-          <w:sz w:val="24"/>
-          <w:szCs w:val="24"/>
-          <w:u w:val="single"/>
-          <w:lang w:eastAsia="en-US"/>
-        </w:rPr>
-      </w:pPr>
-      <w:r>
-        <w:rPr>
-          <w:rFonts w:ascii="Arial" w:eastAsia="Lucida Sans Unicode" w:hAnsi="Arial" w:cs="Arial"/>
-          <w:b/>
-          <w:bCs/>
-          <w:spacing w:val="-6"/>
-          <w:sz w:val="24"/>
-          <w:szCs w:val="24"/>
-          <w:u w:val="single"/>
-          <w:lang w:eastAsia="en-US"/>
-        </w:rPr>
-        <w:t xml:space="preserve">Graduate Studies- Instrumented equipment Department - CIDESI. </w:t>
-      </w:r>
-      <w:r>
-        <w:rPr>
-          <w:rFonts w:ascii="Arial" w:eastAsia="Lucida Sans Unicode" w:hAnsi="Arial" w:cs="Arial"/>
-          <w:b/>
-          <w:bCs/>
-          <w:spacing w:val="-6"/>
-          <w:sz w:val="24"/>
-          <w:szCs w:val="24"/>
-          <w:u w:val="single"/>
-          <w:lang w:eastAsia="en-US"/>
-        </w:rPr>
-        <w:t>27</w:t>
-      </w:r>
-      <w:r>
-        <w:rPr>
-          <w:rFonts w:ascii="Arial" w:eastAsia="Lucida Sans Unicode" w:hAnsi="Arial" w:cs="Arial"/>
-          <w:b/>
-          <w:bCs/>
-          <w:spacing w:val="-6"/>
-          <w:sz w:val="24"/>
-          <w:szCs w:val="24"/>
-          <w:u w:val="single"/>
-          <w:lang w:eastAsia="en-US"/>
-        </w:rPr>
-        <w:t>-09-2</w:t>
-      </w:r>
-      <w:r>
-        <w:rPr>
-          <w:rFonts w:ascii="Arial" w:eastAsia="Lucida Sans Unicode" w:hAnsi="Arial" w:cs="Arial"/>
-          <w:b/>
-          <w:bCs/>
-          <w:spacing w:val="-6"/>
-          <w:sz w:val="24"/>
-          <w:szCs w:val="24"/>
-          <w:u w:val="single"/>
-          <w:lang w:eastAsia="en-US"/>
-        </w:rPr>
-        <w:t>017</w:t>
-      </w:r>
-      <w:r>
-        <w:rPr>
-          <w:rFonts w:ascii="Arial" w:eastAsia="Lucida Sans Unicode" w:hAnsi="Arial" w:cs="Arial"/>
-          <w:b/>
-          <w:bCs/>
-          <w:spacing w:val="-6"/>
-          <w:sz w:val="24"/>
-          <w:szCs w:val="24"/>
-          <w:u w:val="single"/>
-          <w:lang w:eastAsia="en-US"/>
-        </w:rPr>
-        <w:t xml:space="preserve"> </w:t>
-      </w:r>
-      <w:r>
-        <w:rPr>
-          <w:rFonts w:ascii="Arial" w:eastAsia="Lucida Sans Unicode" w:hAnsi="Arial" w:cs="Arial"/>
-          <w:b/>
-          <w:bCs/>
-          <w:spacing w:val="-6"/>
-          <w:sz w:val="24"/>
-          <w:szCs w:val="24"/>
-          <w:u w:val="single"/>
-          <w:lang w:eastAsia="en-US"/>
-        </w:rPr>
-        <w:t>–</w:t>
-      </w:r>
-      <w:r>
-        <w:rPr>
-          <w:rFonts w:ascii="Arial" w:eastAsia="Lucida Sans Unicode" w:hAnsi="Arial" w:cs="Arial"/>
-          <w:b/>
-          <w:bCs/>
-          <w:spacing w:val="-6"/>
-          <w:sz w:val="24"/>
-          <w:szCs w:val="24"/>
-          <w:u w:val="single"/>
-          <w:lang w:eastAsia="en-US"/>
-        </w:rPr>
-        <w:t xml:space="preserve"> </w:t>
-      </w:r>
-      <w:r>
-        <w:rPr>
-          <w:rFonts w:ascii="Arial" w:eastAsia="Lucida Sans Unicode" w:hAnsi="Arial" w:cs="Arial"/>
-          <w:b/>
-          <w:bCs/>
-          <w:spacing w:val="-6"/>
-          <w:sz w:val="24"/>
-          <w:szCs w:val="24"/>
-          <w:u w:val="single"/>
-          <w:lang w:eastAsia="en-US"/>
-        </w:rPr>
-        <w:t>15-12-</w:t>
-      </w:r>
-      <w:r>
-        <w:rPr>
-          <w:rFonts w:ascii="Arial" w:eastAsia="Lucida Sans Unicode" w:hAnsi="Arial" w:cs="Arial"/>
-          <w:b/>
-          <w:bCs/>
-          <w:spacing w:val="-6"/>
-          <w:sz w:val="24"/>
-          <w:szCs w:val="24"/>
-          <w:u w:val="single"/>
-          <w:lang w:eastAsia="en-US"/>
-        </w:rPr>
-        <w:t>2020</w:t>
-      </w:r>
-    </w:p>
-    <w:p>
-      <w:pPr>
-        <w:widowControl w:val="0"/>
-        <w:autoSpaceDE w:val="0"/>
-        <w:autoSpaceDN w:val="0"/>
-        <w:spacing w:after="0" w:line="342" w:lineRule="exact"/>
-        <w:ind w:left="-1134"/>
-        <w:jc w:val="both"/>
-        <w:rPr>
-          <w:rFonts w:ascii="Arial" w:eastAsia="Lucida Sans Unicode" w:hAnsi="Arial" w:cs="Arial"/>
-          <w:spacing w:val="-6"/>
-          <w:sz w:val="24"/>
-          <w:szCs w:val="24"/>
-          <w:lang w:eastAsia="en-US"/>
-        </w:rPr>
-      </w:pPr>
-      <w:r>
-        <w:rPr>
-          <w:rFonts w:ascii="Arial" w:eastAsia="Lucida Sans Unicode" w:hAnsi="Arial" w:cs="Arial"/>
-          <w:spacing w:val="-6"/>
-          <w:sz w:val="24"/>
-          <w:szCs w:val="24"/>
-          <w:lang w:eastAsia="en-US"/>
-        </w:rPr>
-        <w:t xml:space="preserve">-Implemented </w:t>
-      </w:r>
-      <w:r>
-        <w:rPr>
-          <w:rFonts w:ascii="Arial" w:eastAsia="Lucida Sans Unicode" w:hAnsi="Arial" w:cs="Arial"/>
-          <w:b/>
-          <w:bCs/>
-          <w:spacing w:val="-6"/>
-          <w:sz w:val="24"/>
-          <w:szCs w:val="24"/>
-          <w:lang w:eastAsia="en-US"/>
-        </w:rPr>
-        <w:t>I²C</w:t>
-      </w:r>
-      <w:r>
-        <w:rPr>
-          <w:rFonts w:ascii="Arial" w:eastAsia="Lucida Sans Unicode" w:hAnsi="Arial" w:cs="Arial"/>
-          <w:spacing w:val="-6"/>
-          <w:sz w:val="24"/>
-          <w:szCs w:val="24"/>
-          <w:lang w:eastAsia="en-US"/>
-        </w:rPr>
-        <w:t xml:space="preserve"> </w:t>
-      </w:r>
-      <w:r>
-        <w:rPr>
-          <w:rFonts w:ascii="Arial" w:eastAsia="Lucida Sans Unicode" w:hAnsi="Arial" w:cs="Arial"/>
-          <w:spacing w:val="-6"/>
-          <w:sz w:val="24"/>
-          <w:szCs w:val="24"/>
-          <w:lang w:eastAsia="en-US"/>
-        </w:rPr>
-        <w:t xml:space="preserve">and </w:t>
-      </w:r>
-      <w:r>
-        <w:rPr>
-          <w:rFonts w:ascii="Arial" w:eastAsia="Lucida Sans Unicode" w:hAnsi="Arial" w:cs="Arial"/>
-          <w:b/>
-          <w:bCs/>
-          <w:spacing w:val="-6"/>
-          <w:sz w:val="24"/>
-          <w:szCs w:val="24"/>
-          <w:lang w:eastAsia="en-US"/>
-        </w:rPr>
-        <w:t xml:space="preserve">SPI </w:t>
-      </w:r>
-      <w:r>
-        <w:rPr>
-          <w:rFonts w:ascii="Arial" w:eastAsia="Lucida Sans Unicode" w:hAnsi="Arial" w:cs="Arial"/>
-          <w:spacing w:val="-6"/>
-          <w:sz w:val="24"/>
-          <w:szCs w:val="24"/>
-          <w:lang w:eastAsia="en-US"/>
-        </w:rPr>
-        <w:t xml:space="preserve">communication protocols on an embedded system using </w:t>
-      </w:r>
-      <w:r>
-        <w:rPr>
-          <w:rFonts w:ascii="Arial" w:eastAsia="Lucida Sans Unicode" w:hAnsi="Arial" w:cs="Arial"/>
-          <w:b/>
-          <w:bCs/>
-          <w:spacing w:val="-6"/>
-          <w:sz w:val="24"/>
-          <w:szCs w:val="24"/>
-          <w:lang w:eastAsia="en-US"/>
-        </w:rPr>
-        <w:t>C</w:t>
-      </w:r>
-      <w:r>
-        <w:rPr>
-          <w:rFonts w:ascii="Arial" w:eastAsia="Lucida Sans Unicode" w:hAnsi="Arial" w:cs="Arial"/>
-          <w:spacing w:val="-6"/>
-          <w:sz w:val="24"/>
-          <w:szCs w:val="24"/>
-          <w:lang w:eastAsia="en-US"/>
-        </w:rPr>
-        <w:t xml:space="preserve"> </w:t>
-      </w:r>
-      <w:r>
-        <w:rPr>
-          <w:rFonts w:ascii="Arial" w:eastAsia="Lucida Sans Unicode" w:hAnsi="Arial" w:cs="Arial"/>
-          <w:b/>
-          <w:bCs/>
-          <w:spacing w:val="-6"/>
-          <w:sz w:val="24"/>
-          <w:szCs w:val="24"/>
-          <w:lang w:eastAsia="en-US"/>
-        </w:rPr>
-        <w:t>language</w:t>
-      </w:r>
-      <w:r>
-        <w:rPr>
-          <w:rFonts w:ascii="Arial" w:eastAsia="Lucida Sans Unicode" w:hAnsi="Arial" w:cs="Arial"/>
-          <w:spacing w:val="-6"/>
-          <w:sz w:val="24"/>
-          <w:szCs w:val="24"/>
-          <w:lang w:eastAsia="en-US"/>
-        </w:rPr>
-        <w:t xml:space="preserve"> to transmit and store acquisition data from Hall sensors.</w:t>
-      </w:r>
-    </w:p>
-    <w:p>
-      <w:pPr>
-        <w:widowControl w:val="0"/>
-        <w:autoSpaceDE w:val="0"/>
-        <w:autoSpaceDN w:val="0"/>
-        <w:spacing w:after="0" w:line="342" w:lineRule="exact"/>
-        <w:ind w:left="-1134"/>
-        <w:jc w:val="both"/>
-        <w:rPr>
-          <w:rFonts w:ascii="Arial" w:eastAsia="Lucida Sans Unicode" w:hAnsi="Arial" w:cs="Arial"/>
-          <w:spacing w:val="-6"/>
-          <w:sz w:val="24"/>
-          <w:szCs w:val="24"/>
-          <w:lang w:eastAsia="en-US"/>
-        </w:rPr>
-      </w:pPr>
-      <w:r>
-        <w:rPr>
-          <w:rFonts w:ascii="Arial" w:eastAsia="Lucida Sans Unicode" w:hAnsi="Arial" w:cs="Arial"/>
-          <w:spacing w:val="-6"/>
-          <w:sz w:val="24"/>
-          <w:szCs w:val="24"/>
-          <w:lang w:eastAsia="en-US"/>
-        </w:rPr>
-        <w:t>-Created an electronic</w:t>
-      </w:r>
-      <w:r>
-        <w:rPr>
-          <w:rFonts w:ascii="Arial" w:eastAsia="Lucida Sans Unicode" w:hAnsi="Arial" w:cs="Arial"/>
-          <w:b/>
-          <w:bCs/>
-          <w:spacing w:val="-6"/>
-          <w:sz w:val="24"/>
-          <w:szCs w:val="24"/>
-          <w:lang w:eastAsia="en-US"/>
-        </w:rPr>
-        <w:t xml:space="preserve"> architecture</w:t>
-      </w:r>
-      <w:r>
-        <w:rPr>
-          <w:rFonts w:ascii="Arial" w:eastAsia="Lucida Sans Unicode" w:hAnsi="Arial" w:cs="Arial"/>
-          <w:spacing w:val="-6"/>
-          <w:sz w:val="24"/>
-          <w:szCs w:val="24"/>
-          <w:lang w:eastAsia="en-US"/>
-        </w:rPr>
-        <w:t xml:space="preserve"> for signal acquisition of 80 Hall sensors implemented in </w:t>
-      </w:r>
-      <w:r>
-        <w:rPr>
-          <w:rFonts w:ascii="Arial" w:eastAsia="Lucida Sans Unicode" w:hAnsi="Arial" w:cs="Arial"/>
-          <w:b/>
-          <w:bCs/>
-          <w:spacing w:val="-6"/>
-          <w:sz w:val="24"/>
-          <w:szCs w:val="24"/>
-          <w:lang w:eastAsia="en-US"/>
-        </w:rPr>
-        <w:t>FPGA</w:t>
-      </w:r>
-      <w:r>
-        <w:rPr>
-          <w:rFonts w:ascii="Arial" w:eastAsia="Lucida Sans Unicode" w:hAnsi="Arial" w:cs="Arial"/>
-          <w:spacing w:val="-6"/>
-          <w:sz w:val="24"/>
-          <w:szCs w:val="24"/>
-          <w:lang w:eastAsia="en-US"/>
-        </w:rPr>
-        <w:t xml:space="preserve">, which allowed to get 400 µs in acquisition time and reduce by 70% the implementation costs. </w:t>
-      </w:r>
-    </w:p>
-    <w:p>
-      <w:pPr>
-        <w:widowControl w:val="0"/>
-        <w:autoSpaceDE w:val="0"/>
-        <w:autoSpaceDN w:val="0"/>
-        <w:spacing w:after="0" w:line="342" w:lineRule="exact"/>
-        <w:ind w:left="-1134"/>
-        <w:jc w:val="both"/>
-        <w:rPr>
-          <w:rFonts w:ascii="Arial" w:eastAsia="Lucida Sans Unicode" w:hAnsi="Arial" w:cs="Arial"/>
-          <w:spacing w:val="-6"/>
-          <w:sz w:val="24"/>
-          <w:szCs w:val="24"/>
-          <w:lang w:eastAsia="en-US"/>
-        </w:rPr>
-      </w:pPr>
-      <w:r>
-        <w:rPr>
-          <w:rFonts w:ascii="Arial" w:eastAsia="Lucida Sans Unicode" w:hAnsi="Arial" w:cs="Arial"/>
-          <w:spacing w:val="-6"/>
-          <w:sz w:val="24"/>
-          <w:szCs w:val="24"/>
-          <w:lang w:eastAsia="en-US"/>
-        </w:rPr>
-        <w:t>-Assisted in prototyping a mechatronic device for gas pipeline inspection validating the Magnetic Flux Leakage (MFL) technique.</w:t>
-      </w:r>
-    </w:p>
-    <w:p>
-      <w:pPr>
-        <w:widowControl w:val="0"/>
-        <w:autoSpaceDE w:val="0"/>
-        <w:autoSpaceDN w:val="0"/>
-        <w:spacing w:after="0" w:line="342" w:lineRule="exact"/>
-        <w:ind w:left="-1134"/>
-        <w:jc w:val="both"/>
-        <w:rPr>
-          <w:rFonts w:ascii="Arial" w:eastAsia="Lucida Sans Unicode" w:hAnsi="Arial" w:cs="Arial"/>
-          <w:b/>
-          <w:bCs/>
-          <w:spacing w:val="-6"/>
-          <w:sz w:val="24"/>
-          <w:szCs w:val="24"/>
-          <w:u w:val="single"/>
-          <w:lang w:eastAsia="en-US"/>
-        </w:rPr>
-      </w:pPr>
-      <w:r>
-        <w:rPr>
-          <w:rFonts w:ascii="Arial" w:eastAsia="Lucida Sans Unicode" w:hAnsi="Arial" w:cs="Arial"/>
-          <w:b/>
-          <w:bCs/>
-          <w:spacing w:val="-6"/>
-          <w:sz w:val="24"/>
-          <w:szCs w:val="24"/>
-          <w:u w:val="single"/>
-          <w:lang w:eastAsia="en-US"/>
-        </w:rPr>
-        <w:t>Internship - Instrumentation Equipment Department - CIDESI. 27</w:t>
-      </w:r>
-      <w:r>
-        <w:rPr>
-          <w:rFonts w:ascii="Arial" w:eastAsia="Lucida Sans Unicode" w:hAnsi="Arial" w:cs="Arial"/>
-          <w:b/>
-          <w:bCs/>
-          <w:spacing w:val="-6"/>
-          <w:sz w:val="24"/>
-          <w:szCs w:val="24"/>
-          <w:u w:val="single"/>
-          <w:lang w:eastAsia="en-US"/>
-        </w:rPr>
-        <w:t>- 04-2017 -</w:t>
-      </w:r>
-      <w:r>
-        <w:rPr>
-          <w:rFonts w:ascii="Arial" w:eastAsia="Lucida Sans Unicode" w:hAnsi="Arial" w:cs="Arial"/>
-          <w:b/>
-          <w:bCs/>
-          <w:spacing w:val="-6"/>
-          <w:sz w:val="24"/>
-          <w:szCs w:val="24"/>
-          <w:u w:val="single"/>
-          <w:lang w:eastAsia="en-US"/>
-        </w:rPr>
-        <w:t xml:space="preserve"> </w:t>
-      </w:r>
-      <w:r>
-        <w:rPr>
-          <w:rFonts w:ascii="Arial" w:eastAsia="Lucida Sans Unicode" w:hAnsi="Arial" w:cs="Arial"/>
-          <w:b/>
-          <w:bCs/>
-          <w:spacing w:val="-6"/>
-          <w:sz w:val="24"/>
-          <w:szCs w:val="24"/>
-          <w:u w:val="single"/>
-          <w:lang w:eastAsia="en-US"/>
-        </w:rPr>
-        <w:t>15-09-2017</w:t>
-      </w:r>
-    </w:p>
-    <w:p>
-      <w:pPr>
-        <w:widowControl w:val="0"/>
-        <w:autoSpaceDE w:val="0"/>
-        <w:autoSpaceDN w:val="0"/>
-        <w:spacing w:after="0" w:line="342" w:lineRule="exact"/>
-        <w:ind w:left="-1134"/>
-        <w:jc w:val="both"/>
-        <w:rPr>
-          <w:rFonts w:ascii="Arial" w:eastAsia="Lucida Sans Unicode" w:hAnsi="Arial" w:cs="Arial"/>
-          <w:spacing w:val="-6"/>
-          <w:sz w:val="24"/>
-          <w:szCs w:val="24"/>
-          <w:lang w:eastAsia="en-US"/>
-        </w:rPr>
-      </w:pPr>
-      <w:r>
-        <w:rPr>
-          <w:rFonts w:ascii="Arial" w:eastAsia="Lucida Sans Unicode" w:hAnsi="Arial" w:cs="Arial"/>
-          <w:spacing w:val="-6"/>
-          <w:sz w:val="24"/>
-          <w:szCs w:val="24"/>
-          <w:lang w:eastAsia="en-US"/>
-        </w:rPr>
-        <w:t>-</w:t>
-      </w:r>
-      <w:r>
-        <w:rPr>
-          <w:rFonts w:ascii="Arial" w:eastAsia="Lucida Sans Unicode" w:hAnsi="Arial" w:cs="Arial"/>
-          <w:spacing w:val="-6"/>
-          <w:sz w:val="24"/>
-          <w:szCs w:val="24"/>
-          <w:lang w:eastAsia="en-US"/>
-        </w:rPr>
-        <w:t xml:space="preserve">Developed a virtual instrumentation applying least squares </w:t>
-      </w:r>
-      <w:r>
-        <w:rPr>
-          <w:rFonts w:ascii="Arial" w:eastAsia="Lucida Sans Unicode" w:hAnsi="Arial" w:cs="Arial"/>
-          <w:b/>
-          <w:bCs/>
-          <w:spacing w:val="-6"/>
-          <w:sz w:val="24"/>
-          <w:szCs w:val="24"/>
-          <w:lang w:eastAsia="en-US"/>
-        </w:rPr>
-        <w:t>algorithms</w:t>
-      </w:r>
-      <w:r>
-        <w:rPr>
-          <w:rFonts w:ascii="Arial" w:eastAsia="Lucida Sans Unicode" w:hAnsi="Arial" w:cs="Arial"/>
-          <w:spacing w:val="-6"/>
-          <w:sz w:val="24"/>
-          <w:szCs w:val="24"/>
-          <w:lang w:eastAsia="en-US"/>
-        </w:rPr>
-        <w:t xml:space="preserve"> to model the dynamic control of a DC motor using </w:t>
-      </w:r>
-      <w:r>
-        <w:rPr>
-          <w:rFonts w:ascii="Arial" w:eastAsia="Lucida Sans Unicode" w:hAnsi="Arial" w:cs="Arial"/>
-          <w:b/>
-          <w:bCs/>
-          <w:spacing w:val="-6"/>
-          <w:sz w:val="24"/>
-          <w:szCs w:val="24"/>
-          <w:lang w:eastAsia="en-US"/>
-        </w:rPr>
-        <w:t>Embedded</w:t>
-      </w:r>
-      <w:r>
-        <w:rPr>
-          <w:rFonts w:ascii="Arial" w:eastAsia="Lucida Sans Unicode" w:hAnsi="Arial" w:cs="Arial"/>
-          <w:spacing w:val="-6"/>
-          <w:sz w:val="24"/>
-          <w:szCs w:val="24"/>
-          <w:lang w:eastAsia="en-US"/>
-        </w:rPr>
-        <w:t xml:space="preserve"> </w:t>
-      </w:r>
-      <w:r>
-        <w:rPr>
-          <w:rFonts w:ascii="Arial" w:eastAsia="Lucida Sans Unicode" w:hAnsi="Arial" w:cs="Arial"/>
-          <w:b/>
-          <w:bCs/>
-          <w:spacing w:val="-6"/>
-          <w:sz w:val="24"/>
-          <w:szCs w:val="24"/>
-          <w:lang w:eastAsia="en-US"/>
-        </w:rPr>
         <w:t xml:space="preserve">C </w:t>
       </w:r>
       <w:r>
@@ -4190,51 +5310,7 @@
           <w:szCs w:val="24"/>
           <w:lang w:eastAsia="en-US"/>
         </w:rPr>
-        <w:t xml:space="preserve">language on a </w:t>
-      </w:r>
-      <w:r>
-        <w:rPr>
-          <w:rFonts w:ascii="Arial" w:eastAsia="Lucida Sans Unicode" w:hAnsi="Arial" w:cs="Arial"/>
-          <w:b/>
-          <w:bCs/>
-          <w:spacing w:val="-6"/>
-          <w:sz w:val="24"/>
-          <w:szCs w:val="24"/>
-          <w:lang w:eastAsia="en-US"/>
-        </w:rPr>
-        <w:t>TI</w:t>
-      </w:r>
-      <w:r>
-        <w:rPr>
-          <w:rFonts w:ascii="Arial" w:eastAsia="Lucida Sans Unicode" w:hAnsi="Arial" w:cs="Arial"/>
-          <w:spacing w:val="-6"/>
-          <w:sz w:val="24"/>
-          <w:szCs w:val="24"/>
-          <w:lang w:eastAsia="en-US"/>
-        </w:rPr>
-        <w:t xml:space="preserve"> </w:t>
-      </w:r>
-      <w:r>
-        <w:rPr>
-          <w:rFonts w:ascii="Arial" w:eastAsia="Lucida Sans Unicode" w:hAnsi="Arial" w:cs="Arial"/>
-          <w:b/>
-          <w:bCs/>
-          <w:spacing w:val="-6"/>
-          <w:sz w:val="24"/>
-          <w:szCs w:val="24"/>
-          <w:lang w:eastAsia="en-US"/>
-        </w:rPr>
-        <w:t>microcontroller</w:t>
-      </w:r>
-      <w:r>
-        <w:rPr>
-          <w:rFonts w:ascii="Arial" w:eastAsia="Lucida Sans Unicode" w:hAnsi="Arial" w:cs="Arial"/>
-          <w:spacing w:val="-6"/>
-          <w:sz w:val="24"/>
-          <w:szCs w:val="24"/>
-          <w:lang w:eastAsia="en-US"/>
-        </w:rPr>
-        <w:t>.</w:t>
+        <w:t>languages.</w:t>
       </w:r>
     </w:p>
     <w:p>
@@ -4404,6 +5480,7 @@
           <w:szCs w:val="24"/>
           <w:lang w:eastAsia="en-US"/>
         </w:rPr>
+        <w:lastRenderedPageBreak/>
         <w:t xml:space="preserve">-Developed </w:t>
       </w:r>
       <w:r>

--- a/oxenham/Ivonne_Lemus_Resume.docx
+++ b/oxenham/Ivonne_Lemus_Resume.docx
@@ -3495,19 +3495,85 @@
           <w:spacing w:val="-6"/>
           <w:sz w:val="24"/>
           <w:szCs w:val="24"/>
+          <w:lang w:eastAsia="en-US"/>
+        </w:rPr>
+      </w:pPr>
+      <w:r>
+        <w:rPr>
+          <w:rFonts w:ascii="Arial" w:eastAsia="Lucida Sans Unicode" w:hAnsi="Arial" w:cs="Arial"/>
+          <w:spacing w:val="-6"/>
+          <w:sz w:val="24"/>
+          <w:szCs w:val="24"/>
+          <w:lang w:eastAsia="en-US"/>
+        </w:rPr>
+        <w:t>-Conducted cybersecurity testing to ensure the correct generation and secure storage of cryptographic keys within the Hardware Security Module (HSM) of the main Electronic Control Unit (ECU).</w:t>
+      </w:r>
+    </w:p>
+    <w:p>
+      <w:pPr>
+        <w:widowControl w:val="0"/>
+        <w:autoSpaceDE w:val="0"/>
+        <w:autoSpaceDN w:val="0"/>
+        <w:spacing w:after="0" w:line="342" w:lineRule="exact"/>
+        <w:ind w:left="-1134"/>
+        <w:jc w:val="both"/>
+        <w:rPr>
+          <w:rFonts w:ascii="Arial" w:eastAsia="Lucida Sans Unicode" w:hAnsi="Arial" w:cs="Arial"/>
+          <w:spacing w:val="-6"/>
+          <w:sz w:val="24"/>
+          <w:szCs w:val="24"/>
+          <w:lang w:eastAsia="en-US"/>
+        </w:rPr>
+      </w:pPr>
+      <w:r>
+        <w:rPr>
+          <w:rFonts w:ascii="Arial" w:eastAsia="Lucida Sans Unicode" w:hAnsi="Arial" w:cs="Arial"/>
+          <w:spacing w:val="-6"/>
+          <w:sz w:val="24"/>
+          <w:szCs w:val="24"/>
+          <w:lang w:eastAsia="en-US"/>
+        </w:rPr>
+        <w:t xml:space="preserve">–Configured GPIO settings via the </w:t>
+      </w:r>
+      <w:r>
+        <w:rPr>
+          <w:rFonts w:ascii="Arial" w:eastAsia="Lucida Sans Unicode" w:hAnsi="Arial" w:cs="Arial"/>
+          <w:b/>
+          <w:bCs/>
+          <w:spacing w:val="-6"/>
+          <w:sz w:val="24"/>
+          <w:szCs w:val="24"/>
+          <w:lang w:eastAsia="en-US"/>
+        </w:rPr>
+        <w:t>MCAL</w:t>
+      </w:r>
+      <w:r>
+        <w:rPr>
+          <w:rFonts w:ascii="Arial" w:eastAsia="Lucida Sans Unicode" w:hAnsi="Arial" w:cs="Arial"/>
+          <w:spacing w:val="-6"/>
+          <w:sz w:val="24"/>
+          <w:szCs w:val="24"/>
+          <w:lang w:eastAsia="en-US"/>
+        </w:rPr>
+        <w:t xml:space="preserve"> sublayer to define input/output pin directions, enable ADC channels, and initialize communication interfaces including SPI, UART, I2C, and CAN.</w:t>
+      </w:r>
+    </w:p>
+    <w:p>
+      <w:pPr>
+        <w:widowControl w:val="0"/>
+        <w:autoSpaceDE w:val="0"/>
+        <w:autoSpaceDN w:val="0"/>
+        <w:spacing w:after="0" w:line="342" w:lineRule="exact"/>
+        <w:ind w:left="-1134"/>
+        <w:jc w:val="both"/>
+        <w:rPr>
+          <w:rFonts w:ascii="Arial" w:eastAsia="Lucida Sans Unicode" w:hAnsi="Arial" w:cs="Arial"/>
+          <w:spacing w:val="-6"/>
+          <w:sz w:val="24"/>
+          <w:szCs w:val="24"/>
           <w:lang w:val="en-CA" w:eastAsia="en-US"/>
         </w:rPr>
       </w:pPr>
-      <w:r>
-        <w:rPr>
-          <w:rFonts w:ascii="Arial" w:eastAsia="Lucida Sans Unicode" w:hAnsi="Arial" w:cs="Arial"/>
-          <w:spacing w:val="-6"/>
-          <w:sz w:val="24"/>
-          <w:szCs w:val="24"/>
-          <w:lang w:eastAsia="en-US"/>
-        </w:rPr>
-        <w:t>-Conducted cybersecurity testing to ensure the correct generation and secure storage of cryptographic keys within the Hardware Security Module (HSM) of the main Electronic Control Unit (ECU).</w:t>
-      </w:r>
     </w:p>
     <w:p>
       <w:pPr>
@@ -3605,6 +3671,7 @@
           <w:szCs w:val="24"/>
           <w:lang w:eastAsia="en-US"/>
         </w:rPr>
+        <w:lastRenderedPageBreak/>
         <w:t xml:space="preserve">-Developed software in </w:t>
       </w:r>
       <w:r>
@@ -3698,18 +3765,7 @@
           <w:szCs w:val="24"/>
           <w:lang w:eastAsia="en-US"/>
         </w:rPr>
-        <w:t xml:space="preserve"> to create an interface for robot control, enabling abstraction and </w:t>
-      </w:r>
-      <w:r>
-        <w:rPr>
-          <w:rFonts w:ascii="Arial" w:eastAsia="Lucida Sans Unicode" w:hAnsi="Arial" w:cs="Arial"/>
-          <w:spacing w:val="-6"/>
-          <w:sz w:val="24"/>
-          <w:szCs w:val="24"/>
-          <w:lang w:eastAsia="en-US"/>
-        </w:rPr>
-        <w:lastRenderedPageBreak/>
-        <w:t>modularity through organized access to microcontroller peripherals.</w:t>
+        <w:t xml:space="preserve"> to create an interface for robot control, enabling abstraction and modularity through organized access to microcontroller peripherals.</w:t>
       </w:r>
     </w:p>
     <w:p>
@@ -5345,6 +5401,7 @@
           <w:u w:val="single"/>
           <w:lang w:eastAsia="en-US"/>
         </w:rPr>
+        <w:lastRenderedPageBreak/>
         <w:t>EDUCATION</w:t>
       </w:r>
       <w:r>
@@ -5480,7 +5537,6 @@
           <w:szCs w:val="24"/>
           <w:lang w:eastAsia="en-US"/>
         </w:rPr>
-        <w:lastRenderedPageBreak/>
         <w:t xml:space="preserve">-Developed </w:t>
       </w:r>
       <w:r>

--- a/oxenham/Ivonne_Lemus_Resume.docx
+++ b/oxenham/Ivonne_Lemus_Resume.docx
@@ -3571,6 +3571,50 @@
           <w:spacing w:val="-6"/>
           <w:sz w:val="24"/>
           <w:szCs w:val="24"/>
+          <w:lang w:eastAsia="en-US"/>
+        </w:rPr>
+      </w:pPr>
+      <w:r>
+        <w:rPr>
+          <w:rFonts w:ascii="Arial" w:eastAsia="Lucida Sans Unicode" w:hAnsi="Arial" w:cs="Arial"/>
+          <w:spacing w:val="-6"/>
+          <w:sz w:val="24"/>
+          <w:szCs w:val="24"/>
+          <w:lang w:eastAsia="en-US"/>
+        </w:rPr>
+        <w:t>-Developed and implemented a state machine to manage the horn feature output in response to CAN signal inputs within the ECU (Electronic Unit Control), as part of an automotive hardware system.</w:t>
+      </w:r>
+    </w:p>
+    <w:p>
+      <w:pPr>
+        <w:widowControl w:val="0"/>
+        <w:autoSpaceDE w:val="0"/>
+        <w:autoSpaceDN w:val="0"/>
+        <w:spacing w:after="0" w:line="342" w:lineRule="exact"/>
+        <w:ind w:left="-1134"/>
+        <w:jc w:val="both"/>
+        <w:rPr>
+          <w:rFonts w:ascii="Arial" w:eastAsia="Lucida Sans Unicode" w:hAnsi="Arial" w:cs="Arial"/>
+          <w:spacing w:val="-6"/>
+          <w:sz w:val="24"/>
+          <w:szCs w:val="24"/>
+          <w:lang w:eastAsia="en-US"/>
+        </w:rPr>
+      </w:pPr>
+    </w:p>
+    <w:p>
+      <w:pPr>
+        <w:widowControl w:val="0"/>
+        <w:autoSpaceDE w:val="0"/>
+        <w:autoSpaceDN w:val="0"/>
+        <w:spacing w:after="0" w:line="342" w:lineRule="exact"/>
+        <w:ind w:left="-1134"/>
+        <w:jc w:val="both"/>
+        <w:rPr>
+          <w:rFonts w:ascii="Arial" w:eastAsia="Lucida Sans Unicode" w:hAnsi="Arial" w:cs="Arial"/>
+          <w:spacing w:val="-6"/>
+          <w:sz w:val="24"/>
+          <w:szCs w:val="24"/>
           <w:lang w:val="en-CA" w:eastAsia="en-US"/>
         </w:rPr>
       </w:pPr>
@@ -3671,7 +3715,6 @@
           <w:szCs w:val="24"/>
           <w:lang w:eastAsia="en-US"/>
         </w:rPr>
-        <w:lastRenderedPageBreak/>
         <w:t xml:space="preserve">-Developed software in </w:t>
       </w:r>
       <w:r>
@@ -4641,6 +4684,263 @@
           <w:spacing w:val="-6"/>
           <w:sz w:val="24"/>
           <w:szCs w:val="24"/>
+          <w:lang w:eastAsia="en-US"/>
+        </w:rPr>
+      </w:pPr>
+      <w:r>
+        <w:rPr>
+          <w:rFonts w:ascii="Arial" w:eastAsia="Lucida Sans Unicode" w:hAnsi="Arial" w:cs="Arial"/>
+          <w:spacing w:val="-6"/>
+          <w:sz w:val="24"/>
+          <w:szCs w:val="24"/>
+          <w:lang w:eastAsia="en-US"/>
+        </w:rPr>
+        <w:t xml:space="preserve">-Enhanced the Mexico City railway software by implementing control algorithms in </w:t>
+      </w:r>
+      <w:proofErr w:type="spellStart"/>
+      <w:r>
+        <w:rPr>
+          <w:rFonts w:ascii="Arial" w:eastAsia="Lucida Sans Unicode" w:hAnsi="Arial" w:cs="Arial"/>
+          <w:spacing w:val="-6"/>
+          <w:sz w:val="24"/>
+          <w:szCs w:val="24"/>
+          <w:lang w:eastAsia="en-US"/>
+        </w:rPr>
+        <w:t>SafeRTOS</w:t>
+      </w:r>
+      <w:proofErr w:type="spellEnd"/>
+      <w:r>
+        <w:rPr>
+          <w:rFonts w:ascii="Arial" w:eastAsia="Lucida Sans Unicode" w:hAnsi="Arial" w:cs="Arial"/>
+          <w:spacing w:val="-6"/>
+          <w:sz w:val="24"/>
+          <w:szCs w:val="24"/>
+          <w:lang w:eastAsia="en-US"/>
+        </w:rPr>
+        <w:t xml:space="preserve"> and </w:t>
+      </w:r>
+      <w:proofErr w:type="spellStart"/>
+      <w:r>
+        <w:rPr>
+          <w:rFonts w:ascii="Arial" w:eastAsia="Lucida Sans Unicode" w:hAnsi="Arial" w:cs="Arial"/>
+          <w:spacing w:val="-6"/>
+          <w:sz w:val="24"/>
+          <w:szCs w:val="24"/>
+          <w:lang w:eastAsia="en-US"/>
+        </w:rPr>
+        <w:t>FreeRTOS</w:t>
+      </w:r>
+      <w:proofErr w:type="spellEnd"/>
+      <w:r>
+        <w:rPr>
+          <w:rFonts w:ascii="Arial" w:eastAsia="Lucida Sans Unicode" w:hAnsi="Arial" w:cs="Arial"/>
+          <w:spacing w:val="-6"/>
+          <w:sz w:val="24"/>
+          <w:szCs w:val="24"/>
+          <w:lang w:eastAsia="en-US"/>
+        </w:rPr>
+        <w:t xml:space="preserve"> to manage the speed and acceleration of the railway driving system, resulting in up to a 90% increase in system reliability.</w:t>
+      </w:r>
+    </w:p>
+    <w:p>
+      <w:pPr>
+        <w:widowControl w:val="0"/>
+        <w:autoSpaceDE w:val="0"/>
+        <w:autoSpaceDN w:val="0"/>
+        <w:spacing w:after="0" w:line="342" w:lineRule="exact"/>
+        <w:ind w:left="-1134"/>
+        <w:jc w:val="both"/>
+        <w:rPr>
+          <w:rFonts w:ascii="Arial" w:eastAsia="Lucida Sans Unicode" w:hAnsi="Arial" w:cs="Arial"/>
+          <w:spacing w:val="-6"/>
+          <w:sz w:val="24"/>
+          <w:szCs w:val="24"/>
+          <w:lang w:eastAsia="en-US"/>
+        </w:rPr>
+      </w:pPr>
+      <w:r>
+        <w:rPr>
+          <w:rFonts w:ascii="Arial" w:eastAsia="Lucida Sans Unicode" w:hAnsi="Arial" w:cs="Arial"/>
+          <w:spacing w:val="-6"/>
+          <w:sz w:val="24"/>
+          <w:szCs w:val="24"/>
+          <w:lang w:eastAsia="en-US"/>
+        </w:rPr>
+        <w:t>-Implemented embedded C software on 32-bit ARM microcontrollers to interface with external NAND flash memory, enhancing data storage speed by 80% in a glider datalogger application.</w:t>
+      </w:r>
+    </w:p>
+    <w:p>
+      <w:pPr>
+        <w:widowControl w:val="0"/>
+        <w:autoSpaceDE w:val="0"/>
+        <w:autoSpaceDN w:val="0"/>
+        <w:spacing w:after="0" w:line="342" w:lineRule="exact"/>
+        <w:ind w:left="-1134"/>
+        <w:jc w:val="both"/>
+        <w:rPr>
+          <w:rFonts w:ascii="Arial" w:eastAsia="Lucida Sans Unicode" w:hAnsi="Arial" w:cs="Arial"/>
+          <w:spacing w:val="-6"/>
+          <w:sz w:val="24"/>
+          <w:szCs w:val="24"/>
+          <w:lang w:eastAsia="en-US"/>
+        </w:rPr>
+      </w:pPr>
+      <w:r>
+        <w:rPr>
+          <w:rFonts w:ascii="Arial" w:eastAsia="Lucida Sans Unicode" w:hAnsi="Arial" w:cs="Arial"/>
+          <w:spacing w:val="-6"/>
+          <w:sz w:val="24"/>
+          <w:szCs w:val="24"/>
+          <w:lang w:eastAsia="en-US"/>
+        </w:rPr>
+        <w:t xml:space="preserve">-Created and integrated over 20 </w:t>
+      </w:r>
+      <w:r>
+        <w:rPr>
+          <w:rFonts w:ascii="Arial" w:eastAsia="Lucida Sans Unicode" w:hAnsi="Arial" w:cs="Arial"/>
+          <w:b/>
+          <w:bCs/>
+          <w:spacing w:val="-6"/>
+          <w:sz w:val="24"/>
+          <w:szCs w:val="24"/>
+          <w:lang w:eastAsia="en-US"/>
+        </w:rPr>
+        <w:t>application-layer</w:t>
+      </w:r>
+      <w:r>
+        <w:rPr>
+          <w:rFonts w:ascii="Arial" w:eastAsia="Lucida Sans Unicode" w:hAnsi="Arial" w:cs="Arial"/>
+          <w:spacing w:val="-6"/>
+          <w:sz w:val="24"/>
+          <w:szCs w:val="24"/>
+          <w:lang w:eastAsia="en-US"/>
+        </w:rPr>
+        <w:t xml:space="preserve"> software components, while also configuring the microcontroller and </w:t>
+      </w:r>
+      <w:r>
+        <w:rPr>
+          <w:rFonts w:ascii="Arial" w:eastAsia="Lucida Sans Unicode" w:hAnsi="Arial" w:cs="Arial"/>
+          <w:b/>
+          <w:bCs/>
+          <w:spacing w:val="-6"/>
+          <w:sz w:val="24"/>
+          <w:szCs w:val="24"/>
+          <w:lang w:eastAsia="en-US"/>
+        </w:rPr>
+        <w:t>basic software layers</w:t>
+      </w:r>
+      <w:r>
+        <w:rPr>
+          <w:rFonts w:ascii="Arial" w:eastAsia="Lucida Sans Unicode" w:hAnsi="Arial" w:cs="Arial"/>
+          <w:spacing w:val="-6"/>
+          <w:sz w:val="24"/>
+          <w:szCs w:val="24"/>
+          <w:lang w:eastAsia="en-US"/>
+        </w:rPr>
+        <w:t xml:space="preserve"> to support system functionality.</w:t>
+      </w:r>
+    </w:p>
+    <w:p>
+      <w:pPr>
+        <w:widowControl w:val="0"/>
+        <w:autoSpaceDE w:val="0"/>
+        <w:autoSpaceDN w:val="0"/>
+        <w:spacing w:after="0" w:line="342" w:lineRule="exact"/>
+        <w:ind w:left="-1134"/>
+        <w:jc w:val="both"/>
+        <w:rPr>
+          <w:rFonts w:ascii="Arial" w:eastAsia="Lucida Sans Unicode" w:hAnsi="Arial" w:cs="Arial"/>
+          <w:spacing w:val="-6"/>
+          <w:sz w:val="24"/>
+          <w:szCs w:val="24"/>
+          <w:lang w:eastAsia="en-US"/>
+        </w:rPr>
+      </w:pPr>
+      <w:r>
+        <w:rPr>
+          <w:rFonts w:ascii="Arial" w:eastAsia="Lucida Sans Unicode" w:hAnsi="Arial" w:cs="Arial"/>
+          <w:spacing w:val="-6"/>
+          <w:sz w:val="24"/>
+          <w:szCs w:val="24"/>
+          <w:lang w:eastAsia="en-US"/>
+        </w:rPr>
+        <w:t xml:space="preserve">-Configured 10+ signals parameters according with the standard and </w:t>
+      </w:r>
+      <w:r>
+        <w:rPr>
+          <w:rFonts w:ascii="Arial" w:eastAsia="Lucida Sans Unicode" w:hAnsi="Arial" w:cs="Arial"/>
+          <w:b/>
+          <w:bCs/>
+          <w:spacing w:val="-6"/>
+          <w:sz w:val="24"/>
+          <w:szCs w:val="24"/>
+          <w:lang w:eastAsia="en-US"/>
+        </w:rPr>
+        <w:t xml:space="preserve">Ethernet (TC/IP) </w:t>
+      </w:r>
+      <w:r>
+        <w:rPr>
+          <w:rFonts w:ascii="Arial" w:eastAsia="Lucida Sans Unicode" w:hAnsi="Arial" w:cs="Arial"/>
+          <w:spacing w:val="-6"/>
+          <w:sz w:val="24"/>
+          <w:szCs w:val="24"/>
+          <w:lang w:eastAsia="en-US"/>
+        </w:rPr>
+        <w:t xml:space="preserve">protocols in the </w:t>
+      </w:r>
+      <w:r>
+        <w:rPr>
+          <w:rFonts w:ascii="Arial" w:eastAsia="Lucida Sans Unicode" w:hAnsi="Arial" w:cs="Arial"/>
+          <w:b/>
+          <w:bCs/>
+          <w:spacing w:val="-6"/>
+          <w:sz w:val="24"/>
+          <w:szCs w:val="24"/>
+          <w:lang w:eastAsia="en-US"/>
+        </w:rPr>
+        <w:t xml:space="preserve">COM </w:t>
+      </w:r>
+      <w:r>
+        <w:rPr>
+          <w:rFonts w:ascii="Arial" w:eastAsia="Lucida Sans Unicode" w:hAnsi="Arial" w:cs="Arial"/>
+          <w:spacing w:val="-6"/>
+          <w:sz w:val="24"/>
+          <w:szCs w:val="24"/>
+          <w:lang w:eastAsia="en-US"/>
+        </w:rPr>
+        <w:t>Module of the Basic Software layer (BSW).</w:t>
+      </w:r>
+    </w:p>
+    <w:p>
+      <w:pPr>
+        <w:widowControl w:val="0"/>
+        <w:autoSpaceDE w:val="0"/>
+        <w:autoSpaceDN w:val="0"/>
+        <w:spacing w:after="0" w:line="342" w:lineRule="exact"/>
+        <w:ind w:left="-1134"/>
+        <w:jc w:val="both"/>
+        <w:rPr>
+          <w:rFonts w:ascii="Arial" w:eastAsia="Lucida Sans Unicode" w:hAnsi="Arial" w:cs="Arial"/>
+          <w:spacing w:val="-6"/>
+          <w:sz w:val="24"/>
+          <w:szCs w:val="24"/>
+          <w:lang w:eastAsia="en-US"/>
+        </w:rPr>
+      </w:pPr>
+    </w:p>
+    <w:p>
+      <w:pPr>
+        <w:widowControl w:val="0"/>
+        <w:autoSpaceDE w:val="0"/>
+        <w:autoSpaceDN w:val="0"/>
+        <w:spacing w:after="0" w:line="342" w:lineRule="exact"/>
+        <w:ind w:left="-1134"/>
+        <w:jc w:val="both"/>
+        <w:rPr>
+          <w:rFonts w:ascii="Arial" w:eastAsia="Lucida Sans Unicode" w:hAnsi="Arial" w:cs="Arial"/>
+          <w:spacing w:val="-6"/>
+          <w:sz w:val="24"/>
+          <w:szCs w:val="24"/>
           <w:lang w:val="en-CA" w:eastAsia="en-US"/>
         </w:rPr>
       </w:pPr>
@@ -4806,6 +5106,7 @@
           <w:szCs w:val="24"/>
           <w:lang w:eastAsia="en-US"/>
         </w:rPr>
+        <w:lastRenderedPageBreak/>
         <w:t xml:space="preserve">-Implemented </w:t>
       </w:r>
       <w:r>
@@ -5004,6 +5305,78 @@
         </w:rPr>
         <w:t>-Assisted in prototyping a mechatronic device for gas pipeline inspection validating the Magnetic Flux Leakage (MFL) technique.</w:t>
       </w:r>
+    </w:p>
+    <w:p>
+      <w:pPr>
+        <w:widowControl w:val="0"/>
+        <w:autoSpaceDE w:val="0"/>
+        <w:autoSpaceDN w:val="0"/>
+        <w:spacing w:after="0" w:line="342" w:lineRule="exact"/>
+        <w:ind w:left="-1134"/>
+        <w:jc w:val="both"/>
+        <w:rPr>
+          <w:rFonts w:ascii="Arial" w:eastAsia="Lucida Sans Unicode" w:hAnsi="Arial" w:cs="Arial"/>
+          <w:spacing w:val="-6"/>
+          <w:sz w:val="24"/>
+          <w:szCs w:val="24"/>
+          <w:lang w:val="en-CA" w:eastAsia="en-US"/>
+        </w:rPr>
+      </w:pPr>
+      <w:r>
+        <w:rPr>
+          <w:rFonts w:ascii="Arial" w:eastAsia="Lucida Sans Unicode" w:hAnsi="Arial" w:cs="Arial"/>
+          <w:spacing w:val="-6"/>
+          <w:sz w:val="24"/>
+          <w:szCs w:val="24"/>
+          <w:lang w:val="en-CA" w:eastAsia="en-US"/>
+        </w:rPr>
+        <w:br/>
+        <w:t>-Achieved the adaptation of 16 Hall sensor signals to 8bits resolution ADC by amplifying the original signal up to 10 times.</w:t>
+      </w:r>
+    </w:p>
+    <w:p>
+      <w:pPr>
+        <w:widowControl w:val="0"/>
+        <w:autoSpaceDE w:val="0"/>
+        <w:autoSpaceDN w:val="0"/>
+        <w:spacing w:after="0" w:line="342" w:lineRule="exact"/>
+        <w:ind w:left="-1134"/>
+        <w:jc w:val="both"/>
+        <w:rPr>
+          <w:rFonts w:ascii="Arial" w:eastAsia="Lucida Sans Unicode" w:hAnsi="Arial" w:cs="Arial"/>
+          <w:spacing w:val="-6"/>
+          <w:sz w:val="24"/>
+          <w:szCs w:val="24"/>
+          <w:lang w:val="en-CA" w:eastAsia="en-US"/>
+        </w:rPr>
+      </w:pPr>
+      <w:r>
+        <w:rPr>
+          <w:rFonts w:ascii="Arial" w:eastAsia="Lucida Sans Unicode" w:hAnsi="Arial" w:cs="Arial"/>
+          <w:spacing w:val="-6"/>
+          <w:sz w:val="24"/>
+          <w:szCs w:val="24"/>
+          <w:lang w:val="en-CA" w:eastAsia="en-US"/>
+        </w:rPr>
+        <w:t>-Implemented signal processing software with a DAQ system to process the output from a DC/AC inverter, applying filtering techniques to smooth the waveform and extract the target signal.</w:t>
+      </w:r>
+    </w:p>
+    <w:p>
+      <w:pPr>
+        <w:widowControl w:val="0"/>
+        <w:autoSpaceDE w:val="0"/>
+        <w:autoSpaceDN w:val="0"/>
+        <w:spacing w:after="0" w:line="342" w:lineRule="exact"/>
+        <w:ind w:left="-1134"/>
+        <w:jc w:val="both"/>
+        <w:rPr>
+          <w:rFonts w:ascii="Arial" w:eastAsia="Lucida Sans Unicode" w:hAnsi="Arial" w:cs="Arial"/>
+          <w:spacing w:val="-6"/>
+          <w:sz w:val="24"/>
+          <w:szCs w:val="24"/>
+          <w:lang w:val="en-CA" w:eastAsia="en-US"/>
+        </w:rPr>
+      </w:pPr>
     </w:p>
     <w:p>
       <w:pPr>
@@ -5401,7 +5774,6 @@
           <w:u w:val="single"/>
           <w:lang w:eastAsia="en-US"/>
         </w:rPr>
-        <w:lastRenderedPageBreak/>
         <w:t>EDUCATION</w:t>
       </w:r>
       <w:r>
@@ -5892,20 +6264,18 @@
           <w:szCs w:val="24"/>
           <w:lang w:eastAsia="en-US"/>
         </w:rPr>
-        <w:t xml:space="preserve"> C, Assembler &amp; </w:t>
-      </w:r>
-      <w:proofErr w:type="spellStart"/>
-      <w:r>
-        <w:rPr>
-          <w:rFonts w:ascii="Arial" w:eastAsia="Lucida Sans Unicode" w:hAnsi="Arial" w:cs="Arial"/>
-          <w:spacing w:val="-6"/>
-          <w:sz w:val="24"/>
-          <w:szCs w:val="24"/>
-          <w:lang w:eastAsia="en-US"/>
-        </w:rPr>
-        <w:t>Matlab</w:t>
-      </w:r>
-      <w:proofErr w:type="spellEnd"/>
+        <w:t xml:space="preserve"> </w:t>
+      </w:r>
+      <w:r>
+        <w:rPr>
+          <w:rFonts w:ascii="Arial" w:eastAsia="Lucida Sans Unicode" w:hAnsi="Arial" w:cs="Arial"/>
+          <w:spacing w:val="-6"/>
+          <w:sz w:val="24"/>
+          <w:szCs w:val="24"/>
+          <w:lang w:eastAsia="en-US"/>
+        </w:rPr>
+        <w:t>C, C++ &amp; Assembler</w:t>
+      </w:r>
     </w:p>
     <w:p>
       <w:pPr>
@@ -6951,6 +7321,7 @@
   <w:style w:type="character" w:default="1" w:styleId="Fuentedeprrafopredeter">
     <w:name w:val="Default Paragraph Font"/>
     <w:uiPriority w:val="1"/>
+    <w:semiHidden/>
     <w:unhideWhenUsed/>
   </w:style>
   <w:style w:type="table" w:default="1" w:styleId="Tablanormal">

--- a/oxenham/Ivonne_Lemus_Resume.docx
+++ b/oxenham/Ivonne_Lemus_Resume.docx
@@ -3615,6 +3615,132 @@
           <w:spacing w:val="-6"/>
           <w:sz w:val="24"/>
           <w:szCs w:val="24"/>
+          <w:lang w:eastAsia="en-US"/>
+        </w:rPr>
+      </w:pPr>
+      <w:r>
+        <w:rPr>
+          <w:rFonts w:ascii="Arial" w:eastAsia="Lucida Sans Unicode" w:hAnsi="Arial" w:cs="Arial"/>
+          <w:spacing w:val="-6"/>
+          <w:sz w:val="24"/>
+          <w:szCs w:val="24"/>
+          <w:lang w:eastAsia="en-US"/>
+        </w:rPr>
+        <w:t>-Integrated and configured the watchdog driver within the AUTOSAR Hardware Abstraction Layer (HAL) to detect and respond to software malfunctions during C code execution.</w:t>
+      </w:r>
+    </w:p>
+    <w:p>
+      <w:pPr>
+        <w:widowControl w:val="0"/>
+        <w:autoSpaceDE w:val="0"/>
+        <w:autoSpaceDN w:val="0"/>
+        <w:spacing w:after="0" w:line="342" w:lineRule="exact"/>
+        <w:ind w:left="-1134"/>
+        <w:jc w:val="both"/>
+        <w:rPr>
+          <w:rFonts w:ascii="Arial" w:eastAsia="Lucida Sans Unicode" w:hAnsi="Arial" w:cs="Arial"/>
+          <w:spacing w:val="-6"/>
+          <w:sz w:val="24"/>
+          <w:szCs w:val="24"/>
+          <w:lang w:eastAsia="en-US"/>
+        </w:rPr>
+      </w:pPr>
+    </w:p>
+    <w:p>
+      <w:pPr>
+        <w:widowControl w:val="0"/>
+        <w:autoSpaceDE w:val="0"/>
+        <w:autoSpaceDN w:val="0"/>
+        <w:spacing w:after="0" w:line="342" w:lineRule="exact"/>
+        <w:ind w:left="-1134"/>
+        <w:jc w:val="both"/>
+        <w:rPr>
+          <w:rFonts w:ascii="Arial" w:eastAsia="Lucida Sans Unicode" w:hAnsi="Arial" w:cs="Arial"/>
+          <w:spacing w:val="-6"/>
+          <w:sz w:val="24"/>
+          <w:szCs w:val="24"/>
+          <w:lang w:eastAsia="en-US"/>
+        </w:rPr>
+      </w:pPr>
+      <w:r>
+        <w:rPr>
+          <w:rFonts w:ascii="Arial" w:eastAsia="Lucida Sans Unicode" w:hAnsi="Arial" w:cs="Arial"/>
+          <w:spacing w:val="-6"/>
+          <w:sz w:val="24"/>
+          <w:szCs w:val="24"/>
+          <w:lang w:eastAsia="en-US"/>
+        </w:rPr>
+        <w:br/>
+        <w:t>-Performed software validation by transmitting CAN protocol messages to a test bench and analyzing diagnostic feedback to ensure compliance with the detailed software design.</w:t>
+      </w:r>
+    </w:p>
+    <w:p>
+      <w:pPr>
+        <w:widowControl w:val="0"/>
+        <w:autoSpaceDE w:val="0"/>
+        <w:autoSpaceDN w:val="0"/>
+        <w:spacing w:after="0" w:line="342" w:lineRule="exact"/>
+        <w:ind w:left="-1134"/>
+        <w:jc w:val="both"/>
+        <w:rPr>
+          <w:rFonts w:ascii="Arial" w:eastAsia="Lucida Sans Unicode" w:hAnsi="Arial" w:cs="Arial"/>
+          <w:spacing w:val="-6"/>
+          <w:sz w:val="24"/>
+          <w:szCs w:val="24"/>
+          <w:lang w:eastAsia="en-US"/>
+        </w:rPr>
+      </w:pPr>
+      <w:r>
+        <w:rPr>
+          <w:rFonts w:ascii="Arial" w:eastAsia="Lucida Sans Unicode" w:hAnsi="Arial" w:cs="Arial"/>
+          <w:spacing w:val="-6"/>
+          <w:sz w:val="24"/>
+          <w:szCs w:val="24"/>
+          <w:lang w:eastAsia="en-US"/>
+        </w:rPr>
+        <w:t>-Integrated and configured the watchdog driver within the AUTOSAR Hardware Abstraction Layer (HAL) to detect and respond to software malfunctions during C code execution.</w:t>
+      </w:r>
+    </w:p>
+    <w:p>
+      <w:pPr>
+        <w:widowControl w:val="0"/>
+        <w:autoSpaceDE w:val="0"/>
+        <w:autoSpaceDN w:val="0"/>
+        <w:spacing w:after="0" w:line="342" w:lineRule="exact"/>
+        <w:ind w:left="-1134"/>
+        <w:jc w:val="both"/>
+        <w:rPr>
+          <w:rFonts w:ascii="Arial" w:eastAsia="Lucida Sans Unicode" w:hAnsi="Arial" w:cs="Arial"/>
+          <w:spacing w:val="-6"/>
+          <w:sz w:val="24"/>
+          <w:szCs w:val="24"/>
+          <w:lang w:eastAsia="en-US"/>
+        </w:rPr>
+      </w:pPr>
+      <w:r>
+        <w:rPr>
+          <w:rFonts w:ascii="Arial" w:eastAsia="Lucida Sans Unicode" w:hAnsi="Arial" w:cs="Arial"/>
+          <w:spacing w:val="-6"/>
+          <w:sz w:val="24"/>
+          <w:szCs w:val="24"/>
+          <w:lang w:eastAsia="en-US"/>
+        </w:rPr>
+        <w:t>-Performed software validation by transmitting CAN protocol messages to a test bench and analyzing diagnostic feedback to ensure compliance with the detailed software design.</w:t>
+      </w:r>
+    </w:p>
+    <w:p>
+      <w:pPr>
+        <w:widowControl w:val="0"/>
+        <w:autoSpaceDE w:val="0"/>
+        <w:autoSpaceDN w:val="0"/>
+        <w:spacing w:after="0" w:line="342" w:lineRule="exact"/>
+        <w:ind w:left="-1134"/>
+        <w:jc w:val="both"/>
+        <w:rPr>
+          <w:rFonts w:ascii="Arial" w:eastAsia="Lucida Sans Unicode" w:hAnsi="Arial" w:cs="Arial"/>
+          <w:spacing w:val="-6"/>
+          <w:sz w:val="24"/>
+          <w:szCs w:val="24"/>
           <w:lang w:val="en-CA" w:eastAsia="en-US"/>
         </w:rPr>
       </w:pPr>
@@ -4739,7 +4865,18 @@
           <w:szCs w:val="24"/>
           <w:lang w:eastAsia="en-US"/>
         </w:rPr>
-        <w:t xml:space="preserve"> to manage the speed and acceleration of the railway driving system, resulting in up to a 90% increase in system reliability.</w:t>
+        <w:t xml:space="preserve"> to manage the speed and acceleration of the railway driving system, resulting in up to a 90% increase in </w:t>
+      </w:r>
+      <w:r>
+        <w:rPr>
+          <w:rFonts w:ascii="Arial" w:eastAsia="Lucida Sans Unicode" w:hAnsi="Arial" w:cs="Arial"/>
+          <w:spacing w:val="-6"/>
+          <w:sz w:val="24"/>
+          <w:szCs w:val="24"/>
+          <w:lang w:eastAsia="en-US"/>
+        </w:rPr>
+        <w:lastRenderedPageBreak/>
+        <w:t>system reliability.</w:t>
       </w:r>
     </w:p>
     <w:p>
@@ -5106,7 +5243,6 @@
           <w:szCs w:val="24"/>
           <w:lang w:eastAsia="en-US"/>
         </w:rPr>
-        <w:lastRenderedPageBreak/>
         <w:t xml:space="preserve">-Implemented </w:t>
       </w:r>
       <w:r>
@@ -5374,6 +5510,61 @@
           <w:spacing w:val="-6"/>
           <w:sz w:val="24"/>
           <w:szCs w:val="24"/>
+          <w:lang w:eastAsia="en-US"/>
+        </w:rPr>
+      </w:pPr>
+      <w:r>
+        <w:rPr>
+          <w:rFonts w:ascii="Arial" w:eastAsia="Lucida Sans Unicode" w:hAnsi="Arial" w:cs="Arial"/>
+          <w:spacing w:val="-6"/>
+          <w:sz w:val="24"/>
+          <w:szCs w:val="24"/>
+          <w:lang w:eastAsia="en-US"/>
+        </w:rPr>
+        <w:br/>
+        <w:t>-Implemented a PID in Embedded C to control the position of a robotic arm driven by a DC motor.</w:t>
+      </w:r>
+    </w:p>
+    <w:p>
+      <w:pPr>
+        <w:widowControl w:val="0"/>
+        <w:autoSpaceDE w:val="0"/>
+        <w:autoSpaceDN w:val="0"/>
+        <w:spacing w:after="0" w:line="342" w:lineRule="exact"/>
+        <w:ind w:left="-1134"/>
+        <w:jc w:val="both"/>
+        <w:rPr>
+          <w:rFonts w:ascii="Arial" w:eastAsia="Lucida Sans Unicode" w:hAnsi="Arial" w:cs="Arial"/>
+          <w:spacing w:val="-6"/>
+          <w:sz w:val="24"/>
+          <w:szCs w:val="24"/>
+          <w:lang w:val="en-CA" w:eastAsia="en-US"/>
+        </w:rPr>
+      </w:pPr>
+      <w:r>
+        <w:rPr>
+          <w:rFonts w:ascii="Arial" w:eastAsia="Lucida Sans Unicode" w:hAnsi="Arial" w:cs="Arial"/>
+          <w:spacing w:val="-6"/>
+          <w:sz w:val="24"/>
+          <w:szCs w:val="24"/>
+          <w:lang w:eastAsia="en-US"/>
+        </w:rPr>
+        <w:t>-Conditioned signals from 16 Hall sensors for acquisition by an 8-bit resolution ADC by amplifying the original signals up to 10 times.</w:t>
+      </w:r>
+    </w:p>
+    <w:p>
+      <w:pPr>
+        <w:widowControl w:val="0"/>
+        <w:autoSpaceDE w:val="0"/>
+        <w:autoSpaceDN w:val="0"/>
+        <w:spacing w:after="0" w:line="342" w:lineRule="exact"/>
+        <w:ind w:left="-1134"/>
+        <w:jc w:val="both"/>
+        <w:rPr>
+          <w:rFonts w:ascii="Arial" w:eastAsia="Lucida Sans Unicode" w:hAnsi="Arial" w:cs="Arial"/>
+          <w:spacing w:val="-6"/>
+          <w:sz w:val="24"/>
+          <w:szCs w:val="24"/>
           <w:lang w:val="en-CA" w:eastAsia="en-US"/>
         </w:rPr>
       </w:pPr>
@@ -6303,6 +6494,7 @@
           <w:szCs w:val="24"/>
           <w:lang w:eastAsia="en-US"/>
         </w:rPr>
+        <w:lastRenderedPageBreak/>
         <w:t>DevOps:</w:t>
       </w:r>
       <w:r>
@@ -7321,7 +7513,6 @@
   <w:style w:type="character" w:default="1" w:styleId="Fuentedeprrafopredeter">
     <w:name w:val="Default Paragraph Font"/>
     <w:uiPriority w:val="1"/>
-    <w:semiHidden/>
     <w:unhideWhenUsed/>
   </w:style>
   <w:style w:type="table" w:default="1" w:styleId="Tablanormal">

--- a/oxenham/Ivonne_Lemus_Resume.docx
+++ b/oxenham/Ivonne_Lemus_Resume.docx
@@ -2027,6 +2027,208 @@
           <w:szCs w:val="24"/>
           <w:lang w:eastAsia="en-US"/>
         </w:rPr>
+        <w:t>-Performed software validation by sending CAN messages via the UDS (Unified Diagnostic Services protocol) to a test bench and evaluating diagnostic</w:t>
+      </w:r>
+      <w:r>
+        <w:rPr>
+          <w:rFonts w:ascii="Arial" w:eastAsia="Lucida Sans Unicode" w:hAnsi="Arial" w:cs="Arial"/>
+          <w:spacing w:val="-6"/>
+          <w:sz w:val="24"/>
+          <w:szCs w:val="24"/>
+          <w:lang w:eastAsia="en-US"/>
+        </w:rPr>
+        <w:t>.</w:t>
+      </w:r>
+    </w:p>
+    <w:p>
+      <w:pPr>
+        <w:widowControl w:val="0"/>
+        <w:autoSpaceDE w:val="0"/>
+        <w:autoSpaceDN w:val="0"/>
+        <w:spacing w:after="0" w:line="342" w:lineRule="exact"/>
+        <w:ind w:left="-1134"/>
+        <w:jc w:val="both"/>
+        <w:rPr>
+          <w:rFonts w:ascii="Arial" w:eastAsia="Lucida Sans Unicode" w:hAnsi="Arial" w:cs="Arial"/>
+          <w:spacing w:val="-6"/>
+          <w:sz w:val="24"/>
+          <w:szCs w:val="24"/>
+          <w:lang w:eastAsia="en-US"/>
+        </w:rPr>
+      </w:pPr>
+      <w:r>
+        <w:rPr>
+          <w:rFonts w:ascii="Arial" w:eastAsia="Lucida Sans Unicode" w:hAnsi="Arial" w:cs="Arial"/>
+          <w:spacing w:val="-6"/>
+          <w:sz w:val="24"/>
+          <w:szCs w:val="24"/>
+          <w:lang w:eastAsia="en-US"/>
+        </w:rPr>
+        <w:t>–Calibrated ECU power features by adjusting voltage and current to detect short-to-battery/ground faults, while monitoring UDS messages and analyzing responses.</w:t>
+      </w:r>
+      <w:r>
+        <w:rPr>
+          <w:rFonts w:ascii="Arial" w:eastAsia="Lucida Sans Unicode" w:hAnsi="Arial" w:cs="Arial"/>
+          <w:spacing w:val="-6"/>
+          <w:sz w:val="24"/>
+          <w:szCs w:val="24"/>
+          <w:lang w:eastAsia="en-US"/>
+        </w:rPr>
+        <w:br/>
+        <w:t xml:space="preserve">-Enhanced the Mexico City railway software by implementing control algorithms in </w:t>
+      </w:r>
+      <w:proofErr w:type="spellStart"/>
+      <w:r>
+        <w:rPr>
+          <w:rFonts w:ascii="Arial" w:eastAsia="Lucida Sans Unicode" w:hAnsi="Arial" w:cs="Arial"/>
+          <w:spacing w:val="-6"/>
+          <w:sz w:val="24"/>
+          <w:szCs w:val="24"/>
+          <w:lang w:eastAsia="en-US"/>
+        </w:rPr>
+        <w:t>SafeRTOS</w:t>
+      </w:r>
+      <w:proofErr w:type="spellEnd"/>
+      <w:r>
+        <w:rPr>
+          <w:rFonts w:ascii="Arial" w:eastAsia="Lucida Sans Unicode" w:hAnsi="Arial" w:cs="Arial"/>
+          <w:spacing w:val="-6"/>
+          <w:sz w:val="24"/>
+          <w:szCs w:val="24"/>
+          <w:lang w:eastAsia="en-US"/>
+        </w:rPr>
+        <w:t xml:space="preserve"> and </w:t>
+      </w:r>
+      <w:proofErr w:type="spellStart"/>
+      <w:r>
+        <w:rPr>
+          <w:rFonts w:ascii="Arial" w:eastAsia="Lucida Sans Unicode" w:hAnsi="Arial" w:cs="Arial"/>
+          <w:spacing w:val="-6"/>
+          <w:sz w:val="24"/>
+          <w:szCs w:val="24"/>
+          <w:lang w:eastAsia="en-US"/>
+        </w:rPr>
+        <w:t>FreeRTOS</w:t>
+      </w:r>
+      <w:proofErr w:type="spellEnd"/>
+      <w:r>
+        <w:rPr>
+          <w:rFonts w:ascii="Arial" w:eastAsia="Lucida Sans Unicode" w:hAnsi="Arial" w:cs="Arial"/>
+          <w:spacing w:val="-6"/>
+          <w:sz w:val="24"/>
+          <w:szCs w:val="24"/>
+          <w:lang w:eastAsia="en-US"/>
+        </w:rPr>
+        <w:t xml:space="preserve"> kernels to manage the speed and acceleration of the railway driving system.</w:t>
+      </w:r>
+    </w:p>
+    <w:p>
+      <w:pPr>
+        <w:widowControl w:val="0"/>
+        <w:autoSpaceDE w:val="0"/>
+        <w:autoSpaceDN w:val="0"/>
+        <w:spacing w:after="0" w:line="342" w:lineRule="exact"/>
+        <w:ind w:left="-1134"/>
+        <w:jc w:val="both"/>
+        <w:rPr>
+          <w:rFonts w:ascii="Arial" w:eastAsia="Lucida Sans Unicode" w:hAnsi="Arial" w:cs="Arial"/>
+          <w:spacing w:val="-6"/>
+          <w:sz w:val="24"/>
+          <w:szCs w:val="24"/>
+          <w:lang w:eastAsia="en-US"/>
+        </w:rPr>
+      </w:pPr>
+      <w:r>
+        <w:rPr>
+          <w:rFonts w:ascii="Arial" w:eastAsia="Lucida Sans Unicode" w:hAnsi="Arial" w:cs="Arial"/>
+          <w:spacing w:val="-6"/>
+          <w:sz w:val="24"/>
+          <w:szCs w:val="24"/>
+          <w:lang w:eastAsia="en-US"/>
+        </w:rPr>
+        <w:br/>
+        <w:t>-Improved the Mexico City railway software system by implementing MISRA-C and Secure-C coding standards, in accordance with ISO 26262 ASIL D functional safety requirements.</w:t>
+      </w:r>
+    </w:p>
+    <w:p>
+      <w:pPr>
+        <w:widowControl w:val="0"/>
+        <w:autoSpaceDE w:val="0"/>
+        <w:autoSpaceDN w:val="0"/>
+        <w:spacing w:after="0" w:line="342" w:lineRule="exact"/>
+        <w:ind w:left="-1134"/>
+        <w:jc w:val="both"/>
+        <w:rPr>
+          <w:rFonts w:ascii="Arial" w:eastAsia="Lucida Sans Unicode" w:hAnsi="Arial" w:cs="Arial"/>
+          <w:spacing w:val="-6"/>
+          <w:sz w:val="24"/>
+          <w:szCs w:val="24"/>
+          <w:lang w:eastAsia="en-US"/>
+        </w:rPr>
+      </w:pPr>
+      <w:r>
+        <w:rPr>
+          <w:rFonts w:ascii="Arial" w:eastAsia="Lucida Sans Unicode" w:hAnsi="Arial" w:cs="Arial"/>
+          <w:spacing w:val="-6"/>
+          <w:sz w:val="24"/>
+          <w:szCs w:val="24"/>
+          <w:lang w:val="en-CA" w:eastAsia="en-US"/>
+        </w:rPr>
+        <w:br/>
+        <w:t>-Generated code using MATLAB/Simulink and integrated the changes into the software layer in accordance with AUTOSAR interfaces using Vector DaVinci tools.</w:t>
+      </w:r>
+    </w:p>
+    <w:p>
+      <w:pPr>
+        <w:widowControl w:val="0"/>
+        <w:autoSpaceDE w:val="0"/>
+        <w:autoSpaceDN w:val="0"/>
+        <w:spacing w:after="0" w:line="342" w:lineRule="exact"/>
+        <w:ind w:left="-1134"/>
+        <w:jc w:val="both"/>
+        <w:rPr>
+          <w:rFonts w:ascii="Arial" w:eastAsia="Lucida Sans Unicode" w:hAnsi="Arial" w:cs="Arial"/>
+          <w:spacing w:val="-6"/>
+          <w:sz w:val="24"/>
+          <w:szCs w:val="24"/>
+          <w:lang w:val="en-CA" w:eastAsia="en-US"/>
+        </w:rPr>
+      </w:pPr>
+      <w:r>
+        <w:rPr>
+          <w:rFonts w:ascii="Arial" w:eastAsia="Lucida Sans Unicode" w:hAnsi="Arial" w:cs="Arial"/>
+          <w:spacing w:val="-6"/>
+          <w:sz w:val="24"/>
+          <w:szCs w:val="24"/>
+          <w:lang w:val="en-CA" w:eastAsia="en-US"/>
+        </w:rPr>
+        <w:t>-Performed hardware testing to ensure detection of short-to-battery, short-to-ground conditions in the ECU's power features, while monitoring UDS messages and analyzing system responses.</w:t>
+      </w:r>
+    </w:p>
+    <w:p>
+      <w:pPr>
+        <w:widowControl w:val="0"/>
+        <w:autoSpaceDE w:val="0"/>
+        <w:autoSpaceDN w:val="0"/>
+        <w:spacing w:after="0" w:line="342" w:lineRule="exact"/>
+        <w:ind w:left="-1134"/>
+        <w:jc w:val="both"/>
+        <w:rPr>
+          <w:rFonts w:ascii="Arial" w:eastAsia="Lucida Sans Unicode" w:hAnsi="Arial" w:cs="Arial"/>
+          <w:spacing w:val="-6"/>
+          <w:sz w:val="24"/>
+          <w:szCs w:val="24"/>
+          <w:lang w:eastAsia="en-US"/>
+        </w:rPr>
+      </w:pPr>
+      <w:r>
+        <w:rPr>
+          <w:rFonts w:ascii="Arial" w:eastAsia="Lucida Sans Unicode" w:hAnsi="Arial" w:cs="Arial"/>
+          <w:spacing w:val="-6"/>
+          <w:sz w:val="24"/>
+          <w:szCs w:val="24"/>
+          <w:lang w:eastAsia="en-US"/>
+        </w:rPr>
         <w:t>-Designed and implemented a C-based software component within the AUTOSAR architecture to monitor the ECU circuit board temperature.</w:t>
       </w:r>
     </w:p>
@@ -2201,7 +2403,18 @@
           <w:szCs w:val="24"/>
           <w:lang w:eastAsia="en-US"/>
         </w:rPr>
-        <w:t xml:space="preserve"> by 80% through the precise specification of software requirements, in accordance with specified guidelines and following the sprint dynamics of the </w:t>
+        <w:t xml:space="preserve"> by 80% through the precise specification of software requirements, in </w:t>
+      </w:r>
+      <w:r>
+        <w:rPr>
+          <w:rFonts w:ascii="Arial" w:eastAsia="Lucida Sans Unicode" w:hAnsi="Arial" w:cs="Arial"/>
+          <w:spacing w:val="-6"/>
+          <w:sz w:val="24"/>
+          <w:szCs w:val="24"/>
+          <w:lang w:eastAsia="en-US"/>
+        </w:rPr>
+        <w:lastRenderedPageBreak/>
+        <w:t xml:space="preserve">accordance with specified guidelines and following the sprint dynamics of the </w:t>
       </w:r>
       <w:r>
         <w:rPr>
@@ -2924,481 +3137,491 @@
           <w:szCs w:val="24"/>
           <w:lang w:eastAsia="en-US"/>
         </w:rPr>
+        <w:t xml:space="preserve">protocol and support diagnostic message transmission over the </w:t>
+      </w:r>
+      <w:r>
+        <w:rPr>
+          <w:rFonts w:ascii="Arial" w:eastAsia="Lucida Sans Unicode" w:hAnsi="Arial" w:cs="Arial"/>
+          <w:b/>
+          <w:bCs/>
+          <w:spacing w:val="-6"/>
+          <w:sz w:val="24"/>
+          <w:szCs w:val="24"/>
+          <w:lang w:eastAsia="en-US"/>
+        </w:rPr>
+        <w:t>UDS</w:t>
+      </w:r>
+      <w:r>
+        <w:rPr>
+          <w:rFonts w:ascii="Arial" w:eastAsia="Lucida Sans Unicode" w:hAnsi="Arial" w:cs="Arial"/>
+          <w:spacing w:val="-6"/>
+          <w:sz w:val="24"/>
+          <w:szCs w:val="24"/>
+          <w:lang w:eastAsia="en-US"/>
+        </w:rPr>
+        <w:t xml:space="preserve"> protocol.</w:t>
+      </w:r>
+    </w:p>
+    <w:p>
+      <w:pPr>
+        <w:widowControl w:val="0"/>
+        <w:autoSpaceDE w:val="0"/>
+        <w:autoSpaceDN w:val="0"/>
+        <w:spacing w:after="0" w:line="342" w:lineRule="exact"/>
+        <w:ind w:left="-1134"/>
+        <w:jc w:val="both"/>
+        <w:rPr>
+          <w:rFonts w:ascii="Arial" w:eastAsia="Lucida Sans Unicode" w:hAnsi="Arial" w:cs="Arial"/>
+          <w:spacing w:val="-6"/>
+          <w:sz w:val="24"/>
+          <w:szCs w:val="24"/>
+          <w:lang w:eastAsia="en-US"/>
+        </w:rPr>
+      </w:pPr>
+    </w:p>
+    <w:p>
+      <w:pPr>
+        <w:widowControl w:val="0"/>
+        <w:autoSpaceDE w:val="0"/>
+        <w:autoSpaceDN w:val="0"/>
+        <w:spacing w:after="0" w:line="342" w:lineRule="exact"/>
+        <w:ind w:left="-1134"/>
+        <w:jc w:val="both"/>
+        <w:rPr>
+          <w:rFonts w:ascii="Arial" w:eastAsia="Lucida Sans Unicode" w:hAnsi="Arial" w:cs="Arial"/>
+          <w:spacing w:val="-6"/>
+          <w:sz w:val="24"/>
+          <w:szCs w:val="24"/>
+          <w:lang w:eastAsia="en-US"/>
+        </w:rPr>
+      </w:pPr>
+    </w:p>
+    <w:p>
+      <w:pPr>
+        <w:widowControl w:val="0"/>
+        <w:autoSpaceDE w:val="0"/>
+        <w:autoSpaceDN w:val="0"/>
+        <w:spacing w:after="0" w:line="342" w:lineRule="exact"/>
+        <w:ind w:left="-1134"/>
+        <w:jc w:val="both"/>
+        <w:rPr>
+          <w:rFonts w:ascii="Arial" w:eastAsia="Lucida Sans Unicode" w:hAnsi="Arial" w:cs="Arial"/>
+          <w:spacing w:val="-6"/>
+          <w:sz w:val="24"/>
+          <w:szCs w:val="24"/>
+          <w:lang w:eastAsia="en-US"/>
+        </w:rPr>
+      </w:pPr>
+      <w:r>
+        <w:rPr>
+          <w:rFonts w:ascii="Arial" w:eastAsia="Lucida Sans Unicode" w:hAnsi="Arial" w:cs="Arial"/>
+          <w:spacing w:val="-6"/>
+          <w:sz w:val="24"/>
+          <w:szCs w:val="24"/>
+          <w:lang w:eastAsia="en-US"/>
+        </w:rPr>
+        <w:t>-Achieved an 80% improvement in C-language software development efficiency by accurately defining software requirements in compliance with specified standards.</w:t>
+      </w:r>
+    </w:p>
+    <w:p>
+      <w:pPr>
+        <w:widowControl w:val="0"/>
+        <w:autoSpaceDE w:val="0"/>
+        <w:autoSpaceDN w:val="0"/>
+        <w:spacing w:after="0" w:line="342" w:lineRule="exact"/>
+        <w:ind w:left="-1134"/>
+        <w:jc w:val="both"/>
+        <w:rPr>
+          <w:rFonts w:ascii="Arial" w:eastAsia="Lucida Sans Unicode" w:hAnsi="Arial" w:cs="Arial"/>
+          <w:spacing w:val="-6"/>
+          <w:sz w:val="24"/>
+          <w:szCs w:val="24"/>
+          <w:lang w:eastAsia="en-US"/>
+        </w:rPr>
+      </w:pPr>
+      <w:r>
+        <w:rPr>
+          <w:rFonts w:ascii="Arial" w:eastAsia="Lucida Sans Unicode" w:hAnsi="Arial" w:cs="Arial"/>
+          <w:spacing w:val="-6"/>
+          <w:sz w:val="24"/>
+          <w:szCs w:val="24"/>
+          <w:lang w:eastAsia="en-US"/>
+        </w:rPr>
+        <w:t xml:space="preserve"> -Improved Engine Control Unit reliability by resolving over 10 code software issues using analysis and debugging tools such as Ozone and the JTAG interface to identify root causes.</w:t>
+      </w:r>
+    </w:p>
+    <w:p>
+      <w:pPr>
+        <w:widowControl w:val="0"/>
+        <w:autoSpaceDE w:val="0"/>
+        <w:autoSpaceDN w:val="0"/>
+        <w:spacing w:after="0" w:line="342" w:lineRule="exact"/>
+        <w:ind w:left="-1134"/>
+        <w:jc w:val="both"/>
+        <w:rPr>
+          <w:rFonts w:ascii="Arial" w:eastAsia="Lucida Sans Unicode" w:hAnsi="Arial" w:cs="Arial"/>
+          <w:spacing w:val="-6"/>
+          <w:sz w:val="24"/>
+          <w:szCs w:val="24"/>
+          <w:lang w:eastAsia="en-US"/>
+        </w:rPr>
+      </w:pPr>
+      <w:r>
+        <w:rPr>
+          <w:rFonts w:ascii="Arial" w:eastAsia="Lucida Sans Unicode" w:hAnsi="Arial" w:cs="Arial"/>
+          <w:spacing w:val="-6"/>
+          <w:sz w:val="24"/>
+          <w:szCs w:val="24"/>
+          <w:lang w:eastAsia="en-US"/>
+        </w:rPr>
+        <w:t xml:space="preserve"> -Designed and implemented a C-based software component within the AUTOSAR architecture to monitor the ECU circuit board temperature.</w:t>
+      </w:r>
+    </w:p>
+    <w:p>
+      <w:pPr>
+        <w:widowControl w:val="0"/>
+        <w:autoSpaceDE w:val="0"/>
+        <w:autoSpaceDN w:val="0"/>
+        <w:spacing w:after="0" w:line="342" w:lineRule="exact"/>
+        <w:ind w:left="-1134"/>
+        <w:jc w:val="both"/>
+        <w:rPr>
+          <w:rFonts w:ascii="Arial" w:eastAsia="Lucida Sans Unicode" w:hAnsi="Arial" w:cs="Arial"/>
+          <w:spacing w:val="-6"/>
+          <w:sz w:val="24"/>
+          <w:szCs w:val="24"/>
+          <w:lang w:eastAsia="en-US"/>
+        </w:rPr>
+      </w:pPr>
+      <w:r>
+        <w:rPr>
+          <w:rFonts w:ascii="Arial" w:eastAsia="Lucida Sans Unicode" w:hAnsi="Arial" w:cs="Arial"/>
+          <w:spacing w:val="-6"/>
+          <w:sz w:val="24"/>
+          <w:szCs w:val="24"/>
+          <w:lang w:eastAsia="en-US"/>
+        </w:rPr>
+        <w:t xml:space="preserve"> -Performed software unit tests with </w:t>
+      </w:r>
+      <w:proofErr w:type="spellStart"/>
+      <w:r>
+        <w:rPr>
+          <w:rFonts w:ascii="Arial" w:eastAsia="Lucida Sans Unicode" w:hAnsi="Arial" w:cs="Arial"/>
+          <w:spacing w:val="-6"/>
+          <w:sz w:val="24"/>
+          <w:szCs w:val="24"/>
+          <w:lang w:eastAsia="en-US"/>
+        </w:rPr>
+        <w:t>VectorCAST</w:t>
+      </w:r>
+      <w:proofErr w:type="spellEnd"/>
+      <w:r>
+        <w:rPr>
+          <w:rFonts w:ascii="Arial" w:eastAsia="Lucida Sans Unicode" w:hAnsi="Arial" w:cs="Arial"/>
+          <w:spacing w:val="-6"/>
+          <w:sz w:val="24"/>
+          <w:szCs w:val="24"/>
+          <w:lang w:eastAsia="en-US"/>
+        </w:rPr>
+        <w:t xml:space="preserve"> to verify the detailed software design, ensuring high-quality software delivery and full condition coverage of functions.</w:t>
+      </w:r>
+    </w:p>
+    <w:p>
+      <w:pPr>
+        <w:widowControl w:val="0"/>
+        <w:autoSpaceDE w:val="0"/>
+        <w:autoSpaceDN w:val="0"/>
+        <w:spacing w:after="0" w:line="342" w:lineRule="exact"/>
+        <w:ind w:left="-1134"/>
+        <w:jc w:val="both"/>
+        <w:rPr>
+          <w:rFonts w:ascii="Arial" w:eastAsia="Lucida Sans Unicode" w:hAnsi="Arial" w:cs="Arial"/>
+          <w:spacing w:val="-6"/>
+          <w:sz w:val="24"/>
+          <w:szCs w:val="24"/>
+          <w:lang w:eastAsia="en-US"/>
+        </w:rPr>
+      </w:pPr>
+      <w:r>
+        <w:rPr>
+          <w:rFonts w:ascii="Arial" w:eastAsia="Lucida Sans Unicode" w:hAnsi="Arial" w:cs="Arial"/>
+          <w:spacing w:val="-6"/>
+          <w:sz w:val="24"/>
+          <w:szCs w:val="24"/>
+          <w:lang w:eastAsia="en-US"/>
+        </w:rPr>
+        <w:t xml:space="preserve"> -Implemented software development following the V-Model in compliance with ASPICE standards, adhering to the regulated automotive industry requirements and ensuring full coverage of the Software Development lifecycle. </w:t>
+      </w:r>
+    </w:p>
+    <w:p>
+      <w:pPr>
+        <w:widowControl w:val="0"/>
+        <w:autoSpaceDE w:val="0"/>
+        <w:autoSpaceDN w:val="0"/>
+        <w:spacing w:after="0" w:line="342" w:lineRule="exact"/>
+        <w:ind w:left="-1134"/>
+        <w:jc w:val="both"/>
+        <w:rPr>
+          <w:rFonts w:ascii="Arial" w:eastAsia="Lucida Sans Unicode" w:hAnsi="Arial" w:cs="Arial"/>
+          <w:spacing w:val="-6"/>
+          <w:sz w:val="24"/>
+          <w:szCs w:val="24"/>
+          <w:lang w:eastAsia="en-US"/>
+        </w:rPr>
+      </w:pPr>
+      <w:r>
+        <w:rPr>
+          <w:rFonts w:ascii="Arial" w:eastAsia="Lucida Sans Unicode" w:hAnsi="Arial" w:cs="Arial"/>
+          <w:spacing w:val="-6"/>
+          <w:sz w:val="24"/>
+          <w:szCs w:val="24"/>
+          <w:lang w:eastAsia="en-US"/>
+        </w:rPr>
+        <w:t xml:space="preserve">-Identified 10+ code vulnerabilities through static analysis using LDRA and TRICORE tools in Eclipse, reporting MISRA violations, Secure C issues, and quality warnings. </w:t>
+      </w:r>
+    </w:p>
+    <w:p>
+      <w:pPr>
+        <w:widowControl w:val="0"/>
+        <w:autoSpaceDE w:val="0"/>
+        <w:autoSpaceDN w:val="0"/>
+        <w:spacing w:after="0" w:line="342" w:lineRule="exact"/>
+        <w:ind w:left="-1134"/>
+        <w:jc w:val="both"/>
+        <w:rPr>
+          <w:rFonts w:ascii="Arial" w:eastAsia="Lucida Sans Unicode" w:hAnsi="Arial" w:cs="Arial"/>
+          <w:spacing w:val="-6"/>
+          <w:sz w:val="24"/>
+          <w:szCs w:val="24"/>
+          <w:lang w:eastAsia="en-US"/>
+        </w:rPr>
+      </w:pPr>
+      <w:r>
+        <w:rPr>
+          <w:rFonts w:ascii="Arial" w:eastAsia="Lucida Sans Unicode" w:hAnsi="Arial" w:cs="Arial"/>
+          <w:spacing w:val="-6"/>
+          <w:sz w:val="24"/>
+          <w:szCs w:val="24"/>
+          <w:lang w:eastAsia="en-US"/>
+        </w:rPr>
+        <w:t xml:space="preserve">-Performed software unit tests with </w:t>
+      </w:r>
+      <w:proofErr w:type="spellStart"/>
+      <w:r>
+        <w:rPr>
+          <w:rFonts w:ascii="Arial" w:eastAsia="Lucida Sans Unicode" w:hAnsi="Arial" w:cs="Arial"/>
+          <w:spacing w:val="-6"/>
+          <w:sz w:val="24"/>
+          <w:szCs w:val="24"/>
+          <w:lang w:eastAsia="en-US"/>
+        </w:rPr>
+        <w:t>VectorCAST</w:t>
+      </w:r>
+      <w:proofErr w:type="spellEnd"/>
+      <w:r>
+        <w:rPr>
+          <w:rFonts w:ascii="Arial" w:eastAsia="Lucida Sans Unicode" w:hAnsi="Arial" w:cs="Arial"/>
+          <w:spacing w:val="-6"/>
+          <w:sz w:val="24"/>
+          <w:szCs w:val="24"/>
+          <w:lang w:eastAsia="en-US"/>
+        </w:rPr>
+        <w:t xml:space="preserve"> to verify the detailed software design, ensuring high-quality software delivery and full condition coverage of functions.</w:t>
+      </w:r>
+    </w:p>
+    <w:p>
+      <w:pPr>
+        <w:widowControl w:val="0"/>
+        <w:autoSpaceDE w:val="0"/>
+        <w:autoSpaceDN w:val="0"/>
+        <w:spacing w:after="0" w:line="342" w:lineRule="exact"/>
+        <w:ind w:left="-1134"/>
+        <w:jc w:val="both"/>
+        <w:rPr>
+          <w:rFonts w:ascii="Arial" w:eastAsia="Lucida Sans Unicode" w:hAnsi="Arial" w:cs="Arial"/>
+          <w:spacing w:val="-6"/>
+          <w:sz w:val="24"/>
+          <w:szCs w:val="24"/>
+          <w:lang w:val="en-CA" w:eastAsia="en-US"/>
+        </w:rPr>
+      </w:pPr>
+      <w:r>
+        <w:rPr>
+          <w:rFonts w:ascii="Arial" w:eastAsia="Lucida Sans Unicode" w:hAnsi="Arial" w:cs="Arial"/>
+          <w:spacing w:val="-6"/>
+          <w:sz w:val="24"/>
+          <w:szCs w:val="24"/>
+          <w:lang w:val="en-CA" w:eastAsia="en-US"/>
+        </w:rPr>
+        <w:t>-Designed software architecture using dynamic and activity UML diagrams in Enterprise Architect, increasing coding efficiency by 70%.</w:t>
+      </w:r>
+    </w:p>
+    <w:p>
+      <w:pPr>
+        <w:widowControl w:val="0"/>
+        <w:autoSpaceDE w:val="0"/>
+        <w:autoSpaceDN w:val="0"/>
+        <w:spacing w:after="0" w:line="342" w:lineRule="exact"/>
+        <w:ind w:left="-1134"/>
+        <w:jc w:val="both"/>
+        <w:rPr>
+          <w:rFonts w:ascii="Arial" w:eastAsia="Lucida Sans Unicode" w:hAnsi="Arial" w:cs="Arial"/>
+          <w:spacing w:val="-6"/>
+          <w:sz w:val="24"/>
+          <w:szCs w:val="24"/>
+          <w:lang w:val="en-CA" w:eastAsia="en-US"/>
+        </w:rPr>
+      </w:pPr>
+      <w:r>
+        <w:rPr>
+          <w:rFonts w:ascii="Arial" w:eastAsia="Lucida Sans Unicode" w:hAnsi="Arial" w:cs="Arial"/>
+          <w:spacing w:val="-6"/>
+          <w:sz w:val="24"/>
+          <w:szCs w:val="24"/>
+          <w:lang w:val="en-CA" w:eastAsia="en-US"/>
+        </w:rPr>
+        <w:t>-Designed and implemented a C-based software component within the AUTOSAR architecture to monitor the ECU circuit board temperature.</w:t>
+      </w:r>
+    </w:p>
+    <w:p>
+      <w:pPr>
+        <w:widowControl w:val="0"/>
+        <w:autoSpaceDE w:val="0"/>
+        <w:autoSpaceDN w:val="0"/>
+        <w:spacing w:after="0" w:line="342" w:lineRule="exact"/>
+        <w:ind w:left="-1134"/>
+        <w:jc w:val="both"/>
+        <w:rPr>
+          <w:rFonts w:ascii="Arial" w:eastAsia="Lucida Sans Unicode" w:hAnsi="Arial" w:cs="Arial"/>
+          <w:spacing w:val="-6"/>
+          <w:sz w:val="24"/>
+          <w:szCs w:val="24"/>
+          <w:lang w:val="en-CA" w:eastAsia="en-US"/>
+        </w:rPr>
+      </w:pPr>
+      <w:r>
+        <w:rPr>
+          <w:rFonts w:ascii="Arial" w:eastAsia="Lucida Sans Unicode" w:hAnsi="Arial" w:cs="Arial"/>
+          <w:spacing w:val="-6"/>
+          <w:sz w:val="24"/>
+          <w:szCs w:val="24"/>
+          <w:lang w:val="en-CA" w:eastAsia="en-US"/>
+        </w:rPr>
+        <w:t>–Implemented software development processes using Jenkins within CI/CD platforms, aligned with the ASPICE V-Model to support the Software Development Life Cycle.</w:t>
+      </w:r>
+    </w:p>
+    <w:p>
+      <w:pPr>
+        <w:widowControl w:val="0"/>
+        <w:autoSpaceDE w:val="0"/>
+        <w:autoSpaceDN w:val="0"/>
+        <w:spacing w:after="0" w:line="342" w:lineRule="exact"/>
+        <w:ind w:left="-1134"/>
+        <w:jc w:val="both"/>
+        <w:rPr>
+          <w:rFonts w:ascii="Arial" w:eastAsia="Lucida Sans Unicode" w:hAnsi="Arial" w:cs="Arial"/>
+          <w:spacing w:val="-6"/>
+          <w:sz w:val="24"/>
+          <w:szCs w:val="24"/>
+          <w:lang w:val="en-CA" w:eastAsia="en-US"/>
+        </w:rPr>
+      </w:pPr>
+      <w:r>
+        <w:rPr>
+          <w:rFonts w:ascii="Arial" w:eastAsia="Lucida Sans Unicode" w:hAnsi="Arial" w:cs="Arial"/>
+          <w:spacing w:val="-6"/>
+          <w:sz w:val="24"/>
+          <w:szCs w:val="24"/>
+          <w:lang w:val="en-CA" w:eastAsia="en-US"/>
+        </w:rPr>
+        <w:t xml:space="preserve">-Performed software unit tests with </w:t>
+      </w:r>
+      <w:proofErr w:type="spellStart"/>
+      <w:r>
+        <w:rPr>
+          <w:rFonts w:ascii="Arial" w:eastAsia="Lucida Sans Unicode" w:hAnsi="Arial" w:cs="Arial"/>
+          <w:spacing w:val="-6"/>
+          <w:sz w:val="24"/>
+          <w:szCs w:val="24"/>
+          <w:lang w:val="en-CA" w:eastAsia="en-US"/>
+        </w:rPr>
+        <w:t>VectorCAST</w:t>
+      </w:r>
+      <w:proofErr w:type="spellEnd"/>
+      <w:r>
+        <w:rPr>
+          <w:rFonts w:ascii="Arial" w:eastAsia="Lucida Sans Unicode" w:hAnsi="Arial" w:cs="Arial"/>
+          <w:spacing w:val="-6"/>
+          <w:sz w:val="24"/>
+          <w:szCs w:val="24"/>
+          <w:lang w:val="en-CA" w:eastAsia="en-US"/>
+        </w:rPr>
+        <w:t xml:space="preserve"> to verify the detailed software design, ensuring high-quality software delivery and full condition coverage of functions.</w:t>
+      </w:r>
+    </w:p>
+    <w:p>
+      <w:pPr>
+        <w:widowControl w:val="0"/>
+        <w:autoSpaceDE w:val="0"/>
+        <w:autoSpaceDN w:val="0"/>
+        <w:spacing w:after="0" w:line="342" w:lineRule="exact"/>
+        <w:ind w:left="-1134"/>
+        <w:jc w:val="both"/>
+        <w:rPr>
+          <w:rFonts w:ascii="Arial" w:eastAsia="Lucida Sans Unicode" w:hAnsi="Arial" w:cs="Arial"/>
+          <w:spacing w:val="-6"/>
+          <w:sz w:val="24"/>
+          <w:szCs w:val="24"/>
+          <w:lang w:val="en-CA" w:eastAsia="en-US"/>
+        </w:rPr>
+      </w:pPr>
+      <w:r>
+        <w:rPr>
+          <w:rFonts w:ascii="Arial" w:eastAsia="Lucida Sans Unicode" w:hAnsi="Arial" w:cs="Arial"/>
+          <w:spacing w:val="-6"/>
+          <w:sz w:val="24"/>
+          <w:szCs w:val="24"/>
+          <w:lang w:val="en-CA" w:eastAsia="en-US"/>
+        </w:rPr>
+        <w:t>–Provided mentorship to engineers in performing low-level testing, unit testing, and static analysis for safety-critical systems.</w:t>
+      </w:r>
+    </w:p>
+    <w:p>
+      <w:pPr>
+        <w:widowControl w:val="0"/>
+        <w:autoSpaceDE w:val="0"/>
+        <w:autoSpaceDN w:val="0"/>
+        <w:spacing w:after="0" w:line="342" w:lineRule="exact"/>
+        <w:ind w:left="-1134"/>
+        <w:jc w:val="both"/>
+        <w:rPr>
+          <w:rFonts w:ascii="Arial" w:eastAsia="Lucida Sans Unicode" w:hAnsi="Arial" w:cs="Arial"/>
+          <w:spacing w:val="-6"/>
+          <w:sz w:val="24"/>
+          <w:szCs w:val="24"/>
+          <w:lang w:val="en-CA" w:eastAsia="en-US"/>
+        </w:rPr>
+      </w:pPr>
+      <w:r>
+        <w:rPr>
+          <w:rFonts w:ascii="Arial" w:eastAsia="Lucida Sans Unicode" w:hAnsi="Arial" w:cs="Arial"/>
+          <w:spacing w:val="-6"/>
+          <w:sz w:val="24"/>
+          <w:szCs w:val="24"/>
+          <w:lang w:val="en-CA" w:eastAsia="en-US"/>
+        </w:rPr>
+        <w:t xml:space="preserve">-Implemented software development following the V-Model in compliance with ASPICE standards, adhering </w:t>
+      </w:r>
+      <w:r>
+        <w:rPr>
+          <w:rFonts w:ascii="Arial" w:eastAsia="Lucida Sans Unicode" w:hAnsi="Arial" w:cs="Arial"/>
+          <w:spacing w:val="-6"/>
+          <w:sz w:val="24"/>
+          <w:szCs w:val="24"/>
+          <w:lang w:val="en-CA" w:eastAsia="en-US"/>
+        </w:rPr>
         <w:lastRenderedPageBreak/>
-        <w:t xml:space="preserve">protocol and support diagnostic message transmission over the </w:t>
-      </w:r>
-      <w:r>
-        <w:rPr>
-          <w:rFonts w:ascii="Arial" w:eastAsia="Lucida Sans Unicode" w:hAnsi="Arial" w:cs="Arial"/>
-          <w:b/>
-          <w:bCs/>
-          <w:spacing w:val="-6"/>
-          <w:sz w:val="24"/>
-          <w:szCs w:val="24"/>
-          <w:lang w:eastAsia="en-US"/>
-        </w:rPr>
-        <w:t>UDS</w:t>
-      </w:r>
-      <w:r>
-        <w:rPr>
-          <w:rFonts w:ascii="Arial" w:eastAsia="Lucida Sans Unicode" w:hAnsi="Arial" w:cs="Arial"/>
-          <w:spacing w:val="-6"/>
-          <w:sz w:val="24"/>
-          <w:szCs w:val="24"/>
-          <w:lang w:eastAsia="en-US"/>
-        </w:rPr>
-        <w:t xml:space="preserve"> protocol.</w:t>
-      </w:r>
-    </w:p>
-    <w:p>
-      <w:pPr>
-        <w:widowControl w:val="0"/>
-        <w:autoSpaceDE w:val="0"/>
-        <w:autoSpaceDN w:val="0"/>
-        <w:spacing w:after="0" w:line="342" w:lineRule="exact"/>
-        <w:ind w:left="-1134"/>
-        <w:jc w:val="both"/>
-        <w:rPr>
-          <w:rFonts w:ascii="Arial" w:eastAsia="Lucida Sans Unicode" w:hAnsi="Arial" w:cs="Arial"/>
-          <w:spacing w:val="-6"/>
-          <w:sz w:val="24"/>
-          <w:szCs w:val="24"/>
-          <w:lang w:eastAsia="en-US"/>
-        </w:rPr>
-      </w:pPr>
-    </w:p>
-    <w:p>
-      <w:pPr>
-        <w:widowControl w:val="0"/>
-        <w:autoSpaceDE w:val="0"/>
-        <w:autoSpaceDN w:val="0"/>
-        <w:spacing w:after="0" w:line="342" w:lineRule="exact"/>
-        <w:ind w:left="-1134"/>
-        <w:jc w:val="both"/>
-        <w:rPr>
-          <w:rFonts w:ascii="Arial" w:eastAsia="Lucida Sans Unicode" w:hAnsi="Arial" w:cs="Arial"/>
-          <w:spacing w:val="-6"/>
-          <w:sz w:val="24"/>
-          <w:szCs w:val="24"/>
-          <w:lang w:eastAsia="en-US"/>
-        </w:rPr>
-      </w:pPr>
-    </w:p>
-    <w:p>
-      <w:pPr>
-        <w:widowControl w:val="0"/>
-        <w:autoSpaceDE w:val="0"/>
-        <w:autoSpaceDN w:val="0"/>
-        <w:spacing w:after="0" w:line="342" w:lineRule="exact"/>
-        <w:ind w:left="-1134"/>
-        <w:jc w:val="both"/>
-        <w:rPr>
-          <w:rFonts w:ascii="Arial" w:eastAsia="Lucida Sans Unicode" w:hAnsi="Arial" w:cs="Arial"/>
-          <w:spacing w:val="-6"/>
-          <w:sz w:val="24"/>
-          <w:szCs w:val="24"/>
-          <w:lang w:eastAsia="en-US"/>
-        </w:rPr>
-      </w:pPr>
-      <w:r>
-        <w:rPr>
-          <w:rFonts w:ascii="Arial" w:eastAsia="Lucida Sans Unicode" w:hAnsi="Arial" w:cs="Arial"/>
-          <w:spacing w:val="-6"/>
-          <w:sz w:val="24"/>
-          <w:szCs w:val="24"/>
-          <w:lang w:eastAsia="en-US"/>
-        </w:rPr>
-        <w:t>-Achieved an 80% improvement in C-language software development efficiency by accurately defining software requirements in compliance with specified standards.</w:t>
-      </w:r>
-    </w:p>
-    <w:p>
-      <w:pPr>
-        <w:widowControl w:val="0"/>
-        <w:autoSpaceDE w:val="0"/>
-        <w:autoSpaceDN w:val="0"/>
-        <w:spacing w:after="0" w:line="342" w:lineRule="exact"/>
-        <w:ind w:left="-1134"/>
-        <w:jc w:val="both"/>
-        <w:rPr>
-          <w:rFonts w:ascii="Arial" w:eastAsia="Lucida Sans Unicode" w:hAnsi="Arial" w:cs="Arial"/>
-          <w:spacing w:val="-6"/>
-          <w:sz w:val="24"/>
-          <w:szCs w:val="24"/>
-          <w:lang w:eastAsia="en-US"/>
-        </w:rPr>
-      </w:pPr>
-      <w:r>
-        <w:rPr>
-          <w:rFonts w:ascii="Arial" w:eastAsia="Lucida Sans Unicode" w:hAnsi="Arial" w:cs="Arial"/>
-          <w:spacing w:val="-6"/>
-          <w:sz w:val="24"/>
-          <w:szCs w:val="24"/>
-          <w:lang w:eastAsia="en-US"/>
-        </w:rPr>
-        <w:t xml:space="preserve"> -Improved Engine Control Unit reliability by resolving over 10 code software issues using analysis and debugging tools such as Ozone and the JTAG interface to identify root causes.</w:t>
-      </w:r>
-    </w:p>
-    <w:p>
-      <w:pPr>
-        <w:widowControl w:val="0"/>
-        <w:autoSpaceDE w:val="0"/>
-        <w:autoSpaceDN w:val="0"/>
-        <w:spacing w:after="0" w:line="342" w:lineRule="exact"/>
-        <w:ind w:left="-1134"/>
-        <w:jc w:val="both"/>
-        <w:rPr>
-          <w:rFonts w:ascii="Arial" w:eastAsia="Lucida Sans Unicode" w:hAnsi="Arial" w:cs="Arial"/>
-          <w:spacing w:val="-6"/>
-          <w:sz w:val="24"/>
-          <w:szCs w:val="24"/>
-          <w:lang w:eastAsia="en-US"/>
-        </w:rPr>
-      </w:pPr>
-      <w:r>
-        <w:rPr>
-          <w:rFonts w:ascii="Arial" w:eastAsia="Lucida Sans Unicode" w:hAnsi="Arial" w:cs="Arial"/>
-          <w:spacing w:val="-6"/>
-          <w:sz w:val="24"/>
-          <w:szCs w:val="24"/>
-          <w:lang w:eastAsia="en-US"/>
-        </w:rPr>
-        <w:t xml:space="preserve"> -Designed and implemented a C-based software component within the AUTOSAR architecture to monitor the ECU circuit board temperature.</w:t>
-      </w:r>
-    </w:p>
-    <w:p>
-      <w:pPr>
-        <w:widowControl w:val="0"/>
-        <w:autoSpaceDE w:val="0"/>
-        <w:autoSpaceDN w:val="0"/>
-        <w:spacing w:after="0" w:line="342" w:lineRule="exact"/>
-        <w:ind w:left="-1134"/>
-        <w:jc w:val="both"/>
-        <w:rPr>
-          <w:rFonts w:ascii="Arial" w:eastAsia="Lucida Sans Unicode" w:hAnsi="Arial" w:cs="Arial"/>
-          <w:spacing w:val="-6"/>
-          <w:sz w:val="24"/>
-          <w:szCs w:val="24"/>
-          <w:lang w:eastAsia="en-US"/>
-        </w:rPr>
-      </w:pPr>
-      <w:r>
-        <w:rPr>
-          <w:rFonts w:ascii="Arial" w:eastAsia="Lucida Sans Unicode" w:hAnsi="Arial" w:cs="Arial"/>
-          <w:spacing w:val="-6"/>
-          <w:sz w:val="24"/>
-          <w:szCs w:val="24"/>
-          <w:lang w:eastAsia="en-US"/>
-        </w:rPr>
-        <w:t xml:space="preserve"> -Performed software unit tests with </w:t>
-      </w:r>
-      <w:proofErr w:type="spellStart"/>
-      <w:r>
-        <w:rPr>
-          <w:rFonts w:ascii="Arial" w:eastAsia="Lucida Sans Unicode" w:hAnsi="Arial" w:cs="Arial"/>
-          <w:spacing w:val="-6"/>
-          <w:sz w:val="24"/>
-          <w:szCs w:val="24"/>
-          <w:lang w:eastAsia="en-US"/>
-        </w:rPr>
-        <w:t>VectorCAST</w:t>
-      </w:r>
-      <w:proofErr w:type="spellEnd"/>
-      <w:r>
-        <w:rPr>
-          <w:rFonts w:ascii="Arial" w:eastAsia="Lucida Sans Unicode" w:hAnsi="Arial" w:cs="Arial"/>
-          <w:spacing w:val="-6"/>
-          <w:sz w:val="24"/>
-          <w:szCs w:val="24"/>
-          <w:lang w:eastAsia="en-US"/>
-        </w:rPr>
-        <w:t xml:space="preserve"> to verify the detailed software design, ensuring high-quality software delivery and full condition coverage of functions.</w:t>
-      </w:r>
-    </w:p>
-    <w:p>
-      <w:pPr>
-        <w:widowControl w:val="0"/>
-        <w:autoSpaceDE w:val="0"/>
-        <w:autoSpaceDN w:val="0"/>
-        <w:spacing w:after="0" w:line="342" w:lineRule="exact"/>
-        <w:ind w:left="-1134"/>
-        <w:jc w:val="both"/>
-        <w:rPr>
-          <w:rFonts w:ascii="Arial" w:eastAsia="Lucida Sans Unicode" w:hAnsi="Arial" w:cs="Arial"/>
-          <w:spacing w:val="-6"/>
-          <w:sz w:val="24"/>
-          <w:szCs w:val="24"/>
-          <w:lang w:eastAsia="en-US"/>
-        </w:rPr>
-      </w:pPr>
-      <w:r>
-        <w:rPr>
-          <w:rFonts w:ascii="Arial" w:eastAsia="Lucida Sans Unicode" w:hAnsi="Arial" w:cs="Arial"/>
-          <w:spacing w:val="-6"/>
-          <w:sz w:val="24"/>
-          <w:szCs w:val="24"/>
-          <w:lang w:eastAsia="en-US"/>
-        </w:rPr>
-        <w:t xml:space="preserve"> -Implemented software development following the V-Model in compliance with ASPICE standards, adhering to the regulated automotive industry requirements and ensuring full coverage of the Software Development lifecycle. </w:t>
-      </w:r>
-    </w:p>
-    <w:p>
-      <w:pPr>
-        <w:widowControl w:val="0"/>
-        <w:autoSpaceDE w:val="0"/>
-        <w:autoSpaceDN w:val="0"/>
-        <w:spacing w:after="0" w:line="342" w:lineRule="exact"/>
-        <w:ind w:left="-1134"/>
-        <w:jc w:val="both"/>
-        <w:rPr>
-          <w:rFonts w:ascii="Arial" w:eastAsia="Lucida Sans Unicode" w:hAnsi="Arial" w:cs="Arial"/>
-          <w:spacing w:val="-6"/>
-          <w:sz w:val="24"/>
-          <w:szCs w:val="24"/>
-          <w:lang w:eastAsia="en-US"/>
-        </w:rPr>
-      </w:pPr>
-      <w:r>
-        <w:rPr>
-          <w:rFonts w:ascii="Arial" w:eastAsia="Lucida Sans Unicode" w:hAnsi="Arial" w:cs="Arial"/>
-          <w:spacing w:val="-6"/>
-          <w:sz w:val="24"/>
-          <w:szCs w:val="24"/>
-          <w:lang w:eastAsia="en-US"/>
-        </w:rPr>
-        <w:t xml:space="preserve">-Identified 10+ code vulnerabilities through static analysis using LDRA and TRICORE tools in Eclipse, reporting MISRA violations, Secure C issues, and quality warnings. </w:t>
-      </w:r>
-    </w:p>
-    <w:p>
-      <w:pPr>
-        <w:widowControl w:val="0"/>
-        <w:autoSpaceDE w:val="0"/>
-        <w:autoSpaceDN w:val="0"/>
-        <w:spacing w:after="0" w:line="342" w:lineRule="exact"/>
-        <w:ind w:left="-1134"/>
-        <w:jc w:val="both"/>
-        <w:rPr>
-          <w:rFonts w:ascii="Arial" w:eastAsia="Lucida Sans Unicode" w:hAnsi="Arial" w:cs="Arial"/>
-          <w:spacing w:val="-6"/>
-          <w:sz w:val="24"/>
-          <w:szCs w:val="24"/>
-          <w:lang w:eastAsia="en-US"/>
-        </w:rPr>
-      </w:pPr>
-      <w:r>
-        <w:rPr>
-          <w:rFonts w:ascii="Arial" w:eastAsia="Lucida Sans Unicode" w:hAnsi="Arial" w:cs="Arial"/>
-          <w:spacing w:val="-6"/>
-          <w:sz w:val="24"/>
-          <w:szCs w:val="24"/>
-          <w:lang w:eastAsia="en-US"/>
-        </w:rPr>
-        <w:t xml:space="preserve">-Performed software unit tests with </w:t>
-      </w:r>
-      <w:proofErr w:type="spellStart"/>
-      <w:r>
-        <w:rPr>
-          <w:rFonts w:ascii="Arial" w:eastAsia="Lucida Sans Unicode" w:hAnsi="Arial" w:cs="Arial"/>
-          <w:spacing w:val="-6"/>
-          <w:sz w:val="24"/>
-          <w:szCs w:val="24"/>
-          <w:lang w:eastAsia="en-US"/>
-        </w:rPr>
-        <w:t>VectorCAST</w:t>
-      </w:r>
-      <w:proofErr w:type="spellEnd"/>
-      <w:r>
-        <w:rPr>
-          <w:rFonts w:ascii="Arial" w:eastAsia="Lucida Sans Unicode" w:hAnsi="Arial" w:cs="Arial"/>
-          <w:spacing w:val="-6"/>
-          <w:sz w:val="24"/>
-          <w:szCs w:val="24"/>
-          <w:lang w:eastAsia="en-US"/>
-        </w:rPr>
-        <w:t xml:space="preserve"> to verify the detailed software design, ensuring high-quality software delivery and full condition coverage of functions.</w:t>
-      </w:r>
-    </w:p>
-    <w:p>
-      <w:pPr>
-        <w:widowControl w:val="0"/>
-        <w:autoSpaceDE w:val="0"/>
-        <w:autoSpaceDN w:val="0"/>
-        <w:spacing w:after="0" w:line="342" w:lineRule="exact"/>
-        <w:ind w:left="-1134"/>
-        <w:jc w:val="both"/>
-        <w:rPr>
-          <w:rFonts w:ascii="Arial" w:eastAsia="Lucida Sans Unicode" w:hAnsi="Arial" w:cs="Arial"/>
-          <w:spacing w:val="-6"/>
-          <w:sz w:val="24"/>
-          <w:szCs w:val="24"/>
-          <w:lang w:val="en-CA" w:eastAsia="en-US"/>
-        </w:rPr>
-      </w:pPr>
-      <w:r>
-        <w:rPr>
-          <w:rFonts w:ascii="Arial" w:eastAsia="Lucida Sans Unicode" w:hAnsi="Arial" w:cs="Arial"/>
-          <w:spacing w:val="-6"/>
-          <w:sz w:val="24"/>
-          <w:szCs w:val="24"/>
-          <w:lang w:val="en-CA" w:eastAsia="en-US"/>
-        </w:rPr>
-        <w:t>-Designed software architecture using dynamic and activity UML diagrams in Enterprise Architect, increasing coding efficiency by 70%.</w:t>
-      </w:r>
-    </w:p>
-    <w:p>
-      <w:pPr>
-        <w:widowControl w:val="0"/>
-        <w:autoSpaceDE w:val="0"/>
-        <w:autoSpaceDN w:val="0"/>
-        <w:spacing w:after="0" w:line="342" w:lineRule="exact"/>
-        <w:ind w:left="-1134"/>
-        <w:jc w:val="both"/>
-        <w:rPr>
-          <w:rFonts w:ascii="Arial" w:eastAsia="Lucida Sans Unicode" w:hAnsi="Arial" w:cs="Arial"/>
-          <w:spacing w:val="-6"/>
-          <w:sz w:val="24"/>
-          <w:szCs w:val="24"/>
-          <w:lang w:val="en-CA" w:eastAsia="en-US"/>
-        </w:rPr>
-      </w:pPr>
-      <w:r>
-        <w:rPr>
-          <w:rFonts w:ascii="Arial" w:eastAsia="Lucida Sans Unicode" w:hAnsi="Arial" w:cs="Arial"/>
-          <w:spacing w:val="-6"/>
-          <w:sz w:val="24"/>
-          <w:szCs w:val="24"/>
-          <w:lang w:val="en-CA" w:eastAsia="en-US"/>
-        </w:rPr>
-        <w:t>-Designed and implemented a C-based software component within the AUTOSAR architecture to monitor the ECU circuit board temperature.</w:t>
-      </w:r>
-    </w:p>
-    <w:p>
-      <w:pPr>
-        <w:widowControl w:val="0"/>
-        <w:autoSpaceDE w:val="0"/>
-        <w:autoSpaceDN w:val="0"/>
-        <w:spacing w:after="0" w:line="342" w:lineRule="exact"/>
-        <w:ind w:left="-1134"/>
-        <w:jc w:val="both"/>
-        <w:rPr>
-          <w:rFonts w:ascii="Arial" w:eastAsia="Lucida Sans Unicode" w:hAnsi="Arial" w:cs="Arial"/>
-          <w:spacing w:val="-6"/>
-          <w:sz w:val="24"/>
-          <w:szCs w:val="24"/>
-          <w:lang w:val="en-CA" w:eastAsia="en-US"/>
-        </w:rPr>
-      </w:pPr>
-      <w:r>
-        <w:rPr>
-          <w:rFonts w:ascii="Arial" w:eastAsia="Lucida Sans Unicode" w:hAnsi="Arial" w:cs="Arial"/>
-          <w:spacing w:val="-6"/>
-          <w:sz w:val="24"/>
-          <w:szCs w:val="24"/>
-          <w:lang w:val="en-CA" w:eastAsia="en-US"/>
-        </w:rPr>
-        <w:t>–Implemented software development processes using Jenkins within CI/CD platforms, aligned with the ASPICE V-Model to support the Software Development Life Cycle.</w:t>
-      </w:r>
-    </w:p>
-    <w:p>
-      <w:pPr>
-        <w:widowControl w:val="0"/>
-        <w:autoSpaceDE w:val="0"/>
-        <w:autoSpaceDN w:val="0"/>
-        <w:spacing w:after="0" w:line="342" w:lineRule="exact"/>
-        <w:ind w:left="-1134"/>
-        <w:jc w:val="both"/>
-        <w:rPr>
-          <w:rFonts w:ascii="Arial" w:eastAsia="Lucida Sans Unicode" w:hAnsi="Arial" w:cs="Arial"/>
-          <w:spacing w:val="-6"/>
-          <w:sz w:val="24"/>
-          <w:szCs w:val="24"/>
-          <w:lang w:val="en-CA" w:eastAsia="en-US"/>
-        </w:rPr>
-      </w:pPr>
-      <w:r>
-        <w:rPr>
-          <w:rFonts w:ascii="Arial" w:eastAsia="Lucida Sans Unicode" w:hAnsi="Arial" w:cs="Arial"/>
-          <w:spacing w:val="-6"/>
-          <w:sz w:val="24"/>
-          <w:szCs w:val="24"/>
-          <w:lang w:val="en-CA" w:eastAsia="en-US"/>
-        </w:rPr>
-        <w:t xml:space="preserve">-Performed software unit tests with </w:t>
-      </w:r>
-      <w:proofErr w:type="spellStart"/>
-      <w:r>
-        <w:rPr>
-          <w:rFonts w:ascii="Arial" w:eastAsia="Lucida Sans Unicode" w:hAnsi="Arial" w:cs="Arial"/>
-          <w:spacing w:val="-6"/>
-          <w:sz w:val="24"/>
-          <w:szCs w:val="24"/>
-          <w:lang w:val="en-CA" w:eastAsia="en-US"/>
-        </w:rPr>
-        <w:t>VectorCAST</w:t>
-      </w:r>
-      <w:proofErr w:type="spellEnd"/>
-      <w:r>
-        <w:rPr>
-          <w:rFonts w:ascii="Arial" w:eastAsia="Lucida Sans Unicode" w:hAnsi="Arial" w:cs="Arial"/>
-          <w:spacing w:val="-6"/>
-          <w:sz w:val="24"/>
-          <w:szCs w:val="24"/>
-          <w:lang w:val="en-CA" w:eastAsia="en-US"/>
-        </w:rPr>
-        <w:t xml:space="preserve"> to verify the detailed software design, ensuring high-quality software delivery and full condition coverage of functions.</w:t>
-      </w:r>
-    </w:p>
-    <w:p>
-      <w:pPr>
-        <w:widowControl w:val="0"/>
-        <w:autoSpaceDE w:val="0"/>
-        <w:autoSpaceDN w:val="0"/>
-        <w:spacing w:after="0" w:line="342" w:lineRule="exact"/>
-        <w:ind w:left="-1134"/>
-        <w:jc w:val="both"/>
-        <w:rPr>
-          <w:rFonts w:ascii="Arial" w:eastAsia="Lucida Sans Unicode" w:hAnsi="Arial" w:cs="Arial"/>
-          <w:spacing w:val="-6"/>
-          <w:sz w:val="24"/>
-          <w:szCs w:val="24"/>
-          <w:lang w:val="en-CA" w:eastAsia="en-US"/>
-        </w:rPr>
-      </w:pPr>
-      <w:r>
-        <w:rPr>
-          <w:rFonts w:ascii="Arial" w:eastAsia="Lucida Sans Unicode" w:hAnsi="Arial" w:cs="Arial"/>
-          <w:spacing w:val="-6"/>
-          <w:sz w:val="24"/>
-          <w:szCs w:val="24"/>
-          <w:lang w:val="en-CA" w:eastAsia="en-US"/>
-        </w:rPr>
-        <w:t>–Provided mentorship to engineers in performing low-level testing, unit testing, and static analysis for safety-critical systems.</w:t>
-      </w:r>
-    </w:p>
-    <w:p>
-      <w:pPr>
-        <w:widowControl w:val="0"/>
-        <w:autoSpaceDE w:val="0"/>
-        <w:autoSpaceDN w:val="0"/>
-        <w:spacing w:after="0" w:line="342" w:lineRule="exact"/>
-        <w:ind w:left="-1134"/>
-        <w:jc w:val="both"/>
-        <w:rPr>
-          <w:rFonts w:ascii="Arial" w:eastAsia="Lucida Sans Unicode" w:hAnsi="Arial" w:cs="Arial"/>
-          <w:spacing w:val="-6"/>
-          <w:sz w:val="24"/>
-          <w:szCs w:val="24"/>
-          <w:lang w:val="en-CA" w:eastAsia="en-US"/>
-        </w:rPr>
-      </w:pPr>
-      <w:r>
-        <w:rPr>
-          <w:rFonts w:ascii="Arial" w:eastAsia="Lucida Sans Unicode" w:hAnsi="Arial" w:cs="Arial"/>
-          <w:spacing w:val="-6"/>
-          <w:sz w:val="24"/>
-          <w:szCs w:val="24"/>
-          <w:lang w:val="en-CA" w:eastAsia="en-US"/>
-        </w:rPr>
-        <w:t xml:space="preserve">-Implemented software development following the V-Model in compliance with ASPICE standards, adhering to the regulated automotive industry requirements and ensuring full coverage of the Software Development lifecycle. </w:t>
+        <w:t xml:space="preserve">to the regulated automotive industry requirements and ensuring full coverage of the Software Development lifecycle. </w:t>
       </w:r>
     </w:p>
     <w:p>
@@ -3741,9 +3964,47 @@
           <w:spacing w:val="-6"/>
           <w:sz w:val="24"/>
           <w:szCs w:val="24"/>
-          <w:lang w:val="en-CA" w:eastAsia="en-US"/>
-        </w:rPr>
-      </w:pPr>
+          <w:lang w:eastAsia="en-US"/>
+        </w:rPr>
+      </w:pPr>
+      <w:r>
+        <w:rPr>
+          <w:rFonts w:ascii="Arial" w:eastAsia="Lucida Sans Unicode" w:hAnsi="Arial" w:cs="Arial"/>
+          <w:spacing w:val="-6"/>
+          <w:sz w:val="24"/>
+          <w:szCs w:val="24"/>
+          <w:lang w:eastAsia="en-US"/>
+        </w:rPr>
+        <w:t>-Used stakeholder tools from ETAS and Vector to develop software components across MCAL, BSW, and application layers for wireless charging and CPD (Can Power Device) functionality.</w:t>
+      </w:r>
+    </w:p>
+    <w:p>
+      <w:pPr>
+        <w:widowControl w:val="0"/>
+        <w:autoSpaceDE w:val="0"/>
+        <w:autoSpaceDN w:val="0"/>
+        <w:spacing w:after="0" w:line="342" w:lineRule="exact"/>
+        <w:ind w:left="-1134"/>
+        <w:jc w:val="both"/>
+        <w:rPr>
+          <w:rFonts w:ascii="Arial" w:eastAsia="Lucida Sans Unicode" w:hAnsi="Arial" w:cs="Arial"/>
+          <w:spacing w:val="-6"/>
+          <w:sz w:val="24"/>
+          <w:szCs w:val="24"/>
+          <w:lang w:eastAsia="en-US"/>
+        </w:rPr>
+      </w:pPr>
+      <w:r>
+        <w:rPr>
+          <w:rFonts w:ascii="Arial" w:eastAsia="Lucida Sans Unicode" w:hAnsi="Arial" w:cs="Arial"/>
+          <w:spacing w:val="-6"/>
+          <w:sz w:val="24"/>
+          <w:szCs w:val="24"/>
+          <w:lang w:eastAsia="en-US"/>
+        </w:rPr>
+        <w:br/>
+        <w:t>-Improved the Mexico City railway software system by implementing MISRA-C and Secure-C coding standards, in accordance with ISO 26262 ASIL D functional safety requirements.</w:t>
+      </w:r>
     </w:p>
     <w:p>
       <w:pPr>
@@ -3912,6 +4173,33 @@
           <w:szCs w:val="24"/>
           <w:lang w:eastAsia="en-US"/>
         </w:rPr>
+        <w:t>-Analyzed over 20 analog schematics of amplifier circuits to perform reverse engineering using an oscilloscope.</w:t>
+      </w:r>
+    </w:p>
+    <w:p>
+      <w:pPr>
+        <w:widowControl w:val="0"/>
+        <w:autoSpaceDE w:val="0"/>
+        <w:autoSpaceDN w:val="0"/>
+        <w:spacing w:after="0" w:line="342" w:lineRule="exact"/>
+        <w:ind w:left="-1134"/>
+        <w:jc w:val="both"/>
+        <w:rPr>
+          <w:rFonts w:ascii="Arial" w:eastAsia="Lucida Sans Unicode" w:hAnsi="Arial" w:cs="Arial"/>
+          <w:spacing w:val="-6"/>
+          <w:sz w:val="24"/>
+          <w:szCs w:val="24"/>
+          <w:lang w:eastAsia="en-US"/>
+        </w:rPr>
+      </w:pPr>
+      <w:r>
+        <w:rPr>
+          <w:rFonts w:ascii="Arial" w:eastAsia="Lucida Sans Unicode" w:hAnsi="Arial" w:cs="Arial"/>
+          <w:spacing w:val="-6"/>
+          <w:sz w:val="24"/>
+          <w:szCs w:val="24"/>
+          <w:lang w:eastAsia="en-US"/>
+        </w:rPr>
         <w:t xml:space="preserve">-Developed embedded software in </w:t>
       </w:r>
       <w:r>
@@ -4214,7 +4502,18 @@
           <w:szCs w:val="24"/>
           <w:lang w:eastAsia="en-US"/>
         </w:rPr>
-        <w:t>) to control the speed and acceleration of Mexico City's railway driving system, enabling project flexibility and scalability.</w:t>
+        <w:t xml:space="preserve">) to control the speed and acceleration </w:t>
+      </w:r>
+      <w:r>
+        <w:rPr>
+          <w:rFonts w:ascii="Arial" w:eastAsia="Lucida Sans Unicode" w:hAnsi="Arial" w:cs="Arial"/>
+          <w:spacing w:val="-6"/>
+          <w:sz w:val="24"/>
+          <w:szCs w:val="24"/>
+          <w:lang w:eastAsia="en-US"/>
+        </w:rPr>
+        <w:lastRenderedPageBreak/>
+        <w:t>of Mexico City's railway driving system, enabling project flexibility and scalability.</w:t>
       </w:r>
     </w:p>
     <w:p>
@@ -4865,18 +5164,7 @@
           <w:szCs w:val="24"/>
           <w:lang w:eastAsia="en-US"/>
         </w:rPr>
-        <w:t xml:space="preserve"> to manage the speed and acceleration of the railway driving system, resulting in up to a 90% increase in </w:t>
-      </w:r>
-      <w:r>
-        <w:rPr>
-          <w:rFonts w:ascii="Arial" w:eastAsia="Lucida Sans Unicode" w:hAnsi="Arial" w:cs="Arial"/>
-          <w:spacing w:val="-6"/>
-          <w:sz w:val="24"/>
-          <w:szCs w:val="24"/>
-          <w:lang w:eastAsia="en-US"/>
-        </w:rPr>
-        <w:lastRenderedPageBreak/>
-        <w:t>system reliability.</w:t>
+        <w:t xml:space="preserve"> to manage the speed and acceleration of the railway driving system, resulting in up to a 90% increase in system reliability.</w:t>
       </w:r>
     </w:p>
     <w:p>
@@ -5538,6 +5826,34 @@
           <w:spacing w:val="-6"/>
           <w:sz w:val="24"/>
           <w:szCs w:val="24"/>
+          <w:lang w:eastAsia="en-US"/>
+        </w:rPr>
+      </w:pPr>
+      <w:r>
+        <w:rPr>
+          <w:rFonts w:ascii="Arial" w:eastAsia="Lucida Sans Unicode" w:hAnsi="Arial" w:cs="Arial"/>
+          <w:spacing w:val="-6"/>
+          <w:sz w:val="24"/>
+          <w:szCs w:val="24"/>
+          <w:lang w:eastAsia="en-US"/>
+        </w:rPr>
+        <w:lastRenderedPageBreak/>
+        <w:t>-Conditioned signals from 16 Hall sensors for acquisition by an 8-bit resolution ADC by amplifying the original signals up to 10 times.</w:t>
+      </w:r>
+    </w:p>
+    <w:p>
+      <w:pPr>
+        <w:widowControl w:val="0"/>
+        <w:autoSpaceDE w:val="0"/>
+        <w:autoSpaceDN w:val="0"/>
+        <w:spacing w:after="0" w:line="342" w:lineRule="exact"/>
+        <w:ind w:left="-1134"/>
+        <w:jc w:val="both"/>
+        <w:rPr>
+          <w:rFonts w:ascii="Arial" w:eastAsia="Lucida Sans Unicode" w:hAnsi="Arial" w:cs="Arial"/>
+          <w:spacing w:val="-6"/>
+          <w:sz w:val="24"/>
+          <w:szCs w:val="24"/>
           <w:lang w:val="en-CA" w:eastAsia="en-US"/>
         </w:rPr>
       </w:pPr>
@@ -5549,7 +5865,8 @@
           <w:szCs w:val="24"/>
           <w:lang w:eastAsia="en-US"/>
         </w:rPr>
-        <w:t>-Conditioned signals from 16 Hall sensors for acquisition by an 8-bit resolution ADC by amplifying the original signals up to 10 times.</w:t>
+        <w:br/>
+        <w:t>-Implemented a virtual instrumentation array applying least squares method to Model del Dynamic control of a DC control using MATLAB-SIMULINK and LabVIEW.</w:t>
       </w:r>
     </w:p>
     <w:p>
@@ -6494,7 +6811,6 @@
           <w:szCs w:val="24"/>
           <w:lang w:eastAsia="en-US"/>
         </w:rPr>
-        <w:lastRenderedPageBreak/>
         <w:t>DevOps:</w:t>
       </w:r>
       <w:r>
